--- a/docs/rapport-consolide.docx
+++ b/docs/rapport-consolide.docx
@@ -63,7 +63,7 @@
         <w:pStyle w:val="Date"/>
       </w:pPr>
       <w:r>
-        <w:t xml:space="preserve">2026-03-24</w:t>
+        <w:t xml:space="preserve">2026-03-25</w:t>
       </w:r>
     </w:p>
     <w:p xmlns:w="http://schemas.openxmlformats.org/wordprocessingml/2006/main" xmlns:r="http://schemas.openxmlformats.org/officeDocument/2006/relationships" xmlns:wp="http://schemas.openxmlformats.org/drawingml/2006/wordprocessingDrawing" xmlns:a="http://schemas.openxmlformats.org/drawingml/2006/main" xmlns:pic="http://schemas.openxmlformats.org/drawingml/2006/picture">
@@ -87,7 +87,7 @@
                     </pic:cNvPicPr>
                   </pic:nvPicPr>
                   <pic:blipFill>
-                    <a:blip r:embed="rId908"/>
+                    <a:blip r:embed="rId910"/>
                     <a:stretch>
                       <a:fillRect/>
                     </a:stretch>
@@ -262,11 +262,27 @@
         <w:pStyle w:val="Corpsdetexte"/>
       </w:pPr>
       <w:r>
-        <w:t xml:space="preserve">Ce site propose une documentation structurée de ce dispositif. Les chapitres suivants détaillent successivement les principes méthodologiques des observatoires, l’organisation de la collecte, les instruments d’enquête et les choix opérés pour la campagne 2025. L’objectif est double : assurer la transparence du dispositif et faciliter la réutilisation des données, tout en rendant explicites les arbitrages méthodologiques qui conditionnent leur interprétation.</w:t>
+        <w:t xml:space="preserve">Ce document présente le traitement et l’analyse des données de l’observatoire rural de Marovoay pour la campagne 2025. La période de référence s’étend d’octobre 2024 à septembre 2025. Ces données ont été récoltées afin d’étudier l’évaluation d’impact de la conservation sur les conditions de vie des ménages aux alentours de l’aire protégée d’Ankarafantsika.</w:t>
+      </w:r>
+    </w:p>
+    <w:p>
+      <w:pPr>
+        <w:pStyle w:val="Corpsdetexte"/>
+      </w:pPr>
+      <w:r>
+        <w:t xml:space="preserve">Ce document présente le traitement et l’analyse des données de l’observatoire rural d’Alaotra pour la campagne 2025. La période de référence s’étend d’octobre 2024 à septembre 2025. Ces données ont été récoltées afin d’étudier l’évaluation d’impact de la conservation sur les conditions de vie des ménages aux alentours de l’aire protégée du corridor forestier d’Ankeniheny-Zahamena.</w:t>
+      </w:r>
+    </w:p>
+    <w:p>
+      <w:pPr>
+        <w:pStyle w:val="Corpsdetexte"/>
+      </w:pPr>
+      <w:r>
+        <w:t xml:space="preserve">Les chapitres suivants détaillent successivement les principes méthodologiques des observatoires, l’organisation de la collecte, les instruments d’enquête et les choix opérés pour la campagne 2025. L’objectif est double : assurer la transparence du dispositif et faciliter la réutilisation des données, tout en rendant explicites les arbitrages méthodologiques qui conditionnent leur interprétation.</w:t>
       </w:r>
     </w:p>
     <w:bookmarkEnd w:id="23"/>
-    <w:bookmarkStart w:id="56" w:name="description-de-lenquête"/>
+    <w:bookmarkStart w:id="58" w:name="description-de-lenquête"/>
     <w:p>
       <w:pPr>
         <w:pStyle w:val="Titre1"/>
@@ -384,7 +400,7 @@
               <w:spacing w:before="16" w:after="16"/>
             </w:pPr>
             <w:r>
-              <w:t xml:space="preserve">Les résultats présentés ci-dessous sont provisoires, et sont susceptibles de faire l’objet de corrections.</w:t>
+              <w:t xml:space="preserve">Les résultats présentés ci-dessous sont provisoires et pourront être ajustés ou enrichis par les informations supplémentaires recueillies lors des restitutions locales.</w:t>
             </w:r>
           </w:p>
           <w:p/>
@@ -405,7 +421,15 @@
         <w:pStyle w:val="FirstParagraph"/>
       </w:pPr>
       <w:r>
-        <w:t xml:space="preserve">Les Observatoires Ruraux (OR) de Madagascar sont un dispositif d’enquête longitudinale auprès de ménages ruraux, mis en place à partir de 1995 dans le cadre du réseau des observatoires ruraux coordonné par l’IRD et l’INSTAT, puis le Ministère de l’agriculture. Deux OR font l’objet de cette campagne d’enquête en 2025 :</w:t>
+        <w:t xml:space="preserve">Les Observatoires Ruraux (OR) de Madagascar sont un dispositif d’enquête longitudinale auprès de ménages ruraux, mis en place à partir de 1995 dans le cadre du réseau des observatoires ruraux coordonné par l’IRD et l’INSTAT, puis le Ministère de l’agriculture.</w:t>
+      </w:r>
+    </w:p>
+    <w:p>
+      <w:pPr>
+        <w:pStyle w:val="Corpsdetexte"/>
+      </w:pPr>
+      <w:r>
+        <w:t xml:space="preserve">Deux OR font l’objet de cette campagne d’enquête en 2025 :</w:t>
       </w:r>
     </w:p>
     <w:p>
@@ -455,6 +479,22 @@
       </w:pPr>
       <w:r>
         <w:t xml:space="preserve">Ces enquêtes d’observatoires ruraux ont été menées de manière régulière entre 1995 et 2014 (Marovoay) et 1999 et 2014 (Alaotra), avec une seule interruption l’année 2009 en raison de la crise politique qui a secoué le pays. La campagne 2025, réalisée par le projet BETSAKA, renoue avec ce suivi après une interruption de plus de dix ans. L’enquête conserve les instruments et la méthodologie des campagnes antérieures, tout en reprenant des ajustements faits dans le cadre de l’observatoire du Makay en 2022 et 2024, et en les adaptant au contexte actuel.</w:t>
+      </w:r>
+    </w:p>
+    <w:p>
+      <w:pPr>
+        <w:pStyle w:val="Corpsdetexte"/>
+      </w:pPr>
+      <w:r>
+        <w:t xml:space="preserve">Les enquêtes de l’observatoire rural de Marovoay ont été menées de manière régulière entre 1995 et 2014, avec une seule interruption l’année 2009 en raison de la crise politique qui a secoué le pays. La campagne 2025, réalisée par le projet BETSAKA, renoue avec ce suivi après une interruption de plus de dix ans. L’enquête conserve les instruments et la méthodologie des campagnes antérieures, tout en reprenant des ajustements faits dans le cadre de l’observatoire du Makay en 2022 et 2024, et en les adaptant au contexte actuel.</w:t>
+      </w:r>
+    </w:p>
+    <w:p>
+      <w:pPr>
+        <w:pStyle w:val="Corpsdetexte"/>
+      </w:pPr>
+      <w:r>
+        <w:t xml:space="preserve">Les enquêtes de l’observatoire rural d’Alaotra ont été menées de manière régulière entre 1999 et 2014, avec une seule interruption l’année 2009 en raison de la crise politique qui a secoué le pays. La campagne 2025, réalisée par le projet BETSAKA, renoue avec ce suivi après une interruption de plus de dix ans. L’enquête conserve les instruments et la méthodologie des campagnes antérieures, tout en reprenant des ajustements faits dans le cadre de l’observatoire du Makay en 2022 et 2024, et en les adaptant au contexte actuel.</w:t>
       </w:r>
     </w:p>
     <w:p>
@@ -2189,7 +2229,7 @@
     </w:tbl>
     <w:bookmarkEnd w:id="40"/>
     <w:bookmarkEnd w:id="41"/>
-    <w:bookmarkStart w:id="55" w:name="déroulement-de-lenquête"/>
+    <w:bookmarkStart w:id="57" w:name="déroulement-de-lenquête"/>
     <w:p>
       <w:pPr>
         <w:pStyle w:val="Titre2"/>
@@ -2198,7 +2238,7 @@
         <w:t xml:space="preserve">1.5 Déroulement de l’enquête</w:t>
       </w:r>
     </w:p>
-    <w:bookmarkStart w:id="47" w:name="période-de-collecte"/>
+    <w:bookmarkStart w:id="49" w:name="période-de-collecte"/>
     <w:p>
       <w:pPr>
         <w:pStyle w:val="Titre3"/>
@@ -2212,7 +2252,7 @@
         <w:pStyle w:val="FirstParagraph"/>
       </w:pPr>
       <w:r>
-        <w:t xml:space="preserve">Les entretiens se sont déroulés entre début octobre et mi-novembre 2025. Un entretien isolé a été réalisé à Marovoay le 3 septembre. Le</w:t>
+        <w:t xml:space="preserve">Les entretiens se sont déroulés entre début octobre et mi-novembre 2025. Le</w:t>
       </w:r>
       <w:r>
         <w:t xml:space="preserve"> </w:t>
@@ -2244,6 +2284,122 @@
         <w:t xml:space="preserve">octobre 2025.</w:t>
       </w:r>
     </w:p>
+    <w:tbl>
+      <w:tblPr>
+        <w:tblStyle w:val="Table"/>
+        <w:tblLook w:firstRow="0" w:lastRow="0" w:firstColumn="0" w:lastColumn="0" w:noHBand="0" w:noVBand="0" w:val="0000"/>
+        <w:tblBorders>
+          <w:top w:val="single" w:sz="4" w:space="0" w:color="0758E5"/>
+          <w:left w:val="single" w:sz="24" w:space="0" w:color="0758E5"/>
+          <w:bottom w:val="single" w:sz="4" w:space="0" w:color="0758E5"/>
+          <w:right w:val="single" w:sz="4" w:space="0" w:color="0758E5"/>
+        </w:tblBorders>
+        <w:tblCellMar>
+          <w:left w:w="144" w:type="dxa"/>
+          <w:right w:w="144" w:type="dxa"/>
+        </w:tblCellMar>
+        <w:tblLook w:firstRow="0" w:lastRow="0" w:firstColumn="0" w:lastColumn="0" w:noHBand="0" w:noVBand="0" w:val="0000"/>
+      </w:tblPr>
+      <w:tr>
+        <w:trPr>
+          <w:cantSplit/>
+        </w:trPr>
+        <w:tc>
+          <w:tcPr>
+            <w:shd w:color="auto" w:fill="dae6fb" w:val="clear"/>
+            <w:tcMar>
+              <w:top w:w="92" w:type="dxa"/>
+              <w:bottom w:w="92" w:type="dxa"/>
+            </w:tcMar>
+          </w:tcPr>
+          <w:p>
+            <w:pPr>
+              <w:pStyle w:val="Corpsdetexte"/>
+            </w:pPr>
+            <w:pPr>
+              <w:spacing w:before="0" w:after="0"/>
+              <w:textAlignment w:val="center"/>
+            </w:pPr>
+            <w:r>
+              <w:drawing>
+                <wp:inline>
+                  <wp:extent cx="152400" cy="152400"/>
+                  <wp:effectExtent b="0" l="0" r="0" t="0"/>
+                  <wp:docPr descr="" title="" id="42" name="Picture"/>
+                  <a:graphic>
+                    <a:graphicData uri="http://schemas.openxmlformats.org/drawingml/2006/picture">
+                      <pic:pic>
+                        <pic:nvPicPr>
+                          <pic:cNvPr descr="C:\Users\fbede\AppData\Local\Programs\Quarto\share\formats\docx\note.png" id="43" name="Picture"/>
+                          <pic:cNvPicPr>
+                            <a:picLocks noChangeArrowheads="1" noChangeAspect="1"/>
+                          </pic:cNvPicPr>
+                        </pic:nvPicPr>
+                        <pic:blipFill>
+                          <a:blip r:embed="rId28"/>
+                          <a:stretch>
+                            <a:fillRect/>
+                          </a:stretch>
+                        </pic:blipFill>
+                        <pic:spPr bwMode="auto">
+                          <a:xfrm>
+                            <a:off x="0" y="0"/>
+                            <a:ext cx="152400" cy="152400"/>
+                          </a:xfrm>
+                          <a:prstGeom prst="rect">
+                            <a:avLst/>
+                          </a:prstGeom>
+                          <a:noFill/>
+                          <a:ln w="9525">
+                            <a:noFill/>
+                            <a:headEnd/>
+                            <a:tailEnd/>
+                          </a:ln>
+                        </pic:spPr>
+                      </pic:pic>
+                    </a:graphicData>
+                  </a:graphic>
+                </wp:inline>
+              </w:drawing>
+            </w:r>
+            <w:r>
+              <w:t xml:space="preserve"> </w:t>
+            </w:r>
+            <w:r>
+              <w:t xml:space="preserve"> </w:t>
+            </w:r>
+            <w:r>
+              <w:t xml:space="preserve">Note</w:t>
+            </w:r>
+          </w:p>
+        </w:tc>
+      </w:tr>
+      <w:tr>
+        <w:trPr>
+          <w:cantSplit/>
+        </w:trPr>
+        <w:tc>
+          <w:tcPr>
+            <w:tcMar>
+              <w:top w:w="108" w:type="dxa"/>
+              <w:bottom w:w="108" w:type="dxa"/>
+            </w:tcMar>
+          </w:tcPr>
+          <w:p>
+            <w:pPr>
+              <w:pStyle w:val="Corpsdetexte"/>
+            </w:pPr>
+            <w:pPr>
+              <w:spacing w:before="16" w:after="16"/>
+            </w:pPr>
+            <w:r>
+              <w:t xml:space="preserve">Un entretien isolé apparaît à Marovoay le 3 septembre dans les données. Il pourrait s’agir d’une erreur de saisie de la date d’interview. Cette observation sera vérifiée lors de la restitution. Le chronogramme ci-dessous exclut cet entretien pour des raisons de lisibilité.</w:t>
+            </w:r>
+          </w:p>
+          <w:p/>
+        </w:tc>
+      </w:tr>
+    </w:tbl>
     <w:tbl>
       <w:tblPr>
         <w:tblStyle w:val="Table"/>
@@ -2257,7 +2413,7 @@
       <w:tr>
         <w:tc>
           <w:tcPr/>
-          <w:bookmarkStart w:id="45" w:name="fig-chronogramme"/>
+          <w:bookmarkStart w:id="47" w:name="fig-chronogramme"/>
           <w:p>
             <w:pPr>
               <w:jc w:val="center"/>
@@ -2281,18 +2437,18 @@
                 <wp:inline>
                   <wp:extent cx="5969000" cy="2984500"/>
                   <wp:effectExtent b="0" l="0" r="0" t="0"/>
-                  <wp:docPr descr="" title="" id="43" name="Picture"/>
+                  <wp:docPr descr="" title="" id="45" name="Picture"/>
                   <a:graphic>
                     <a:graphicData uri="http://schemas.openxmlformats.org/drawingml/2006/picture">
                       <pic:pic>
                         <pic:nvPicPr>
-                          <pic:cNvPr descr="01_description_files/figure-docx/fig-chronogramme-1.png" id="44" name="Picture"/>
+                          <pic:cNvPr descr="01_description_files/figure-docx/fig-chronogramme-1.png" id="46" name="Picture"/>
                           <pic:cNvPicPr>
                             <a:picLocks noChangeArrowheads="1" noChangeAspect="1"/>
                           </pic:cNvPicPr>
                         </pic:nvPicPr>
                         <pic:blipFill>
-                          <a:blip r:embed="rId42"/>
+                          <a:blip r:embed="rId44"/>
                           <a:stretch>
                             <a:fillRect/>
                           </a:stretch>
@@ -2319,7 +2475,7 @@
               </w:drawing>
             </w:r>
           </w:p>
-          <w:bookmarkEnd w:id="45"/>
+          <w:bookmarkEnd w:id="47"/>
         </w:tc>
       </w:tr>
     </w:tbl>
@@ -2336,7 +2492,7 @@
       <w:tr>
         <w:tc>
           <w:tcPr/>
-          <w:bookmarkStart w:id="46" w:name="tbl-periode"/>
+          <w:bookmarkStart w:id="48" w:name="tbl-periode"/>
           <w:p>
             <w:pPr>
               <w:jc w:val="center"/>
@@ -2589,13 +2745,13 @@
               </w:tc>
             </w:tr>
           </w:tbl>
-          <w:bookmarkEnd w:id="46"/>
+          <w:bookmarkEnd w:id="48"/>
           <w:p/>
         </w:tc>
       </w:tr>
     </w:tbl>
-    <w:bookmarkEnd w:id="47"/>
-    <w:bookmarkStart w:id="54" w:name="équipe-denquête"/>
+    <w:bookmarkEnd w:id="49"/>
+    <w:bookmarkStart w:id="56" w:name="équipe-denquête"/>
     <w:p>
       <w:pPr>
         <w:pStyle w:val="Titre3"/>
@@ -2642,7 +2798,7 @@
       <w:tr>
         <w:tc>
           <w:tcPr/>
-          <w:bookmarkStart w:id="51" w:name="fig-enqueteurs"/>
+          <w:bookmarkStart w:id="53" w:name="fig-enqueteurs"/>
           <w:p>
             <w:pPr>
               <w:jc w:val="center"/>
@@ -2666,18 +2822,18 @@
                 <wp:inline>
                   <wp:extent cx="5969000" cy="6963833"/>
                   <wp:effectExtent b="0" l="0" r="0" t="0"/>
-                  <wp:docPr descr="" title="" id="49" name="Picture"/>
+                  <wp:docPr descr="" title="" id="51" name="Picture"/>
                   <a:graphic>
                     <a:graphicData uri="http://schemas.openxmlformats.org/drawingml/2006/picture">
                       <pic:pic>
                         <pic:nvPicPr>
-                          <pic:cNvPr descr="01_description_files/figure-docx/fig-enqueteurs-1.png" id="50" name="Picture"/>
+                          <pic:cNvPr descr="01_description_files/figure-docx/fig-enqueteurs-1.png" id="52" name="Picture"/>
                           <pic:cNvPicPr>
                             <a:picLocks noChangeArrowheads="1" noChangeAspect="1"/>
                           </pic:cNvPicPr>
                         </pic:nvPicPr>
                         <pic:blipFill>
-                          <a:blip r:embed="rId48"/>
+                          <a:blip r:embed="rId50"/>
                           <a:stretch>
                             <a:fillRect/>
                           </a:stretch>
@@ -2704,7 +2860,7 @@
               </w:drawing>
             </w:r>
           </w:p>
-          <w:bookmarkEnd w:id="51"/>
+          <w:bookmarkEnd w:id="53"/>
         </w:tc>
       </w:tr>
     </w:tbl>
@@ -2721,7 +2877,7 @@
       <w:tr>
         <w:tc>
           <w:tcPr/>
-          <w:bookmarkStart w:id="52" w:name="tbl-superviseurs"/>
+          <w:bookmarkStart w:id="54" w:name="tbl-superviseurs"/>
           <w:p>
             <w:pPr>
               <w:jc w:val="center"/>
@@ -2935,7 +3091,7 @@
               </w:tc>
             </w:tr>
           </w:tbl>
-          <w:bookmarkEnd w:id="52"/>
+          <w:bookmarkEnd w:id="54"/>
           <w:p/>
         </w:tc>
       </w:tr>
@@ -2961,7 +3117,7 @@
       <w:tr>
         <w:tc>
           <w:tcPr/>
-          <w:bookmarkStart w:id="53" w:name="tbl-saisie"/>
+          <w:bookmarkStart w:id="55" w:name="tbl-saisie"/>
           <w:p>
             <w:pPr>
               <w:jc w:val="center"/>
@@ -3150,15 +3306,15 @@
               </w:tc>
             </w:tr>
           </w:tbl>
-          <w:bookmarkEnd w:id="53"/>
+          <w:bookmarkEnd w:id="55"/>
           <w:p/>
         </w:tc>
       </w:tr>
     </w:tbl>
-    <w:bookmarkEnd w:id="54"/>
-    <w:bookmarkEnd w:id="55"/>
     <w:bookmarkEnd w:id="56"/>
-    <w:bookmarkStart w:id="166" w:name="X2f0b4bab865cbdc8f0c24eb5bc26af9f83197a2"/>
+    <w:bookmarkEnd w:id="57"/>
+    <w:bookmarkEnd w:id="58"/>
+    <w:bookmarkStart w:id="168" w:name="X2f0b4bab865cbdc8f0c24eb5bc26af9f83197a2"/>
     <w:p>
       <w:pPr>
         <w:pStyle w:val="Titre1"/>
@@ -3216,12 +3372,12 @@
                 <wp:inline>
                   <wp:extent cx="152400" cy="152400"/>
                   <wp:effectExtent b="0" l="0" r="0" t="0"/>
-                  <wp:docPr descr="" title="" id="57" name="Picture"/>
+                  <wp:docPr descr="" title="" id="59" name="Picture"/>
                   <a:graphic>
                     <a:graphicData uri="http://schemas.openxmlformats.org/drawingml/2006/picture">
                       <pic:pic>
                         <pic:nvPicPr>
-                          <pic:cNvPr descr="C:\Users\fbede\AppData\Local\Programs\Quarto\share\formats\docx\warning.png" id="58" name="Picture"/>
+                          <pic:cNvPr descr="C:\Users\fbede\AppData\Local\Programs\Quarto\share\formats\docx\warning.png" id="60" name="Picture"/>
                           <pic:cNvPicPr>
                             <a:picLocks noChangeArrowheads="1" noChangeAspect="1"/>
                           </pic:cNvPicPr>
@@ -3284,7 +3440,7 @@
               <w:spacing w:before="16" w:after="16"/>
             </w:pPr>
             <w:r>
-              <w:t xml:space="preserve">Les résultats présentés ci-dessous sont provisoires, et sont susceptibles de faire l’objet de corrections.</w:t>
+              <w:t xml:space="preserve">Les résultats présentés ci-dessous sont provisoires et pourront être ajustés ou enrichis par les informations supplémentaires recueillies lors des restitutions locales.</w:t>
             </w:r>
           </w:p>
           <w:p/>
@@ -3333,7 +3489,7 @@
         <w:t xml:space="preserve">). La classification des activités principales s’appuie sur une nomenclature sectorielle inspirée de la CITI Rév. 4. Les effectifs inférieurs à cinq sont masqués par souci de confidentialité statistique. Les comparaisons entre les deux observatoires doivent tenir compte de la différence de taille des échantillons et de la structure spatiale des zones enquêtées.</w:t>
       </w:r>
     </w:p>
-    <w:bookmarkStart w:id="82" w:name="description-des-ménages"/>
+    <w:bookmarkStart w:id="84" w:name="description-des-ménages"/>
     <w:p>
       <w:pPr>
         <w:pStyle w:val="Titre2"/>
@@ -3363,10 +3519,10 @@
         <w:pStyle w:val="Corpsdetexte"/>
       </w:pPr>
       <w:r>
-        <w:t xml:space="preserve">A Marovoay, on a recensé 2297 individus répartis dans 519 ménages. La taille moyenne des ménages s’établit à 4.4 personnes.</w:t>
-      </w:r>
-    </w:p>
-    <w:bookmarkStart w:id="60" w:name="taille-des-ménages-par-observatoire"/>
+        <w:t xml:space="preserve">A Marovoay, on a recensé 2297 individus répartis dans 519 ménages. La taille moyenne des ménages s’établit à 4.4 personnes. Parmi les quatre hameaux, les tailles de ménages varient sensiblement, reflétant des structures familiales distinctes selon les localités.</w:t>
+      </w:r>
+    </w:p>
+    <w:bookmarkStart w:id="62" w:name="taille-des-ménages-par-observatoire"/>
     <w:p>
       <w:pPr>
         <w:pStyle w:val="Titre3"/>
@@ -3388,7 +3544,7 @@
       <w:tr>
         <w:tc>
           <w:tcPr/>
-          <w:bookmarkStart w:id="59" w:name="tbl-men-obs"/>
+          <w:bookmarkStart w:id="61" w:name="tbl-men-obs"/>
           <w:p>
             <w:pPr>
               <w:jc w:val="center"/>
@@ -3527,13 +3683,13 @@
               </w:tc>
             </w:tr>
           </w:tbl>
-          <w:bookmarkEnd w:id="59"/>
+          <w:bookmarkEnd w:id="61"/>
           <w:p/>
         </w:tc>
       </w:tr>
     </w:tbl>
-    <w:bookmarkEnd w:id="60"/>
-    <w:bookmarkStart w:id="61" w:name="X5ecba2ce17d6f5a9c23e4167321cf9d859ff0b5"/>
+    <w:bookmarkEnd w:id="62"/>
+    <w:bookmarkStart w:id="63" w:name="X5ecba2ce17d6f5a9c23e4167321cf9d859ff0b5"/>
     <w:p>
       <w:pPr>
         <w:pStyle w:val="Titre3"/>
@@ -3965,8 +4121,8 @@
         </w:tc>
       </w:tr>
     </w:tbl>
-    <w:bookmarkEnd w:id="61"/>
-    <w:bookmarkStart w:id="69" w:name="structure-par-âge"/>
+    <w:bookmarkEnd w:id="63"/>
+    <w:bookmarkStart w:id="71" w:name="structure-par-âge"/>
     <w:p>
       <w:pPr>
         <w:pStyle w:val="Titre3"/>
@@ -3996,10 +4152,10 @@
         <w:pStyle w:val="Corpsdetexte"/>
       </w:pPr>
       <w:r>
-        <w:t xml:space="preserve">A Marovoay, 40.7 % des individus ont moins de 15 ans. La population en âge de travailler (15–64 ans) représente 54.7 %, tandis que les personnes de 65 ans et plus ne constituent que 4.6 %.</w:t>
-      </w:r>
-    </w:p>
-    <w:bookmarkStart w:id="68" w:name="au-niveau-des-observatoires"/>
+        <w:t xml:space="preserve">A Marovoay, 40.7 % des individus ont moins de 15 ans, signe d’une population en croissance rapide. La population en âge de travailler (15–64 ans) représente 54.7 %, tandis que les personnes de 65 ans et plus ne constituent que 4.6 %. Cette structure démographique, caractérisée par une base large et un sommet étroit, est caractéristique des populations rurales malgaches et traduit un taux de dépendance élevé.</w:t>
+      </w:r>
+    </w:p>
+    <w:bookmarkStart w:id="70" w:name="au-niveau-des-observatoires"/>
     <w:p>
       <w:pPr>
         <w:pStyle w:val="Titre4"/>
@@ -4017,18 +4173,18 @@
           <wp:inline>
             <wp:extent cx="4620126" cy="3696101"/>
             <wp:effectExtent b="0" l="0" r="0" t="0"/>
-            <wp:docPr descr="Répartition des membres des ménages par tranche d’âge selon les observatoires" title="" id="63" name="Picture"/>
+            <wp:docPr descr="Répartition des membres des ménages par tranche d’âge selon les observatoires" title="" id="65" name="Picture"/>
             <a:graphic>
               <a:graphicData uri="http://schemas.openxmlformats.org/drawingml/2006/picture">
                 <pic:pic>
                   <pic:nvPicPr>
-                    <pic:cNvPr descr="02_structure_menages_files/figure-docx/fig_age_obs-1.png" id="64" name="Picture"/>
+                    <pic:cNvPr descr="02_structure_menages_files/figure-docx/fig_age_obs-1.png" id="66" name="Picture"/>
                     <pic:cNvPicPr>
                       <a:picLocks noChangeArrowheads="1" noChangeAspect="1"/>
                     </pic:cNvPicPr>
                   </pic:nvPicPr>
                   <pic:blipFill>
-                    <a:blip r:embed="rId62"/>
+                    <a:blip r:embed="rId64"/>
                     <a:stretch>
                       <a:fillRect/>
                     </a:stretch>
@@ -4072,18 +4228,18 @@
           <wp:inline>
             <wp:extent cx="4620126" cy="4706753"/>
             <wp:effectExtent b="0" l="0" r="0" t="0"/>
-            <wp:docPr descr="Pyramide des âges des membres des ménages enquêtés par observatoire" title="" id="66" name="Picture"/>
+            <wp:docPr descr="Pyramide des âges des membres des ménages enquêtés par observatoire" title="" id="68" name="Picture"/>
             <a:graphic>
               <a:graphicData uri="http://schemas.openxmlformats.org/drawingml/2006/picture">
                 <pic:pic>
                   <pic:nvPicPr>
-                    <pic:cNvPr descr="02_structure_menages_files/figure-docx/fig_pyramide-1.png" id="67" name="Picture"/>
+                    <pic:cNvPr descr="02_structure_menages_files/figure-docx/fig_pyramide-1.png" id="69" name="Picture"/>
                     <pic:cNvPicPr>
                       <a:picLocks noChangeArrowheads="1" noChangeAspect="1"/>
                     </pic:cNvPicPr>
                   </pic:nvPicPr>
                   <pic:blipFill>
-                    <a:blip r:embed="rId65"/>
+                    <a:blip r:embed="rId67"/>
                     <a:stretch>
                       <a:fillRect/>
                     </a:stretch>
@@ -4118,9 +4274,9 @@
         <w:t xml:space="preserve">Pyramide des âges des membres des ménages enquêtés par observatoire</w:t>
       </w:r>
     </w:p>
-    <w:bookmarkEnd w:id="68"/>
-    <w:bookmarkEnd w:id="69"/>
-    <w:bookmarkStart w:id="73" w:name="origine-des-cm-et-conjoints"/>
+    <w:bookmarkEnd w:id="70"/>
+    <w:bookmarkEnd w:id="71"/>
+    <w:bookmarkStart w:id="75" w:name="origine-des-cm-et-conjoints"/>
     <w:p>
       <w:pPr>
         <w:pStyle w:val="Titre3"/>
@@ -4198,7 +4354,95 @@
         <w:t xml:space="preserve"> </w:t>
       </w:r>
       <w:r>
-        <w:t xml:space="preserve">(arrivants récents). La répartition de ces catégories diffère sensiblement entre les deux observatoires.</w:t>
+        <w:t xml:space="preserve">(arrivants récents).</w:t>
+      </w:r>
+    </w:p>
+    <w:p>
+      <w:pPr>
+        <w:pStyle w:val="Corpsdetexte"/>
+      </w:pPr>
+      <w:r>
+        <w:t xml:space="preserve">La répartition de ces catégories diffère sensiblement entre les deux observatoires.</w:t>
+      </w:r>
+    </w:p>
+    <w:p>
+      <w:pPr>
+        <w:pStyle w:val="Corpsdetexte"/>
+      </w:pPr>
+      <w:r>
+        <w:t xml:space="preserve">À Marovoay, l’équilibre entre</w:t>
+      </w:r>
+      <w:r>
+        <w:t xml:space="preserve"> </w:t>
+      </w:r>
+      <w:r>
+        <w:rPr>
+          <w:i/>
+          <w:iCs/>
+        </w:rPr>
+        <w:t xml:space="preserve">tompon-tany</w:t>
+      </w:r>
+      <w:r>
+        <w:t xml:space="preserve"> </w:t>
+      </w:r>
+      <w:r>
+        <w:t xml:space="preserve">et</w:t>
+      </w:r>
+      <w:r>
+        <w:t xml:space="preserve"> </w:t>
+      </w:r>
+      <w:r>
+        <w:rPr>
+          <w:i/>
+          <w:iCs/>
+        </w:rPr>
+        <w:t xml:space="preserve">zana-tany</w:t>
+      </w:r>
+      <w:r>
+        <w:t xml:space="preserve"> </w:t>
+      </w:r>
+      <w:r>
+        <w:t xml:space="preserve">varie selon les localités. La proportion de</w:t>
+      </w:r>
+      <w:r>
+        <w:t xml:space="preserve"> </w:t>
+      </w:r>
+      <w:r>
+        <w:rPr>
+          <w:i/>
+          <w:iCs/>
+        </w:rPr>
+        <w:t xml:space="preserve">valivotaka</w:t>
+      </w:r>
+      <w:r>
+        <w:t xml:space="preserve"> </w:t>
+      </w:r>
+      <w:r>
+        <w:t xml:space="preserve">et</w:t>
+      </w:r>
+      <w:r>
+        <w:t xml:space="preserve"> </w:t>
+      </w:r>
+      <w:r>
+        <w:rPr>
+          <w:i/>
+          <w:iCs/>
+        </w:rPr>
+        <w:t xml:space="preserve">mpihavy</w:t>
+      </w:r>
+      <w:r>
+        <w:t xml:space="preserve"> </w:t>
+      </w:r>
+      <w:r>
+        <w:t xml:space="preserve">reflète l’attractivité des zones rizicoles pour les migrants des régions voisines. Les raisons sociales (en particulier le mariage) dépassent largement les motivations économiques comme facteur d’installation.</w:t>
+      </w:r>
+    </w:p>
+    <w:p>
+      <w:pPr>
+        <w:pStyle w:val="Corpsdetexte"/>
+      </w:pPr>
+      <w:r>
+        <w:t xml:space="preserve">Dans l’Alaotra, la pression foncière croissante et l’attractivité des périmètres rizicoles aménagés se reflètent dans la composition des populations selon leur origine. Les dynamiques migratoires et l’ancrage local varient selon la position des fokontany par rapport aux zones irriguées.</w:t>
       </w:r>
     </w:p>
     <w:p>
@@ -4210,18 +4454,18 @@
           <wp:inline>
             <wp:extent cx="4620126" cy="3696101"/>
             <wp:effectExtent b="0" l="0" r="0" t="0"/>
-            <wp:docPr descr="" title="" id="71" name="Picture"/>
+            <wp:docPr descr="" title="" id="73" name="Picture"/>
             <a:graphic>
               <a:graphicData uri="http://schemas.openxmlformats.org/drawingml/2006/picture">
                 <pic:pic>
                   <pic:nvPicPr>
-                    <pic:cNvPr descr="02_structure_menages_files/figure-docx/fig_origine-1.png" id="72" name="Picture"/>
+                    <pic:cNvPr descr="02_structure_menages_files/figure-docx/fig_origine-1.png" id="74" name="Picture"/>
                     <pic:cNvPicPr>
                       <a:picLocks noChangeArrowheads="1" noChangeAspect="1"/>
                     </pic:cNvPicPr>
                   </pic:nvPicPr>
                   <pic:blipFill>
-                    <a:blip r:embed="rId70"/>
+                    <a:blip r:embed="rId72"/>
                     <a:stretch>
                       <a:fillRect/>
                     </a:stretch>
@@ -4248,8 +4492,8 @@
         </w:drawing>
       </w:r>
     </w:p>
-    <w:bookmarkEnd w:id="73"/>
-    <w:bookmarkStart w:id="77" w:name="région-dorigine"/>
+    <w:bookmarkEnd w:id="75"/>
+    <w:bookmarkStart w:id="79" w:name="région-dorigine"/>
     <w:p>
       <w:pPr>
         <w:pStyle w:val="Titre3"/>
@@ -4275,18 +4519,18 @@
           <wp:inline>
             <wp:extent cx="4620126" cy="3696101"/>
             <wp:effectExtent b="0" l="0" r="0" t="0"/>
-            <wp:docPr descr="" title="" id="75" name="Picture"/>
+            <wp:docPr descr="" title="" id="77" name="Picture"/>
             <a:graphic>
               <a:graphicData uri="http://schemas.openxmlformats.org/drawingml/2006/picture">
                 <pic:pic>
                   <pic:nvPicPr>
-                    <pic:cNvPr descr="02_structure_menages_files/figure-docx/fig_homeland-1.png" id="76" name="Picture"/>
+                    <pic:cNvPr descr="02_structure_menages_files/figure-docx/fig_homeland-1.png" id="78" name="Picture"/>
                     <pic:cNvPicPr>
                       <a:picLocks noChangeArrowheads="1" noChangeAspect="1"/>
                     </pic:cNvPicPr>
                   </pic:nvPicPr>
                   <pic:blipFill>
-                    <a:blip r:embed="rId74"/>
+                    <a:blip r:embed="rId76"/>
                     <a:stretch>
                       <a:fillRect/>
                     </a:stretch>
@@ -4313,8 +4557,8 @@
         </w:drawing>
       </w:r>
     </w:p>
-    <w:bookmarkEnd w:id="77"/>
-    <w:bookmarkStart w:id="81" w:name="raison-dinstallation"/>
+    <w:bookmarkEnd w:id="79"/>
+    <w:bookmarkStart w:id="83" w:name="raison-dinstallation"/>
     <w:p>
       <w:pPr>
         <w:pStyle w:val="Titre3"/>
@@ -4340,18 +4584,18 @@
           <wp:inline>
             <wp:extent cx="4620126" cy="3696101"/>
             <wp:effectExtent b="0" l="0" r="0" t="0"/>
-            <wp:docPr descr="" title="" id="79" name="Picture"/>
+            <wp:docPr descr="" title="" id="81" name="Picture"/>
             <a:graphic>
               <a:graphicData uri="http://schemas.openxmlformats.org/drawingml/2006/picture">
                 <pic:pic>
                   <pic:nvPicPr>
-                    <pic:cNvPr descr="02_structure_menages_files/figure-docx/fig_raison-1.png" id="80" name="Picture"/>
+                    <pic:cNvPr descr="02_structure_menages_files/figure-docx/fig_raison-1.png" id="82" name="Picture"/>
                     <pic:cNvPicPr>
                       <a:picLocks noChangeArrowheads="1" noChangeAspect="1"/>
                     </pic:cNvPicPr>
                   </pic:nvPicPr>
                   <pic:blipFill>
-                    <a:blip r:embed="rId78"/>
+                    <a:blip r:embed="rId80"/>
                     <a:stretch>
                       <a:fillRect/>
                     </a:stretch>
@@ -4378,9 +4622,9 @@
         </w:drawing>
       </w:r>
     </w:p>
-    <w:bookmarkEnd w:id="81"/>
-    <w:bookmarkEnd w:id="82"/>
-    <w:bookmarkStart w:id="111" w:name="caractéristiques-des-chefs-de-ménages"/>
+    <w:bookmarkEnd w:id="83"/>
+    <w:bookmarkEnd w:id="84"/>
+    <w:bookmarkStart w:id="113" w:name="caractéristiques-des-chefs-de-ménages"/>
     <w:p>
       <w:pPr>
         <w:pStyle w:val="Titre2"/>
@@ -4413,7 +4657,7 @@
         <w:t xml:space="preserve">A Marovoay, 78 % des CM sont des hommes, soit 22 % de ménages dirigés par des femmes. L’âge moyen des CM est de 46.1 ans. Sur le plan conjugal, 73 % des CM vivent en couple (mariés ou en concubinage).</w:t>
       </w:r>
     </w:p>
-    <w:bookmarkStart w:id="83" w:name="caractéristiques-socio-démographiques"/>
+    <w:bookmarkStart w:id="85" w:name="caractéristiques-socio-démographiques"/>
     <w:p>
       <w:pPr>
         <w:pStyle w:val="Titre3"/>
@@ -5087,8 +5331,8 @@
         </w:tc>
       </w:tr>
     </w:tbl>
-    <w:bookmarkEnd w:id="83"/>
-    <w:bookmarkStart w:id="92" w:name="niveau-déducation"/>
+    <w:bookmarkEnd w:id="85"/>
+    <w:bookmarkStart w:id="94" w:name="niveau-déducation"/>
     <w:p>
       <w:pPr>
         <w:pStyle w:val="Titre3"/>
@@ -5118,10 +5362,10 @@
         <w:pStyle w:val="Corpsdetexte"/>
       </w:pPr>
       <w:r>
-        <w:t xml:space="preserve">A Marovoay, le niveau le plus fréquemment atteint est « Primaire » (52.4 % des CM).</w:t>
-      </w:r>
-    </w:p>
-    <w:bookmarkStart w:id="87" w:name="niveau-déducation-du-chef-de-ménage"/>
+        <w:t xml:space="preserve">A Marovoay, le niveau le plus fréquemment atteint est « Primaire » (52.4 % des CM). La majorité des chefs de ménage ont un faible niveau d’instruction, avec une dominance du niveau primaire pour les deux sexes. Les femmes chefs de ménage présentent des taux d’instruction nettement plus faibles que les hommes, ce qui accentue leur vulnérabilité socio-économique.</w:t>
+      </w:r>
+    </w:p>
+    <w:bookmarkStart w:id="89" w:name="niveau-déducation-du-chef-de-ménage"/>
     <w:p>
       <w:pPr>
         <w:pStyle w:val="Titre4"/>
@@ -5139,18 +5383,18 @@
           <wp:inline>
             <wp:extent cx="4620126" cy="3696101"/>
             <wp:effectExtent b="0" l="0" r="0" t="0"/>
-            <wp:docPr descr="Niveau d’éducation des chefs de ménage" title="" id="85" name="Picture"/>
+            <wp:docPr descr="Niveau d’éducation des chefs de ménage" title="" id="87" name="Picture"/>
             <a:graphic>
               <a:graphicData uri="http://schemas.openxmlformats.org/drawingml/2006/picture">
                 <pic:pic>
                   <pic:nvPicPr>
-                    <pic:cNvPr descr="02_structure_menages_files/figure-docx/fig_cm_educ-1.png" id="86" name="Picture"/>
+                    <pic:cNvPr descr="02_structure_menages_files/figure-docx/fig_cm_educ-1.png" id="88" name="Picture"/>
                     <pic:cNvPicPr>
                       <a:picLocks noChangeArrowheads="1" noChangeAspect="1"/>
                     </pic:cNvPicPr>
                   </pic:nvPicPr>
                   <pic:blipFill>
-                    <a:blip r:embed="rId84"/>
+                    <a:blip r:embed="rId86"/>
                     <a:stretch>
                       <a:fillRect/>
                     </a:stretch>
@@ -5185,8 +5429,8 @@
         <w:t xml:space="preserve">Niveau d’éducation des chefs de ménage</w:t>
       </w:r>
     </w:p>
-    <w:bookmarkEnd w:id="87"/>
-    <w:bookmarkStart w:id="91" w:name="X4a3ba4957ab1c055d132d85a923cd063717f406"/>
+    <w:bookmarkEnd w:id="89"/>
+    <w:bookmarkStart w:id="93" w:name="X4a3ba4957ab1c055d132d85a923cd063717f406"/>
     <w:p>
       <w:pPr>
         <w:pStyle w:val="Titre4"/>
@@ -5204,18 +5448,18 @@
           <wp:inline>
             <wp:extent cx="4620126" cy="3696101"/>
             <wp:effectExtent b="0" l="0" r="0" t="0"/>
-            <wp:docPr descr="Niveau d’éducation des CM par sexe" title="" id="89" name="Picture"/>
+            <wp:docPr descr="Niveau d’éducation des CM par sexe" title="" id="91" name="Picture"/>
             <a:graphic>
               <a:graphicData uri="http://schemas.openxmlformats.org/drawingml/2006/picture">
                 <pic:pic>
                   <pic:nvPicPr>
-                    <pic:cNvPr descr="02_structure_menages_files/figure-docx/fig_cm_educ_sex-1.png" id="90" name="Picture"/>
+                    <pic:cNvPr descr="02_structure_menages_files/figure-docx/fig_cm_educ_sex-1.png" id="92" name="Picture"/>
                     <pic:cNvPicPr>
                       <a:picLocks noChangeArrowheads="1" noChangeAspect="1"/>
                     </pic:cNvPicPr>
                   </pic:nvPicPr>
                   <pic:blipFill>
-                    <a:blip r:embed="rId88"/>
+                    <a:blip r:embed="rId90"/>
                     <a:stretch>
                       <a:fillRect/>
                     </a:stretch>
@@ -5250,9 +5494,9 @@
         <w:t xml:space="preserve">Niveau d’éducation des CM par sexe</w:t>
       </w:r>
     </w:p>
-    <w:bookmarkEnd w:id="91"/>
-    <w:bookmarkEnd w:id="92"/>
-    <w:bookmarkStart w:id="101" w:name="alphabétisation-des-chefs-de-ménage"/>
+    <w:bookmarkEnd w:id="93"/>
+    <w:bookmarkEnd w:id="94"/>
+    <w:bookmarkStart w:id="103" w:name="alphabétisation-des-chefs-de-ménage"/>
     <w:p>
       <w:pPr>
         <w:pStyle w:val="Titre3"/>
@@ -5282,10 +5526,10 @@
         <w:pStyle w:val="Corpsdetexte"/>
       </w:pPr>
       <w:r>
-        <w:t xml:space="preserve">A Marovoay, 74 % des CM savent lire aisément.</w:t>
-      </w:r>
-    </w:p>
-    <w:bookmarkStart w:id="96" w:name="savoir-lire"/>
+        <w:t xml:space="preserve">A Marovoay, 74 % des CM savent lire aisément. Les niveaux de lecture et d’écriture varient sensiblement selon les localités et le sexe. L’écart entre hommes et femmes en matière d’alphabétisation traduit un accès inégal à l’éducation qui se répercute sur la capacité des ménages féminins à accéder à l’information et aux services.</w:t>
+      </w:r>
+    </w:p>
+    <w:bookmarkStart w:id="98" w:name="savoir-lire"/>
     <w:p>
       <w:pPr>
         <w:pStyle w:val="Titre4"/>
@@ -5509,18 +5753,18 @@
           <wp:inline>
             <wp:extent cx="4620126" cy="3696101"/>
             <wp:effectExtent b="0" l="0" r="0" t="0"/>
-            <wp:docPr descr="Aptitude à la lecture des CM selon le sexe" title="" id="94" name="Picture"/>
+            <wp:docPr descr="Aptitude à la lecture des CM selon le sexe" title="" id="96" name="Picture"/>
             <a:graphic>
               <a:graphicData uri="http://schemas.openxmlformats.org/drawingml/2006/picture">
                 <pic:pic>
                   <pic:nvPicPr>
-                    <pic:cNvPr descr="02_structure_menages_files/figure-docx/fig_cm_read_sex-1.png" id="95" name="Picture"/>
+                    <pic:cNvPr descr="02_structure_menages_files/figure-docx/fig_cm_read_sex-1.png" id="97" name="Picture"/>
                     <pic:cNvPicPr>
                       <a:picLocks noChangeArrowheads="1" noChangeAspect="1"/>
                     </pic:cNvPicPr>
                   </pic:nvPicPr>
                   <pic:blipFill>
-                    <a:blip r:embed="rId93"/>
+                    <a:blip r:embed="rId95"/>
                     <a:stretch>
                       <a:fillRect/>
                     </a:stretch>
@@ -5555,8 +5799,8 @@
         <w:t xml:space="preserve">Aptitude à la lecture des CM selon le sexe</w:t>
       </w:r>
     </w:p>
-    <w:bookmarkEnd w:id="96"/>
-    <w:bookmarkStart w:id="100" w:name="savoir-écrire"/>
+    <w:bookmarkEnd w:id="98"/>
+    <w:bookmarkStart w:id="102" w:name="savoir-écrire"/>
     <w:p>
       <w:pPr>
         <w:pStyle w:val="Titre4"/>
@@ -5780,18 +6024,18 @@
           <wp:inline>
             <wp:extent cx="4620126" cy="3696101"/>
             <wp:effectExtent b="0" l="0" r="0" t="0"/>
-            <wp:docPr descr="Aptitude à l’écriture des CM selon le sexe" title="" id="98" name="Picture"/>
+            <wp:docPr descr="Aptitude à l’écriture des CM selon le sexe" title="" id="100" name="Picture"/>
             <a:graphic>
               <a:graphicData uri="http://schemas.openxmlformats.org/drawingml/2006/picture">
                 <pic:pic>
                   <pic:nvPicPr>
-                    <pic:cNvPr descr="02_structure_menages_files/figure-docx/fig_cm_write_sex-1.png" id="99" name="Picture"/>
+                    <pic:cNvPr descr="02_structure_menages_files/figure-docx/fig_cm_write_sex-1.png" id="101" name="Picture"/>
                     <pic:cNvPicPr>
                       <a:picLocks noChangeArrowheads="1" noChangeAspect="1"/>
                     </pic:cNvPicPr>
                   </pic:nvPicPr>
                   <pic:blipFill>
-                    <a:blip r:embed="rId97"/>
+                    <a:blip r:embed="rId99"/>
                     <a:stretch>
                       <a:fillRect/>
                     </a:stretch>
@@ -5826,9 +6070,9 @@
         <w:t xml:space="preserve">Aptitude à l’écriture des CM selon le sexe</w:t>
       </w:r>
     </w:p>
-    <w:bookmarkEnd w:id="100"/>
-    <w:bookmarkEnd w:id="101"/>
-    <w:bookmarkStart w:id="110" w:name="Xd28e2db47e64cd6bed940357b8301db0b46a084"/>
+    <w:bookmarkEnd w:id="102"/>
+    <w:bookmarkEnd w:id="103"/>
+    <w:bookmarkStart w:id="112" w:name="Xd28e2db47e64cd6bed940357b8301db0b46a084"/>
     <w:p>
       <w:pPr>
         <w:pStyle w:val="Titre3"/>
@@ -5858,7 +6102,7 @@
         <w:pStyle w:val="Corpsdetexte"/>
       </w:pPr>
       <w:r>
-        <w:t xml:space="preserve">A Marovoay, l’activité dominante est « Cultivateur exploitant » (58.6 % des CM).</w:t>
+        <w:t xml:space="preserve">A Marovoay, l’activité dominante est « Cultivateur exploitant » (58.6 % des CM). L’agriculture constitue le socle économique des ménages, les cultivateurs exploitants représentant la majorité des chefs de ménage. Le commerce et la restauration, l’artisanat, le BTP et le transport, ainsi que l’élevage et la pêche complètent le panorama des activités. La différenciation des activités selon le sexe est marquée : les hommes sont majoritairement cultivateurs exploitants, tandis que les femmes sont davantage présentes dans le commerce et la restauration.</w:t>
       </w:r>
     </w:p>
     <w:tbl>
@@ -5874,7 +6118,7 @@
       <w:tr>
         <w:tc>
           <w:tcPr/>
-          <w:bookmarkStart w:id="105" w:name="fig-cm-act"/>
+          <w:bookmarkStart w:id="107" w:name="fig-cm-act"/>
           <w:p>
             <w:pPr>
               <w:jc w:val="center"/>
@@ -5898,18 +6142,18 @@
                 <wp:inline>
                   <wp:extent cx="4620126" cy="4340993"/>
                   <wp:effectExtent b="0" l="0" r="0" t="0"/>
-                  <wp:docPr descr="" title="" id="103" name="Picture"/>
+                  <wp:docPr descr="" title="" id="105" name="Picture"/>
                   <a:graphic>
                     <a:graphicData uri="http://schemas.openxmlformats.org/drawingml/2006/picture">
                       <pic:pic>
                         <pic:nvPicPr>
-                          <pic:cNvPr descr="02_structure_menages_files/figure-docx/fig-cm-act-1.png" id="104" name="Picture"/>
+                          <pic:cNvPr descr="02_structure_menages_files/figure-docx/fig-cm-act-1.png" id="106" name="Picture"/>
                           <pic:cNvPicPr>
                             <a:picLocks noChangeArrowheads="1" noChangeAspect="1"/>
                           </pic:cNvPicPr>
                         </pic:nvPicPr>
                         <pic:blipFill>
-                          <a:blip r:embed="rId102"/>
+                          <a:blip r:embed="rId104"/>
                           <a:stretch>
                             <a:fillRect/>
                           </a:stretch>
@@ -5936,11 +6180,11 @@
               </w:drawing>
             </w:r>
           </w:p>
-          <w:bookmarkEnd w:id="105"/>
+          <w:bookmarkEnd w:id="107"/>
         </w:tc>
       </w:tr>
     </w:tbl>
-    <w:bookmarkStart w:id="109" w:name="activités-principales-des-cm-par-sexe"/>
+    <w:bookmarkStart w:id="111" w:name="activités-principales-des-cm-par-sexe"/>
     <w:p>
       <w:pPr>
         <w:pStyle w:val="Titre4"/>
@@ -5958,18 +6202,18 @@
           <wp:inline>
             <wp:extent cx="4620126" cy="4340993"/>
             <wp:effectExtent b="0" l="0" r="0" t="0"/>
-            <wp:docPr descr="Activités principales des CM par observatoire et sexe" title="" id="107" name="Picture"/>
+            <wp:docPr descr="Activités principales des CM par observatoire et sexe" title="" id="109" name="Picture"/>
             <a:graphic>
               <a:graphicData uri="http://schemas.openxmlformats.org/drawingml/2006/picture">
                 <pic:pic>
                   <pic:nvPicPr>
-                    <pic:cNvPr descr="02_structure_menages_files/figure-docx/fig_cm_act_sex-1.png" id="108" name="Picture"/>
+                    <pic:cNvPr descr="02_structure_menages_files/figure-docx/fig_cm_act_sex-1.png" id="110" name="Picture"/>
                     <pic:cNvPicPr>
                       <a:picLocks noChangeArrowheads="1" noChangeAspect="1"/>
                     </pic:cNvPicPr>
                   </pic:nvPicPr>
                   <pic:blipFill>
-                    <a:blip r:embed="rId106"/>
+                    <a:blip r:embed="rId108"/>
                     <a:stretch>
                       <a:fillRect/>
                     </a:stretch>
@@ -6004,10 +6248,10 @@
         <w:t xml:space="preserve">Activités principales des CM par observatoire et sexe</w:t>
       </w:r>
     </w:p>
-    <w:bookmarkEnd w:id="109"/>
-    <w:bookmarkEnd w:id="110"/>
     <w:bookmarkEnd w:id="111"/>
-    <w:bookmarkStart w:id="149" w:name="X57f2daed0b4a0ac8c44ae97171a5ac716837489"/>
+    <w:bookmarkEnd w:id="112"/>
+    <w:bookmarkEnd w:id="113"/>
+    <w:bookmarkStart w:id="151" w:name="X57f2daed0b4a0ac8c44ae97171a5ac716837489"/>
     <w:p>
       <w:pPr>
         <w:pStyle w:val="Titre2"/>
@@ -6024,7 +6268,23 @@
         <w:t xml:space="preserve">Les autres membres du ménage (conjoints, enfants, dépendants) constituent la majorité de la population recensée. Leur profil démographique, éducatif et économique complète celui des chefs de ménage et permet de dresser un portrait plus complet du capital humain des familles rurales.</w:t>
       </w:r>
     </w:p>
-    <w:bookmarkStart w:id="112" w:name="caractéristiques-socio-démographiques-1"/>
+    <w:p>
+      <w:pPr>
+        <w:pStyle w:val="Corpsdetexte"/>
+      </w:pPr>
+      <w:r>
+        <w:t xml:space="preserve">À Marovoay, les autres membres du ménage forment une population majoritairement féminine et jeune. Les indicateurs d’âge révèlent un profil démographique caractéristique des populations rurales en croissance. La prédominance des mariages selon la tradition et du célibat (pour les membres de 12 ans et plus) témoigne du maintien des pratiques matrimoniales coutumières.</w:t>
+      </w:r>
+    </w:p>
+    <w:p>
+      <w:pPr>
+        <w:pStyle w:val="Corpsdetexte"/>
+      </w:pPr>
+      <w:r>
+        <w:t xml:space="preserve">Dans l’Alaotra, les membres non-CM présentent un profil jeune avec une prédominance féminine, conformément à la structure démographique attendue dans les zones rurales malgaches.</w:t>
+      </w:r>
+    </w:p>
+    <w:bookmarkStart w:id="114" w:name="caractéristiques-socio-démographiques-1"/>
     <w:p>
       <w:pPr>
         <w:pStyle w:val="Titre3"/>
@@ -6445,7 +6705,7 @@
               <w:jc w:val="right"/>
             </w:pPr>
             <w:r>
-              <w:t xml:space="preserve">38.2%</w:t>
+              <w:t xml:space="preserve">37.6%</w:t>
             </w:r>
           </w:p>
         </w:tc>
@@ -6457,7 +6717,7 @@
               <w:jc w:val="right"/>
             </w:pPr>
             <w:r>
-              <w:t xml:space="preserve">41.3%</w:t>
+              <w:t xml:space="preserve">40.9%</w:t>
             </w:r>
           </w:p>
         </w:tc>
@@ -6521,7 +6781,7 @@
               <w:jc w:val="right"/>
             </w:pPr>
             <w:r>
-              <w:t xml:space="preserve">3.4%</w:t>
+              <w:t xml:space="preserve">3.3%</w:t>
             </w:r>
           </w:p>
         </w:tc>
@@ -6559,7 +6819,7 @@
               <w:jc w:val="right"/>
             </w:pPr>
             <w:r>
-              <w:t xml:space="preserve">14.9%</w:t>
+              <w:t xml:space="preserve">15.1%</w:t>
             </w:r>
           </w:p>
         </w:tc>
@@ -6597,7 +6857,7 @@
               <w:jc w:val="right"/>
             </w:pPr>
             <w:r>
-              <w:t xml:space="preserve">36.6%</w:t>
+              <w:t xml:space="preserve">37%</w:t>
             </w:r>
           </w:p>
         </w:tc>
@@ -6609,7 +6869,7 @@
               <w:jc w:val="right"/>
             </w:pPr>
             <w:r>
-              <w:t xml:space="preserve">40.3%</w:t>
+              <w:t xml:space="preserve">40.6%</w:t>
             </w:r>
           </w:p>
         </w:tc>
@@ -6672,7 +6932,7 @@
               <w:t xml:space="preserve"> </w:t>
             </w:r>
             <w:r>
-              <w:t xml:space="preserve">Sexe et Statut matrimonial : pourcentages. Âge : statistiques descriptives.</w:t>
+              <w:t xml:space="preserve">Sexe et Statut matrimonial : pourcentages (statut matrimonial calculé pour les membres de 12 ans et plus). Âge : statistiques descriptives.</w:t>
             </w:r>
           </w:p>
         </w:tc>
@@ -6698,8 +6958,8 @@
         </w:tc>
       </w:tr>
     </w:tbl>
-    <w:bookmarkEnd w:id="112"/>
-    <w:bookmarkStart w:id="130" w:name="éducation-et-scolarisation"/>
+    <w:bookmarkEnd w:id="114"/>
+    <w:bookmarkStart w:id="132" w:name="éducation-et-scolarisation"/>
     <w:p>
       <w:pPr>
         <w:pStyle w:val="Titre3"/>
@@ -6716,7 +6976,7 @@
         <w:t xml:space="preserve">Le niveau d’éducation des autres membres de ménage complète le portrait éducatif des familles. Les disparités entre sexes et entre observatoires donnent un aperçu des inégalités d’accès à l’éducation.</w:t>
       </w:r>
     </w:p>
-    <w:bookmarkStart w:id="116" w:name="niveau-déducation-des-autres-membres"/>
+    <w:bookmarkStart w:id="118" w:name="niveau-déducation-des-autres-membres"/>
     <w:p>
       <w:pPr>
         <w:pStyle w:val="Titre4"/>
@@ -6734,18 +6994,18 @@
           <wp:inline>
             <wp:extent cx="4620126" cy="3696101"/>
             <wp:effectExtent b="0" l="0" r="0" t="0"/>
-            <wp:docPr descr="Niveau d’éducation des autres membres" title="" id="114" name="Picture"/>
+            <wp:docPr descr="Niveau d’éducation des autres membres" title="" id="116" name="Picture"/>
             <a:graphic>
               <a:graphicData uri="http://schemas.openxmlformats.org/drawingml/2006/picture">
                 <pic:pic>
                   <pic:nvPicPr>
-                    <pic:cNvPr descr="02_structure_menages_files/figure-docx/fig_other_educ-1.png" id="115" name="Picture"/>
+                    <pic:cNvPr descr="02_structure_menages_files/figure-docx/fig_other_educ-1.png" id="117" name="Picture"/>
                     <pic:cNvPicPr>
                       <a:picLocks noChangeArrowheads="1" noChangeAspect="1"/>
                     </pic:cNvPicPr>
                   </pic:nvPicPr>
                   <pic:blipFill>
-                    <a:blip r:embed="rId113"/>
+                    <a:blip r:embed="rId115"/>
                     <a:stretch>
                       <a:fillRect/>
                     </a:stretch>
@@ -6780,8 +7040,8 @@
         <w:t xml:space="preserve">Niveau d’éducation des autres membres</w:t>
       </w:r>
     </w:p>
-    <w:bookmarkEnd w:id="116"/>
-    <w:bookmarkStart w:id="120" w:name="X5230d9ccd8aefad0269f3712b7f434c0dfba0a8"/>
+    <w:bookmarkEnd w:id="118"/>
+    <w:bookmarkStart w:id="122" w:name="X5230d9ccd8aefad0269f3712b7f434c0dfba0a8"/>
     <w:p>
       <w:pPr>
         <w:pStyle w:val="Titre4"/>
@@ -6799,18 +7059,18 @@
           <wp:inline>
             <wp:extent cx="4620126" cy="3696101"/>
             <wp:effectExtent b="0" l="0" r="0" t="0"/>
-            <wp:docPr descr="Niveau d’éducation des autres membres par sexe" title="" id="118" name="Picture"/>
+            <wp:docPr descr="Niveau d’éducation des autres membres par sexe" title="" id="120" name="Picture"/>
             <a:graphic>
               <a:graphicData uri="http://schemas.openxmlformats.org/drawingml/2006/picture">
                 <pic:pic>
                   <pic:nvPicPr>
-                    <pic:cNvPr descr="02_structure_menages_files/figure-docx/fig_other_educ_sex-1.png" id="119" name="Picture"/>
+                    <pic:cNvPr descr="02_structure_menages_files/figure-docx/fig_other_educ_sex-1.png" id="121" name="Picture"/>
                     <pic:cNvPicPr>
                       <a:picLocks noChangeArrowheads="1" noChangeAspect="1"/>
                     </pic:cNvPicPr>
                   </pic:nvPicPr>
                   <pic:blipFill>
-                    <a:blip r:embed="rId117"/>
+                    <a:blip r:embed="rId119"/>
                     <a:stretch>
                       <a:fillRect/>
                     </a:stretch>
@@ -6845,8 +7105,8 @@
         <w:t xml:space="preserve">Niveau d’éducation des autres membres par sexe</w:t>
       </w:r>
     </w:p>
-    <w:bookmarkEnd w:id="120"/>
-    <w:bookmarkStart w:id="129" w:name="alphabétisation-des-autres-membres"/>
+    <w:bookmarkEnd w:id="122"/>
+    <w:bookmarkStart w:id="131" w:name="alphabétisation-des-autres-membres"/>
     <w:p>
       <w:pPr>
         <w:pStyle w:val="Titre4"/>
@@ -6855,7 +7115,7 @@
         <w:t xml:space="preserve">2.3.2.3 Alphabétisation des autres membres</w:t>
       </w:r>
     </w:p>
-    <w:bookmarkStart w:id="124" w:name="savoir-lire-1"/>
+    <w:bookmarkStart w:id="126" w:name="savoir-lire-1"/>
     <w:p>
       <w:pPr>
         <w:pStyle w:val="Titre5"/>
@@ -6873,18 +7133,18 @@
           <wp:inline>
             <wp:extent cx="4620126" cy="3696101"/>
             <wp:effectExtent b="0" l="0" r="0" t="0"/>
-            <wp:docPr descr="Aptitude à la lecture des autres membres selon le sexe" title="" id="122" name="Picture"/>
+            <wp:docPr descr="Aptitude à la lecture des autres membres selon le sexe" title="" id="124" name="Picture"/>
             <a:graphic>
               <a:graphicData uri="http://schemas.openxmlformats.org/drawingml/2006/picture">
                 <pic:pic>
                   <pic:nvPicPr>
-                    <pic:cNvPr descr="02_structure_menages_files/figure-docx/fig_other_read_sex-1.png" id="123" name="Picture"/>
+                    <pic:cNvPr descr="02_structure_menages_files/figure-docx/fig_other_read_sex-1.png" id="125" name="Picture"/>
                     <pic:cNvPicPr>
                       <a:picLocks noChangeArrowheads="1" noChangeAspect="1"/>
                     </pic:cNvPicPr>
                   </pic:nvPicPr>
                   <pic:blipFill>
-                    <a:blip r:embed="rId121"/>
+                    <a:blip r:embed="rId123"/>
                     <a:stretch>
                       <a:fillRect/>
                     </a:stretch>
@@ -6919,8 +7179,8 @@
         <w:t xml:space="preserve">Aptitude à la lecture des autres membres selon le sexe</w:t>
       </w:r>
     </w:p>
-    <w:bookmarkEnd w:id="124"/>
-    <w:bookmarkStart w:id="128" w:name="savoir-écrire-1"/>
+    <w:bookmarkEnd w:id="126"/>
+    <w:bookmarkStart w:id="130" w:name="savoir-écrire-1"/>
     <w:p>
       <w:pPr>
         <w:pStyle w:val="Titre5"/>
@@ -7144,18 +7404,18 @@
           <wp:inline>
             <wp:extent cx="4620126" cy="3696101"/>
             <wp:effectExtent b="0" l="0" r="0" t="0"/>
-            <wp:docPr descr="Aptitude à l’écriture des autres membres selon le sexe" title="" id="126" name="Picture"/>
+            <wp:docPr descr="Aptitude à l’écriture des autres membres selon le sexe" title="" id="128" name="Picture"/>
             <a:graphic>
               <a:graphicData uri="http://schemas.openxmlformats.org/drawingml/2006/picture">
                 <pic:pic>
                   <pic:nvPicPr>
-                    <pic:cNvPr descr="02_structure_menages_files/figure-docx/fig_other_write_sex-1.png" id="127" name="Picture"/>
+                    <pic:cNvPr descr="02_structure_menages_files/figure-docx/fig_other_write_sex-1.png" id="129" name="Picture"/>
                     <pic:cNvPicPr>
                       <a:picLocks noChangeArrowheads="1" noChangeAspect="1"/>
                     </pic:cNvPicPr>
                   </pic:nvPicPr>
                   <pic:blipFill>
-                    <a:blip r:embed="rId125"/>
+                    <a:blip r:embed="rId127"/>
                     <a:stretch>
                       <a:fillRect/>
                     </a:stretch>
@@ -7190,10 +7450,10 @@
         <w:t xml:space="preserve">Aptitude à l’écriture des autres membres selon le sexe</w:t>
       </w:r>
     </w:p>
-    <w:bookmarkEnd w:id="128"/>
-    <w:bookmarkEnd w:id="129"/>
     <w:bookmarkEnd w:id="130"/>
-    <w:bookmarkStart w:id="138" w:name="scolarisation"/>
+    <w:bookmarkEnd w:id="131"/>
+    <w:bookmarkEnd w:id="132"/>
+    <w:bookmarkStart w:id="140" w:name="scolarisation"/>
     <w:p>
       <w:pPr>
         <w:pStyle w:val="Titre3"/>
@@ -7226,7 +7486,7 @@
         <w:t xml:space="preserve">Dans Marovoay, le taux de scolarisation s’élève à 81.7 %.</w:t>
       </w:r>
     </w:p>
-    <w:bookmarkStart w:id="131" w:name="X6d9aa1dd44c1ac9e432add0b434b8dafb589d26"/>
+    <w:bookmarkStart w:id="133" w:name="X6d9aa1dd44c1ac9e432add0b434b8dafb589d26"/>
     <w:p>
       <w:pPr>
         <w:pStyle w:val="Titre4"/>
@@ -7398,8 +7658,8 @@
         </w:tc>
       </w:tr>
     </w:tbl>
-    <w:bookmarkEnd w:id="131"/>
-    <w:bookmarkStart w:id="132" w:name="classe-suivie-2024-2025"/>
+    <w:bookmarkEnd w:id="133"/>
+    <w:bookmarkStart w:id="134" w:name="classe-suivie-2024-2025"/>
     <w:p>
       <w:pPr>
         <w:pStyle w:val="Titre4"/>
@@ -8178,8 +8438,8 @@
         </w:tc>
       </w:tr>
     </w:tbl>
-    <w:bookmarkEnd w:id="132"/>
-    <w:bookmarkStart w:id="137" w:name="Xe1cead9d2afb94967e0a6d7bde7feca3037673d"/>
+    <w:bookmarkEnd w:id="134"/>
+    <w:bookmarkStart w:id="139" w:name="Xe1cead9d2afb94967e0a6d7bde7feca3037673d"/>
     <w:p>
       <w:pPr>
         <w:pStyle w:val="Titre4"/>
@@ -8242,7 +8502,7 @@
       <w:tr>
         <w:tc>
           <w:tcPr/>
-          <w:bookmarkStart w:id="136" w:name="fig-raisons-non-scol"/>
+          <w:bookmarkStart w:id="138" w:name="fig-raisons-non-scol"/>
           <w:p>
             <w:pPr>
               <w:jc w:val="center"/>
@@ -8266,18 +8526,18 @@
                 <wp:inline>
                   <wp:extent cx="5969000" cy="3581400"/>
                   <wp:effectExtent b="0" l="0" r="0" t="0"/>
-                  <wp:docPr descr="" title="" id="134" name="Picture"/>
+                  <wp:docPr descr="" title="" id="136" name="Picture"/>
                   <a:graphic>
                     <a:graphicData uri="http://schemas.openxmlformats.org/drawingml/2006/picture">
                       <pic:pic>
                         <pic:nvPicPr>
-                          <pic:cNvPr descr="02_structure_menages_files/figure-docx/fig-raisons-non-scol-1.png" id="135" name="Picture"/>
+                          <pic:cNvPr descr="02_structure_menages_files/figure-docx/fig-raisons-non-scol-1.png" id="137" name="Picture"/>
                           <pic:cNvPicPr>
                             <a:picLocks noChangeArrowheads="1" noChangeAspect="1"/>
                           </pic:cNvPicPr>
                         </pic:nvPicPr>
                         <pic:blipFill>
-                          <a:blip r:embed="rId133"/>
+                          <a:blip r:embed="rId135"/>
                           <a:stretch>
                             <a:fillRect/>
                           </a:stretch>
@@ -8304,13 +8564,13 @@
               </w:drawing>
             </w:r>
           </w:p>
-          <w:bookmarkEnd w:id="136"/>
+          <w:bookmarkEnd w:id="138"/>
         </w:tc>
       </w:tr>
     </w:tbl>
-    <w:bookmarkEnd w:id="137"/>
-    <w:bookmarkEnd w:id="138"/>
-    <w:bookmarkStart w:id="148" w:name="Xe10b0f911d4aea72fedebcae4fa3fbee9ebe092"/>
+    <w:bookmarkEnd w:id="139"/>
+    <w:bookmarkEnd w:id="140"/>
+    <w:bookmarkStart w:id="150" w:name="Xe10b0f911d4aea72fedebcae4fa3fbee9ebe092"/>
     <w:p>
       <w:pPr>
         <w:pStyle w:val="Titre3"/>
@@ -8340,7 +8600,7 @@
       <w:tr>
         <w:tc>
           <w:tcPr/>
-          <w:bookmarkStart w:id="143" w:name="fig-other-act"/>
+          <w:bookmarkStart w:id="145" w:name="fig-other-act"/>
           <w:p>
             <w:pPr>
               <w:jc w:val="center"/>
@@ -8359,24 +8619,24 @@
               <w:pStyle w:val="Compact"/>
               <w:jc w:val="center"/>
             </w:pPr>
-            <w:bookmarkStart w:id="142" w:name="fig-other-act"/>
+            <w:bookmarkStart w:id="144" w:name="fig-other-act"/>
             <w:r>
               <w:drawing>
                 <wp:inline>
                   <wp:extent cx="4620126" cy="4706753"/>
                   <wp:effectExtent b="0" l="0" r="0" t="0"/>
-                  <wp:docPr descr="" title="" id="140" name="Picture"/>
+                  <wp:docPr descr="" title="" id="142" name="Picture"/>
                   <a:graphic>
                     <a:graphicData uri="http://schemas.openxmlformats.org/drawingml/2006/picture">
                       <pic:pic>
                         <pic:nvPicPr>
-                          <pic:cNvPr descr="02_structure_menages_files/figure-docx/fig-other-act-1.png" id="141" name="Picture"/>
+                          <pic:cNvPr descr="02_structure_menages_files/figure-docx/fig-other-act-1.png" id="143" name="Picture"/>
                           <pic:cNvPicPr>
                             <a:picLocks noChangeArrowheads="1" noChangeAspect="1"/>
                           </pic:cNvPicPr>
                         </pic:nvPicPr>
                         <pic:blipFill>
-                          <a:blip r:embed="rId139"/>
+                          <a:blip r:embed="rId141"/>
                           <a:stretch>
                             <a:fillRect/>
                           </a:stretch>
@@ -8402,13 +8662,13 @@
                 </wp:inline>
               </w:drawing>
             </w:r>
-            <w:bookmarkEnd w:id="142"/>
-          </w:p>
-          <w:bookmarkEnd w:id="143"/>
+            <w:bookmarkEnd w:id="144"/>
+          </w:p>
+          <w:bookmarkEnd w:id="145"/>
         </w:tc>
       </w:tr>
     </w:tbl>
-    <w:bookmarkStart w:id="147" w:name="X46ff1d61f791f42f47b783b920cfc68895dbbf2"/>
+    <w:bookmarkStart w:id="149" w:name="X46ff1d61f791f42f47b783b920cfc68895dbbf2"/>
     <w:p>
       <w:pPr>
         <w:pStyle w:val="Titre4"/>
@@ -8426,18 +8686,18 @@
           <wp:inline>
             <wp:extent cx="4620126" cy="4706753"/>
             <wp:effectExtent b="0" l="0" r="0" t="0"/>
-            <wp:docPr descr="" title="" id="145" name="Picture"/>
+            <wp:docPr descr="" title="" id="147" name="Picture"/>
             <a:graphic>
               <a:graphicData uri="http://schemas.openxmlformats.org/drawingml/2006/picture">
                 <pic:pic>
                   <pic:nvPicPr>
-                    <pic:cNvPr descr="02_structure_menages_files/figure-docx/fig_other_act_sex-1.png" id="146" name="Picture"/>
+                    <pic:cNvPr descr="02_structure_menages_files/figure-docx/fig_other_act_sex-1.png" id="148" name="Picture"/>
                     <pic:cNvPicPr>
                       <a:picLocks noChangeArrowheads="1" noChangeAspect="1"/>
                     </pic:cNvPicPr>
                   </pic:nvPicPr>
                   <pic:blipFill>
-                    <a:blip r:embed="rId144"/>
+                    <a:blip r:embed="rId146"/>
                     <a:stretch>
                       <a:fillRect/>
                     </a:stretch>
@@ -8464,10 +8724,10 @@
         </w:drawing>
       </w:r>
     </w:p>
-    <w:bookmarkEnd w:id="147"/>
-    <w:bookmarkEnd w:id="148"/>
     <w:bookmarkEnd w:id="149"/>
-    <w:bookmarkStart w:id="165" w:name="sec-demog-multiyear"/>
+    <w:bookmarkEnd w:id="150"/>
+    <w:bookmarkEnd w:id="151"/>
+    <w:bookmarkStart w:id="167" w:name="sec-demog-multiyear"/>
     <w:p>
       <w:pPr>
         <w:pStyle w:val="Titre2"/>
@@ -8525,18 +8785,18 @@
                 <wp:inline>
                   <wp:extent cx="152400" cy="152400"/>
                   <wp:effectExtent b="0" l="0" r="0" t="0"/>
-                  <wp:docPr descr="" title="" id="151" name="Picture"/>
+                  <wp:docPr descr="" title="" id="153" name="Picture"/>
                   <a:graphic>
                     <a:graphicData uri="http://schemas.openxmlformats.org/drawingml/2006/picture">
                       <pic:pic>
                         <pic:nvPicPr>
-                          <pic:cNvPr descr="C:\Users\fbede\AppData\Local\Programs\Quarto\share\formats\docx\caution.png" id="152" name="Picture"/>
+                          <pic:cNvPr descr="C:\Users\fbede\AppData\Local\Programs\Quarto\share\formats\docx\caution.png" id="154" name="Picture"/>
                           <pic:cNvPicPr>
                             <a:picLocks noChangeArrowheads="1" noChangeAspect="1"/>
                           </pic:cNvPicPr>
                         </pic:nvPicPr>
                         <pic:blipFill>
-                          <a:blip r:embed="rId150"/>
+                          <a:blip r:embed="rId152"/>
                           <a:stretch>
                             <a:fillRect/>
                           </a:stretch>
@@ -8641,18 +8901,18 @@
           <wp:inline>
             <wp:extent cx="5969000" cy="3316111"/>
             <wp:effectExtent b="0" l="0" r="0" t="0"/>
-            <wp:docPr descr="Évolution de la taille moyenne des ménages (1996-2025)" title="" id="154" name="Picture"/>
+            <wp:docPr descr="Évolution de la taille moyenne des ménages (1996-2025)" title="" id="156" name="Picture"/>
             <a:graphic>
               <a:graphicData uri="http://schemas.openxmlformats.org/drawingml/2006/picture">
                 <pic:pic>
                   <pic:nvPicPr>
-                    <pic:cNvPr descr="02_structure_menages_files/figure-docx/fig_demog_taille-1.png" id="155" name="Picture"/>
+                    <pic:cNvPr descr="02_structure_menages_files/figure-docx/fig_demog_taille-1.png" id="157" name="Picture"/>
                     <pic:cNvPicPr>
                       <a:picLocks noChangeArrowheads="1" noChangeAspect="1"/>
                     </pic:cNvPicPr>
                   </pic:nvPicPr>
                   <pic:blipFill>
-                    <a:blip r:embed="rId153"/>
+                    <a:blip r:embed="rId155"/>
                     <a:stretch>
                       <a:fillRect/>
                     </a:stretch>
@@ -8696,18 +8956,18 @@
           <wp:inline>
             <wp:extent cx="5969000" cy="3316111"/>
             <wp:effectExtent b="0" l="0" r="0" t="0"/>
-            <wp:docPr descr="Évolution du pourcentage de chefs de ménage femmes (1996-2025)" title="" id="157" name="Picture"/>
+            <wp:docPr descr="Évolution du pourcentage de chefs de ménage femmes (1996-2025)" title="" id="159" name="Picture"/>
             <a:graphic>
               <a:graphicData uri="http://schemas.openxmlformats.org/drawingml/2006/picture">
                 <pic:pic>
                   <pic:nvPicPr>
-                    <pic:cNvPr descr="02_structure_menages_files/figure-docx/fig_demog_fem_cm-1.png" id="158" name="Picture"/>
+                    <pic:cNvPr descr="02_structure_menages_files/figure-docx/fig_demog_fem_cm-1.png" id="160" name="Picture"/>
                     <pic:cNvPicPr>
                       <a:picLocks noChangeArrowheads="1" noChangeAspect="1"/>
                     </pic:cNvPicPr>
                   </pic:nvPicPr>
                   <pic:blipFill>
-                    <a:blip r:embed="rId156"/>
+                    <a:blip r:embed="rId158"/>
                     <a:stretch>
                       <a:fillRect/>
                     </a:stretch>
@@ -8751,18 +9011,18 @@
           <wp:inline>
             <wp:extent cx="5969000" cy="3316111"/>
             <wp:effectExtent b="0" l="0" r="0" t="0"/>
-            <wp:docPr descr="Évolution du taux de scolarisation des 6-14 ans (1996-2025)" title="" id="160" name="Picture"/>
+            <wp:docPr descr="Évolution du taux de scolarisation des 6-14 ans (1996-2025)" title="" id="162" name="Picture"/>
             <a:graphic>
               <a:graphicData uri="http://schemas.openxmlformats.org/drawingml/2006/picture">
                 <pic:pic>
                   <pic:nvPicPr>
-                    <pic:cNvPr descr="02_structure_menages_files/figure-docx/fig_demog_scol-1.png" id="161" name="Picture"/>
+                    <pic:cNvPr descr="02_structure_menages_files/figure-docx/fig_demog_scol-1.png" id="163" name="Picture"/>
                     <pic:cNvPicPr>
                       <a:picLocks noChangeArrowheads="1" noChangeAspect="1"/>
                     </pic:cNvPicPr>
                   </pic:nvPicPr>
                   <pic:blipFill>
-                    <a:blip r:embed="rId159"/>
+                    <a:blip r:embed="rId161"/>
                     <a:stretch>
                       <a:fillRect/>
                     </a:stretch>
@@ -8806,18 +9066,18 @@
           <wp:inline>
             <wp:extent cx="5969000" cy="3316111"/>
             <wp:effectExtent b="0" l="0" r="0" t="0"/>
-            <wp:docPr descr="Évolution de l’âge moyen du chef de ménage (1996-2025)" title="" id="163" name="Picture"/>
+            <wp:docPr descr="Évolution de l’âge moyen du chef de ménage (1996-2025)" title="" id="165" name="Picture"/>
             <a:graphic>
               <a:graphicData uri="http://schemas.openxmlformats.org/drawingml/2006/picture">
                 <pic:pic>
                   <pic:nvPicPr>
-                    <pic:cNvPr descr="02_structure_menages_files/figure-docx/fig_demog_age_cm-1.png" id="164" name="Picture"/>
+                    <pic:cNvPr descr="02_structure_menages_files/figure-docx/fig_demog_age_cm-1.png" id="166" name="Picture"/>
                     <pic:cNvPicPr>
                       <a:picLocks noChangeArrowheads="1" noChangeAspect="1"/>
                     </pic:cNvPicPr>
                   </pic:nvPicPr>
                   <pic:blipFill>
-                    <a:blip r:embed="rId162"/>
+                    <a:blip r:embed="rId164"/>
                     <a:stretch>
                       <a:fillRect/>
                     </a:stretch>
@@ -8852,9 +9112,9 @@
         <w:t xml:space="preserve">Évolution de l’âge moyen du chef de ménage (1996-2025)</w:t>
       </w:r>
     </w:p>
-    <w:bookmarkEnd w:id="165"/>
-    <w:bookmarkEnd w:id="166"/>
-    <w:bookmarkStart w:id="277" w:name="habitat-et-niveau-de-vie"/>
+    <w:bookmarkEnd w:id="167"/>
+    <w:bookmarkEnd w:id="168"/>
+    <w:bookmarkStart w:id="279" w:name="habitat-et-niveau-de-vie"/>
     <w:p>
       <w:pPr>
         <w:pStyle w:val="Titre1"/>
@@ -8912,12 +9172,12 @@
                 <wp:inline>
                   <wp:extent cx="152400" cy="152400"/>
                   <wp:effectExtent b="0" l="0" r="0" t="0"/>
-                  <wp:docPr descr="" title="" id="167" name="Picture"/>
+                  <wp:docPr descr="" title="" id="169" name="Picture"/>
                   <a:graphic>
                     <a:graphicData uri="http://schemas.openxmlformats.org/drawingml/2006/picture">
                       <pic:pic>
                         <pic:nvPicPr>
-                          <pic:cNvPr descr="C:\Users\fbede\AppData\Local\Programs\Quarto\share\formats\docx\warning.png" id="168" name="Picture"/>
+                          <pic:cNvPr descr="C:\Users\fbede\AppData\Local\Programs\Quarto\share\formats\docx\warning.png" id="170" name="Picture"/>
                           <pic:cNvPicPr>
                             <a:picLocks noChangeArrowheads="1" noChangeAspect="1"/>
                           </pic:cNvPicPr>
@@ -8980,7 +9240,7 @@
               <w:spacing w:before="16" w:after="16"/>
             </w:pPr>
             <w:r>
-              <w:t xml:space="preserve">Les résultats présentés ci-dessous sont provisoires, et sont susceptibles de faire l’objet de corrections.</w:t>
+              <w:t xml:space="preserve">Les résultats présentés ci-dessous sont provisoires et pourront être ajustés ou enrichis par les informations supplémentaires recueillies lors des restitutions locales.</w:t>
             </w:r>
           </w:p>
           <w:p/>
@@ -9003,7 +9263,7 @@
         <w:t xml:space="preserve">Dans l’Alaotra, les conditions d’habitat bénéficient de la relative prospérité du premier bassin rizicole du pays. L’accès à l’eau est facilité par la proximité du lac et du réseau d’irrigation, mais la qualité de l’eau potable reste un enjeu sanitaire. Les ménages des fokontany proches des périmètres irrigués (Avaradrano, Feramanga Atsimo, Mangabe) disposent en moyenne d’un meilleur équipement agricole que ceux des zones périphériques. La possession de biens de confort courants y est plus répandue que dans d’autres observatoires ruraux de Madagascar.</w:t>
       </w:r>
     </w:p>
-    <w:bookmarkStart w:id="191" w:name="habitat"/>
+    <w:bookmarkStart w:id="193" w:name="habitat"/>
     <w:p>
       <w:pPr>
         <w:pStyle w:val="Titre2"/>
@@ -9020,7 +9280,7 @@
         <w:t xml:space="preserve">Les conditions d’habitat des ménages enquêtés témoignent des réalités du milieu rural malgache. Le statut d’occupation, le type d’assainissement, l’accès à l’eau, le mode d’éclairage et la source d’énergie de cuisson constituent des indicateurs essentiels du cadre de vie.</w:t>
       </w:r>
     </w:p>
-    <w:bookmarkStart w:id="172" w:name="statut-doccupation-du-logement"/>
+    <w:bookmarkStart w:id="174" w:name="statut-doccupation-du-logement"/>
     <w:p>
       <w:pPr>
         <w:pStyle w:val="Titre3"/>
@@ -9050,7 +9310,7 @@
         <w:pStyle w:val="Corpsdetexte"/>
       </w:pPr>
       <w:r>
-        <w:t xml:space="preserve">A Marovoay, 88.1 % des ménages occupent un logement en « En propriété ».</w:t>
+        <w:t xml:space="preserve">À Marovoay, 88.1 % des ménages occupent un logement en « En propriété », avec des proportions particulièrement élevées dans les localités les plus enclavées. À l’inverse, la location reste plus présente dans les hameaux proches de l’axe routier. Ces disparités traduisent des niveaux différents de sécurité résidentielle selon le positionnement géographique des ménages.</w:t>
       </w:r>
     </w:p>
     <w:p>
@@ -9062,18 +9322,18 @@
           <wp:inline>
             <wp:extent cx="4620126" cy="2675823"/>
             <wp:effectExtent b="0" l="0" r="0" t="0"/>
-            <wp:docPr descr="" title="" id="170" name="Picture"/>
+            <wp:docPr descr="" title="" id="172" name="Picture"/>
             <a:graphic>
               <a:graphicData uri="http://schemas.openxmlformats.org/drawingml/2006/picture">
                 <pic:pic>
                   <pic:nvPicPr>
-                    <pic:cNvPr descr="03_habitat_niveau_de_vie_files/figure-docx/unnamed-chunk-1-1.png" id="171" name="Picture"/>
+                    <pic:cNvPr descr="03_habitat_niveau_de_vie_files/figure-docx/unnamed-chunk-1-1.png" id="173" name="Picture"/>
                     <pic:cNvPicPr>
                       <a:picLocks noChangeArrowheads="1" noChangeAspect="1"/>
                     </pic:cNvPicPr>
                   </pic:nvPicPr>
                   <pic:blipFill>
-                    <a:blip r:embed="rId169"/>
+                    <a:blip r:embed="rId171"/>
                     <a:stretch>
                       <a:fillRect/>
                     </a:stretch>
@@ -9100,8 +9360,8 @@
         </w:drawing>
       </w:r>
     </w:p>
-    <w:bookmarkEnd w:id="172"/>
-    <w:bookmarkStart w:id="176" w:name="type-de-latrine"/>
+    <w:bookmarkEnd w:id="174"/>
+    <w:bookmarkStart w:id="178" w:name="type-de-latrine"/>
     <w:p>
       <w:pPr>
         <w:pStyle w:val="Titre3"/>
@@ -9131,7 +9391,7 @@
         <w:pStyle w:val="Corpsdetexte"/>
       </w:pPr>
       <w:r>
-        <w:t xml:space="preserve">A Marovoay, Le type dominant est « Dans la nature » (48.2 % des ménages).</w:t>
+        <w:t xml:space="preserve">À Marovoay, le type dominant est « Dans la nature » (48.2 % des ménages). L’assainissement se caractérise par une forte prévalence de la défécation à l’air libre et une utilisation limitée des latrines améliorées. De nettes disparités territoriales existent entre les localités, les hameaux les plus éloignés présentant les taux d’accès les plus faibles aux infrastructures sanitaires.</w:t>
       </w:r>
     </w:p>
     <w:p>
@@ -9143,18 +9403,18 @@
           <wp:inline>
             <wp:extent cx="4620126" cy="3503595"/>
             <wp:effectExtent b="0" l="0" r="0" t="0"/>
-            <wp:docPr descr="" title="" id="174" name="Picture"/>
+            <wp:docPr descr="" title="" id="176" name="Picture"/>
             <a:graphic>
               <a:graphicData uri="http://schemas.openxmlformats.org/drawingml/2006/picture">
                 <pic:pic>
                   <pic:nvPicPr>
-                    <pic:cNvPr descr="03_habitat_niveau_de_vie_files/figure-docx/unnamed-chunk-2-1.png" id="175" name="Picture"/>
+                    <pic:cNvPr descr="03_habitat_niveau_de_vie_files/figure-docx/unnamed-chunk-2-1.png" id="177" name="Picture"/>
                     <pic:cNvPicPr>
                       <a:picLocks noChangeArrowheads="1" noChangeAspect="1"/>
                     </pic:cNvPicPr>
                   </pic:nvPicPr>
                   <pic:blipFill>
-                    <a:blip r:embed="rId173"/>
+                    <a:blip r:embed="rId175"/>
                     <a:stretch>
                       <a:fillRect/>
                     </a:stretch>
@@ -9181,8 +9441,8 @@
         </w:drawing>
       </w:r>
     </w:p>
-    <w:bookmarkEnd w:id="176"/>
-    <w:bookmarkStart w:id="180" w:name="acces-a-leau"/>
+    <w:bookmarkEnd w:id="178"/>
+    <w:bookmarkStart w:id="182" w:name="acces-a-leau"/>
     <w:p>
       <w:pPr>
         <w:pStyle w:val="Titre3"/>
@@ -9204,7 +9464,7 @@
         <w:pStyle w:val="Corpsdetexte"/>
       </w:pPr>
       <w:r>
-        <w:t xml:space="preserve">Dans l’Alaotra, La source principale est « Borne fontaine publique » (54.8 %).</w:t>
+        <w:t xml:space="preserve">Dans l’Alaotra, La source principale est « Borne fontaine publique » (54.9 %).</w:t>
       </w:r>
     </w:p>
     <w:p>
@@ -9212,7 +9472,7 @@
         <w:pStyle w:val="Corpsdetexte"/>
       </w:pPr>
       <w:r>
-        <w:t xml:space="preserve">A Marovoay, La source principale est « Cours d?eau » (37.4 %).</w:t>
+        <w:t xml:space="preserve">À Marovoay, la source principale est « Cours d?eau » (37.4 %). Les ménages dépendent fortement des sources naturelles : cours d’eau et puits non aménagés représentent ensemble une part importante de l’approvisionnement. L’accès à l’eau améliorée (bornes fontaines publiques, eau courante) reste limité à l’échelle de l’observatoire, avec des disparités marquées entre localités.</w:t>
       </w:r>
     </w:p>
     <w:p>
@@ -9222,20 +9482,85 @@
       <w:r>
         <w:drawing>
           <wp:inline>
-            <wp:extent cx="4620126" cy="5168766"/>
+            <wp:extent cx="4620126" cy="4706753"/>
             <wp:effectExtent b="0" l="0" r="0" t="0"/>
-            <wp:docPr descr="" title="" id="178" name="Picture"/>
+            <wp:docPr descr="" title="" id="180" name="Picture"/>
             <a:graphic>
               <a:graphicData uri="http://schemas.openxmlformats.org/drawingml/2006/picture">
                 <pic:pic>
                   <pic:nvPicPr>
-                    <pic:cNvPr descr="03_habitat_niveau_de_vie_files/figure-docx/unnamed-chunk-3-1.png" id="179" name="Picture"/>
+                    <pic:cNvPr descr="03_habitat_niveau_de_vie_files/figure-docx/unnamed-chunk-3-1.png" id="181" name="Picture"/>
                     <pic:cNvPicPr>
                       <a:picLocks noChangeArrowheads="1" noChangeAspect="1"/>
                     </pic:cNvPicPr>
                   </pic:nvPicPr>
                   <pic:blipFill>
-                    <a:blip r:embed="rId177"/>
+                    <a:blip r:embed="rId179"/>
+                    <a:stretch>
+                      <a:fillRect/>
+                    </a:stretch>
+                  </pic:blipFill>
+                  <pic:spPr bwMode="auto">
+                    <a:xfrm>
+                      <a:off x="0" y="0"/>
+                      <a:ext cx="4620126" cy="4706753"/>
+                    </a:xfrm>
+                    <a:prstGeom prst="rect">
+                      <a:avLst/>
+                    </a:prstGeom>
+                    <a:noFill/>
+                    <a:ln w="9525">
+                      <a:noFill/>
+                      <a:headEnd/>
+                      <a:tailEnd/>
+                    </a:ln>
+                  </pic:spPr>
+                </pic:pic>
+              </a:graphicData>
+            </a:graphic>
+          </wp:inline>
+        </w:drawing>
+      </w:r>
+    </w:p>
+    <w:bookmarkEnd w:id="182"/>
+    <w:bookmarkStart w:id="186" w:name="mode-declairage"/>
+    <w:p>
+      <w:pPr>
+        <w:pStyle w:val="Titre3"/>
+      </w:pPr>
+      <w:r>
+        <w:t xml:space="preserve">3.1.4 Mode d’eclairage</w:t>
+      </w:r>
+    </w:p>
+    <w:p>
+      <w:pPr>
+        <w:pStyle w:val="FirstParagraph"/>
+      </w:pPr>
+      <w:r>
+        <w:t xml:space="preserve">Le mode d’éclairage reflète le niveau d’accès à l’énergie moderne. Les ménages ruraux dépendent encore largement de sources traditionnelles, même si la pénétration du solaire progresse.</w:t>
+      </w:r>
+    </w:p>
+    <w:p>
+      <w:pPr>
+        <w:pStyle w:val="Corpsdetexte"/>
+      </w:pPr>
+      <w:r>
+        <w:drawing>
+          <wp:inline>
+            <wp:extent cx="4620126" cy="5168766"/>
+            <wp:effectExtent b="0" l="0" r="0" t="0"/>
+            <wp:docPr descr="" title="" id="184" name="Picture"/>
+            <a:graphic>
+              <a:graphicData uri="http://schemas.openxmlformats.org/drawingml/2006/picture">
+                <pic:pic>
+                  <pic:nvPicPr>
+                    <pic:cNvPr descr="03_habitat_niveau_de_vie_files/figure-docx/unnamed-chunk-4-1.png" id="185" name="Picture"/>
+                    <pic:cNvPicPr>
+                      <a:picLocks noChangeArrowheads="1" noChangeAspect="1"/>
+                    </pic:cNvPicPr>
+                  </pic:nvPicPr>
+                  <pic:blipFill>
+                    <a:blip r:embed="rId183"/>
                     <a:stretch>
                       <a:fillRect/>
                     </a:stretch>
@@ -9262,71 +9587,6 @@
         </w:drawing>
       </w:r>
     </w:p>
-    <w:bookmarkEnd w:id="180"/>
-    <w:bookmarkStart w:id="184" w:name="mode-declairage"/>
-    <w:p>
-      <w:pPr>
-        <w:pStyle w:val="Titre3"/>
-      </w:pPr>
-      <w:r>
-        <w:t xml:space="preserve">3.1.4 Mode d’eclairage</w:t>
-      </w:r>
-    </w:p>
-    <w:p>
-      <w:pPr>
-        <w:pStyle w:val="FirstParagraph"/>
-      </w:pPr>
-      <w:r>
-        <w:t xml:space="preserve">Le mode d’éclairage reflète le niveau d’accès à l’énergie moderne. Les ménages ruraux dépendent encore largement de sources traditionnelles, même si la pénétration du solaire progresse.</w:t>
-      </w:r>
-    </w:p>
-    <w:p>
-      <w:pPr>
-        <w:pStyle w:val="Corpsdetexte"/>
-      </w:pPr>
-      <w:r>
-        <w:drawing>
-          <wp:inline>
-            <wp:extent cx="4620126" cy="5168766"/>
-            <wp:effectExtent b="0" l="0" r="0" t="0"/>
-            <wp:docPr descr="" title="" id="182" name="Picture"/>
-            <a:graphic>
-              <a:graphicData uri="http://schemas.openxmlformats.org/drawingml/2006/picture">
-                <pic:pic>
-                  <pic:nvPicPr>
-                    <pic:cNvPr descr="03_habitat_niveau_de_vie_files/figure-docx/unnamed-chunk-4-1.png" id="183" name="Picture"/>
-                    <pic:cNvPicPr>
-                      <a:picLocks noChangeArrowheads="1" noChangeAspect="1"/>
-                    </pic:cNvPicPr>
-                  </pic:nvPicPr>
-                  <pic:blipFill>
-                    <a:blip r:embed="rId181"/>
-                    <a:stretch>
-                      <a:fillRect/>
-                    </a:stretch>
-                  </pic:blipFill>
-                  <pic:spPr bwMode="auto">
-                    <a:xfrm>
-                      <a:off x="0" y="0"/>
-                      <a:ext cx="4620126" cy="5168766"/>
-                    </a:xfrm>
-                    <a:prstGeom prst="rect">
-                      <a:avLst/>
-                    </a:prstGeom>
-                    <a:noFill/>
-                    <a:ln w="9525">
-                      <a:noFill/>
-                      <a:headEnd/>
-                      <a:tailEnd/>
-                    </a:ln>
-                  </pic:spPr>
-                </pic:pic>
-              </a:graphicData>
-            </a:graphic>
-          </wp:inline>
-        </w:drawing>
-      </w:r>
-    </w:p>
     <w:p>
       <w:pPr>
         <w:pStyle w:val="Corpsdetexte"/>
@@ -9503,8 +9763,8 @@
         </w:tc>
       </w:tr>
     </w:tbl>
-    <w:bookmarkEnd w:id="184"/>
-    <w:bookmarkStart w:id="190" w:name="source-denergie-pour-la-cuisson"/>
+    <w:bookmarkEnd w:id="186"/>
+    <w:bookmarkStart w:id="192" w:name="source-denergie-pour-la-cuisson"/>
     <w:p>
       <w:pPr>
         <w:pStyle w:val="Titre3"/>
@@ -9534,7 +9794,7 @@
       <w:tr>
         <w:tc>
           <w:tcPr/>
-          <w:bookmarkStart w:id="189" w:name="fig-cooking"/>
+          <w:bookmarkStart w:id="191" w:name="fig-cooking"/>
           <w:p>
             <w:pPr>
               <w:jc w:val="center"/>
@@ -9553,24 +9813,24 @@
               <w:pStyle w:val="Compact"/>
               <w:jc w:val="center"/>
             </w:pPr>
-            <w:bookmarkStart w:id="188" w:name="fig-cooking"/>
+            <w:bookmarkStart w:id="190" w:name="fig-cooking"/>
             <w:r>
               <w:drawing>
                 <wp:inline>
                   <wp:extent cx="4620126" cy="3041583"/>
                   <wp:effectExtent b="0" l="0" r="0" t="0"/>
-                  <wp:docPr descr="" title="" id="186" name="Picture"/>
+                  <wp:docPr descr="" title="" id="188" name="Picture"/>
                   <a:graphic>
                     <a:graphicData uri="http://schemas.openxmlformats.org/drawingml/2006/picture">
                       <pic:pic>
                         <pic:nvPicPr>
-                          <pic:cNvPr descr="03_habitat_niveau_de_vie_files/figure-docx/fig-cooking-1.png" id="187" name="Picture"/>
+                          <pic:cNvPr descr="03_habitat_niveau_de_vie_files/figure-docx/fig-cooking-1.png" id="189" name="Picture"/>
                           <pic:cNvPicPr>
                             <a:picLocks noChangeArrowheads="1" noChangeAspect="1"/>
                           </pic:cNvPicPr>
                         </pic:nvPicPr>
                         <pic:blipFill>
-                          <a:blip r:embed="rId185"/>
+                          <a:blip r:embed="rId187"/>
                           <a:stretch>
                             <a:fillRect/>
                           </a:stretch>
@@ -9596,15 +9856,15 @@
                 </wp:inline>
               </w:drawing>
             </w:r>
-            <w:bookmarkEnd w:id="188"/>
-          </w:p>
-          <w:bookmarkEnd w:id="189"/>
+            <w:bookmarkEnd w:id="190"/>
+          </w:p>
+          <w:bookmarkEnd w:id="191"/>
         </w:tc>
       </w:tr>
     </w:tbl>
-    <w:bookmarkEnd w:id="190"/>
-    <w:bookmarkEnd w:id="191"/>
-    <w:bookmarkStart w:id="210" w:name="niveau-de-vie"/>
+    <w:bookmarkEnd w:id="192"/>
+    <w:bookmarkEnd w:id="193"/>
+    <w:bookmarkStart w:id="212" w:name="niveau-de-vie"/>
     <w:p>
       <w:pPr>
         <w:pStyle w:val="Titre2"/>
@@ -9621,7 +9881,7 @@
         <w:t xml:space="preserve">La possession de biens durables constitue un proxy classique du niveau de vie des ménages en milieu rural, où les revenus monétaires sont souvent difficiles à mesurer.</w:t>
       </w:r>
     </w:p>
-    <w:bookmarkStart w:id="197" w:name="biens-de-confort-courant"/>
+    <w:bookmarkStart w:id="199" w:name="biens-de-confort-courant"/>
     <w:p>
       <w:pPr>
         <w:pStyle w:val="Titre3"/>
@@ -9651,7 +9911,7 @@
       <w:tr>
         <w:tc>
           <w:tcPr/>
-          <w:bookmarkStart w:id="196" w:name="fig-comfort"/>
+          <w:bookmarkStart w:id="198" w:name="fig-comfort"/>
           <w:p>
             <w:pPr>
               <w:jc w:val="center"/>
@@ -9670,24 +9930,24 @@
               <w:pStyle w:val="Compact"/>
               <w:jc w:val="center"/>
             </w:pPr>
-            <w:bookmarkStart w:id="195" w:name="fig-comfort"/>
+            <w:bookmarkStart w:id="197" w:name="fig-comfort"/>
             <w:r>
               <w:drawing>
                 <wp:inline>
                   <wp:extent cx="4620126" cy="6833936"/>
                   <wp:effectExtent b="0" l="0" r="0" t="0"/>
-                  <wp:docPr descr="" title="" id="193" name="Picture"/>
+                  <wp:docPr descr="" title="" id="195" name="Picture"/>
                   <a:graphic>
                     <a:graphicData uri="http://schemas.openxmlformats.org/drawingml/2006/picture">
                       <pic:pic>
                         <pic:nvPicPr>
-                          <pic:cNvPr descr="03_habitat_niveau_de_vie_files/figure-docx/fig-comfort-1.png" id="194" name="Picture"/>
+                          <pic:cNvPr descr="03_habitat_niveau_de_vie_files/figure-docx/fig-comfort-1.png" id="196" name="Picture"/>
                           <pic:cNvPicPr>
                             <a:picLocks noChangeArrowheads="1" noChangeAspect="1"/>
                           </pic:cNvPicPr>
                         </pic:nvPicPr>
                         <pic:blipFill>
-                          <a:blip r:embed="rId192"/>
+                          <a:blip r:embed="rId194"/>
                           <a:stretch>
                             <a:fillRect/>
                           </a:stretch>
@@ -9713,14 +9973,14 @@
                 </wp:inline>
               </w:drawing>
             </w:r>
-            <w:bookmarkEnd w:id="195"/>
-          </w:p>
-          <w:bookmarkEnd w:id="196"/>
+            <w:bookmarkEnd w:id="197"/>
+          </w:p>
+          <w:bookmarkEnd w:id="198"/>
         </w:tc>
       </w:tr>
     </w:tbl>
-    <w:bookmarkEnd w:id="197"/>
-    <w:bookmarkStart w:id="203" w:name="equipement-agricole"/>
+    <w:bookmarkEnd w:id="199"/>
+    <w:bookmarkStart w:id="205" w:name="equipement-agricole"/>
     <w:p>
       <w:pPr>
         <w:pStyle w:val="Titre3"/>
@@ -9750,7 +10010,7 @@
       <w:tr>
         <w:tc>
           <w:tcPr/>
-          <w:bookmarkStart w:id="202" w:name="fig-table-equip"/>
+          <w:bookmarkStart w:id="204" w:name="fig-table-equip"/>
           <w:p>
             <w:pPr>
               <w:jc w:val="center"/>
@@ -9769,24 +10029,24 @@
               <w:pStyle w:val="Compact"/>
               <w:jc w:val="center"/>
             </w:pPr>
-            <w:bookmarkStart w:id="201" w:name="fig-table-equip"/>
+            <w:bookmarkStart w:id="203" w:name="fig-table-equip"/>
             <w:r>
               <w:drawing>
                 <wp:inline>
                   <wp:extent cx="4620126" cy="8037094"/>
                   <wp:effectExtent b="0" l="0" r="0" t="0"/>
-                  <wp:docPr descr="" title="" id="199" name="Picture"/>
+                  <wp:docPr descr="" title="" id="201" name="Picture"/>
                   <a:graphic>
                     <a:graphicData uri="http://schemas.openxmlformats.org/drawingml/2006/picture">
                       <pic:pic>
                         <pic:nvPicPr>
-                          <pic:cNvPr descr="03_habitat_niveau_de_vie_files/figure-docx/fig-table-equip-1.png" id="200" name="Picture"/>
+                          <pic:cNvPr descr="03_habitat_niveau_de_vie_files/figure-docx/fig-table-equip-1.png" id="202" name="Picture"/>
                           <pic:cNvPicPr>
                             <a:picLocks noChangeArrowheads="1" noChangeAspect="1"/>
                           </pic:cNvPicPr>
                         </pic:nvPicPr>
                         <pic:blipFill>
-                          <a:blip r:embed="rId198"/>
+                          <a:blip r:embed="rId200"/>
                           <a:stretch>
                             <a:fillRect/>
                           </a:stretch>
@@ -9812,14 +10072,14 @@
                 </wp:inline>
               </w:drawing>
             </w:r>
-            <w:bookmarkEnd w:id="201"/>
-          </w:p>
-          <w:bookmarkEnd w:id="202"/>
+            <w:bookmarkEnd w:id="203"/>
+          </w:p>
+          <w:bookmarkEnd w:id="204"/>
         </w:tc>
       </w:tr>
     </w:tbl>
-    <w:bookmarkEnd w:id="203"/>
-    <w:bookmarkStart w:id="209" w:name="X24c737da7e24b14633fee24ad0f9be046aa4214"/>
+    <w:bookmarkEnd w:id="205"/>
+    <w:bookmarkStart w:id="211" w:name="X24c737da7e24b14633fee24ad0f9be046aa4214"/>
     <w:p>
       <w:pPr>
         <w:pStyle w:val="Titre3"/>
@@ -9849,7 +10109,7 @@
       <w:tr>
         <w:tc>
           <w:tcPr/>
-          <w:bookmarkStart w:id="208" w:name="fig-comm"/>
+          <w:bookmarkStart w:id="210" w:name="fig-comm"/>
           <w:p>
             <w:pPr>
               <w:jc w:val="center"/>
@@ -9868,24 +10128,24 @@
               <w:pStyle w:val="Compact"/>
               <w:jc w:val="center"/>
             </w:pPr>
-            <w:bookmarkStart w:id="207" w:name="fig-comm"/>
+            <w:bookmarkStart w:id="209" w:name="fig-comm"/>
             <w:r>
               <w:drawing>
                 <wp:inline>
                   <wp:extent cx="4620126" cy="3503595"/>
                   <wp:effectExtent b="0" l="0" r="0" t="0"/>
-                  <wp:docPr descr="" title="" id="205" name="Picture"/>
+                  <wp:docPr descr="" title="" id="207" name="Picture"/>
                   <a:graphic>
                     <a:graphicData uri="http://schemas.openxmlformats.org/drawingml/2006/picture">
                       <pic:pic>
                         <pic:nvPicPr>
-                          <pic:cNvPr descr="03_habitat_niveau_de_vie_files/figure-docx/fig-comm-1.png" id="206" name="Picture"/>
+                          <pic:cNvPr descr="03_habitat_niveau_de_vie_files/figure-docx/fig-comm-1.png" id="208" name="Picture"/>
                           <pic:cNvPicPr>
                             <a:picLocks noChangeArrowheads="1" noChangeAspect="1"/>
                           </pic:cNvPicPr>
                         </pic:nvPicPr>
                         <pic:blipFill>
-                          <a:blip r:embed="rId204"/>
+                          <a:blip r:embed="rId206"/>
                           <a:stretch>
                             <a:fillRect/>
                           </a:stretch>
@@ -9911,15 +10171,15 @@
                 </wp:inline>
               </w:drawing>
             </w:r>
-            <w:bookmarkEnd w:id="207"/>
-          </w:p>
-          <w:bookmarkEnd w:id="208"/>
+            <w:bookmarkEnd w:id="209"/>
+          </w:p>
+          <w:bookmarkEnd w:id="210"/>
         </w:tc>
       </w:tr>
     </w:tbl>
-    <w:bookmarkEnd w:id="209"/>
-    <w:bookmarkEnd w:id="210"/>
-    <w:bookmarkStart w:id="220" w:name="transferts-sortants"/>
+    <w:bookmarkEnd w:id="211"/>
+    <w:bookmarkEnd w:id="212"/>
+    <w:bookmarkStart w:id="222" w:name="transferts-sortants"/>
     <w:p>
       <w:pPr>
         <w:pStyle w:val="Titre2"/>
@@ -10000,7 +10260,7 @@
       <w:tr>
         <w:tc>
           <w:tcPr/>
-          <w:bookmarkStart w:id="214" w:name="fig-transferts-sortants"/>
+          <w:bookmarkStart w:id="216" w:name="fig-transferts-sortants"/>
           <w:p>
             <w:pPr>
               <w:jc w:val="center"/>
@@ -10024,18 +10284,18 @@
                 <wp:inline>
                   <wp:extent cx="5969000" cy="1728522"/>
                   <wp:effectExtent b="0" l="0" r="0" t="0"/>
-                  <wp:docPr descr="" title="" id="212" name="Picture"/>
+                  <wp:docPr descr="" title="" id="214" name="Picture"/>
                   <a:graphic>
                     <a:graphicData uri="http://schemas.openxmlformats.org/drawingml/2006/picture">
                       <pic:pic>
                         <pic:nvPicPr>
-                          <pic:cNvPr descr="03_habitat_niveau_de_vie_files/figure-docx/fig-transferts-sortants-1.png" id="213" name="Picture"/>
+                          <pic:cNvPr descr="03_habitat_niveau_de_vie_files/figure-docx/fig-transferts-sortants-1.png" id="215" name="Picture"/>
                           <pic:cNvPicPr>
                             <a:picLocks noChangeArrowheads="1" noChangeAspect="1"/>
                           </pic:cNvPicPr>
                         </pic:nvPicPr>
                         <pic:blipFill>
-                          <a:blip r:embed="rId211"/>
+                          <a:blip r:embed="rId213"/>
                           <a:stretch>
                             <a:fillRect/>
                           </a:stretch>
@@ -10062,7 +10322,7 @@
               </w:drawing>
             </w:r>
           </w:p>
-          <w:bookmarkEnd w:id="214"/>
+          <w:bookmarkEnd w:id="216"/>
         </w:tc>
       </w:tr>
     </w:tbl>
@@ -10079,7 +10339,7 @@
       <w:tr>
         <w:tc>
           <w:tcPr/>
-          <w:bookmarkStart w:id="215" w:name="tbl-transferts-sortants"/>
+          <w:bookmarkStart w:id="217" w:name="tbl-transferts-sortants"/>
           <w:p>
             <w:pPr>
               <w:jc w:val="center"/>
@@ -10312,7 +10572,7 @@
               </w:tc>
             </w:tr>
           </w:tbl>
-          <w:bookmarkEnd w:id="215"/>
+          <w:bookmarkEnd w:id="217"/>
           <w:p/>
         </w:tc>
       </w:tr>
@@ -10330,7 +10590,7 @@
       <w:tr>
         <w:tc>
           <w:tcPr/>
-          <w:bookmarkStart w:id="219" w:name="fig-destination-transferts"/>
+          <w:bookmarkStart w:id="221" w:name="fig-destination-transferts"/>
           <w:p>
             <w:pPr>
               <w:jc w:val="center"/>
@@ -10354,18 +10614,18 @@
                 <wp:inline>
                   <wp:extent cx="5969000" cy="2183106"/>
                   <wp:effectExtent b="0" l="0" r="0" t="0"/>
-                  <wp:docPr descr="" title="" id="217" name="Picture"/>
+                  <wp:docPr descr="" title="" id="219" name="Picture"/>
                   <a:graphic>
                     <a:graphicData uri="http://schemas.openxmlformats.org/drawingml/2006/picture">
                       <pic:pic>
                         <pic:nvPicPr>
-                          <pic:cNvPr descr="03_habitat_niveau_de_vie_files/figure-docx/fig-destination-transferts-1.png" id="218" name="Picture"/>
+                          <pic:cNvPr descr="03_habitat_niveau_de_vie_files/figure-docx/fig-destination-transferts-1.png" id="220" name="Picture"/>
                           <pic:cNvPicPr>
                             <a:picLocks noChangeArrowheads="1" noChangeAspect="1"/>
                           </pic:cNvPicPr>
                         </pic:nvPicPr>
                         <pic:blipFill>
-                          <a:blip r:embed="rId216"/>
+                          <a:blip r:embed="rId218"/>
                           <a:stretch>
                             <a:fillRect/>
                           </a:stretch>
@@ -10392,12 +10652,12 @@
               </w:drawing>
             </w:r>
           </w:p>
-          <w:bookmarkEnd w:id="219"/>
+          <w:bookmarkEnd w:id="221"/>
         </w:tc>
       </w:tr>
     </w:tbl>
-    <w:bookmarkEnd w:id="220"/>
-    <w:bookmarkStart w:id="232" w:name="revenu"/>
+    <w:bookmarkEnd w:id="222"/>
+    <w:bookmarkStart w:id="234" w:name="revenu"/>
     <w:p>
       <w:pPr>
         <w:pStyle w:val="Titre2"/>
@@ -10716,7 +10976,7 @@
         <w:t xml:space="preserve">Le revenu exceptionnel regroupe les rentes foncieres, les autres revenus, le travail HIMO, la decapitalisation et les transferts recus.</w:t>
       </w:r>
     </w:p>
-    <w:bookmarkStart w:id="221" w:name="structure-du-revenu-total"/>
+    <w:bookmarkStart w:id="223" w:name="structure-du-revenu-total"/>
     <w:p>
       <w:pPr>
         <w:pStyle w:val="Titre3"/>
@@ -11068,8 +11328,8 @@
         </w:tc>
       </w:tr>
     </w:tbl>
-    <w:bookmarkEnd w:id="221"/>
-    <w:bookmarkStart w:id="225" w:name="decomposition-du-revenu-courant"/>
+    <w:bookmarkEnd w:id="223"/>
+    <w:bookmarkStart w:id="227" w:name="decomposition-du-revenu-courant"/>
     <w:p>
       <w:pPr>
         <w:pStyle w:val="Titre3"/>
@@ -11728,18 +11988,18 @@
           <wp:inline>
             <wp:extent cx="5969000" cy="3730624"/>
             <wp:effectExtent b="0" l="0" r="0" t="0"/>
-            <wp:docPr descr="Part des composantes dans le revenu courant moyen par observatoire" title="" id="223" name="Picture"/>
+            <wp:docPr descr="Part des composantes dans le revenu courant moyen par observatoire" title="" id="225" name="Picture"/>
             <a:graphic>
               <a:graphicData uri="http://schemas.openxmlformats.org/drawingml/2006/picture">
                 <pic:pic>
                   <pic:nvPicPr>
-                    <pic:cNvPr descr="03_habitat_niveau_de_vie_files/figure-docx/fig_revcou_shares-1.png" id="224" name="Picture"/>
+                    <pic:cNvPr descr="03_habitat_niveau_de_vie_files/figure-docx/fig_revcou_shares-1.png" id="226" name="Picture"/>
                     <pic:cNvPicPr>
                       <a:picLocks noChangeArrowheads="1" noChangeAspect="1"/>
                     </pic:cNvPicPr>
                   </pic:nvPicPr>
                   <pic:blipFill>
-                    <a:blip r:embed="rId222"/>
+                    <a:blip r:embed="rId224"/>
                     <a:stretch>
                       <a:fillRect/>
                     </a:stretch>
@@ -11774,8 +12034,8 @@
         <w:t xml:space="preserve">Part des composantes dans le revenu courant moyen par observatoire</w:t>
       </w:r>
     </w:p>
-    <w:bookmarkEnd w:id="225"/>
-    <w:bookmarkStart w:id="229" w:name="distribution-du-revenu-total"/>
+    <w:bookmarkEnd w:id="227"/>
+    <w:bookmarkStart w:id="231" w:name="distribution-du-revenu-total"/>
     <w:p>
       <w:pPr>
         <w:pStyle w:val="Titre3"/>
@@ -11801,18 +12061,18 @@
           <wp:inline>
             <wp:extent cx="5969000" cy="3730624"/>
             <wp:effectExtent b="0" l="0" r="0" t="0"/>
-            <wp:docPr descr="Distribution du revenu total par observatoire (echelle log)" title="" id="227" name="Picture"/>
+            <wp:docPr descr="Distribution du revenu total par observatoire (echelle log)" title="" id="229" name="Picture"/>
             <a:graphic>
               <a:graphicData uri="http://schemas.openxmlformats.org/drawingml/2006/picture">
                 <pic:pic>
                   <pic:nvPicPr>
-                    <pic:cNvPr descr="03_habitat_niveau_de_vie_files/figure-docx/fig_revtot_dist-1.png" id="228" name="Picture"/>
+                    <pic:cNvPr descr="03_habitat_niveau_de_vie_files/figure-docx/fig_revtot_dist-1.png" id="230" name="Picture"/>
                     <pic:cNvPicPr>
                       <a:picLocks noChangeArrowheads="1" noChangeAspect="1"/>
                     </pic:cNvPicPr>
                   </pic:nvPicPr>
                   <pic:blipFill>
-                    <a:blip r:embed="rId226"/>
+                    <a:blip r:embed="rId228"/>
                     <a:stretch>
                       <a:fillRect/>
                     </a:stretch>
@@ -11847,8 +12107,8 @@
         <w:t xml:space="preserve">Distribution du revenu total par observatoire (echelle log)</w:t>
       </w:r>
     </w:p>
-    <w:bookmarkEnd w:id="229"/>
-    <w:bookmarkStart w:id="230" w:name="revenu-courant-et-revenu-exceptionnel"/>
+    <w:bookmarkEnd w:id="231"/>
+    <w:bookmarkStart w:id="232" w:name="revenu-courant-et-revenu-exceptionnel"/>
     <w:p>
       <w:pPr>
         <w:pStyle w:val="Titre3"/>
@@ -12126,8 +12386,8 @@
         </w:tc>
       </w:tr>
     </w:tbl>
-    <w:bookmarkEnd w:id="230"/>
-    <w:bookmarkStart w:id="231" w:name="menages-a-revenu-negatif-ou-nul"/>
+    <w:bookmarkEnd w:id="232"/>
+    <w:bookmarkStart w:id="233" w:name="menages-a-revenu-negatif-ou-nul"/>
     <w:p>
       <w:pPr>
         <w:pStyle w:val="Titre3"/>
@@ -12349,9 +12609,9 @@
         </w:tc>
       </w:tr>
     </w:tbl>
-    <w:bookmarkEnd w:id="231"/>
-    <w:bookmarkEnd w:id="232"/>
-    <w:bookmarkStart w:id="269" w:name="sec-income-multiyear"/>
+    <w:bookmarkEnd w:id="233"/>
+    <w:bookmarkEnd w:id="234"/>
+    <w:bookmarkStart w:id="271" w:name="sec-income-multiyear"/>
     <w:p>
       <w:pPr>
         <w:pStyle w:val="Titre2"/>
@@ -12377,18 +12637,18 @@
           <wp:inline>
             <wp:extent cx="5969000" cy="3316111"/>
             <wp:effectExtent b="0" l="0" r="0" t="0"/>
-            <wp:docPr descr="Evolution du revenu total moyen par menage (Ar courants)" title="" id="234" name="Picture"/>
+            <wp:docPr descr="Evolution du revenu total moyen par menage (Ar courants)" title="" id="236" name="Picture"/>
             <a:graphic>
               <a:graphicData uri="http://schemas.openxmlformats.org/drawingml/2006/picture">
                 <pic:pic>
                   <pic:nvPicPr>
-                    <pic:cNvPr descr="03_habitat_niveau_de_vie_files/figure-docx/fig_trends_revtot-1.png" id="235" name="Picture"/>
+                    <pic:cNvPr descr="03_habitat_niveau_de_vie_files/figure-docx/fig_trends_revtot-1.png" id="237" name="Picture"/>
                     <pic:cNvPicPr>
                       <a:picLocks noChangeArrowheads="1" noChangeAspect="1"/>
                     </pic:cNvPicPr>
                   </pic:nvPicPr>
                   <pic:blipFill>
-                    <a:blip r:embed="rId233"/>
+                    <a:blip r:embed="rId235"/>
                     <a:stretch>
                       <a:fillRect/>
                     </a:stretch>
@@ -12432,18 +12692,18 @@
           <wp:inline>
             <wp:extent cx="5969000" cy="3316111"/>
             <wp:effectExtent b="0" l="0" r="0" t="0"/>
-            <wp:docPr descr="Evolution du revenu courant moyen par menage (Ar courants)" title="" id="237" name="Picture"/>
+            <wp:docPr descr="Evolution du revenu courant moyen par menage (Ar courants)" title="" id="239" name="Picture"/>
             <a:graphic>
               <a:graphicData uri="http://schemas.openxmlformats.org/drawingml/2006/picture">
                 <pic:pic>
                   <pic:nvPicPr>
-                    <pic:cNvPr descr="03_habitat_niveau_de_vie_files/figure-docx/fig_trends_revcou-1.png" id="238" name="Picture"/>
+                    <pic:cNvPr descr="03_habitat_niveau_de_vie_files/figure-docx/fig_trends_revcou-1.png" id="240" name="Picture"/>
                     <pic:cNvPicPr>
                       <a:picLocks noChangeArrowheads="1" noChangeAspect="1"/>
                     </pic:cNvPicPr>
                   </pic:nvPicPr>
                   <pic:blipFill>
-                    <a:blip r:embed="rId236"/>
+                    <a:blip r:embed="rId238"/>
                     <a:stretch>
                       <a:fillRect/>
                     </a:stretch>
@@ -12487,18 +12747,18 @@
           <wp:inline>
             <wp:extent cx="5969000" cy="3581400"/>
             <wp:effectExtent b="0" l="0" r="0" t="0"/>
-            <wp:docPr descr="Evolution des composantes du revenu courant moyen (Ar courants)" title="" id="240" name="Picture"/>
+            <wp:docPr descr="Evolution des composantes du revenu courant moyen (Ar courants)" title="" id="242" name="Picture"/>
             <a:graphic>
               <a:graphicData uri="http://schemas.openxmlformats.org/drawingml/2006/picture">
                 <pic:pic>
                   <pic:nvPicPr>
-                    <pic:cNvPr descr="03_habitat_niveau_de_vie_files/figure-docx/fig_trends_decomp-1.png" id="241" name="Picture"/>
+                    <pic:cNvPr descr="03_habitat_niveau_de_vie_files/figure-docx/fig_trends_decomp-1.png" id="243" name="Picture"/>
                     <pic:cNvPicPr>
                       <a:picLocks noChangeArrowheads="1" noChangeAspect="1"/>
                     </pic:cNvPicPr>
                   </pic:nvPicPr>
                   <pic:blipFill>
-                    <a:blip r:embed="rId239"/>
+                    <a:blip r:embed="rId241"/>
                     <a:stretch>
                       <a:fillRect/>
                     </a:stretch>
@@ -12533,7 +12793,7 @@
         <w:t xml:space="preserve">Evolution des composantes du revenu courant moyen (Ar courants)</w:t>
       </w:r>
     </w:p>
-    <w:bookmarkStart w:id="247" w:name="deflation-et-indices-de-prix"/>
+    <w:bookmarkStart w:id="249" w:name="deflation-et-indices-de-prix"/>
     <w:p>
       <w:pPr>
         <w:pStyle w:val="Titre3"/>
@@ -12616,12 +12876,12 @@
                 <wp:inline>
                   <wp:extent cx="152400" cy="152400"/>
                   <wp:effectExtent b="0" l="0" r="0" t="0"/>
-                  <wp:docPr descr="" title="" id="242" name="Picture"/>
+                  <wp:docPr descr="" title="" id="244" name="Picture"/>
                   <a:graphic>
                     <a:graphicData uri="http://schemas.openxmlformats.org/drawingml/2006/picture">
                       <pic:pic>
                         <pic:nvPicPr>
-                          <pic:cNvPr descr="C:\Users\fbede\AppData\Local\Programs\Quarto\share\formats\docx\note.png" id="243" name="Picture"/>
+                          <pic:cNvPr descr="C:\Users\fbede\AppData\Local\Programs\Quarto\share\formats\docx\note.png" id="245" name="Picture"/>
                           <pic:cNvPicPr>
                             <a:picLocks noChangeArrowheads="1" noChangeAspect="1"/>
                           </pic:cNvPicPr>
@@ -12700,18 +12960,18 @@
           <wp:inline>
             <wp:extent cx="5969000" cy="2652888"/>
             <wp:effectExtent b="0" l="0" r="0" t="0"/>
-            <wp:docPr descr="Evolution de l’IPC national Madagascar (base 2010 = 100)" title="" id="245" name="Picture"/>
+            <wp:docPr descr="Evolution de l’IPC national Madagascar (base 2010 = 100)" title="" id="247" name="Picture"/>
             <a:graphic>
               <a:graphicData uri="http://schemas.openxmlformats.org/drawingml/2006/picture">
                 <pic:pic>
                   <pic:nvPicPr>
-                    <pic:cNvPr descr="03_habitat_niveau_de_vie_files/figure-docx/fig_ipc_national-1.png" id="246" name="Picture"/>
+                    <pic:cNvPr descr="03_habitat_niveau_de_vie_files/figure-docx/fig_ipc_national-1.png" id="248" name="Picture"/>
                     <pic:cNvPicPr>
                       <a:picLocks noChangeArrowheads="1" noChangeAspect="1"/>
                     </pic:cNvPicPr>
                   </pic:nvPicPr>
                   <pic:blipFill>
-                    <a:blip r:embed="rId244"/>
+                    <a:blip r:embed="rId246"/>
                     <a:stretch>
                       <a:fillRect/>
                     </a:stretch>
@@ -12746,8 +13006,8 @@
         <w:t xml:space="preserve">Evolution de l’IPC national Madagascar (base 2010 = 100)</w:t>
       </w:r>
     </w:p>
-    <w:bookmarkEnd w:id="247"/>
-    <w:bookmarkStart w:id="254" w:name="X2080cf97900a9cca92f58ce3c98c1c56d700ac1"/>
+    <w:bookmarkEnd w:id="249"/>
+    <w:bookmarkStart w:id="256" w:name="X2080cf97900a9cca92f58ce3c98c1c56d700ac1"/>
     <w:p>
       <w:pPr>
         <w:pStyle w:val="Titre3"/>
@@ -12797,18 +13057,18 @@
           <wp:inline>
             <wp:extent cx="5969000" cy="3316111"/>
             <wp:effectExtent b="0" l="0" r="0" t="0"/>
-            <wp:docPr descr="Evolution du prix median du paddy (Ar/kg)" title="" id="249" name="Picture"/>
+            <wp:docPr descr="Evolution du prix median du paddy (Ar/kg)" title="" id="251" name="Picture"/>
             <a:graphic>
               <a:graphicData uri="http://schemas.openxmlformats.org/drawingml/2006/picture">
                 <pic:pic>
                   <pic:nvPicPr>
-                    <pic:cNvPr descr="03_habitat_niveau_de_vie_files/figure-docx/fig_trends_paddy-1.png" id="250" name="Picture"/>
+                    <pic:cNvPr descr="03_habitat_niveau_de_vie_files/figure-docx/fig_trends_paddy-1.png" id="252" name="Picture"/>
                     <pic:cNvPicPr>
                       <a:picLocks noChangeArrowheads="1" noChangeAspect="1"/>
                     </pic:cNvPicPr>
                   </pic:nvPicPr>
                   <pic:blipFill>
-                    <a:blip r:embed="rId248"/>
+                    <a:blip r:embed="rId250"/>
                     <a:stretch>
                       <a:fillRect/>
                     </a:stretch>
@@ -12852,18 +13112,18 @@
           <wp:inline>
             <wp:extent cx="5969000" cy="3316111"/>
             <wp:effectExtent b="0" l="0" r="0" t="0"/>
-            <wp:docPr descr="Comparaison de l’IPC national et de l’indice du prix du paddy (base 100 en 2010)" title="" id="252" name="Picture"/>
+            <wp:docPr descr="Comparaison de l’IPC national et de l’indice du prix du paddy (base 100 en 2010)" title="" id="254" name="Picture"/>
             <a:graphic>
               <a:graphicData uri="http://schemas.openxmlformats.org/drawingml/2006/picture">
                 <pic:pic>
                   <pic:nvPicPr>
-                    <pic:cNvPr descr="03_habitat_niveau_de_vie_files/figure-docx/fig_ipc_vs_paddy-1.png" id="253" name="Picture"/>
+                    <pic:cNvPr descr="03_habitat_niveau_de_vie_files/figure-docx/fig_ipc_vs_paddy-1.png" id="255" name="Picture"/>
                     <pic:cNvPicPr>
                       <a:picLocks noChangeArrowheads="1" noChangeAspect="1"/>
                     </pic:cNvPicPr>
                   </pic:nvPicPr>
                   <pic:blipFill>
-                    <a:blip r:embed="rId251"/>
+                    <a:blip r:embed="rId253"/>
                     <a:stretch>
                       <a:fillRect/>
                     </a:stretch>
@@ -12898,8 +13158,8 @@
         <w:t xml:space="preserve">Comparaison de l’IPC national et de l’indice du prix du paddy (base 100 en 2010)</w:t>
       </w:r>
     </w:p>
-    <w:bookmarkEnd w:id="254"/>
-    <w:bookmarkStart w:id="261" w:name="revenus-reels-deflates-par-lipc-national"/>
+    <w:bookmarkEnd w:id="256"/>
+    <w:bookmarkStart w:id="263" w:name="revenus-reels-deflates-par-lipc-national"/>
     <w:p>
       <w:pPr>
         <w:pStyle w:val="Titre3"/>
@@ -12925,18 +13185,18 @@
           <wp:inline>
             <wp:extent cx="5969000" cy="3316111"/>
             <wp:effectExtent b="0" l="0" r="0" t="0"/>
-            <wp:docPr descr="Evolution du revenu total reel moyen par menage (Ar constants 2010, IPC)" title="" id="256" name="Picture"/>
+            <wp:docPr descr="Evolution du revenu total reel moyen par menage (Ar constants 2010, IPC)" title="" id="258" name="Picture"/>
             <a:graphic>
               <a:graphicData uri="http://schemas.openxmlformats.org/drawingml/2006/picture">
                 <pic:pic>
                   <pic:nvPicPr>
-                    <pic:cNvPr descr="03_habitat_niveau_de_vie_files/figure-docx/fig_trends_revtot_real-1.png" id="257" name="Picture"/>
+                    <pic:cNvPr descr="03_habitat_niveau_de_vie_files/figure-docx/fig_trends_revtot_real-1.png" id="259" name="Picture"/>
                     <pic:cNvPicPr>
                       <a:picLocks noChangeArrowheads="1" noChangeAspect="1"/>
                     </pic:cNvPicPr>
                   </pic:nvPicPr>
                   <pic:blipFill>
-                    <a:blip r:embed="rId255"/>
+                    <a:blip r:embed="rId257"/>
                     <a:stretch>
                       <a:fillRect/>
                     </a:stretch>
@@ -12980,18 +13240,18 @@
           <wp:inline>
             <wp:extent cx="5969000" cy="3316111"/>
             <wp:effectExtent b="0" l="0" r="0" t="0"/>
-            <wp:docPr descr="Evolution du revenu courant reel moyen par menage (Ar constants 2010, IPC)" title="" id="259" name="Picture"/>
+            <wp:docPr descr="Evolution du revenu courant reel moyen par menage (Ar constants 2010, IPC)" title="" id="261" name="Picture"/>
             <a:graphic>
               <a:graphicData uri="http://schemas.openxmlformats.org/drawingml/2006/picture">
                 <pic:pic>
                   <pic:nvPicPr>
-                    <pic:cNvPr descr="03_habitat_niveau_de_vie_files/figure-docx/fig_trends_revcou_real-1.png" id="260" name="Picture"/>
+                    <pic:cNvPr descr="03_habitat_niveau_de_vie_files/figure-docx/fig_trends_revcou_real-1.png" id="262" name="Picture"/>
                     <pic:cNvPicPr>
                       <a:picLocks noChangeArrowheads="1" noChangeAspect="1"/>
                     </pic:cNvPicPr>
                   </pic:nvPicPr>
                   <pic:blipFill>
-                    <a:blip r:embed="rId258"/>
+                    <a:blip r:embed="rId260"/>
                     <a:stretch>
                       <a:fillRect/>
                     </a:stretch>
@@ -13026,8 +13286,8 @@
         <w:t xml:space="preserve">Evolution du revenu courant reel moyen par menage (Ar constants 2010, IPC)</w:t>
       </w:r>
     </w:p>
-    <w:bookmarkEnd w:id="261"/>
-    <w:bookmarkStart w:id="268" w:name="X2a7b5b9a92102baba55ec14e1401f1a7133825d"/>
+    <w:bookmarkEnd w:id="263"/>
+    <w:bookmarkStart w:id="270" w:name="X2a7b5b9a92102baba55ec14e1401f1a7133825d"/>
     <w:p>
       <w:pPr>
         <w:pStyle w:val="Titre3"/>
@@ -13053,18 +13313,18 @@
           <wp:inline>
             <wp:extent cx="5969000" cy="3316111"/>
             <wp:effectExtent b="0" l="0" r="0" t="0"/>
-            <wp:docPr descr="Evolution du revenu total reel moyen par menage (Ar constants paddy 2010)" title="" id="263" name="Picture"/>
+            <wp:docPr descr="Evolution du revenu total reel moyen par menage (Ar constants paddy 2010)" title="" id="265" name="Picture"/>
             <a:graphic>
               <a:graphicData uri="http://schemas.openxmlformats.org/drawingml/2006/picture">
                 <pic:pic>
                   <pic:nvPicPr>
-                    <pic:cNvPr descr="03_habitat_niveau_de_vie_files/figure-docx/fig_trends_revtot_paddy-1.png" id="264" name="Picture"/>
+                    <pic:cNvPr descr="03_habitat_niveau_de_vie_files/figure-docx/fig_trends_revtot_paddy-1.png" id="266" name="Picture"/>
                     <pic:cNvPicPr>
                       <a:picLocks noChangeArrowheads="1" noChangeAspect="1"/>
                     </pic:cNvPicPr>
                   </pic:nvPicPr>
                   <pic:blipFill>
-                    <a:blip r:embed="rId262"/>
+                    <a:blip r:embed="rId264"/>
                     <a:stretch>
                       <a:fillRect/>
                     </a:stretch>
@@ -13108,18 +13368,18 @@
           <wp:inline>
             <wp:extent cx="5969000" cy="3316111"/>
             <wp:effectExtent b="0" l="0" r="0" t="0"/>
-            <wp:docPr descr="Evolution du revenu courant reel moyen par menage (Ar constants paddy 2010)" title="" id="266" name="Picture"/>
+            <wp:docPr descr="Evolution du revenu courant reel moyen par menage (Ar constants paddy 2010)" title="" id="268" name="Picture"/>
             <a:graphic>
               <a:graphicData uri="http://schemas.openxmlformats.org/drawingml/2006/picture">
                 <pic:pic>
                   <pic:nvPicPr>
-                    <pic:cNvPr descr="03_habitat_niveau_de_vie_files/figure-docx/fig_trends_revcou_paddy-1.png" id="267" name="Picture"/>
+                    <pic:cNvPr descr="03_habitat_niveau_de_vie_files/figure-docx/fig_trends_revcou_paddy-1.png" id="269" name="Picture"/>
                     <pic:cNvPicPr>
                       <a:picLocks noChangeArrowheads="1" noChangeAspect="1"/>
                     </pic:cNvPicPr>
                   </pic:nvPicPr>
                   <pic:blipFill>
-                    <a:blip r:embed="rId265"/>
+                    <a:blip r:embed="rId267"/>
                     <a:stretch>
                       <a:fillRect/>
                     </a:stretch>
@@ -13154,9 +13414,9 @@
         <w:t xml:space="preserve">Evolution du revenu courant reel moyen par menage (Ar constants paddy 2010)</w:t>
       </w:r>
     </w:p>
-    <w:bookmarkEnd w:id="268"/>
-    <w:bookmarkEnd w:id="269"/>
-    <w:bookmarkStart w:id="276" w:name="sec-habitat-multiyear"/>
+    <w:bookmarkEnd w:id="270"/>
+    <w:bookmarkEnd w:id="271"/>
+    <w:bookmarkStart w:id="278" w:name="sec-habitat-multiyear"/>
     <w:p>
       <w:pPr>
         <w:pStyle w:val="Titre2"/>
@@ -13182,18 +13442,18 @@
           <wp:inline>
             <wp:extent cx="5969000" cy="3316111"/>
             <wp:effectExtent b="0" l="0" r="0" t="0"/>
-            <wp:docPr descr="Evolution de l’acces a l’electricite (1997-2025)" title="" id="271" name="Picture"/>
+            <wp:docPr descr="Evolution de l’acces a l’electricite (1997-2025)" title="" id="273" name="Picture"/>
             <a:graphic>
               <a:graphicData uri="http://schemas.openxmlformats.org/drawingml/2006/picture">
                 <pic:pic>
                   <pic:nvPicPr>
-                    <pic:cNvPr descr="03_habitat_niveau_de_vie_files/figure-docx/fig_habitat_elec-1.png" id="272" name="Picture"/>
+                    <pic:cNvPr descr="03_habitat_niveau_de_vie_files/figure-docx/fig_habitat_elec-1.png" id="274" name="Picture"/>
                     <pic:cNvPicPr>
                       <a:picLocks noChangeArrowheads="1" noChangeAspect="1"/>
                     </pic:cNvPicPr>
                   </pic:nvPicPr>
                   <pic:blipFill>
-                    <a:blip r:embed="rId270"/>
+                    <a:blip r:embed="rId272"/>
                     <a:stretch>
                       <a:fillRect/>
                     </a:stretch>
@@ -13237,18 +13497,18 @@
           <wp:inline>
             <wp:extent cx="5969000" cy="3316111"/>
             <wp:effectExtent b="0" l="0" r="0" t="0"/>
-            <wp:docPr descr="Evolution de l’acces a une source d’eau amelioree (1997-2025)" title="" id="274" name="Picture"/>
+            <wp:docPr descr="Evolution de l’acces a une source d’eau amelioree (1997-2025)" title="" id="276" name="Picture"/>
             <a:graphic>
               <a:graphicData uri="http://schemas.openxmlformats.org/drawingml/2006/picture">
                 <pic:pic>
                   <pic:nvPicPr>
-                    <pic:cNvPr descr="03_habitat_niveau_de_vie_files/figure-docx/fig_habitat_water-1.png" id="275" name="Picture"/>
+                    <pic:cNvPr descr="03_habitat_niveau_de_vie_files/figure-docx/fig_habitat_water-1.png" id="277" name="Picture"/>
                     <pic:cNvPicPr>
                       <a:picLocks noChangeArrowheads="1" noChangeAspect="1"/>
                     </pic:cNvPicPr>
                   </pic:nvPicPr>
                   <pic:blipFill>
-                    <a:blip r:embed="rId273"/>
+                    <a:blip r:embed="rId275"/>
                     <a:stretch>
                       <a:fillRect/>
                     </a:stretch>
@@ -13283,9 +13543,9 @@
         <w:t xml:space="preserve">Evolution de l’acces a une source d’eau amelioree (1997-2025)</w:t>
       </w:r>
     </w:p>
-    <w:bookmarkEnd w:id="276"/>
-    <w:bookmarkEnd w:id="277"/>
-    <w:bookmarkStart w:id="365" w:name="foncier"/>
+    <w:bookmarkEnd w:id="278"/>
+    <w:bookmarkEnd w:id="279"/>
+    <w:bookmarkStart w:id="367" w:name="foncier"/>
     <w:p>
       <w:pPr>
         <w:pStyle w:val="Titre1"/>
@@ -13343,12 +13603,12 @@
                 <wp:inline>
                   <wp:extent cx="152400" cy="152400"/>
                   <wp:effectExtent b="0" l="0" r="0" t="0"/>
-                  <wp:docPr descr="" title="" id="278" name="Picture"/>
+                  <wp:docPr descr="" title="" id="280" name="Picture"/>
                   <a:graphic>
                     <a:graphicData uri="http://schemas.openxmlformats.org/drawingml/2006/picture">
                       <pic:pic>
                         <pic:nvPicPr>
-                          <pic:cNvPr descr="C:\Users\fbede\AppData\Local\Programs\Quarto\share\formats\docx\warning.png" id="279" name="Picture"/>
+                          <pic:cNvPr descr="C:\Users\fbede\AppData\Local\Programs\Quarto\share\formats\docx\warning.png" id="281" name="Picture"/>
                           <pic:cNvPicPr>
                             <a:picLocks noChangeArrowheads="1" noChangeAspect="1"/>
                           </pic:cNvPicPr>
@@ -13411,14 +13671,14 @@
               <w:spacing w:before="16" w:after="16"/>
             </w:pPr>
             <w:r>
-              <w:t xml:space="preserve">Les résultats présentés ci-dessous sont provisoires, et sont susceptibles de faire l’objet de corrections.</w:t>
+              <w:t xml:space="preserve">Les résultats présentés ci-dessous sont provisoires et pourront être ajustés ou enrichis par les informations supplémentaires recueillies lors des restitutions locales.</w:t>
             </w:r>
           </w:p>
           <w:p/>
         </w:tc>
       </w:tr>
     </w:tbl>
-    <w:bookmarkStart w:id="314" w:name="sec-patrimoine"/>
+    <w:bookmarkStart w:id="316" w:name="sec-patrimoine"/>
     <w:p>
       <w:pPr>
         <w:pStyle w:val="Titre2"/>
@@ -13427,7 +13687,7 @@
         <w:t xml:space="preserve">4.1 Patrimoine foncier</w:t>
       </w:r>
     </w:p>
-    <w:bookmarkStart w:id="285" w:name="nombre-de-parcelles-possédées"/>
+    <w:bookmarkStart w:id="287" w:name="nombre-de-parcelles-possédées"/>
     <w:p>
       <w:pPr>
         <w:pStyle w:val="Titre3"/>
@@ -13507,7 +13767,7 @@
       <w:tr>
         <w:tc>
           <w:tcPr/>
-          <w:bookmarkStart w:id="283" w:name="fig-nb-parcelles"/>
+          <w:bookmarkStart w:id="285" w:name="fig-nb-parcelles"/>
           <w:p>
             <w:pPr>
               <w:jc w:val="center"/>
@@ -13531,18 +13791,18 @@
                 <wp:inline>
                   <wp:extent cx="5969000" cy="3730624"/>
                   <wp:effectExtent b="0" l="0" r="0" t="0"/>
-                  <wp:docPr descr="" title="" id="281" name="Picture"/>
+                  <wp:docPr descr="" title="" id="283" name="Picture"/>
                   <a:graphic>
                     <a:graphicData uri="http://schemas.openxmlformats.org/drawingml/2006/picture">
                       <pic:pic>
                         <pic:nvPicPr>
-                          <pic:cNvPr descr="04_foncier_files/figure-docx/fig-nb-parcelles-1.png" id="282" name="Picture"/>
+                          <pic:cNvPr descr="04_foncier_files/figure-docx/fig-nb-parcelles-1.png" id="284" name="Picture"/>
                           <pic:cNvPicPr>
                             <a:picLocks noChangeArrowheads="1" noChangeAspect="1"/>
                           </pic:cNvPicPr>
                         </pic:nvPicPr>
                         <pic:blipFill>
-                          <a:blip r:embed="rId280"/>
+                          <a:blip r:embed="rId282"/>
                           <a:stretch>
                             <a:fillRect/>
                           </a:stretch>
@@ -13569,7 +13829,7 @@
               </w:drawing>
             </w:r>
           </w:p>
-          <w:bookmarkEnd w:id="283"/>
+          <w:bookmarkEnd w:id="285"/>
         </w:tc>
       </w:tr>
     </w:tbl>
@@ -13586,7 +13846,7 @@
       <w:tr>
         <w:tc>
           <w:tcPr/>
-          <w:bookmarkStart w:id="284" w:name="tbl-parcelles-stats"/>
+          <w:bookmarkStart w:id="286" w:name="tbl-parcelles-stats"/>
           <w:p>
             <w:pPr>
               <w:jc w:val="center"/>
@@ -14014,7 +14274,7 @@
               </w:tc>
             </w:tr>
           </w:tbl>
-          <w:bookmarkEnd w:id="284"/>
+          <w:bookmarkEnd w:id="286"/>
           <w:p/>
         </w:tc>
       </w:tr>
@@ -14080,8 +14340,8 @@
         <w:t xml:space="preserve">La superficie moyenne par parcelle est de 78.9 ares, et la surface totale possédée par ménage atteint en moyenne 163.2 ares.</w:t>
       </w:r>
     </w:p>
-    <w:bookmarkEnd w:id="285"/>
-    <w:bookmarkStart w:id="294" w:name="Xb3a5d9a9af71174c0c59d5650fdd434d6154eab"/>
+    <w:bookmarkEnd w:id="287"/>
+    <w:bookmarkStart w:id="296" w:name="Xb3a5d9a9af71174c0c59d5650fdd434d6154eab"/>
     <w:p>
       <w:pPr>
         <w:pStyle w:val="Titre3"/>
@@ -14158,7 +14418,7 @@
       <w:tr>
         <w:tc>
           <w:tcPr/>
-          <w:bookmarkStart w:id="289" w:name="fig-type-parcelle"/>
+          <w:bookmarkStart w:id="291" w:name="fig-type-parcelle"/>
           <w:p>
             <w:pPr>
               <w:jc w:val="center"/>
@@ -14182,18 +14442,18 @@
                 <wp:inline>
                   <wp:extent cx="5969000" cy="2514717"/>
                   <wp:effectExtent b="0" l="0" r="0" t="0"/>
-                  <wp:docPr descr="" title="" id="287" name="Picture"/>
+                  <wp:docPr descr="" title="" id="289" name="Picture"/>
                   <a:graphic>
                     <a:graphicData uri="http://schemas.openxmlformats.org/drawingml/2006/picture">
                       <pic:pic>
                         <pic:nvPicPr>
-                          <pic:cNvPr descr="04_foncier_files/figure-docx/fig-type-parcelle-1.png" id="288" name="Picture"/>
+                          <pic:cNvPr descr="04_foncier_files/figure-docx/fig-type-parcelle-1.png" id="290" name="Picture"/>
                           <pic:cNvPicPr>
                             <a:picLocks noChangeArrowheads="1" noChangeAspect="1"/>
                           </pic:cNvPicPr>
                         </pic:nvPicPr>
                         <pic:blipFill>
-                          <a:blip r:embed="rId286"/>
+                          <a:blip r:embed="rId288"/>
                           <a:stretch>
                             <a:fillRect/>
                           </a:stretch>
@@ -14220,7 +14480,7 @@
               </w:drawing>
             </w:r>
           </w:p>
-          <w:bookmarkEnd w:id="289"/>
+          <w:bookmarkEnd w:id="291"/>
         </w:tc>
       </w:tr>
     </w:tbl>
@@ -14292,7 +14552,7 @@
       <w:tr>
         <w:tc>
           <w:tcPr/>
-          <w:bookmarkStart w:id="293" w:name="fig-localisation-parcelle"/>
+          <w:bookmarkStart w:id="295" w:name="fig-localisation-parcelle"/>
           <w:p>
             <w:pPr>
               <w:jc w:val="center"/>
@@ -14316,18 +14576,18 @@
                 <wp:inline>
                   <wp:extent cx="5969000" cy="2514717"/>
                   <wp:effectExtent b="0" l="0" r="0" t="0"/>
-                  <wp:docPr descr="" title="" id="291" name="Picture"/>
+                  <wp:docPr descr="" title="" id="293" name="Picture"/>
                   <a:graphic>
                     <a:graphicData uri="http://schemas.openxmlformats.org/drawingml/2006/picture">
                       <pic:pic>
                         <pic:nvPicPr>
-                          <pic:cNvPr descr="04_foncier_files/figure-docx/fig-localisation-parcelle-1.png" id="292" name="Picture"/>
+                          <pic:cNvPr descr="04_foncier_files/figure-docx/fig-localisation-parcelle-1.png" id="294" name="Picture"/>
                           <pic:cNvPicPr>
                             <a:picLocks noChangeArrowheads="1" noChangeAspect="1"/>
                           </pic:cNvPicPr>
                         </pic:nvPicPr>
                         <pic:blipFill>
-                          <a:blip r:embed="rId290"/>
+                          <a:blip r:embed="rId292"/>
                           <a:stretch>
                             <a:fillRect/>
                           </a:stretch>
@@ -14354,12 +14614,12 @@
               </w:drawing>
             </w:r>
           </w:p>
-          <w:bookmarkEnd w:id="293"/>
+          <w:bookmarkEnd w:id="295"/>
         </w:tc>
       </w:tr>
     </w:tbl>
-    <w:bookmarkEnd w:id="294"/>
-    <w:bookmarkStart w:id="299" w:name="irrigation-des-parcelles-possédées"/>
+    <w:bookmarkEnd w:id="296"/>
+    <w:bookmarkStart w:id="301" w:name="irrigation-des-parcelles-possédées"/>
     <w:p>
       <w:pPr>
         <w:pStyle w:val="Titre3"/>
@@ -14390,7 +14650,15 @@
         <w:t xml:space="preserve"> </w:t>
       </w:r>
       <w:r>
-        <w:t xml:space="preserve">présente les modes d’irrigation des parcelles possédées par les ménages dans les deux observatoires. Les différences entre Alaotra et Marovoay reflètent les investissements hydrauliques historiques de chaque périmètre.</w:t>
+        <w:t xml:space="preserve">présente les modes d’irrigation des parcelles possédées par les ménages.</w:t>
+      </w:r>
+    </w:p>
+    <w:p>
+      <w:pPr>
+        <w:pStyle w:val="Corpsdetexte"/>
+      </w:pPr>
+      <w:r>
+        <w:t xml:space="preserve">Les différences entre Alaotra et Marovoay reflètent les investissements hydrauliques historiques de chaque périmètre.</w:t>
       </w:r>
     </w:p>
     <w:tbl>
@@ -14406,7 +14674,7 @@
       <w:tr>
         <w:tc>
           <w:tcPr/>
-          <w:bookmarkStart w:id="298" w:name="fig-irrigation-possedee"/>
+          <w:bookmarkStart w:id="300" w:name="fig-irrigation-possedee"/>
           <w:p>
             <w:pPr>
               <w:jc w:val="center"/>
@@ -14430,18 +14698,18 @@
                 <wp:inline>
                   <wp:extent cx="5969000" cy="2263245"/>
                   <wp:effectExtent b="0" l="0" r="0" t="0"/>
-                  <wp:docPr descr="" title="" id="296" name="Picture"/>
+                  <wp:docPr descr="" title="" id="298" name="Picture"/>
                   <a:graphic>
                     <a:graphicData uri="http://schemas.openxmlformats.org/drawingml/2006/picture">
                       <pic:pic>
                         <pic:nvPicPr>
-                          <pic:cNvPr descr="04_foncier_files/figure-docx/fig-irrigation-possedee-1.png" id="297" name="Picture"/>
+                          <pic:cNvPr descr="04_foncier_files/figure-docx/fig-irrigation-possedee-1.png" id="299" name="Picture"/>
                           <pic:cNvPicPr>
                             <a:picLocks noChangeArrowheads="1" noChangeAspect="1"/>
                           </pic:cNvPicPr>
                         </pic:nvPicPr>
                         <pic:blipFill>
-                          <a:blip r:embed="rId295"/>
+                          <a:blip r:embed="rId297"/>
                           <a:stretch>
                             <a:fillRect/>
                           </a:stretch>
@@ -14468,12 +14736,12 @@
               </w:drawing>
             </w:r>
           </w:p>
-          <w:bookmarkEnd w:id="298"/>
+          <w:bookmarkEnd w:id="300"/>
         </w:tc>
       </w:tr>
     </w:tbl>
-    <w:bookmarkEnd w:id="299"/>
-    <w:bookmarkStart w:id="308" w:name="mode-dacquisition-et-ancienneté"/>
+    <w:bookmarkEnd w:id="301"/>
+    <w:bookmarkStart w:id="310" w:name="mode-dacquisition-et-ancienneté"/>
     <w:p>
       <w:pPr>
         <w:pStyle w:val="Titre3"/>
@@ -14498,7 +14766,7 @@
         </w:r>
       </w:hyperlink>
       <w:r>
-        <w:t xml:space="preserve">). L’héritage domine largement dans les deux observatoires.</w:t>
+        <w:t xml:space="preserve">). L’héritage domine largement.</w:t>
       </w:r>
     </w:p>
     <w:p>
@@ -14550,7 +14818,7 @@
       <w:tr>
         <w:tc>
           <w:tcPr/>
-          <w:bookmarkStart w:id="303" w:name="fig-acquisition"/>
+          <w:bookmarkStart w:id="305" w:name="fig-acquisition"/>
           <w:p>
             <w:pPr>
               <w:jc w:val="center"/>
@@ -14574,18 +14842,18 @@
                 <wp:inline>
                   <wp:extent cx="5969000" cy="2505736"/>
                   <wp:effectExtent b="0" l="0" r="0" t="0"/>
-                  <wp:docPr descr="" title="" id="301" name="Picture"/>
+                  <wp:docPr descr="" title="" id="303" name="Picture"/>
                   <a:graphic>
                     <a:graphicData uri="http://schemas.openxmlformats.org/drawingml/2006/picture">
                       <pic:pic>
                         <pic:nvPicPr>
-                          <pic:cNvPr descr="04_foncier_files/figure-docx/fig-acquisition-1.png" id="302" name="Picture"/>
+                          <pic:cNvPr descr="04_foncier_files/figure-docx/fig-acquisition-1.png" id="304" name="Picture"/>
                           <pic:cNvPicPr>
                             <a:picLocks noChangeArrowheads="1" noChangeAspect="1"/>
                           </pic:cNvPicPr>
                         </pic:nvPicPr>
                         <pic:blipFill>
-                          <a:blip r:embed="rId300"/>
+                          <a:blip r:embed="rId302"/>
                           <a:stretch>
                             <a:fillRect/>
                           </a:stretch>
@@ -14612,7 +14880,7 @@
               </w:drawing>
             </w:r>
           </w:p>
-          <w:bookmarkEnd w:id="303"/>
+          <w:bookmarkEnd w:id="305"/>
         </w:tc>
       </w:tr>
     </w:tbl>
@@ -14648,7 +14916,7 @@
       <w:tr>
         <w:tc>
           <w:tcPr/>
-          <w:bookmarkStart w:id="307" w:name="fig-anciennete"/>
+          <w:bookmarkStart w:id="309" w:name="fig-anciennete"/>
           <w:p>
             <w:pPr>
               <w:jc w:val="center"/>
@@ -14672,18 +14940,18 @@
                 <wp:inline>
                   <wp:extent cx="5969000" cy="3316111"/>
                   <wp:effectExtent b="0" l="0" r="0" t="0"/>
-                  <wp:docPr descr="" title="" id="305" name="Picture"/>
+                  <wp:docPr descr="" title="" id="307" name="Picture"/>
                   <a:graphic>
                     <a:graphicData uri="http://schemas.openxmlformats.org/drawingml/2006/picture">
                       <pic:pic>
                         <pic:nvPicPr>
-                          <pic:cNvPr descr="04_foncier_files/figure-docx/fig-anciennete-1.png" id="306" name="Picture"/>
+                          <pic:cNvPr descr="04_foncier_files/figure-docx/fig-anciennete-1.png" id="308" name="Picture"/>
                           <pic:cNvPicPr>
                             <a:picLocks noChangeArrowheads="1" noChangeAspect="1"/>
                           </pic:cNvPicPr>
                         </pic:nvPicPr>
                         <pic:blipFill>
-                          <a:blip r:embed="rId304"/>
+                          <a:blip r:embed="rId306"/>
                           <a:stretch>
                             <a:fillRect/>
                           </a:stretch>
@@ -14710,12 +14978,12 @@
               </w:drawing>
             </w:r>
           </w:p>
-          <w:bookmarkEnd w:id="307"/>
+          <w:bookmarkEnd w:id="309"/>
         </w:tc>
       </w:tr>
     </w:tbl>
-    <w:bookmarkEnd w:id="308"/>
-    <w:bookmarkStart w:id="313" w:name="propriétaire-dans-le-ménage"/>
+    <w:bookmarkEnd w:id="310"/>
+    <w:bookmarkStart w:id="315" w:name="propriétaire-dans-le-ménage"/>
     <w:p>
       <w:pPr>
         <w:pStyle w:val="Titre3"/>
@@ -14740,7 +15008,7 @@
         </w:r>
       </w:hyperlink>
       <w:r>
-        <w:t xml:space="preserve">). Dans les deux observatoires, c’est le chef de ménage qui est déclaré propriétaire de la majorité des parcelles, ce qui illustre les inégalités d’accès au foncier.</w:t>
+        <w:t xml:space="preserve">). Le chef de ménage est déclaré propriétaire de la majorité des parcelles, ce qui illustre les inégalités d’accès au foncier.</w:t>
       </w:r>
     </w:p>
     <w:p>
@@ -14792,7 +15060,7 @@
       <w:tr>
         <w:tc>
           <w:tcPr/>
-          <w:bookmarkStart w:id="312" w:name="fig-proprietaire"/>
+          <w:bookmarkStart w:id="314" w:name="fig-proprietaire"/>
           <w:p>
             <w:pPr>
               <w:jc w:val="center"/>
@@ -14816,18 +15084,18 @@
                 <wp:inline>
                   <wp:extent cx="5969000" cy="3338909"/>
                   <wp:effectExtent b="0" l="0" r="0" t="0"/>
-                  <wp:docPr descr="" title="" id="310" name="Picture"/>
+                  <wp:docPr descr="" title="" id="312" name="Picture"/>
                   <a:graphic>
                     <a:graphicData uri="http://schemas.openxmlformats.org/drawingml/2006/picture">
                       <pic:pic>
                         <pic:nvPicPr>
-                          <pic:cNvPr descr="04_foncier_files/figure-docx/fig-proprietaire-1.png" id="311" name="Picture"/>
+                          <pic:cNvPr descr="04_foncier_files/figure-docx/fig-proprietaire-1.png" id="313" name="Picture"/>
                           <pic:cNvPicPr>
                             <a:picLocks noChangeArrowheads="1" noChangeAspect="1"/>
                           </pic:cNvPicPr>
                         </pic:nvPicPr>
                         <pic:blipFill>
-                          <a:blip r:embed="rId309"/>
+                          <a:blip r:embed="rId311"/>
                           <a:stretch>
                             <a:fillRect/>
                           </a:stretch>
@@ -14854,13 +15122,13 @@
               </w:drawing>
             </w:r>
           </w:p>
-          <w:bookmarkEnd w:id="312"/>
+          <w:bookmarkEnd w:id="314"/>
         </w:tc>
       </w:tr>
     </w:tbl>
-    <w:bookmarkEnd w:id="313"/>
-    <w:bookmarkEnd w:id="314"/>
-    <w:bookmarkStart w:id="323" w:name="sec-securisation"/>
+    <w:bookmarkEnd w:id="315"/>
+    <w:bookmarkEnd w:id="316"/>
+    <w:bookmarkStart w:id="325" w:name="sec-securisation"/>
     <w:p>
       <w:pPr>
         <w:pStyle w:val="Titre2"/>
@@ -14937,7 +15205,7 @@
       <w:tr>
         <w:tc>
           <w:tcPr/>
-          <w:bookmarkStart w:id="318" w:name="fig-securisation"/>
+          <w:bookmarkStart w:id="320" w:name="fig-securisation"/>
           <w:p>
             <w:pPr>
               <w:jc w:val="center"/>
@@ -14961,18 +15229,18 @@
                 <wp:inline>
                   <wp:extent cx="4620126" cy="3696101"/>
                   <wp:effectExtent b="0" l="0" r="0" t="0"/>
-                  <wp:docPr descr="" title="" id="316" name="Picture"/>
+                  <wp:docPr descr="" title="" id="318" name="Picture"/>
                   <a:graphic>
                     <a:graphicData uri="http://schemas.openxmlformats.org/drawingml/2006/picture">
                       <pic:pic>
                         <pic:nvPicPr>
-                          <pic:cNvPr descr="04_foncier_files/figure-docx/fig-securisation-1.png" id="317" name="Picture"/>
+                          <pic:cNvPr descr="04_foncier_files/figure-docx/fig-securisation-1.png" id="319" name="Picture"/>
                           <pic:cNvPicPr>
                             <a:picLocks noChangeArrowheads="1" noChangeAspect="1"/>
                           </pic:cNvPicPr>
                         </pic:nvPicPr>
                         <pic:blipFill>
-                          <a:blip r:embed="rId315"/>
+                          <a:blip r:embed="rId317"/>
                           <a:stretch>
                             <a:fillRect/>
                           </a:stretch>
@@ -14999,7 +15267,7 @@
               </w:drawing>
             </w:r>
           </w:p>
-          <w:bookmarkEnd w:id="318"/>
+          <w:bookmarkEnd w:id="320"/>
         </w:tc>
       </w:tr>
     </w:tbl>
@@ -15035,7 +15303,7 @@
       <w:tr>
         <w:tc>
           <w:tcPr/>
-          <w:bookmarkStart w:id="322" w:name="fig-papiers"/>
+          <w:bookmarkStart w:id="324" w:name="fig-papiers"/>
           <w:p>
             <w:pPr>
               <w:jc w:val="center"/>
@@ -15059,18 +15327,18 @@
                 <wp:inline>
                   <wp:extent cx="5969000" cy="2804186"/>
                   <wp:effectExtent b="0" l="0" r="0" t="0"/>
-                  <wp:docPr descr="" title="" id="320" name="Picture"/>
+                  <wp:docPr descr="" title="" id="322" name="Picture"/>
                   <a:graphic>
                     <a:graphicData uri="http://schemas.openxmlformats.org/drawingml/2006/picture">
                       <pic:pic>
                         <pic:nvPicPr>
-                          <pic:cNvPr descr="04_foncier_files/figure-docx/fig-papiers-1.png" id="321" name="Picture"/>
+                          <pic:cNvPr descr="04_foncier_files/figure-docx/fig-papiers-1.png" id="323" name="Picture"/>
                           <pic:cNvPicPr>
                             <a:picLocks noChangeArrowheads="1" noChangeAspect="1"/>
                           </pic:cNvPicPr>
                         </pic:nvPicPr>
                         <pic:blipFill>
-                          <a:blip r:embed="rId319"/>
+                          <a:blip r:embed="rId321"/>
                           <a:stretch>
                             <a:fillRect/>
                           </a:stretch>
@@ -15097,12 +15365,12 @@
               </w:drawing>
             </w:r>
           </w:p>
-          <w:bookmarkEnd w:id="322"/>
+          <w:bookmarkEnd w:id="324"/>
         </w:tc>
       </w:tr>
     </w:tbl>
-    <w:bookmarkEnd w:id="323"/>
-    <w:bookmarkStart w:id="337" w:name="sec-cessions"/>
+    <w:bookmarkEnd w:id="325"/>
+    <w:bookmarkStart w:id="339" w:name="sec-cessions"/>
     <w:p>
       <w:pPr>
         <w:pStyle w:val="Titre2"/>
@@ -15179,7 +15447,7 @@
       <w:tr>
         <w:tc>
           <w:tcPr/>
-          <w:bookmarkStart w:id="324" w:name="tbl-cession-pratique"/>
+          <w:bookmarkStart w:id="326" w:name="tbl-cession-pratique"/>
           <w:p>
             <w:pPr>
               <w:jc w:val="center"/>
@@ -15391,7 +15659,7 @@
               </w:tc>
             </w:tr>
           </w:tbl>
-          <w:bookmarkEnd w:id="324"/>
+          <w:bookmarkEnd w:id="326"/>
           <w:p/>
         </w:tc>
       </w:tr>
@@ -15428,7 +15696,7 @@
       <w:tr>
         <w:tc>
           <w:tcPr/>
-          <w:bookmarkStart w:id="328" w:name="fig-mode-cession"/>
+          <w:bookmarkStart w:id="330" w:name="fig-mode-cession"/>
           <w:p>
             <w:pPr>
               <w:jc w:val="center"/>
@@ -15452,18 +15720,18 @@
                 <wp:inline>
                   <wp:extent cx="5969000" cy="2514717"/>
                   <wp:effectExtent b="0" l="0" r="0" t="0"/>
-                  <wp:docPr descr="" title="" id="326" name="Picture"/>
+                  <wp:docPr descr="" title="" id="328" name="Picture"/>
                   <a:graphic>
                     <a:graphicData uri="http://schemas.openxmlformats.org/drawingml/2006/picture">
                       <pic:pic>
                         <pic:nvPicPr>
-                          <pic:cNvPr descr="04_foncier_files/figure-docx/fig-mode-cession-1.png" id="327" name="Picture"/>
+                          <pic:cNvPr descr="04_foncier_files/figure-docx/fig-mode-cession-1.png" id="329" name="Picture"/>
                           <pic:cNvPicPr>
                             <a:picLocks noChangeArrowheads="1" noChangeAspect="1"/>
                           </pic:cNvPicPr>
                         </pic:nvPicPr>
                         <pic:blipFill>
-                          <a:blip r:embed="rId325"/>
+                          <a:blip r:embed="rId327"/>
                           <a:stretch>
                             <a:fillRect/>
                           </a:stretch>
@@ -15490,7 +15758,7 @@
               </w:drawing>
             </w:r>
           </w:p>
-          <w:bookmarkEnd w:id="328"/>
+          <w:bookmarkEnd w:id="330"/>
         </w:tc>
       </w:tr>
     </w:tbl>
@@ -15526,7 +15794,7 @@
       <w:tr>
         <w:tc>
           <w:tcPr/>
-          <w:bookmarkStart w:id="332" w:name="fig-motif-cession"/>
+          <w:bookmarkStart w:id="334" w:name="fig-motif-cession"/>
           <w:p>
             <w:pPr>
               <w:jc w:val="center"/>
@@ -15550,18 +15818,18 @@
                 <wp:inline>
                   <wp:extent cx="5969000" cy="4414572"/>
                   <wp:effectExtent b="0" l="0" r="0" t="0"/>
-                  <wp:docPr descr="" title="" id="330" name="Picture"/>
+                  <wp:docPr descr="" title="" id="332" name="Picture"/>
                   <a:graphic>
                     <a:graphicData uri="http://schemas.openxmlformats.org/drawingml/2006/picture">
                       <pic:pic>
                         <pic:nvPicPr>
-                          <pic:cNvPr descr="04_foncier_files/figure-docx/fig-motif-cession-1.png" id="331" name="Picture"/>
+                          <pic:cNvPr descr="04_foncier_files/figure-docx/fig-motif-cession-1.png" id="333" name="Picture"/>
                           <pic:cNvPicPr>
                             <a:picLocks noChangeArrowheads="1" noChangeAspect="1"/>
                           </pic:cNvPicPr>
                         </pic:nvPicPr>
                         <pic:blipFill>
-                          <a:blip r:embed="rId329"/>
+                          <a:blip r:embed="rId331"/>
                           <a:stretch>
                             <a:fillRect/>
                           </a:stretch>
@@ -15588,7 +15856,7 @@
               </w:drawing>
             </w:r>
           </w:p>
-          <w:bookmarkEnd w:id="332"/>
+          <w:bookmarkEnd w:id="334"/>
         </w:tc>
       </w:tr>
     </w:tbl>
@@ -15624,7 +15892,7 @@
       <w:tr>
         <w:tc>
           <w:tcPr/>
-          <w:bookmarkStart w:id="336" w:name="fig-cedee-a-qui"/>
+          <w:bookmarkStart w:id="338" w:name="fig-cedee-a-qui"/>
           <w:p>
             <w:pPr>
               <w:jc w:val="center"/>
@@ -15648,18 +15916,18 @@
                 <wp:inline>
                   <wp:extent cx="5969000" cy="3338909"/>
                   <wp:effectExtent b="0" l="0" r="0" t="0"/>
-                  <wp:docPr descr="" title="" id="334" name="Picture"/>
+                  <wp:docPr descr="" title="" id="336" name="Picture"/>
                   <a:graphic>
                     <a:graphicData uri="http://schemas.openxmlformats.org/drawingml/2006/picture">
                       <pic:pic>
                         <pic:nvPicPr>
-                          <pic:cNvPr descr="04_foncier_files/figure-docx/fig-cedee-a-qui-1.png" id="335" name="Picture"/>
+                          <pic:cNvPr descr="04_foncier_files/figure-docx/fig-cedee-a-qui-1.png" id="337" name="Picture"/>
                           <pic:cNvPicPr>
                             <a:picLocks noChangeArrowheads="1" noChangeAspect="1"/>
                           </pic:cNvPicPr>
                         </pic:nvPicPr>
                         <pic:blipFill>
-                          <a:blip r:embed="rId333"/>
+                          <a:blip r:embed="rId335"/>
                           <a:stretch>
                             <a:fillRect/>
                           </a:stretch>
@@ -15686,12 +15954,12 @@
               </w:drawing>
             </w:r>
           </w:p>
-          <w:bookmarkEnd w:id="336"/>
+          <w:bookmarkEnd w:id="338"/>
         </w:tc>
       </w:tr>
     </w:tbl>
-    <w:bookmarkEnd w:id="337"/>
-    <w:bookmarkStart w:id="356" w:name="sec-exploitees"/>
+    <w:bookmarkEnd w:id="339"/>
+    <w:bookmarkStart w:id="358" w:name="sec-exploitees"/>
     <w:p>
       <w:pPr>
         <w:pStyle w:val="Titre2"/>
@@ -15768,7 +16036,7 @@
       <w:tr>
         <w:tc>
           <w:tcPr/>
-          <w:bookmarkStart w:id="338" w:name="tbl-exploitation-autres"/>
+          <w:bookmarkStart w:id="340" w:name="tbl-exploitation-autres"/>
           <w:p>
             <w:pPr>
               <w:jc w:val="center"/>
@@ -15980,7 +16248,7 @@
               </w:tc>
             </w:tr>
           </w:tbl>
-          <w:bookmarkEnd w:id="338"/>
+          <w:bookmarkEnd w:id="340"/>
           <w:p/>
         </w:tc>
       </w:tr>
@@ -16017,7 +16285,7 @@
       <w:tr>
         <w:tc>
           <w:tcPr/>
-          <w:bookmarkStart w:id="342" w:name="fig-type-exploitee"/>
+          <w:bookmarkStart w:id="344" w:name="fig-type-exploitee"/>
           <w:p>
             <w:pPr>
               <w:jc w:val="center"/>
@@ -16041,18 +16309,18 @@
                 <wp:inline>
                   <wp:extent cx="5969000" cy="2514717"/>
                   <wp:effectExtent b="0" l="0" r="0" t="0"/>
-                  <wp:docPr descr="" title="" id="340" name="Picture"/>
+                  <wp:docPr descr="" title="" id="342" name="Picture"/>
                   <a:graphic>
                     <a:graphicData uri="http://schemas.openxmlformats.org/drawingml/2006/picture">
                       <pic:pic>
                         <pic:nvPicPr>
-                          <pic:cNvPr descr="04_foncier_files/figure-docx/fig-type-exploitee-1.png" id="341" name="Picture"/>
+                          <pic:cNvPr descr="04_foncier_files/figure-docx/fig-type-exploitee-1.png" id="343" name="Picture"/>
                           <pic:cNvPicPr>
                             <a:picLocks noChangeArrowheads="1" noChangeAspect="1"/>
                           </pic:cNvPicPr>
                         </pic:nvPicPr>
                         <pic:blipFill>
-                          <a:blip r:embed="rId339"/>
+                          <a:blip r:embed="rId341"/>
                           <a:stretch>
                             <a:fillRect/>
                           </a:stretch>
@@ -16079,7 +16347,7 @@
               </w:drawing>
             </w:r>
           </w:p>
-          <w:bookmarkEnd w:id="342"/>
+          <w:bookmarkEnd w:id="344"/>
         </w:tc>
       </w:tr>
     </w:tbl>
@@ -16115,7 +16383,7 @@
       <w:tr>
         <w:tc>
           <w:tcPr/>
-          <w:bookmarkStart w:id="346" w:name="fig-fv-exploitee"/>
+          <w:bookmarkStart w:id="348" w:name="fig-fv-exploitee"/>
           <w:p>
             <w:pPr>
               <w:jc w:val="center"/>
@@ -16139,18 +16407,18 @@
                 <wp:inline>
                   <wp:extent cx="5969000" cy="2514717"/>
                   <wp:effectExtent b="0" l="0" r="0" t="0"/>
-                  <wp:docPr descr="" title="" id="344" name="Picture"/>
+                  <wp:docPr descr="" title="" id="346" name="Picture"/>
                   <a:graphic>
                     <a:graphicData uri="http://schemas.openxmlformats.org/drawingml/2006/picture">
                       <pic:pic>
                         <pic:nvPicPr>
-                          <pic:cNvPr descr="04_foncier_files/figure-docx/fig-fv-exploitee-1.png" id="345" name="Picture"/>
+                          <pic:cNvPr descr="04_foncier_files/figure-docx/fig-fv-exploitee-1.png" id="347" name="Picture"/>
                           <pic:cNvPicPr>
                             <a:picLocks noChangeArrowheads="1" noChangeAspect="1"/>
                           </pic:cNvPicPr>
                         </pic:nvPicPr>
                         <pic:blipFill>
-                          <a:blip r:embed="rId343"/>
+                          <a:blip r:embed="rId345"/>
                           <a:stretch>
                             <a:fillRect/>
                           </a:stretch>
@@ -16177,7 +16445,7 @@
               </w:drawing>
             </w:r>
           </w:p>
-          <w:bookmarkEnd w:id="346"/>
+          <w:bookmarkEnd w:id="348"/>
         </w:tc>
       </w:tr>
     </w:tbl>
@@ -16213,7 +16481,7 @@
       <w:tr>
         <w:tc>
           <w:tcPr/>
-          <w:bookmarkStart w:id="350" w:name="fig-proprietaire-exploitee"/>
+          <w:bookmarkStart w:id="352" w:name="fig-proprietaire-exploitee"/>
           <w:p>
             <w:pPr>
               <w:jc w:val="center"/>
@@ -16237,18 +16505,18 @@
                 <wp:inline>
                   <wp:extent cx="5969000" cy="3817672"/>
                   <wp:effectExtent b="0" l="0" r="0" t="0"/>
-                  <wp:docPr descr="" title="" id="348" name="Picture"/>
+                  <wp:docPr descr="" title="" id="350" name="Picture"/>
                   <a:graphic>
                     <a:graphicData uri="http://schemas.openxmlformats.org/drawingml/2006/picture">
                       <pic:pic>
                         <pic:nvPicPr>
-                          <pic:cNvPr descr="04_foncier_files/figure-docx/fig-proprietaire-exploitee-1.png" id="349" name="Picture"/>
+                          <pic:cNvPr descr="04_foncier_files/figure-docx/fig-proprietaire-exploitee-1.png" id="351" name="Picture"/>
                           <pic:cNvPicPr>
                             <a:picLocks noChangeArrowheads="1" noChangeAspect="1"/>
                           </pic:cNvPicPr>
                         </pic:nvPicPr>
                         <pic:blipFill>
-                          <a:blip r:embed="rId347"/>
+                          <a:blip r:embed="rId349"/>
                           <a:stretch>
                             <a:fillRect/>
                           </a:stretch>
@@ -16275,7 +16543,7 @@
               </w:drawing>
             </w:r>
           </w:p>
-          <w:bookmarkEnd w:id="350"/>
+          <w:bookmarkEnd w:id="352"/>
         </w:tc>
       </w:tr>
     </w:tbl>
@@ -16317,7 +16585,7 @@
       <w:tr>
         <w:tc>
           <w:tcPr/>
-          <w:bookmarkStart w:id="354" w:name="fig-irrigation-exploitee"/>
+          <w:bookmarkStart w:id="356" w:name="fig-irrigation-exploitee"/>
           <w:p>
             <w:pPr>
               <w:jc w:val="center"/>
@@ -16341,18 +16609,18 @@
                 <wp:inline>
                   <wp:extent cx="5969000" cy="2263245"/>
                   <wp:effectExtent b="0" l="0" r="0" t="0"/>
-                  <wp:docPr descr="" title="" id="352" name="Picture"/>
+                  <wp:docPr descr="" title="" id="354" name="Picture"/>
                   <a:graphic>
                     <a:graphicData uri="http://schemas.openxmlformats.org/drawingml/2006/picture">
                       <pic:pic>
                         <pic:nvPicPr>
-                          <pic:cNvPr descr="04_foncier_files/figure-docx/fig-irrigation-exploitee-1.png" id="353" name="Picture"/>
+                          <pic:cNvPr descr="04_foncier_files/figure-docx/fig-irrigation-exploitee-1.png" id="355" name="Picture"/>
                           <pic:cNvPicPr>
                             <a:picLocks noChangeArrowheads="1" noChangeAspect="1"/>
                           </pic:cNvPicPr>
                         </pic:nvPicPr>
                         <pic:blipFill>
-                          <a:blip r:embed="rId351"/>
+                          <a:blip r:embed="rId353"/>
                           <a:stretch>
                             <a:fillRect/>
                           </a:stretch>
@@ -16379,7 +16647,7 @@
               </w:drawing>
             </w:r>
           </w:p>
-          <w:bookmarkEnd w:id="354"/>
+          <w:bookmarkEnd w:id="356"/>
         </w:tc>
       </w:tr>
     </w:tbl>
@@ -16415,7 +16683,7 @@
       <w:tr>
         <w:tc>
           <w:tcPr/>
-          <w:bookmarkStart w:id="355" w:name="tbl-rente-exploitee"/>
+          <w:bookmarkStart w:id="357" w:name="tbl-rente-exploitee"/>
           <w:p>
             <w:pPr>
               <w:jc w:val="center"/>
@@ -17267,13 +17535,13 @@
               </w:tc>
             </w:tr>
           </w:tbl>
-          <w:bookmarkEnd w:id="355"/>
+          <w:bookmarkEnd w:id="357"/>
           <w:p/>
         </w:tc>
       </w:tr>
     </w:tbl>
-    <w:bookmarkEnd w:id="356"/>
-    <w:bookmarkStart w:id="358" w:name="sec-abandon"/>
+    <w:bookmarkEnd w:id="358"/>
+    <w:bookmarkStart w:id="360" w:name="sec-abandon"/>
     <w:p>
       <w:pPr>
         <w:pStyle w:val="Titre2"/>
@@ -17350,7 +17618,7 @@
       <w:tr>
         <w:tc>
           <w:tcPr/>
-          <w:bookmarkStart w:id="357" w:name="tbl-abandon"/>
+          <w:bookmarkStart w:id="359" w:name="tbl-abandon"/>
           <w:p>
             <w:pPr>
               <w:jc w:val="center"/>
@@ -17562,13 +17830,13 @@
               </w:tc>
             </w:tr>
           </w:tbl>
-          <w:bookmarkEnd w:id="357"/>
+          <w:bookmarkEnd w:id="359"/>
           <w:p/>
         </w:tc>
       </w:tr>
     </w:tbl>
-    <w:bookmarkEnd w:id="358"/>
-    <w:bookmarkStart w:id="363" w:name="sec-satisfaction"/>
+    <w:bookmarkEnd w:id="360"/>
+    <w:bookmarkStart w:id="365" w:name="sec-satisfaction"/>
     <w:p>
       <w:pPr>
         <w:pStyle w:val="Titre2"/>
@@ -17645,7 +17913,7 @@
       <w:tr>
         <w:tc>
           <w:tcPr/>
-          <w:bookmarkStart w:id="362" w:name="fig-satisfaction"/>
+          <w:bookmarkStart w:id="364" w:name="fig-satisfaction"/>
           <w:p>
             <w:pPr>
               <w:jc w:val="center"/>
@@ -17669,18 +17937,18 @@
                 <wp:inline>
                   <wp:extent cx="5969000" cy="3316111"/>
                   <wp:effectExtent b="0" l="0" r="0" t="0"/>
-                  <wp:docPr descr="" title="" id="360" name="Picture"/>
+                  <wp:docPr descr="" title="" id="362" name="Picture"/>
                   <a:graphic>
                     <a:graphicData uri="http://schemas.openxmlformats.org/drawingml/2006/picture">
                       <pic:pic>
                         <pic:nvPicPr>
-                          <pic:cNvPr descr="04_foncier_files/figure-docx/fig-satisfaction-1.png" id="361" name="Picture"/>
+                          <pic:cNvPr descr="04_foncier_files/figure-docx/fig-satisfaction-1.png" id="363" name="Picture"/>
                           <pic:cNvPicPr>
                             <a:picLocks noChangeArrowheads="1" noChangeAspect="1"/>
                           </pic:cNvPicPr>
                         </pic:nvPicPr>
                         <pic:blipFill>
-                          <a:blip r:embed="rId359"/>
+                          <a:blip r:embed="rId361"/>
                           <a:stretch>
                             <a:fillRect/>
                           </a:stretch>
@@ -17707,12 +17975,12 @@
               </w:drawing>
             </w:r>
           </w:p>
-          <w:bookmarkEnd w:id="362"/>
+          <w:bookmarkEnd w:id="364"/>
         </w:tc>
       </w:tr>
     </w:tbl>
-    <w:bookmarkEnd w:id="363"/>
-    <w:bookmarkStart w:id="364" w:name="sec-pistes-foncier"/>
+    <w:bookmarkEnd w:id="365"/>
+    <w:bookmarkStart w:id="366" w:name="sec-pistes-foncier"/>
     <w:p>
       <w:pPr>
         <w:pStyle w:val="Titre2"/>
@@ -17944,9 +18212,9 @@
         <w:t xml:space="preserve">) : la correspondance entre le titulaire du document et le propriétaire déclaré mériterait une analyse genrée.</w:t>
       </w:r>
     </w:p>
-    <w:bookmarkEnd w:id="364"/>
-    <w:bookmarkEnd w:id="365"/>
-    <w:bookmarkStart w:id="527" w:name="agriculture-élevage-et-pêche"/>
+    <w:bookmarkEnd w:id="366"/>
+    <w:bookmarkEnd w:id="367"/>
+    <w:bookmarkStart w:id="529" w:name="agriculture-élevage-et-pêche"/>
     <w:p>
       <w:pPr>
         <w:pStyle w:val="Titre1"/>
@@ -18004,12 +18272,12 @@
                 <wp:inline>
                   <wp:extent cx="152400" cy="152400"/>
                   <wp:effectExtent b="0" l="0" r="0" t="0"/>
-                  <wp:docPr descr="" title="" id="366" name="Picture"/>
+                  <wp:docPr descr="" title="" id="368" name="Picture"/>
                   <a:graphic>
                     <a:graphicData uri="http://schemas.openxmlformats.org/drawingml/2006/picture">
                       <pic:pic>
                         <pic:nvPicPr>
-                          <pic:cNvPr descr="C:\Users\fbede\AppData\Local\Programs\Quarto\share\formats\docx\warning.png" id="367" name="Picture"/>
+                          <pic:cNvPr descr="C:\Users\fbede\AppData\Local\Programs\Quarto\share\formats\docx\warning.png" id="369" name="Picture"/>
                           <pic:cNvPicPr>
                             <a:picLocks noChangeArrowheads="1" noChangeAspect="1"/>
                           </pic:cNvPicPr>
@@ -18072,14 +18340,14 @@
               <w:spacing w:before="16" w:after="16"/>
             </w:pPr>
             <w:r>
-              <w:t xml:space="preserve">Les résultats présentés ci-dessous sont provisoires, et sont susceptibles de faire l’objet de corrections.</w:t>
+              <w:t xml:space="preserve">Les résultats présentés ci-dessous sont provisoires et pourront être ajustés ou enrichis par les informations supplémentaires recueillies lors des restitutions locales.</w:t>
             </w:r>
           </w:p>
           <w:p/>
         </w:tc>
       </w:tr>
     </w:tbl>
-    <w:bookmarkStart w:id="460" w:name="sec-agriculture"/>
+    <w:bookmarkStart w:id="462" w:name="sec-agriculture"/>
     <w:p>
       <w:pPr>
         <w:pStyle w:val="Titre2"/>
@@ -18088,7 +18356,7 @@
         <w:t xml:space="preserve">5.1 Agriculture</w:t>
       </w:r>
     </w:p>
-    <w:bookmarkStart w:id="429" w:name="sec-riziculture"/>
+    <w:bookmarkStart w:id="431" w:name="sec-riziculture"/>
     <w:p>
       <w:pPr>
         <w:pStyle w:val="Titre3"/>
@@ -18102,7 +18370,7 @@
         <w:pStyle w:val="FirstParagraph"/>
       </w:pPr>
       <w:r>
-        <w:t xml:space="preserve">La riziculture est l’activité agricole dominante dans les deux observatoires.</w:t>
+        <w:t xml:space="preserve">La riziculture est l’activité agricole dominante.</w:t>
       </w:r>
     </w:p>
     <w:p>
@@ -18134,7 +18402,7 @@
       <w:tr>
         <w:tc>
           <w:tcPr/>
-          <w:bookmarkStart w:id="368" w:name="tbl-pratique-riz"/>
+          <w:bookmarkStart w:id="370" w:name="tbl-pratique-riz"/>
           <w:p>
             <w:pPr>
               <w:jc w:val="center"/>
@@ -18346,12 +18614,12 @@
               </w:tc>
             </w:tr>
           </w:tbl>
-          <w:bookmarkEnd w:id="368"/>
+          <w:bookmarkEnd w:id="370"/>
           <w:p/>
         </w:tc>
       </w:tr>
     </w:tbl>
-    <w:bookmarkStart w:id="377" w:name="mode-de-faire-valoir-et-accès-à-leau"/>
+    <w:bookmarkStart w:id="379" w:name="mode-de-faire-valoir-et-accès-à-leau"/>
     <w:p>
       <w:pPr>
         <w:pStyle w:val="Titre4"/>
@@ -18397,7 +18665,7 @@
       <w:tr>
         <w:tc>
           <w:tcPr/>
-          <w:bookmarkStart w:id="372" w:name="fig-tenure-riz"/>
+          <w:bookmarkStart w:id="374" w:name="fig-tenure-riz"/>
           <w:p>
             <w:pPr>
               <w:jc w:val="center"/>
@@ -18421,18 +18689,18 @@
                 <wp:inline>
                   <wp:extent cx="5969000" cy="3979333"/>
                   <wp:effectExtent b="0" l="0" r="0" t="0"/>
-                  <wp:docPr descr="" title="" id="370" name="Picture"/>
+                  <wp:docPr descr="" title="" id="372" name="Picture"/>
                   <a:graphic>
                     <a:graphicData uri="http://schemas.openxmlformats.org/drawingml/2006/picture">
                       <pic:pic>
                         <pic:nvPicPr>
-                          <pic:cNvPr descr="05_agriculture_files/figure-docx/fig-tenure-riz-1.png" id="371" name="Picture"/>
+                          <pic:cNvPr descr="05_agriculture_files/figure-docx/fig-tenure-riz-1.png" id="373" name="Picture"/>
                           <pic:cNvPicPr>
                             <a:picLocks noChangeArrowheads="1" noChangeAspect="1"/>
                           </pic:cNvPicPr>
                         </pic:nvPicPr>
                         <pic:blipFill>
-                          <a:blip r:embed="rId369"/>
+                          <a:blip r:embed="rId371"/>
                           <a:stretch>
                             <a:fillRect/>
                           </a:stretch>
@@ -18459,7 +18727,7 @@
               </w:drawing>
             </w:r>
           </w:p>
-          <w:bookmarkEnd w:id="372"/>
+          <w:bookmarkEnd w:id="374"/>
         </w:tc>
       </w:tr>
     </w:tbl>
@@ -18484,7 +18752,7 @@
       <w:tr>
         <w:tc>
           <w:tcPr/>
-          <w:bookmarkStart w:id="376" w:name="fig-eau-riz"/>
+          <w:bookmarkStart w:id="378" w:name="fig-eau-riz"/>
           <w:p>
             <w:pPr>
               <w:jc w:val="center"/>
@@ -18508,18 +18776,18 @@
                 <wp:inline>
                   <wp:extent cx="5969000" cy="2784151"/>
                   <wp:effectExtent b="0" l="0" r="0" t="0"/>
-                  <wp:docPr descr="" title="" id="374" name="Picture"/>
+                  <wp:docPr descr="" title="" id="376" name="Picture"/>
                   <a:graphic>
                     <a:graphicData uri="http://schemas.openxmlformats.org/drawingml/2006/picture">
                       <pic:pic>
                         <pic:nvPicPr>
-                          <pic:cNvPr descr="05_agriculture_files/figure-docx/fig-eau-riz-1.png" id="375" name="Picture"/>
+                          <pic:cNvPr descr="05_agriculture_files/figure-docx/fig-eau-riz-1.png" id="377" name="Picture"/>
                           <pic:cNvPicPr>
                             <a:picLocks noChangeArrowheads="1" noChangeAspect="1"/>
                           </pic:cNvPicPr>
                         </pic:nvPicPr>
                         <pic:blipFill>
-                          <a:blip r:embed="rId373"/>
+                          <a:blip r:embed="rId375"/>
                           <a:stretch>
                             <a:fillRect/>
                           </a:stretch>
@@ -18546,12 +18814,12 @@
               </w:drawing>
             </w:r>
           </w:p>
-          <w:bookmarkEnd w:id="376"/>
+          <w:bookmarkEnd w:id="378"/>
         </w:tc>
       </w:tr>
     </w:tbl>
-    <w:bookmarkEnd w:id="377"/>
-    <w:bookmarkStart w:id="389" w:name="techniques-culturales-et-intrants"/>
+    <w:bookmarkEnd w:id="379"/>
+    <w:bookmarkStart w:id="391" w:name="techniques-culturales-et-intrants"/>
     <w:p>
       <w:pPr>
         <w:pStyle w:val="Titre4"/>
@@ -18597,7 +18865,7 @@
       <w:tr>
         <w:tc>
           <w:tcPr/>
-          <w:bookmarkStart w:id="381" w:name="fig-technique-riz"/>
+          <w:bookmarkStart w:id="383" w:name="fig-technique-riz"/>
           <w:p>
             <w:pPr>
               <w:jc w:val="center"/>
@@ -18621,18 +18889,18 @@
                 <wp:inline>
                   <wp:extent cx="5969000" cy="3378288"/>
                   <wp:effectExtent b="0" l="0" r="0" t="0"/>
-                  <wp:docPr descr="" title="" id="379" name="Picture"/>
+                  <wp:docPr descr="" title="" id="381" name="Picture"/>
                   <a:graphic>
                     <a:graphicData uri="http://schemas.openxmlformats.org/drawingml/2006/picture">
                       <pic:pic>
                         <pic:nvPicPr>
-                          <pic:cNvPr descr="05_agriculture_files/figure-docx/fig-technique-riz-1.png" id="380" name="Picture"/>
+                          <pic:cNvPr descr="05_agriculture_files/figure-docx/fig-technique-riz-1.png" id="382" name="Picture"/>
                           <pic:cNvPicPr>
                             <a:picLocks noChangeArrowheads="1" noChangeAspect="1"/>
                           </pic:cNvPicPr>
                         </pic:nvPicPr>
                         <pic:blipFill>
-                          <a:blip r:embed="rId378"/>
+                          <a:blip r:embed="rId380"/>
                           <a:stretch>
                             <a:fillRect/>
                           </a:stretch>
@@ -18659,7 +18927,7 @@
               </w:drawing>
             </w:r>
           </w:p>
-          <w:bookmarkEnd w:id="381"/>
+          <w:bookmarkEnd w:id="383"/>
         </w:tc>
       </w:tr>
     </w:tbl>
@@ -18676,7 +18944,7 @@
       <w:tr>
         <w:tc>
           <w:tcPr/>
-          <w:bookmarkStart w:id="385" w:name="fig-engrais-riz"/>
+          <w:bookmarkStart w:id="387" w:name="fig-engrais-riz"/>
           <w:p>
             <w:pPr>
               <w:jc w:val="center"/>
@@ -18700,18 +18968,18 @@
                 <wp:inline>
                   <wp:extent cx="5969000" cy="3338909"/>
                   <wp:effectExtent b="0" l="0" r="0" t="0"/>
-                  <wp:docPr descr="" title="" id="383" name="Picture"/>
+                  <wp:docPr descr="" title="" id="385" name="Picture"/>
                   <a:graphic>
                     <a:graphicData uri="http://schemas.openxmlformats.org/drawingml/2006/picture">
                       <pic:pic>
                         <pic:nvPicPr>
-                          <pic:cNvPr descr="05_agriculture_files/figure-docx/fig-engrais-riz-1.png" id="384" name="Picture"/>
+                          <pic:cNvPr descr="05_agriculture_files/figure-docx/fig-engrais-riz-1.png" id="386" name="Picture"/>
                           <pic:cNvPicPr>
                             <a:picLocks noChangeArrowheads="1" noChangeAspect="1"/>
                           </pic:cNvPicPr>
                         </pic:nvPicPr>
                         <pic:blipFill>
-                          <a:blip r:embed="rId382"/>
+                          <a:blip r:embed="rId384"/>
                           <a:stretch>
                             <a:fillRect/>
                           </a:stretch>
@@ -18738,7 +19006,7 @@
               </w:drawing>
             </w:r>
           </w:p>
-          <w:bookmarkEnd w:id="385"/>
+          <w:bookmarkEnd w:id="387"/>
         </w:tc>
       </w:tr>
     </w:tbl>
@@ -18751,18 +19019,18 @@
           <wp:inline>
             <wp:extent cx="4620126" cy="4340993"/>
             <wp:effectExtent b="0" l="0" r="0" t="0"/>
-            <wp:docPr descr="Mode de travail du sol sur les parcelles rizicoles" title="" id="387" name="Picture"/>
+            <wp:docPr descr="Mode de travail du sol sur les parcelles rizicoles" title="" id="389" name="Picture"/>
             <a:graphic>
               <a:graphicData uri="http://schemas.openxmlformats.org/drawingml/2006/picture">
                 <pic:pic>
                   <pic:nvPicPr>
-                    <pic:cNvPr descr="05_agriculture_files/figure-docx/fig_semences_labour-1.png" id="388" name="Picture"/>
+                    <pic:cNvPr descr="05_agriculture_files/figure-docx/fig_semences_labour-1.png" id="390" name="Picture"/>
                     <pic:cNvPicPr>
                       <a:picLocks noChangeArrowheads="1" noChangeAspect="1"/>
                     </pic:cNvPicPr>
                   </pic:nvPicPr>
                   <pic:blipFill>
-                    <a:blip r:embed="rId386"/>
+                    <a:blip r:embed="rId388"/>
                     <a:stretch>
                       <a:fillRect/>
                     </a:stretch>
@@ -18797,8 +19065,8 @@
         <w:t xml:space="preserve">Mode de travail du sol sur les parcelles rizicoles</w:t>
       </w:r>
     </w:p>
-    <w:bookmarkEnd w:id="389"/>
-    <w:bookmarkStart w:id="401" w:name="rendements-et-production"/>
+    <w:bookmarkEnd w:id="391"/>
+    <w:bookmarkStart w:id="403" w:name="rendements-et-production"/>
     <w:p>
       <w:pPr>
         <w:pStyle w:val="Titre4"/>
@@ -18840,18 +19108,18 @@
           <wp:inline>
             <wp:extent cx="4620126" cy="3696101"/>
             <wp:effectExtent b="0" l="0" r="0" t="0"/>
-            <wp:docPr descr="Perception des rendements rizicoles" title="" id="391" name="Picture"/>
+            <wp:docPr descr="Perception des rendements rizicoles" title="" id="393" name="Picture"/>
             <a:graphic>
               <a:graphicData uri="http://schemas.openxmlformats.org/drawingml/2006/picture">
                 <pic:pic>
                   <pic:nvPicPr>
-                    <pic:cNvPr descr="05_agriculture_files/figure-docx/fig_rendement_perception-1.png" id="392" name="Picture"/>
+                    <pic:cNvPr descr="05_agriculture_files/figure-docx/fig_rendement_perception-1.png" id="394" name="Picture"/>
                     <pic:cNvPicPr>
                       <a:picLocks noChangeArrowheads="1" noChangeAspect="1"/>
                     </pic:cNvPicPr>
                   </pic:nvPicPr>
                   <pic:blipFill>
-                    <a:blip r:embed="rId390"/>
+                    <a:blip r:embed="rId392"/>
                     <a:stretch>
                       <a:fillRect/>
                     </a:stretch>
@@ -18899,7 +19167,7 @@
       <w:tr>
         <w:tc>
           <w:tcPr/>
-          <w:bookmarkStart w:id="396" w:name="fig-rendement-riz-tha"/>
+          <w:bookmarkStart w:id="398" w:name="fig-rendement-riz-tha"/>
           <w:p>
             <w:pPr>
               <w:jc w:val="center"/>
@@ -18923,18 +19191,18 @@
                 <wp:inline>
                   <wp:extent cx="5969000" cy="3316111"/>
                   <wp:effectExtent b="0" l="0" r="0" t="0"/>
-                  <wp:docPr descr="" title="" id="394" name="Picture"/>
+                  <wp:docPr descr="" title="" id="396" name="Picture"/>
                   <a:graphic>
                     <a:graphicData uri="http://schemas.openxmlformats.org/drawingml/2006/picture">
                       <pic:pic>
                         <pic:nvPicPr>
-                          <pic:cNvPr descr="05_agriculture_files/figure-docx/fig-rendement-riz-tha-1.png" id="395" name="Picture"/>
+                          <pic:cNvPr descr="05_agriculture_files/figure-docx/fig-rendement-riz-tha-1.png" id="397" name="Picture"/>
                           <pic:cNvPicPr>
                             <a:picLocks noChangeArrowheads="1" noChangeAspect="1"/>
                           </pic:cNvPicPr>
                         </pic:nvPicPr>
                         <pic:blipFill>
-                          <a:blip r:embed="rId393"/>
+                          <a:blip r:embed="rId395"/>
                           <a:stretch>
                             <a:fillRect/>
                           </a:stretch>
@@ -18961,7 +19229,7 @@
               </w:drawing>
             </w:r>
           </w:p>
-          <w:bookmarkEnd w:id="396"/>
+          <w:bookmarkEnd w:id="398"/>
         </w:tc>
       </w:tr>
     </w:tbl>
@@ -18978,7 +19246,7 @@
       <w:tr>
         <w:tc>
           <w:tcPr/>
-          <w:bookmarkStart w:id="400" w:name="fig-production-riz"/>
+          <w:bookmarkStart w:id="402" w:name="fig-production-riz"/>
           <w:p>
             <w:pPr>
               <w:jc w:val="center"/>
@@ -19002,18 +19270,18 @@
                 <wp:inline>
                   <wp:extent cx="5969000" cy="3730624"/>
                   <wp:effectExtent b="0" l="0" r="0" t="0"/>
-                  <wp:docPr descr="" title="" id="398" name="Picture"/>
+                  <wp:docPr descr="" title="" id="400" name="Picture"/>
                   <a:graphic>
                     <a:graphicData uri="http://schemas.openxmlformats.org/drawingml/2006/picture">
                       <pic:pic>
                         <pic:nvPicPr>
-                          <pic:cNvPr descr="05_agriculture_files/figure-docx/fig-production-riz-1.png" id="399" name="Picture"/>
+                          <pic:cNvPr descr="05_agriculture_files/figure-docx/fig-production-riz-1.png" id="401" name="Picture"/>
                           <pic:cNvPicPr>
                             <a:picLocks noChangeArrowheads="1" noChangeAspect="1"/>
                           </pic:cNvPicPr>
                         </pic:nvPicPr>
                         <pic:blipFill>
-                          <a:blip r:embed="rId397"/>
+                          <a:blip r:embed="rId399"/>
                           <a:stretch>
                             <a:fillRect/>
                           </a:stretch>
@@ -19040,12 +19308,12 @@
               </w:drawing>
             </w:r>
           </w:p>
-          <w:bookmarkEnd w:id="400"/>
+          <w:bookmarkEnd w:id="402"/>
         </w:tc>
       </w:tr>
     </w:tbl>
-    <w:bookmarkEnd w:id="401"/>
-    <w:bookmarkStart w:id="414" w:name="topographie-et-saison-de-culture"/>
+    <w:bookmarkEnd w:id="403"/>
+    <w:bookmarkStart w:id="416" w:name="topographie-et-saison-de-culture"/>
     <w:p>
       <w:pPr>
         <w:pStyle w:val="Titre4"/>
@@ -19075,7 +19343,7 @@
       <w:tr>
         <w:tc>
           <w:tcPr/>
-          <w:bookmarkStart w:id="405" w:name="fig-topographie-riz"/>
+          <w:bookmarkStart w:id="407" w:name="fig-topographie-riz"/>
           <w:p>
             <w:pPr>
               <w:jc w:val="center"/>
@@ -19099,18 +19367,18 @@
                 <wp:inline>
                   <wp:extent cx="5969000" cy="2804186"/>
                   <wp:effectExtent b="0" l="0" r="0" t="0"/>
-                  <wp:docPr descr="" title="" id="403" name="Picture"/>
+                  <wp:docPr descr="" title="" id="405" name="Picture"/>
                   <a:graphic>
                     <a:graphicData uri="http://schemas.openxmlformats.org/drawingml/2006/picture">
                       <pic:pic>
                         <pic:nvPicPr>
-                          <pic:cNvPr descr="05_agriculture_files/figure-docx/fig-topographie-riz-1.png" id="404" name="Picture"/>
+                          <pic:cNvPr descr="05_agriculture_files/figure-docx/fig-topographie-riz-1.png" id="406" name="Picture"/>
                           <pic:cNvPicPr>
                             <a:picLocks noChangeArrowheads="1" noChangeAspect="1"/>
                           </pic:cNvPicPr>
                         </pic:nvPicPr>
                         <pic:blipFill>
-                          <a:blip r:embed="rId402"/>
+                          <a:blip r:embed="rId404"/>
                           <a:stretch>
                             <a:fillRect/>
                           </a:stretch>
@@ -19137,7 +19405,7 @@
               </w:drawing>
             </w:r>
           </w:p>
-          <w:bookmarkEnd w:id="405"/>
+          <w:bookmarkEnd w:id="407"/>
         </w:tc>
       </w:tr>
     </w:tbl>
@@ -19154,7 +19422,7 @@
       <w:tr>
         <w:tc>
           <w:tcPr/>
-          <w:bookmarkStart w:id="409" w:name="fig-saison-riz"/>
+          <w:bookmarkStart w:id="411" w:name="fig-saison-riz"/>
           <w:p>
             <w:pPr>
               <w:jc w:val="center"/>
@@ -19178,18 +19446,18 @@
                 <wp:inline>
                   <wp:extent cx="5969000" cy="2984500"/>
                   <wp:effectExtent b="0" l="0" r="0" t="0"/>
-                  <wp:docPr descr="" title="" id="407" name="Picture"/>
+                  <wp:docPr descr="" title="" id="409" name="Picture"/>
                   <a:graphic>
                     <a:graphicData uri="http://schemas.openxmlformats.org/drawingml/2006/picture">
                       <pic:pic>
                         <pic:nvPicPr>
-                          <pic:cNvPr descr="05_agriculture_files/figure-docx/fig-saison-riz-1.png" id="408" name="Picture"/>
+                          <pic:cNvPr descr="05_agriculture_files/figure-docx/fig-saison-riz-1.png" id="410" name="Picture"/>
                           <pic:cNvPicPr>
                             <a:picLocks noChangeArrowheads="1" noChangeAspect="1"/>
                           </pic:cNvPicPr>
                         </pic:nvPicPr>
                         <pic:blipFill>
-                          <a:blip r:embed="rId406"/>
+                          <a:blip r:embed="rId408"/>
                           <a:stretch>
                             <a:fillRect/>
                           </a:stretch>
@@ -19216,7 +19484,7 @@
               </w:drawing>
             </w:r>
           </w:p>
-          <w:bookmarkEnd w:id="409"/>
+          <w:bookmarkEnd w:id="411"/>
         </w:tc>
       </w:tr>
     </w:tbl>
@@ -19233,7 +19501,7 @@
       <w:tr>
         <w:tc>
           <w:tcPr/>
-          <w:bookmarkStart w:id="413" w:name="fig-origine-semence"/>
+          <w:bookmarkStart w:id="415" w:name="fig-origine-semence"/>
           <w:p>
             <w:pPr>
               <w:jc w:val="center"/>
@@ -19257,18 +19525,18 @@
                 <wp:inline>
                   <wp:extent cx="5969000" cy="3040459"/>
                   <wp:effectExtent b="0" l="0" r="0" t="0"/>
-                  <wp:docPr descr="" title="" id="411" name="Picture"/>
+                  <wp:docPr descr="" title="" id="413" name="Picture"/>
                   <a:graphic>
                     <a:graphicData uri="http://schemas.openxmlformats.org/drawingml/2006/picture">
                       <pic:pic>
                         <pic:nvPicPr>
-                          <pic:cNvPr descr="05_agriculture_files/figure-docx/fig-origine-semence-1.png" id="412" name="Picture"/>
+                          <pic:cNvPr descr="05_agriculture_files/figure-docx/fig-origine-semence-1.png" id="414" name="Picture"/>
                           <pic:cNvPicPr>
                             <a:picLocks noChangeArrowheads="1" noChangeAspect="1"/>
                           </pic:cNvPicPr>
                         </pic:nvPicPr>
                         <pic:blipFill>
-                          <a:blip r:embed="rId410"/>
+                          <a:blip r:embed="rId412"/>
                           <a:stretch>
                             <a:fillRect/>
                           </a:stretch>
@@ -19295,12 +19563,12 @@
               </w:drawing>
             </w:r>
           </w:p>
-          <w:bookmarkEnd w:id="413"/>
+          <w:bookmarkEnd w:id="415"/>
         </w:tc>
       </w:tr>
     </w:tbl>
-    <w:bookmarkEnd w:id="414"/>
-    <w:bookmarkStart w:id="424" w:name="ventes-de-riz"/>
+    <w:bookmarkEnd w:id="416"/>
+    <w:bookmarkStart w:id="426" w:name="ventes-de-riz"/>
     <w:p>
       <w:pPr>
         <w:pStyle w:val="Titre4"/>
@@ -19346,7 +19614,7 @@
       <w:tr>
         <w:tc>
           <w:tcPr/>
-          <w:bookmarkStart w:id="415" w:name="tbl-ventes-riz-taux"/>
+          <w:bookmarkStart w:id="417" w:name="tbl-ventes-riz-taux"/>
           <w:p>
             <w:pPr>
               <w:jc w:val="center"/>
@@ -19558,7 +19826,7 @@
               </w:tc>
             </w:tr>
           </w:tbl>
-          <w:bookmarkEnd w:id="415"/>
+          <w:bookmarkEnd w:id="417"/>
           <w:p/>
         </w:tc>
       </w:tr>
@@ -19576,7 +19844,7 @@
       <w:tr>
         <w:tc>
           <w:tcPr/>
-          <w:bookmarkStart w:id="419" w:name="fig-ventes-riz-mois"/>
+          <w:bookmarkStart w:id="421" w:name="fig-ventes-riz-mois"/>
           <w:p>
             <w:pPr>
               <w:jc w:val="center"/>
@@ -19600,18 +19868,18 @@
                 <wp:inline>
                   <wp:extent cx="5969000" cy="3316111"/>
                   <wp:effectExtent b="0" l="0" r="0" t="0"/>
-                  <wp:docPr descr="" title="" id="417" name="Picture"/>
+                  <wp:docPr descr="" title="" id="419" name="Picture"/>
                   <a:graphic>
                     <a:graphicData uri="http://schemas.openxmlformats.org/drawingml/2006/picture">
                       <pic:pic>
                         <pic:nvPicPr>
-                          <pic:cNvPr descr="05_agriculture_files/figure-docx/fig-ventes-riz-mois-1.png" id="418" name="Picture"/>
+                          <pic:cNvPr descr="05_agriculture_files/figure-docx/fig-ventes-riz-mois-1.png" id="420" name="Picture"/>
                           <pic:cNvPicPr>
                             <a:picLocks noChangeArrowheads="1" noChangeAspect="1"/>
                           </pic:cNvPicPr>
                         </pic:nvPicPr>
                         <pic:blipFill>
-                          <a:blip r:embed="rId416"/>
+                          <a:blip r:embed="rId418"/>
                           <a:stretch>
                             <a:fillRect/>
                           </a:stretch>
@@ -19638,7 +19906,7 @@
               </w:drawing>
             </w:r>
           </w:p>
-          <w:bookmarkEnd w:id="419"/>
+          <w:bookmarkEnd w:id="421"/>
         </w:tc>
       </w:tr>
     </w:tbl>
@@ -19655,7 +19923,7 @@
       <w:tr>
         <w:tc>
           <w:tcPr/>
-          <w:bookmarkStart w:id="423" w:name="fig-prix-paddy"/>
+          <w:bookmarkStart w:id="425" w:name="fig-prix-paddy"/>
           <w:p>
             <w:pPr>
               <w:jc w:val="center"/>
@@ -19679,18 +19947,18 @@
                 <wp:inline>
                   <wp:extent cx="5969000" cy="3730624"/>
                   <wp:effectExtent b="0" l="0" r="0" t="0"/>
-                  <wp:docPr descr="" title="" id="421" name="Picture"/>
+                  <wp:docPr descr="" title="" id="423" name="Picture"/>
                   <a:graphic>
                     <a:graphicData uri="http://schemas.openxmlformats.org/drawingml/2006/picture">
                       <pic:pic>
                         <pic:nvPicPr>
-                          <pic:cNvPr descr="05_agriculture_files/figure-docx/fig-prix-paddy-1.png" id="422" name="Picture"/>
+                          <pic:cNvPr descr="05_agriculture_files/figure-docx/fig-prix-paddy-1.png" id="424" name="Picture"/>
                           <pic:cNvPicPr>
                             <a:picLocks noChangeArrowheads="1" noChangeAspect="1"/>
                           </pic:cNvPicPr>
                         </pic:nvPicPr>
                         <pic:blipFill>
-                          <a:blip r:embed="rId420"/>
+                          <a:blip r:embed="rId422"/>
                           <a:stretch>
                             <a:fillRect/>
                           </a:stretch>
@@ -19717,12 +19985,12 @@
               </w:drawing>
             </w:r>
           </w:p>
-          <w:bookmarkEnd w:id="423"/>
+          <w:bookmarkEnd w:id="425"/>
         </w:tc>
       </w:tr>
     </w:tbl>
-    <w:bookmarkEnd w:id="424"/>
-    <w:bookmarkStart w:id="428" w:name="bilan-rizicole-du-ménage"/>
+    <w:bookmarkEnd w:id="426"/>
+    <w:bookmarkStart w:id="430" w:name="bilan-rizicole-du-ménage"/>
     <w:p>
       <w:pPr>
         <w:pStyle w:val="Titre4"/>
@@ -19748,18 +20016,18 @@
           <wp:inline>
             <wp:extent cx="4620126" cy="3696101"/>
             <wp:effectExtent b="0" l="0" r="0" t="0"/>
-            <wp:docPr descr="Bilan rizicole moyen par ménage (kg de paddy)" title="" id="426" name="Picture"/>
+            <wp:docPr descr="Bilan rizicole moyen par ménage (kg de paddy)" title="" id="428" name="Picture"/>
             <a:graphic>
               <a:graphicData uri="http://schemas.openxmlformats.org/drawingml/2006/picture">
                 <pic:pic>
                   <pic:nvPicPr>
-                    <pic:cNvPr descr="05_agriculture_files/figure-docx/fig_bilan_riz-1.png" id="427" name="Picture"/>
+                    <pic:cNvPr descr="05_agriculture_files/figure-docx/fig_bilan_riz-1.png" id="429" name="Picture"/>
                     <pic:cNvPicPr>
                       <a:picLocks noChangeArrowheads="1" noChangeAspect="1"/>
                     </pic:cNvPicPr>
                   </pic:nvPicPr>
                   <pic:blipFill>
-                    <a:blip r:embed="rId425"/>
+                    <a:blip r:embed="rId427"/>
                     <a:stretch>
                       <a:fillRect/>
                     </a:stretch>
@@ -19794,9 +20062,9 @@
         <w:t xml:space="preserve">Bilan rizicole moyen par ménage (kg de paddy)</w:t>
       </w:r>
     </w:p>
-    <w:bookmarkEnd w:id="428"/>
-    <w:bookmarkEnd w:id="429"/>
-    <w:bookmarkStart w:id="448" w:name="sec-autres-cultures"/>
+    <w:bookmarkEnd w:id="430"/>
+    <w:bookmarkEnd w:id="431"/>
+    <w:bookmarkStart w:id="450" w:name="sec-autres-cultures"/>
     <w:p>
       <w:pPr>
         <w:pStyle w:val="Titre3"/>
@@ -19842,7 +20110,7 @@
       <w:tr>
         <w:tc>
           <w:tcPr/>
-          <w:bookmarkStart w:id="430" w:name="tbl-pratique-autres"/>
+          <w:bookmarkStart w:id="432" w:name="tbl-pratique-autres"/>
           <w:p>
             <w:pPr>
               <w:jc w:val="center"/>
@@ -20054,12 +20322,12 @@
               </w:tc>
             </w:tr>
           </w:tbl>
-          <w:bookmarkEnd w:id="430"/>
+          <w:bookmarkEnd w:id="432"/>
           <w:p/>
         </w:tc>
       </w:tr>
     </w:tbl>
-    <w:bookmarkStart w:id="439" w:name="diversification-et-principales-cultures"/>
+    <w:bookmarkStart w:id="441" w:name="diversification-et-principales-cultures"/>
     <w:p>
       <w:pPr>
         <w:pStyle w:val="Titre4"/>
@@ -20105,7 +20373,7 @@
       <w:tr>
         <w:tc>
           <w:tcPr/>
-          <w:bookmarkStart w:id="434" w:name="fig-diversification"/>
+          <w:bookmarkStart w:id="436" w:name="fig-diversification"/>
           <w:p>
             <w:pPr>
               <w:jc w:val="center"/>
@@ -20129,18 +20397,18 @@
                 <wp:inline>
                   <wp:extent cx="5969000" cy="3730624"/>
                   <wp:effectExtent b="0" l="0" r="0" t="0"/>
-                  <wp:docPr descr="" title="" id="432" name="Picture"/>
+                  <wp:docPr descr="" title="" id="434" name="Picture"/>
                   <a:graphic>
                     <a:graphicData uri="http://schemas.openxmlformats.org/drawingml/2006/picture">
                       <pic:pic>
                         <pic:nvPicPr>
-                          <pic:cNvPr descr="05_agriculture_files/figure-docx/fig-diversification-1.png" id="433" name="Picture"/>
+                          <pic:cNvPr descr="05_agriculture_files/figure-docx/fig-diversification-1.png" id="435" name="Picture"/>
                           <pic:cNvPicPr>
                             <a:picLocks noChangeArrowheads="1" noChangeAspect="1"/>
                           </pic:cNvPicPr>
                         </pic:nvPicPr>
                         <pic:blipFill>
-                          <a:blip r:embed="rId431"/>
+                          <a:blip r:embed="rId433"/>
                           <a:stretch>
                             <a:fillRect/>
                           </a:stretch>
@@ -20167,7 +20435,7 @@
               </w:drawing>
             </w:r>
           </w:p>
-          <w:bookmarkEnd w:id="434"/>
+          <w:bookmarkEnd w:id="436"/>
         </w:tc>
       </w:tr>
     </w:tbl>
@@ -20184,7 +20452,7 @@
       <w:tr>
         <w:tc>
           <w:tcPr/>
-          <w:bookmarkStart w:id="438" w:name="fig-top-cultures"/>
+          <w:bookmarkStart w:id="440" w:name="fig-top-cultures"/>
           <w:p>
             <w:pPr>
               <w:jc w:val="center"/>
@@ -20208,18 +20476,18 @@
                 <wp:inline>
                   <wp:extent cx="5969000" cy="10265436"/>
                   <wp:effectExtent b="0" l="0" r="0" t="0"/>
-                  <wp:docPr descr="" title="" id="436" name="Picture"/>
+                  <wp:docPr descr="" title="" id="438" name="Picture"/>
                   <a:graphic>
                     <a:graphicData uri="http://schemas.openxmlformats.org/drawingml/2006/picture">
                       <pic:pic>
                         <pic:nvPicPr>
-                          <pic:cNvPr descr="05_agriculture_files/figure-docx/fig-top-cultures-1.png" id="437" name="Picture"/>
+                          <pic:cNvPr descr="05_agriculture_files/figure-docx/fig-top-cultures-1.png" id="439" name="Picture"/>
                           <pic:cNvPicPr>
                             <a:picLocks noChangeArrowheads="1" noChangeAspect="1"/>
                           </pic:cNvPicPr>
                         </pic:nvPicPr>
                         <pic:blipFill>
-                          <a:blip r:embed="rId435"/>
+                          <a:blip r:embed="rId437"/>
                           <a:stretch>
                             <a:fillRect/>
                           </a:stretch>
@@ -20246,12 +20514,12 @@
               </w:drawing>
             </w:r>
           </w:p>
-          <w:bookmarkEnd w:id="438"/>
+          <w:bookmarkEnd w:id="440"/>
         </w:tc>
       </w:tr>
     </w:tbl>
-    <w:bookmarkEnd w:id="439"/>
-    <w:bookmarkStart w:id="445" w:name="X39d1cfa685ef13e52c1c642965d3432706de56b"/>
+    <w:bookmarkEnd w:id="441"/>
+    <w:bookmarkStart w:id="447" w:name="X39d1cfa685ef13e52c1c642965d3432706de56b"/>
     <w:p>
       <w:pPr>
         <w:pStyle w:val="Titre4"/>
@@ -20265,7 +20533,15 @@
         <w:pStyle w:val="FirstParagraph"/>
       </w:pPr>
       <w:r>
-        <w:t xml:space="preserve">L’accès aux engrais (organiques et chimiques) est un facteur déterminant de la productivité des cultures non rizicoles. Les pratiques de fertilisation diffèrent sensiblement entre les deux observatoires en raison de l’accessibilité et du coût des intrants.</w:t>
+        <w:t xml:space="preserve">L’accès aux engrais (organiques et chimiques) est un facteur déterminant de la productivité des cultures non rizicoles.</w:t>
+      </w:r>
+    </w:p>
+    <w:p>
+      <w:pPr>
+        <w:pStyle w:val="Corpsdetexte"/>
+      </w:pPr>
+      <w:r>
+        <w:t xml:space="preserve">Les pratiques de fertilisation diffèrent sensiblement entre les deux observatoires en raison de l’accessibilité et du coût des intrants.</w:t>
       </w:r>
     </w:p>
     <w:tbl>
@@ -20281,7 +20557,7 @@
       <w:tr>
         <w:tc>
           <w:tcPr/>
-          <w:bookmarkStart w:id="443" w:name="fig-engrais-autres"/>
+          <w:bookmarkStart w:id="445" w:name="fig-engrais-autres"/>
           <w:p>
             <w:pPr>
               <w:jc w:val="center"/>
@@ -20305,18 +20581,18 @@
                 <wp:inline>
                   <wp:extent cx="5969000" cy="2804186"/>
                   <wp:effectExtent b="0" l="0" r="0" t="0"/>
-                  <wp:docPr descr="" title="" id="441" name="Picture"/>
+                  <wp:docPr descr="" title="" id="443" name="Picture"/>
                   <a:graphic>
                     <a:graphicData uri="http://schemas.openxmlformats.org/drawingml/2006/picture">
                       <pic:pic>
                         <pic:nvPicPr>
-                          <pic:cNvPr descr="05_agriculture_files/figure-docx/fig-engrais-autres-1.png" id="442" name="Picture"/>
+                          <pic:cNvPr descr="05_agriculture_files/figure-docx/fig-engrais-autres-1.png" id="444" name="Picture"/>
                           <pic:cNvPicPr>
                             <a:picLocks noChangeArrowheads="1" noChangeAspect="1"/>
                           </pic:cNvPicPr>
                         </pic:nvPicPr>
                         <pic:blipFill>
-                          <a:blip r:embed="rId440"/>
+                          <a:blip r:embed="rId442"/>
                           <a:stretch>
                             <a:fillRect/>
                           </a:stretch>
@@ -20343,7 +20619,7 @@
               </w:drawing>
             </w:r>
           </w:p>
-          <w:bookmarkEnd w:id="443"/>
+          <w:bookmarkEnd w:id="445"/>
         </w:tc>
       </w:tr>
     </w:tbl>
@@ -20360,7 +20636,7 @@
       <w:tr>
         <w:tc>
           <w:tcPr/>
-          <w:bookmarkStart w:id="444" w:name="tbl-production-autres"/>
+          <w:bookmarkStart w:id="446" w:name="tbl-production-autres"/>
           <w:p>
             <w:pPr>
               <w:jc w:val="center"/>
@@ -21852,13 +22128,13 @@
               </w:tc>
             </w:tr>
           </w:tbl>
-          <w:bookmarkEnd w:id="444"/>
+          <w:bookmarkEnd w:id="446"/>
           <w:p/>
         </w:tc>
       </w:tr>
     </w:tbl>
-    <w:bookmarkEnd w:id="445"/>
-    <w:bookmarkStart w:id="447" w:name="perception-des-rendements"/>
+    <w:bookmarkEnd w:id="447"/>
+    <w:bookmarkStart w:id="449" w:name="perception-des-rendements"/>
     <w:p>
       <w:pPr>
         <w:pStyle w:val="Titre4"/>
@@ -21888,7 +22164,7 @@
       <w:tr>
         <w:tc>
           <w:tcPr/>
-          <w:bookmarkStart w:id="446" w:name="tbl-rendement-autres"/>
+          <w:bookmarkStart w:id="448" w:name="tbl-rendement-autres"/>
           <w:p>
             <w:pPr>
               <w:jc w:val="center"/>
@@ -22424,14 +22700,14 @@
               </w:tc>
             </w:tr>
           </w:tbl>
-          <w:bookmarkEnd w:id="446"/>
+          <w:bookmarkEnd w:id="448"/>
           <w:p/>
         </w:tc>
       </w:tr>
     </w:tbl>
-    <w:bookmarkEnd w:id="447"/>
-    <w:bookmarkEnd w:id="448"/>
-    <w:bookmarkStart w:id="454" w:name="sec-jardins"/>
+    <w:bookmarkEnd w:id="449"/>
+    <w:bookmarkEnd w:id="450"/>
+    <w:bookmarkStart w:id="456" w:name="sec-jardins"/>
     <w:p>
       <w:pPr>
         <w:pStyle w:val="Titre3"/>
@@ -22461,7 +22737,7 @@
       <w:tr>
         <w:tc>
           <w:tcPr/>
-          <w:bookmarkStart w:id="449" w:name="tbl-jardin-pratique"/>
+          <w:bookmarkStart w:id="451" w:name="tbl-jardin-pratique"/>
           <w:p>
             <w:pPr>
               <w:jc w:val="center"/>
@@ -22673,7 +22949,7 @@
               </w:tc>
             </w:tr>
           </w:tbl>
-          <w:bookmarkEnd w:id="449"/>
+          <w:bookmarkEnd w:id="451"/>
           <w:p/>
         </w:tc>
       </w:tr>
@@ -22691,7 +22967,7 @@
       <w:tr>
         <w:tc>
           <w:tcPr/>
-          <w:bookmarkStart w:id="453" w:name="fig-top-jardin"/>
+          <w:bookmarkStart w:id="455" w:name="fig-top-jardin"/>
           <w:p>
             <w:pPr>
               <w:jc w:val="center"/>
@@ -22715,18 +22991,18 @@
                 <wp:inline>
                   <wp:extent cx="5969000" cy="6565900"/>
                   <wp:effectExtent b="0" l="0" r="0" t="0"/>
-                  <wp:docPr descr="" title="" id="451" name="Picture"/>
+                  <wp:docPr descr="" title="" id="453" name="Picture"/>
                   <a:graphic>
                     <a:graphicData uri="http://schemas.openxmlformats.org/drawingml/2006/picture">
                       <pic:pic>
                         <pic:nvPicPr>
-                          <pic:cNvPr descr="05_agriculture_files/figure-docx/fig-top-jardin-1.png" id="452" name="Picture"/>
+                          <pic:cNvPr descr="05_agriculture_files/figure-docx/fig-top-jardin-1.png" id="454" name="Picture"/>
                           <pic:cNvPicPr>
                             <a:picLocks noChangeArrowheads="1" noChangeAspect="1"/>
                           </pic:cNvPicPr>
                         </pic:nvPicPr>
                         <pic:blipFill>
-                          <a:blip r:embed="rId450"/>
+                          <a:blip r:embed="rId452"/>
                           <a:stretch>
                             <a:fillRect/>
                           </a:stretch>
@@ -22753,12 +23029,12 @@
               </w:drawing>
             </w:r>
           </w:p>
-          <w:bookmarkEnd w:id="453"/>
+          <w:bookmarkEnd w:id="455"/>
         </w:tc>
       </w:tr>
     </w:tbl>
-    <w:bookmarkEnd w:id="454"/>
-    <w:bookmarkStart w:id="459" w:name="sec-foret"/>
+    <w:bookmarkEnd w:id="456"/>
+    <w:bookmarkStart w:id="461" w:name="sec-foret"/>
     <w:p>
       <w:pPr>
         <w:pStyle w:val="Titre3"/>
@@ -22788,7 +23064,7 @@
       <w:tr>
         <w:tc>
           <w:tcPr/>
-          <w:bookmarkStart w:id="458" w:name="fig-produits-foret"/>
+          <w:bookmarkStart w:id="460" w:name="fig-produits-foret"/>
           <w:p>
             <w:pPr>
               <w:jc w:val="center"/>
@@ -22812,18 +23088,18 @@
                 <wp:inline>
                   <wp:extent cx="5969000" cy="2183106"/>
                   <wp:effectExtent b="0" l="0" r="0" t="0"/>
-                  <wp:docPr descr="" title="" id="456" name="Picture"/>
+                  <wp:docPr descr="" title="" id="458" name="Picture"/>
                   <a:graphic>
                     <a:graphicData uri="http://schemas.openxmlformats.org/drawingml/2006/picture">
                       <pic:pic>
                         <pic:nvPicPr>
-                          <pic:cNvPr descr="05_agriculture_files/figure-docx/fig-produits-foret-1.png" id="457" name="Picture"/>
+                          <pic:cNvPr descr="05_agriculture_files/figure-docx/fig-produits-foret-1.png" id="459" name="Picture"/>
                           <pic:cNvPicPr>
                             <a:picLocks noChangeArrowheads="1" noChangeAspect="1"/>
                           </pic:cNvPicPr>
                         </pic:nvPicPr>
                         <pic:blipFill>
-                          <a:blip r:embed="rId455"/>
+                          <a:blip r:embed="rId457"/>
                           <a:stretch>
                             <a:fillRect/>
                           </a:stretch>
@@ -22850,13 +23126,13 @@
               </w:drawing>
             </w:r>
           </w:p>
-          <w:bookmarkEnd w:id="458"/>
+          <w:bookmarkEnd w:id="460"/>
         </w:tc>
       </w:tr>
     </w:tbl>
-    <w:bookmarkEnd w:id="459"/>
-    <w:bookmarkEnd w:id="460"/>
-    <w:bookmarkStart w:id="483" w:name="sec-elevage"/>
+    <w:bookmarkEnd w:id="461"/>
+    <w:bookmarkEnd w:id="462"/>
+    <w:bookmarkStart w:id="485" w:name="sec-elevage"/>
     <w:p>
       <w:pPr>
         <w:pStyle w:val="Titre2"/>
@@ -22865,7 +23141,7 @@
         <w:t xml:space="preserve">5.2 Élevage</w:t>
       </w:r>
     </w:p>
-    <w:bookmarkStart w:id="462" w:name="pratique-de-lélevage"/>
+    <w:bookmarkStart w:id="464" w:name="pratique-de-lélevage"/>
     <w:p>
       <w:pPr>
         <w:pStyle w:val="Titre3"/>
@@ -22911,7 +23187,7 @@
       <w:tr>
         <w:tc>
           <w:tcPr/>
-          <w:bookmarkStart w:id="461" w:name="tbl-elevage-pratique"/>
+          <w:bookmarkStart w:id="463" w:name="tbl-elevage-pratique"/>
           <w:p>
             <w:pPr>
               <w:jc w:val="center"/>
@@ -23123,13 +23399,13 @@
               </w:tc>
             </w:tr>
           </w:tbl>
-          <w:bookmarkEnd w:id="461"/>
+          <w:bookmarkEnd w:id="463"/>
           <w:p/>
         </w:tc>
       </w:tr>
     </w:tbl>
-    <w:bookmarkEnd w:id="462"/>
-    <w:bookmarkStart w:id="467" w:name="espèces-élevées"/>
+    <w:bookmarkEnd w:id="464"/>
+    <w:bookmarkStart w:id="469" w:name="espèces-élevées"/>
     <w:p>
       <w:pPr>
         <w:pStyle w:val="Titre3"/>
@@ -23175,7 +23451,7 @@
       <w:tr>
         <w:tc>
           <w:tcPr/>
-          <w:bookmarkStart w:id="466" w:name="fig-especes-elevage"/>
+          <w:bookmarkStart w:id="468" w:name="fig-especes-elevage"/>
           <w:p>
             <w:pPr>
               <w:jc w:val="center"/>
@@ -23199,18 +23475,18 @@
                 <wp:inline>
                   <wp:extent cx="5969000" cy="3817672"/>
                   <wp:effectExtent b="0" l="0" r="0" t="0"/>
-                  <wp:docPr descr="" title="" id="464" name="Picture"/>
+                  <wp:docPr descr="" title="" id="466" name="Picture"/>
                   <a:graphic>
                     <a:graphicData uri="http://schemas.openxmlformats.org/drawingml/2006/picture">
                       <pic:pic>
                         <pic:nvPicPr>
-                          <pic:cNvPr descr="05_agriculture_files/figure-docx/fig-especes-elevage-1.png" id="465" name="Picture"/>
+                          <pic:cNvPr descr="05_agriculture_files/figure-docx/fig-especes-elevage-1.png" id="467" name="Picture"/>
                           <pic:cNvPicPr>
                             <a:picLocks noChangeArrowheads="1" noChangeAspect="1"/>
                           </pic:cNvPicPr>
                         </pic:nvPicPr>
                         <pic:blipFill>
-                          <a:blip r:embed="rId463"/>
+                          <a:blip r:embed="rId465"/>
                           <a:stretch>
                             <a:fillRect/>
                           </a:stretch>
@@ -23237,12 +23513,12 @@
               </w:drawing>
             </w:r>
           </w:p>
-          <w:bookmarkEnd w:id="466"/>
+          <w:bookmarkEnd w:id="468"/>
         </w:tc>
       </w:tr>
     </w:tbl>
-    <w:bookmarkEnd w:id="467"/>
-    <w:bookmarkStart w:id="472" w:name="objectifs-de-lélevage"/>
+    <w:bookmarkEnd w:id="469"/>
+    <w:bookmarkStart w:id="474" w:name="objectifs-de-lélevage"/>
     <w:p>
       <w:pPr>
         <w:pStyle w:val="Titre3"/>
@@ -23272,7 +23548,7 @@
       <w:tr>
         <w:tc>
           <w:tcPr/>
-          <w:bookmarkStart w:id="471" w:name="fig-objectifs-elevage"/>
+          <w:bookmarkStart w:id="473" w:name="fig-objectifs-elevage"/>
           <w:p>
             <w:pPr>
               <w:jc w:val="center"/>
@@ -23296,18 +23572,18 @@
                 <wp:inline>
                   <wp:extent cx="5969000" cy="3581400"/>
                   <wp:effectExtent b="0" l="0" r="0" t="0"/>
-                  <wp:docPr descr="" title="" id="469" name="Picture"/>
+                  <wp:docPr descr="" title="" id="471" name="Picture"/>
                   <a:graphic>
                     <a:graphicData uri="http://schemas.openxmlformats.org/drawingml/2006/picture">
                       <pic:pic>
                         <pic:nvPicPr>
-                          <pic:cNvPr descr="05_agriculture_files/figure-docx/fig-objectifs-elevage-1.png" id="470" name="Picture"/>
+                          <pic:cNvPr descr="05_agriculture_files/figure-docx/fig-objectifs-elevage-1.png" id="472" name="Picture"/>
                           <pic:cNvPicPr>
                             <a:picLocks noChangeArrowheads="1" noChangeAspect="1"/>
                           </pic:cNvPicPr>
                         </pic:nvPicPr>
                         <pic:blipFill>
-                          <a:blip r:embed="rId468"/>
+                          <a:blip r:embed="rId470"/>
                           <a:stretch>
                             <a:fillRect/>
                           </a:stretch>
@@ -23334,12 +23610,12 @@
               </w:drawing>
             </w:r>
           </w:p>
-          <w:bookmarkEnd w:id="471"/>
+          <w:bookmarkEnd w:id="473"/>
         </w:tc>
       </w:tr>
     </w:tbl>
-    <w:bookmarkEnd w:id="472"/>
-    <w:bookmarkStart w:id="478" w:name="ventes-et-pertes-danimaux"/>
+    <w:bookmarkEnd w:id="474"/>
+    <w:bookmarkStart w:id="480" w:name="ventes-et-pertes-danimaux"/>
     <w:p>
       <w:pPr>
         <w:pStyle w:val="Titre3"/>
@@ -23369,7 +23645,7 @@
       <w:tr>
         <w:tc>
           <w:tcPr/>
-          <w:bookmarkStart w:id="473" w:name="tbl-ventes-elevage"/>
+          <w:bookmarkStart w:id="475" w:name="tbl-ventes-elevage"/>
           <w:p>
             <w:pPr>
               <w:jc w:val="center"/>
@@ -24760,7 +25036,7 @@
               </w:tc>
             </w:tr>
           </w:tbl>
-          <w:bookmarkEnd w:id="473"/>
+          <w:bookmarkEnd w:id="475"/>
           <w:p/>
         </w:tc>
       </w:tr>
@@ -24778,7 +25054,7 @@
       <w:tr>
         <w:tc>
           <w:tcPr/>
-          <w:bookmarkStart w:id="477" w:name="fig-pertes-elevage"/>
+          <w:bookmarkStart w:id="479" w:name="fig-pertes-elevage"/>
           <w:p>
             <w:pPr>
               <w:jc w:val="center"/>
@@ -24802,18 +25078,18 @@
                 <wp:inline>
                   <wp:extent cx="5969000" cy="3979333"/>
                   <wp:effectExtent b="0" l="0" r="0" t="0"/>
-                  <wp:docPr descr="" title="" id="475" name="Picture"/>
+                  <wp:docPr descr="" title="" id="477" name="Picture"/>
                   <a:graphic>
                     <a:graphicData uri="http://schemas.openxmlformats.org/drawingml/2006/picture">
                       <pic:pic>
                         <pic:nvPicPr>
-                          <pic:cNvPr descr="05_agriculture_files/figure-docx/fig-pertes-elevage-1.png" id="476" name="Picture"/>
+                          <pic:cNvPr descr="05_agriculture_files/figure-docx/fig-pertes-elevage-1.png" id="478" name="Picture"/>
                           <pic:cNvPicPr>
                             <a:picLocks noChangeArrowheads="1" noChangeAspect="1"/>
                           </pic:cNvPicPr>
                         </pic:nvPicPr>
                         <pic:blipFill>
-                          <a:blip r:embed="rId474"/>
+                          <a:blip r:embed="rId476"/>
                           <a:stretch>
                             <a:fillRect/>
                           </a:stretch>
@@ -24840,12 +25116,12 @@
               </w:drawing>
             </w:r>
           </w:p>
-          <w:bookmarkEnd w:id="477"/>
+          <w:bookmarkEnd w:id="479"/>
         </w:tc>
       </w:tr>
     </w:tbl>
-    <w:bookmarkEnd w:id="478"/>
-    <w:bookmarkStart w:id="482" w:name="produits-de-lélevage"/>
+    <w:bookmarkEnd w:id="480"/>
+    <w:bookmarkStart w:id="484" w:name="produits-de-lélevage"/>
     <w:p>
       <w:pPr>
         <w:pStyle w:val="Titre3"/>
@@ -24871,18 +25147,18 @@
           <wp:inline>
             <wp:extent cx="4620126" cy="5544151"/>
             <wp:effectExtent b="0" l="0" r="0" t="0"/>
-            <wp:docPr descr="Produits de l’élevage déclarés par les ménages" title="" id="480" name="Picture"/>
+            <wp:docPr descr="Produits de l’élevage déclarés par les ménages" title="" id="482" name="Picture"/>
             <a:graphic>
               <a:graphicData uri="http://schemas.openxmlformats.org/drawingml/2006/picture">
                 <pic:pic>
                   <pic:nvPicPr>
-                    <pic:cNvPr descr="05_agriculture_files/figure-docx/fig_produits_elevage-1.png" id="481" name="Picture"/>
+                    <pic:cNvPr descr="05_agriculture_files/figure-docx/fig_produits_elevage-1.png" id="483" name="Picture"/>
                     <pic:cNvPicPr>
                       <a:picLocks noChangeArrowheads="1" noChangeAspect="1"/>
                     </pic:cNvPicPr>
                   </pic:nvPicPr>
                   <pic:blipFill>
-                    <a:blip r:embed="rId479"/>
+                    <a:blip r:embed="rId481"/>
                     <a:stretch>
                       <a:fillRect/>
                     </a:stretch>
@@ -24917,9 +25193,9 @@
         <w:t xml:space="preserve">Produits de l’élevage déclarés par les ménages</w:t>
       </w:r>
     </w:p>
-    <w:bookmarkEnd w:id="482"/>
-    <w:bookmarkEnd w:id="483"/>
-    <w:bookmarkStart w:id="502" w:name="sec-chasse-peche"/>
+    <w:bookmarkEnd w:id="484"/>
+    <w:bookmarkEnd w:id="485"/>
+    <w:bookmarkStart w:id="504" w:name="sec-chasse-peche"/>
     <w:p>
       <w:pPr>
         <w:pStyle w:val="Titre2"/>
@@ -24965,7 +25241,7 @@
       <w:tr>
         <w:tc>
           <w:tcPr/>
-          <w:bookmarkStart w:id="484" w:name="tbl-chasse-peche-pratique"/>
+          <w:bookmarkStart w:id="486" w:name="tbl-chasse-peche-pratique"/>
           <w:p>
             <w:pPr>
               <w:jc w:val="center"/>
@@ -25123,7 +25399,7 @@
               </w:tc>
             </w:tr>
           </w:tbl>
-          <w:bookmarkEnd w:id="484"/>
+          <w:bookmarkEnd w:id="486"/>
           <w:p/>
         </w:tc>
       </w:tr>
@@ -25141,7 +25417,7 @@
       <w:tr>
         <w:tc>
           <w:tcPr/>
-          <w:bookmarkStart w:id="488" w:name="fig-chasse-especes"/>
+          <w:bookmarkStart w:id="490" w:name="fig-chasse-especes"/>
           <w:p>
             <w:pPr>
               <w:jc w:val="center"/>
@@ -25165,18 +25441,18 @@
                 <wp:inline>
                   <wp:extent cx="5969000" cy="10265436"/>
                   <wp:effectExtent b="0" l="0" r="0" t="0"/>
-                  <wp:docPr descr="" title="" id="486" name="Picture"/>
+                  <wp:docPr descr="" title="" id="488" name="Picture"/>
                   <a:graphic>
                     <a:graphicData uri="http://schemas.openxmlformats.org/drawingml/2006/picture">
                       <pic:pic>
                         <pic:nvPicPr>
-                          <pic:cNvPr descr="05_agriculture_files/figure-docx/fig-chasse-especes-1.png" id="487" name="Picture"/>
+                          <pic:cNvPr descr="05_agriculture_files/figure-docx/fig-chasse-especes-1.png" id="489" name="Picture"/>
                           <pic:cNvPicPr>
                             <a:picLocks noChangeArrowheads="1" noChangeAspect="1"/>
                           </pic:cNvPicPr>
                         </pic:nvPicPr>
                         <pic:blipFill>
-                          <a:blip r:embed="rId485"/>
+                          <a:blip r:embed="rId487"/>
                           <a:stretch>
                             <a:fillRect/>
                           </a:stretch>
@@ -25203,7 +25479,7 @@
               </w:drawing>
             </w:r>
           </w:p>
-          <w:bookmarkEnd w:id="488"/>
+          <w:bookmarkEnd w:id="490"/>
         </w:tc>
       </w:tr>
     </w:tbl>
@@ -25220,7 +25496,7 @@
       <w:tr>
         <w:tc>
           <w:tcPr/>
-          <w:bookmarkStart w:id="492" w:name="fig-chasse-raison"/>
+          <w:bookmarkStart w:id="494" w:name="fig-chasse-raison"/>
           <w:p>
             <w:pPr>
               <w:jc w:val="center"/>
@@ -25244,18 +25520,18 @@
                 <wp:inline>
                   <wp:extent cx="5969000" cy="2829057"/>
                   <wp:effectExtent b="0" l="0" r="0" t="0"/>
-                  <wp:docPr descr="" title="" id="490" name="Picture"/>
+                  <wp:docPr descr="" title="" id="492" name="Picture"/>
                   <a:graphic>
                     <a:graphicData uri="http://schemas.openxmlformats.org/drawingml/2006/picture">
                       <pic:pic>
                         <pic:nvPicPr>
-                          <pic:cNvPr descr="05_agriculture_files/figure-docx/fig-chasse-raison-1.png" id="491" name="Picture"/>
+                          <pic:cNvPr descr="05_agriculture_files/figure-docx/fig-chasse-raison-1.png" id="493" name="Picture"/>
                           <pic:cNvPicPr>
                             <a:picLocks noChangeArrowheads="1" noChangeAspect="1"/>
                           </pic:cNvPicPr>
                         </pic:nvPicPr>
                         <pic:blipFill>
-                          <a:blip r:embed="rId489"/>
+                          <a:blip r:embed="rId491"/>
                           <a:stretch>
                             <a:fillRect/>
                           </a:stretch>
@@ -25282,11 +25558,11 @@
               </w:drawing>
             </w:r>
           </w:p>
-          <w:bookmarkEnd w:id="492"/>
+          <w:bookmarkEnd w:id="494"/>
         </w:tc>
       </w:tr>
     </w:tbl>
-    <w:bookmarkStart w:id="501" w:name="fréquence-et-saisonnalité"/>
+    <w:bookmarkStart w:id="503" w:name="fréquence-et-saisonnalité"/>
     <w:p>
       <w:pPr>
         <w:pStyle w:val="Titre3"/>
@@ -25316,7 +25592,7 @@
       <w:tr>
         <w:tc>
           <w:tcPr/>
-          <w:bookmarkStart w:id="496" w:name="fig-frequence-peche"/>
+          <w:bookmarkStart w:id="498" w:name="fig-frequence-peche"/>
           <w:p>
             <w:pPr>
               <w:jc w:val="center"/>
@@ -25340,18 +25616,18 @@
                 <wp:inline>
                   <wp:extent cx="5969000" cy="3115762"/>
                   <wp:effectExtent b="0" l="0" r="0" t="0"/>
-                  <wp:docPr descr="" title="" id="494" name="Picture"/>
+                  <wp:docPr descr="" title="" id="496" name="Picture"/>
                   <a:graphic>
                     <a:graphicData uri="http://schemas.openxmlformats.org/drawingml/2006/picture">
                       <pic:pic>
                         <pic:nvPicPr>
-                          <pic:cNvPr descr="05_agriculture_files/figure-docx/fig-frequence-peche-1.png" id="495" name="Picture"/>
+                          <pic:cNvPr descr="05_agriculture_files/figure-docx/fig-frequence-peche-1.png" id="497" name="Picture"/>
                           <pic:cNvPicPr>
                             <a:picLocks noChangeArrowheads="1" noChangeAspect="1"/>
                           </pic:cNvPicPr>
                         </pic:nvPicPr>
                         <pic:blipFill>
-                          <a:blip r:embed="rId493"/>
+                          <a:blip r:embed="rId495"/>
                           <a:stretch>
                             <a:fillRect/>
                           </a:stretch>
@@ -25378,7 +25654,7 @@
               </w:drawing>
             </w:r>
           </w:p>
-          <w:bookmarkEnd w:id="496"/>
+          <w:bookmarkEnd w:id="498"/>
         </w:tc>
       </w:tr>
     </w:tbl>
@@ -25395,7 +25671,7 @@
       <w:tr>
         <w:tc>
           <w:tcPr/>
-          <w:bookmarkStart w:id="500" w:name="fig-saisonnalite-peche"/>
+          <w:bookmarkStart w:id="502" w:name="fig-saisonnalite-peche"/>
           <w:p>
             <w:pPr>
               <w:jc w:val="center"/>
@@ -25419,18 +25695,18 @@
                 <wp:inline>
                   <wp:extent cx="5969000" cy="2984500"/>
                   <wp:effectExtent b="0" l="0" r="0" t="0"/>
-                  <wp:docPr descr="" title="" id="498" name="Picture"/>
+                  <wp:docPr descr="" title="" id="500" name="Picture"/>
                   <a:graphic>
                     <a:graphicData uri="http://schemas.openxmlformats.org/drawingml/2006/picture">
                       <pic:pic>
                         <pic:nvPicPr>
-                          <pic:cNvPr descr="05_agriculture_files/figure-docx/fig-saisonnalite-peche-1.png" id="499" name="Picture"/>
+                          <pic:cNvPr descr="05_agriculture_files/figure-docx/fig-saisonnalite-peche-1.png" id="501" name="Picture"/>
                           <pic:cNvPicPr>
                             <a:picLocks noChangeArrowheads="1" noChangeAspect="1"/>
                           </pic:cNvPicPr>
                         </pic:nvPicPr>
                         <pic:blipFill>
-                          <a:blip r:embed="rId497"/>
+                          <a:blip r:embed="rId499"/>
                           <a:stretch>
                             <a:fillRect/>
                           </a:stretch>
@@ -25457,13 +25733,13 @@
               </w:drawing>
             </w:r>
           </w:p>
-          <w:bookmarkEnd w:id="500"/>
+          <w:bookmarkEnd w:id="502"/>
         </w:tc>
       </w:tr>
     </w:tbl>
-    <w:bookmarkEnd w:id="501"/>
-    <w:bookmarkEnd w:id="502"/>
-    <w:bookmarkStart w:id="515" w:name="sec-main-oeuvre"/>
+    <w:bookmarkEnd w:id="503"/>
+    <w:bookmarkEnd w:id="504"/>
+    <w:bookmarkStart w:id="517" w:name="sec-main-oeuvre"/>
     <w:p>
       <w:pPr>
         <w:pStyle w:val="Titre2"/>
@@ -25472,7 +25748,7 @@
         <w:t xml:space="preserve">5.4 Main d’oeuvre agricole</w:t>
       </w:r>
     </w:p>
-    <w:bookmarkStart w:id="504" w:name="emploi-de-main-doeuvre"/>
+    <w:bookmarkStart w:id="506" w:name="emploi-de-main-doeuvre"/>
     <w:p>
       <w:pPr>
         <w:pStyle w:val="Titre3"/>
@@ -25518,7 +25794,7 @@
       <w:tr>
         <w:tc>
           <w:tcPr/>
-          <w:bookmarkStart w:id="503" w:name="tbl-main-oeuvre-pratique"/>
+          <w:bookmarkStart w:id="505" w:name="tbl-main-oeuvre-pratique"/>
           <w:p>
             <w:pPr>
               <w:jc w:val="center"/>
@@ -25730,13 +26006,13 @@
               </w:tc>
             </w:tr>
           </w:tbl>
-          <w:bookmarkEnd w:id="503"/>
+          <w:bookmarkEnd w:id="505"/>
           <w:p/>
         </w:tc>
       </w:tr>
     </w:tbl>
-    <w:bookmarkEnd w:id="504"/>
-    <w:bookmarkStart w:id="506" w:name="Xebc72c385258cc8096a393c9cba435b9f045e2a"/>
+    <w:bookmarkEnd w:id="506"/>
+    <w:bookmarkStart w:id="508" w:name="Xebc72c385258cc8096a393c9cba435b9f045e2a"/>
     <w:p>
       <w:pPr>
         <w:pStyle w:val="Titre3"/>
@@ -25766,7 +26042,7 @@
       <w:tr>
         <w:tc>
           <w:tcPr/>
-          <w:bookmarkStart w:id="505" w:name="tbl-operations-mo"/>
+          <w:bookmarkStart w:id="507" w:name="tbl-operations-mo"/>
           <w:p>
             <w:pPr>
               <w:jc w:val="center"/>
@@ -26266,13 +26542,13 @@
               </w:tc>
             </w:tr>
           </w:tbl>
-          <w:bookmarkEnd w:id="505"/>
+          <w:bookmarkEnd w:id="507"/>
           <w:p/>
         </w:tc>
       </w:tr>
     </w:tbl>
-    <w:bookmarkEnd w:id="506"/>
-    <w:bookmarkStart w:id="508" w:name="main-doeuvre-permanente"/>
+    <w:bookmarkEnd w:id="508"/>
+    <w:bookmarkStart w:id="510" w:name="main-doeuvre-permanente"/>
     <w:p>
       <w:pPr>
         <w:pStyle w:val="Titre3"/>
@@ -26302,7 +26578,7 @@
       <w:tr>
         <w:tc>
           <w:tcPr/>
-          <w:bookmarkStart w:id="507" w:name="tbl-main-oeuvre-perm"/>
+          <w:bookmarkStart w:id="509" w:name="tbl-main-oeuvre-perm"/>
           <w:p>
             <w:pPr>
               <w:jc w:val="center"/>
@@ -27023,13 +27299,13 @@
               </w:tc>
             </w:tr>
           </w:tbl>
-          <w:bookmarkEnd w:id="507"/>
+          <w:bookmarkEnd w:id="509"/>
           <w:p/>
         </w:tc>
       </w:tr>
     </w:tbl>
-    <w:bookmarkEnd w:id="508"/>
-    <w:bookmarkStart w:id="514" w:name="Xb70e75093827b2d42e129c8e92fb16121bf4c51"/>
+    <w:bookmarkEnd w:id="510"/>
+    <w:bookmarkStart w:id="516" w:name="Xb70e75093827b2d42e129c8e92fb16121bf4c51"/>
     <w:p>
       <w:pPr>
         <w:pStyle w:val="Titre3"/>
@@ -27059,7 +27335,7 @@
       <w:tr>
         <w:tc>
           <w:tcPr/>
-          <w:bookmarkStart w:id="512" w:name="fig-cultures-quintile"/>
+          <w:bookmarkStart w:id="514" w:name="fig-cultures-quintile"/>
           <w:p>
             <w:pPr>
               <w:jc w:val="center"/>
@@ -27083,18 +27359,18 @@
                 <wp:inline>
                   <wp:extent cx="5969000" cy="3581400"/>
                   <wp:effectExtent b="0" l="0" r="0" t="0"/>
-                  <wp:docPr descr="" title="" id="510" name="Picture"/>
+                  <wp:docPr descr="" title="" id="512" name="Picture"/>
                   <a:graphic>
                     <a:graphicData uri="http://schemas.openxmlformats.org/drawingml/2006/picture">
                       <pic:pic>
                         <pic:nvPicPr>
-                          <pic:cNvPr descr="05_agriculture_files/figure-docx/fig-cultures-quintile-1.png" id="511" name="Picture"/>
+                          <pic:cNvPr descr="05_agriculture_files/figure-docx/fig-cultures-quintile-1.png" id="513" name="Picture"/>
                           <pic:cNvPicPr>
                             <a:picLocks noChangeArrowheads="1" noChangeAspect="1"/>
                           </pic:cNvPicPr>
                         </pic:nvPicPr>
                         <pic:blipFill>
-                          <a:blip r:embed="rId509"/>
+                          <a:blip r:embed="rId511"/>
                           <a:stretch>
                             <a:fillRect/>
                           </a:stretch>
@@ -27121,7 +27397,7 @@
               </w:drawing>
             </w:r>
           </w:p>
-          <w:bookmarkEnd w:id="512"/>
+          <w:bookmarkEnd w:id="514"/>
         </w:tc>
       </w:tr>
     </w:tbl>
@@ -27138,7 +27414,7 @@
       <w:tr>
         <w:tc>
           <w:tcPr/>
-          <w:bookmarkStart w:id="513" w:name="tbl-cultures-quintile"/>
+          <w:bookmarkStart w:id="515" w:name="tbl-cultures-quintile"/>
           <w:p>
             <w:pPr>
               <w:jc w:val="center"/>
@@ -27630,14 +27906,14 @@
               </w:tc>
             </w:tr>
           </w:tbl>
-          <w:bookmarkEnd w:id="513"/>
+          <w:bookmarkEnd w:id="515"/>
           <w:p/>
         </w:tc>
       </w:tr>
     </w:tbl>
-    <w:bookmarkEnd w:id="514"/>
-    <w:bookmarkEnd w:id="515"/>
-    <w:bookmarkStart w:id="525" w:name="sec-agro-multiyear"/>
+    <w:bookmarkEnd w:id="516"/>
+    <w:bookmarkEnd w:id="517"/>
+    <w:bookmarkStart w:id="527" w:name="sec-agro-multiyear"/>
     <w:p>
       <w:pPr>
         <w:pStyle w:val="Titre2"/>
@@ -27681,18 +27957,18 @@
           <wp:inline>
             <wp:extent cx="5969000" cy="3316111"/>
             <wp:effectExtent b="0" l="0" r="0" t="0"/>
-            <wp:docPr descr="Évolution de la production rizicole moyenne par ménage (kg/ménage/an)" title="" id="517" name="Picture"/>
+            <wp:docPr descr="Évolution de la production rizicole moyenne par ménage (kg/ménage/an)" title="" id="519" name="Picture"/>
             <a:graphic>
               <a:graphicData uri="http://schemas.openxmlformats.org/drawingml/2006/picture">
                 <pic:pic>
                   <pic:nvPicPr>
-                    <pic:cNvPr descr="05_agriculture_files/figure-docx/fig_agro_prod_riz-1.png" id="518" name="Picture"/>
+                    <pic:cNvPr descr="05_agriculture_files/figure-docx/fig_agro_prod_riz-1.png" id="520" name="Picture"/>
                     <pic:cNvPicPr>
                       <a:picLocks noChangeArrowheads="1" noChangeAspect="1"/>
                     </pic:cNvPicPr>
                   </pic:nvPicPr>
                   <pic:blipFill>
-                    <a:blip r:embed="rId516"/>
+                    <a:blip r:embed="rId518"/>
                     <a:stretch>
                       <a:fillRect/>
                     </a:stretch>
@@ -27736,18 +28012,18 @@
           <wp:inline>
             <wp:extent cx="5969000" cy="3316111"/>
             <wp:effectExtent b="0" l="0" r="0" t="0"/>
-            <wp:docPr descr="Évolution du rendement rizicole moyen (kg/are) — années avec données de surface" title="" id="520" name="Picture"/>
+            <wp:docPr descr="Évolution du rendement rizicole moyen (kg/are) — années avec données de surface" title="" id="522" name="Picture"/>
             <a:graphic>
               <a:graphicData uri="http://schemas.openxmlformats.org/drawingml/2006/picture">
                 <pic:pic>
                   <pic:nvPicPr>
-                    <pic:cNvPr descr="05_agriculture_files/figure-docx/fig_agro_rdt_riz-1.png" id="521" name="Picture"/>
+                    <pic:cNvPr descr="05_agriculture_files/figure-docx/fig_agro_rdt_riz-1.png" id="523" name="Picture"/>
                     <pic:cNvPicPr>
                       <a:picLocks noChangeArrowheads="1" noChangeAspect="1"/>
                     </pic:cNvPicPr>
                   </pic:nvPicPr>
                   <pic:blipFill>
-                    <a:blip r:embed="rId519"/>
+                    <a:blip r:embed="rId521"/>
                     <a:stretch>
                       <a:fillRect/>
                     </a:stretch>
@@ -27791,18 +28067,18 @@
           <wp:inline>
             <wp:extent cx="5969000" cy="3316111"/>
             <wp:effectExtent b="0" l="0" r="0" t="0"/>
-            <wp:docPr descr="Évolution du taux de pratique de l’élevage (1998–2025)" title="" id="523" name="Picture"/>
+            <wp:docPr descr="Évolution du taux de pratique de l’élevage (1998–2025)" title="" id="525" name="Picture"/>
             <a:graphic>
               <a:graphicData uri="http://schemas.openxmlformats.org/drawingml/2006/picture">
                 <pic:pic>
                   <pic:nvPicPr>
-                    <pic:cNvPr descr="05_agriculture_files/figure-docx/fig_agro_elevage-1.png" id="524" name="Picture"/>
+                    <pic:cNvPr descr="05_agriculture_files/figure-docx/fig_agro_elevage-1.png" id="526" name="Picture"/>
                     <pic:cNvPicPr>
                       <a:picLocks noChangeArrowheads="1" noChangeAspect="1"/>
                     </pic:cNvPicPr>
                   </pic:nvPicPr>
                   <pic:blipFill>
-                    <a:blip r:embed="rId522"/>
+                    <a:blip r:embed="rId524"/>
                     <a:stretch>
                       <a:fillRect/>
                     </a:stretch>
@@ -27845,8 +28121,8 @@
         <w:t xml:space="preserve">Les séries longues mettent en évidence des tendances structurelles : évolution de la production rizicole par ménage, variation des rendements en lien avec les aléas climatiques et l’intensification des pratiques, et évolution du taux de pratique de l’élevage. La rupture de série entre 2015 et 2025 (représentée en pointillés) invite à la prudence dans l’interprétation.</w:t>
       </w:r>
     </w:p>
-    <w:bookmarkEnd w:id="525"/>
-    <w:bookmarkStart w:id="526" w:name="sec-pistes-agro"/>
+    <w:bookmarkEnd w:id="527"/>
+    <w:bookmarkStart w:id="528" w:name="sec-pistes-agro"/>
     <w:p>
       <w:pPr>
         <w:pStyle w:val="Titre2"/>
@@ -28150,9 +28426,9 @@
         <w:t xml:space="preserve">(pertes) permettraient de reconstituer un bilan démographique du cheptel par espèce (difficile à exploiter à première vue).</w:t>
       </w:r>
     </w:p>
-    <w:bookmarkEnd w:id="526"/>
-    <w:bookmarkEnd w:id="527"/>
-    <w:bookmarkStart w:id="587" w:name="sécurité-alimentaire"/>
+    <w:bookmarkEnd w:id="528"/>
+    <w:bookmarkEnd w:id="529"/>
+    <w:bookmarkStart w:id="589" w:name="sécurité-alimentaire"/>
     <w:p>
       <w:pPr>
         <w:pStyle w:val="Titre1"/>
@@ -28210,12 +28486,12 @@
                 <wp:inline>
                   <wp:extent cx="152400" cy="152400"/>
                   <wp:effectExtent b="0" l="0" r="0" t="0"/>
-                  <wp:docPr descr="" title="" id="528" name="Picture"/>
+                  <wp:docPr descr="" title="" id="530" name="Picture"/>
                   <a:graphic>
                     <a:graphicData uri="http://schemas.openxmlformats.org/drawingml/2006/picture">
                       <pic:pic>
                         <pic:nvPicPr>
-                          <pic:cNvPr descr="C:\Users\fbede\AppData\Local\Programs\Quarto\share\formats\docx\warning.png" id="529" name="Picture"/>
+                          <pic:cNvPr descr="C:\Users\fbede\AppData\Local\Programs\Quarto\share\formats\docx\warning.png" id="531" name="Picture"/>
                           <pic:cNvPicPr>
                             <a:picLocks noChangeArrowheads="1" noChangeAspect="1"/>
                           </pic:cNvPicPr>
@@ -28278,14 +28554,14 @@
               <w:spacing w:before="16" w:after="16"/>
             </w:pPr>
             <w:r>
-              <w:t xml:space="preserve">Les résultats présentés ci-dessous sont provisoires, et sont susceptibles de faire l’objet de corrections.</w:t>
+              <w:t xml:space="preserve">Les résultats présentés ci-dessous sont provisoires et pourront être ajustés ou enrichis par les informations supplémentaires recueillies lors des restitutions locales.</w:t>
             </w:r>
           </w:p>
           <w:p/>
         </w:tc>
       </w:tr>
     </w:tbl>
-    <w:bookmarkStart w:id="560" w:name="disponibilité-alimentaire"/>
+    <w:bookmarkStart w:id="562" w:name="disponibilité-alimentaire"/>
     <w:p>
       <w:pPr>
         <w:pStyle w:val="Titre2"/>
@@ -28318,7 +28594,7 @@
         <w:t xml:space="preserve">A Marovoay, 97.3 % des ménages déclarent au moins un mois de soudure.</w:t>
       </w:r>
     </w:p>
-    <w:bookmarkStart w:id="543" w:name="période-de-soudure"/>
+    <w:bookmarkStart w:id="545" w:name="période-de-soudure"/>
     <w:p>
       <w:pPr>
         <w:pStyle w:val="Titre3"/>
@@ -28351,7 +28627,7 @@
         <w:t xml:space="preserve">A Marovoay, La soudure dure en moyenne 2.2 mois (médiane : 2).</w:t>
       </w:r>
     </w:p>
-    <w:bookmarkStart w:id="530" w:name="durée-de-la-soudure-par-observatoire"/>
+    <w:bookmarkStart w:id="532" w:name="durée-de-la-soudure-par-observatoire"/>
     <w:p>
       <w:pPr>
         <w:pStyle w:val="Titre4"/>
@@ -28675,8 +28951,8 @@
         </w:tc>
       </w:tr>
     </w:tbl>
-    <w:bookmarkEnd w:id="530"/>
-    <w:bookmarkStart w:id="534" w:name="X7672ed32ab511b42dc575aff782f6587708610f"/>
+    <w:bookmarkEnd w:id="532"/>
+    <w:bookmarkStart w:id="536" w:name="X7672ed32ab511b42dc575aff782f6587708610f"/>
     <w:p>
       <w:pPr>
         <w:pStyle w:val="Titre4"/>
@@ -28694,18 +28970,18 @@
           <wp:inline>
             <wp:extent cx="4620126" cy="3696101"/>
             <wp:effectExtent b="0" l="0" r="0" t="0"/>
-            <wp:docPr descr="Durée moyenne de la soudure par hameau" title="" id="532" name="Picture"/>
+            <wp:docPr descr="Durée moyenne de la soudure par hameau" title="" id="534" name="Picture"/>
             <a:graphic>
               <a:graphicData uri="http://schemas.openxmlformats.org/drawingml/2006/picture">
                 <pic:pic>
                   <pic:nvPicPr>
-                    <pic:cNvPr descr="06_securite_alimentaire_files/figure-docx/fig_soudure_hameau-1.png" id="533" name="Picture"/>
+                    <pic:cNvPr descr="06_securite_alimentaire_files/figure-docx/fig_soudure_hameau-1.png" id="535" name="Picture"/>
                     <pic:cNvPicPr>
                       <a:picLocks noChangeArrowheads="1" noChangeAspect="1"/>
                     </pic:cNvPicPr>
                   </pic:nvPicPr>
                   <pic:blipFill>
-                    <a:blip r:embed="rId531"/>
+                    <a:blip r:embed="rId533"/>
                     <a:stretch>
                       <a:fillRect/>
                     </a:stretch>
@@ -28740,8 +29016,8 @@
         <w:t xml:space="preserve">Durée moyenne de la soudure par hameau</w:t>
       </w:r>
     </w:p>
-    <w:bookmarkEnd w:id="534"/>
-    <w:bookmarkStart w:id="538" w:name="X95464c5386b49ecd39248ef20943633679142d7"/>
+    <w:bookmarkEnd w:id="536"/>
+    <w:bookmarkStart w:id="540" w:name="X95464c5386b49ecd39248ef20943633679142d7"/>
     <w:p>
       <w:pPr>
         <w:pStyle w:val="Titre4"/>
@@ -28759,18 +29035,18 @@
           <wp:inline>
             <wp:extent cx="4620126" cy="3696101"/>
             <wp:effectExtent b="0" l="0" r="0" t="0"/>
-            <wp:docPr descr="" title="" id="536" name="Picture"/>
+            <wp:docPr descr="" title="" id="538" name="Picture"/>
             <a:graphic>
               <a:graphicData uri="http://schemas.openxmlformats.org/drawingml/2006/picture">
                 <pic:pic>
                   <pic:nvPicPr>
-                    <pic:cNvPr descr="06_securite_alimentaire_files/figure-docx/g1_soudure_distrib-1.png" id="537" name="Picture"/>
+                    <pic:cNvPr descr="06_securite_alimentaire_files/figure-docx/g1_soudure_distrib-1.png" id="539" name="Picture"/>
                     <pic:cNvPicPr>
                       <a:picLocks noChangeArrowheads="1" noChangeAspect="1"/>
                     </pic:cNvPicPr>
                   </pic:nvPicPr>
                   <pic:blipFill>
-                    <a:blip r:embed="rId535"/>
+                    <a:blip r:embed="rId537"/>
                     <a:stretch>
                       <a:fillRect/>
                     </a:stretch>
@@ -28797,8 +29073,8 @@
         </w:drawing>
       </w:r>
     </w:p>
-    <w:bookmarkEnd w:id="538"/>
-    <w:bookmarkStart w:id="542" w:name="calendrier-de-la-soudure"/>
+    <w:bookmarkEnd w:id="540"/>
+    <w:bookmarkStart w:id="544" w:name="calendrier-de-la-soudure"/>
     <w:p>
       <w:pPr>
         <w:pStyle w:val="Titre4"/>
@@ -28816,18 +29092,18 @@
           <wp:inline>
             <wp:extent cx="4620126" cy="3696101"/>
             <wp:effectExtent b="0" l="0" r="0" t="0"/>
-            <wp:docPr descr="" title="" id="540" name="Picture"/>
+            <wp:docPr descr="" title="" id="542" name="Picture"/>
             <a:graphic>
               <a:graphicData uri="http://schemas.openxmlformats.org/drawingml/2006/picture">
                 <pic:pic>
                   <pic:nvPicPr>
-                    <pic:cNvPr descr="06_securite_alimentaire_files/figure-docx/g2_calendrier_soudure-1.png" id="541" name="Picture"/>
+                    <pic:cNvPr descr="06_securite_alimentaire_files/figure-docx/g2_calendrier_soudure-1.png" id="543" name="Picture"/>
                     <pic:cNvPicPr>
                       <a:picLocks noChangeArrowheads="1" noChangeAspect="1"/>
                     </pic:cNvPicPr>
                   </pic:nvPicPr>
                   <pic:blipFill>
-                    <a:blip r:embed="rId539"/>
+                    <a:blip r:embed="rId541"/>
                     <a:stretch>
                       <a:fillRect/>
                     </a:stretch>
@@ -28854,9 +29130,9 @@
         </w:drawing>
       </w:r>
     </w:p>
-    <w:bookmarkEnd w:id="542"/>
-    <w:bookmarkEnd w:id="543"/>
-    <w:bookmarkStart w:id="551" w:name="stress-alimentaire"/>
+    <w:bookmarkEnd w:id="544"/>
+    <w:bookmarkEnd w:id="545"/>
+    <w:bookmarkStart w:id="553" w:name="stress-alimentaire"/>
     <w:p>
       <w:pPr>
         <w:pStyle w:val="Titre3"/>
@@ -28889,7 +29165,7 @@
         <w:t xml:space="preserve">A Marovoay, La durée moyenne du stress alimentaire atteint 3.3 mois.</w:t>
       </w:r>
     </w:p>
-    <w:bookmarkStart w:id="544" w:name="X9a463c72b8245f9704bb79ecb2abc3d188eed1f"/>
+    <w:bookmarkStart w:id="546" w:name="X9a463c72b8245f9704bb79ecb2abc3d188eed1f"/>
     <w:p>
       <w:pPr>
         <w:pStyle w:val="Titre4"/>
@@ -29213,8 +29489,8 @@
         </w:tc>
       </w:tr>
     </w:tbl>
-    <w:bookmarkEnd w:id="544"/>
-    <w:bookmarkStart w:id="545" w:name="calendrier-du-stress-alimentaire"/>
+    <w:bookmarkEnd w:id="546"/>
+    <w:bookmarkStart w:id="547" w:name="calendrier-du-stress-alimentaire"/>
     <w:p>
       <w:pPr>
         <w:pStyle w:val="Titre4"/>
@@ -29223,8 +29499,8 @@
         <w:t xml:space="preserve">6.1.2.2 Calendrier du stress alimentaire</w:t>
       </w:r>
     </w:p>
-    <w:bookmarkEnd w:id="545"/>
-    <w:bookmarkStart w:id="550" w:name="Xccf58b071d79cc51e6dccc31b240904335e5845"/>
+    <w:bookmarkEnd w:id="547"/>
+    <w:bookmarkStart w:id="552" w:name="Xccf58b071d79cc51e6dccc31b240904335e5845"/>
     <w:p>
       <w:pPr>
         <w:pStyle w:val="Titre4"/>
@@ -29246,7 +29522,7 @@
       <w:tr>
         <w:tc>
           <w:tcPr/>
-          <w:bookmarkStart w:id="549" w:name="fig-soudure-vs-stress"/>
+          <w:bookmarkStart w:id="551" w:name="fig-soudure-vs-stress"/>
           <w:p>
             <w:pPr>
               <w:jc w:val="center"/>
@@ -29270,18 +29546,18 @@
                 <wp:inline>
                   <wp:extent cx="4620126" cy="3696101"/>
                   <wp:effectExtent b="0" l="0" r="0" t="0"/>
-                  <wp:docPr descr="" title="" id="547" name="Picture"/>
+                  <wp:docPr descr="" title="" id="549" name="Picture"/>
                   <a:graphic>
                     <a:graphicData uri="http://schemas.openxmlformats.org/drawingml/2006/picture">
                       <pic:pic>
                         <pic:nvPicPr>
-                          <pic:cNvPr descr="06_securite_alimentaire_files/figure-docx/fig-soudure-vs-stress-1.png" id="548" name="Picture"/>
+                          <pic:cNvPr descr="06_securite_alimentaire_files/figure-docx/fig-soudure-vs-stress-1.png" id="550" name="Picture"/>
                           <pic:cNvPicPr>
                             <a:picLocks noChangeArrowheads="1" noChangeAspect="1"/>
                           </pic:cNvPicPr>
                         </pic:nvPicPr>
                         <pic:blipFill>
-                          <a:blip r:embed="rId546"/>
+                          <a:blip r:embed="rId548"/>
                           <a:stretch>
                             <a:fillRect/>
                           </a:stretch>
@@ -29308,13 +29584,13 @@
               </w:drawing>
             </w:r>
           </w:p>
-          <w:bookmarkEnd w:id="549"/>
+          <w:bookmarkEnd w:id="551"/>
         </w:tc>
       </w:tr>
     </w:tbl>
-    <w:bookmarkEnd w:id="550"/>
-    <w:bookmarkEnd w:id="551"/>
-    <w:bookmarkStart w:id="559" w:name="alimentation-de-base"/>
+    <w:bookmarkEnd w:id="552"/>
+    <w:bookmarkEnd w:id="553"/>
+    <w:bookmarkStart w:id="561" w:name="alimentation-de-base"/>
     <w:p>
       <w:pPr>
         <w:pStyle w:val="Titre3"/>
@@ -29328,10 +29604,10 @@
         <w:pStyle w:val="FirstParagraph"/>
       </w:pPr>
       <w:r>
-        <w:t xml:space="preserve">Cette section compare les aliments de base consommés aux trois repas, hors et pendant la période de soudure. Le riz constitue la base alimentaire dans les deux observatoires, mais sa place relative varie selon la saison et le site. Les substitutions opérées pendant la soudure (manioc, patate douce, maïs) témoignent des stratégies d’adaptation alimentaire des ménages.</w:t>
-      </w:r>
-    </w:p>
-    <w:bookmarkStart w:id="552" w:name="alimentation-hors-soudure"/>
+        <w:t xml:space="preserve">Cette section compare les aliments de base consommés aux trois repas, hors et pendant la période de soudure. Le riz constitue la base alimentaire, mais sa place relative varie selon la saison et la localité. Les substitutions opérées pendant la soudure (manioc, patate douce, maïs) témoignent des stratégies d’adaptation alimentaire des ménages.</w:t>
+      </w:r>
+    </w:p>
+    <w:bookmarkStart w:id="554" w:name="alimentation-hors-soudure"/>
     <w:p>
       <w:pPr>
         <w:pStyle w:val="Titre4"/>
@@ -29843,8 +30119,8 @@
         </w:tc>
       </w:tr>
     </w:tbl>
-    <w:bookmarkEnd w:id="552"/>
-    <w:bookmarkStart w:id="553" w:name="alimentation-pendant-la-soudure"/>
+    <w:bookmarkEnd w:id="554"/>
+    <w:bookmarkStart w:id="555" w:name="alimentation-pendant-la-soudure"/>
     <w:p>
       <w:pPr>
         <w:pStyle w:val="Titre4"/>
@@ -30698,8 +30974,8 @@
         </w:tc>
       </w:tr>
     </w:tbl>
-    <w:bookmarkEnd w:id="553"/>
-    <w:bookmarkStart w:id="557" w:name="X72a9965c0dbad0a4072f515989797b1356a2468"/>
+    <w:bookmarkEnd w:id="555"/>
+    <w:bookmarkStart w:id="559" w:name="X72a9965c0dbad0a4072f515989797b1356a2468"/>
     <w:p>
       <w:pPr>
         <w:pStyle w:val="Titre4"/>
@@ -30717,18 +30993,18 @@
           <wp:inline>
             <wp:extent cx="4620126" cy="3696101"/>
             <wp:effectExtent b="0" l="0" r="0" t="0"/>
-            <wp:docPr descr="" title="" id="555" name="Picture"/>
+            <wp:docPr descr="" title="" id="557" name="Picture"/>
             <a:graphic>
               <a:graphicData uri="http://schemas.openxmlformats.org/drawingml/2006/picture">
                 <pic:pic>
                   <pic:nvPicPr>
-                    <pic:cNvPr descr="06_securite_alimentaire_files/figure-docx/g4_comparaison_dejeuner-1.png" id="556" name="Picture"/>
+                    <pic:cNvPr descr="06_securite_alimentaire_files/figure-docx/g4_comparaison_dejeuner-1.png" id="558" name="Picture"/>
                     <pic:cNvPicPr>
                       <a:picLocks noChangeArrowheads="1" noChangeAspect="1"/>
                     </pic:cNvPicPr>
                   </pic:nvPicPr>
                   <pic:blipFill>
-                    <a:blip r:embed="rId554"/>
+                    <a:blip r:embed="rId556"/>
                     <a:stretch>
                       <a:fillRect/>
                     </a:stretch>
@@ -30755,8 +31031,8 @@
         </w:drawing>
       </w:r>
     </w:p>
-    <w:bookmarkEnd w:id="557"/>
-    <w:bookmarkStart w:id="558" w:name="Xac9b27d1fa2958ed638b7f1d3389e7618eba676"/>
+    <w:bookmarkEnd w:id="559"/>
+    <w:bookmarkStart w:id="560" w:name="Xac9b27d1fa2958ed638b7f1d3389e7618eba676"/>
     <w:p>
       <w:pPr>
         <w:pStyle w:val="Titre4"/>
@@ -31382,10 +31658,10 @@
         </w:tc>
       </w:tr>
     </w:tbl>
-    <w:bookmarkEnd w:id="558"/>
-    <w:bookmarkEnd w:id="559"/>
     <w:bookmarkEnd w:id="560"/>
-    <w:bookmarkStart w:id="575" w:name="stratégies-de-sécurité-alimentaire"/>
+    <w:bookmarkEnd w:id="561"/>
+    <w:bookmarkEnd w:id="562"/>
+    <w:bookmarkStart w:id="577" w:name="stratégies-de-sécurité-alimentaire"/>
     <w:p>
       <w:pPr>
         <w:pStyle w:val="Titre2"/>
@@ -31402,7 +31678,7 @@
         <w:t xml:space="preserve">Face à l’insécurité alimentaire, les ménages déploient un éventail de stratégies d’adaptation dont la sévérité varie : réduction des portions, substitution d’aliments, endettement, cueillette sauvage, voire décapitalisation. Chaque stratégie est évaluée sur une échelle de fréquence : 0 = Jamais, 1 = Rarement, 2 = Quelquefois, 3 = Souvent.</w:t>
       </w:r>
     </w:p>
-    <w:bookmarkStart w:id="564" w:name="fréquence-des-stratégies-dadaptation"/>
+    <w:bookmarkStart w:id="566" w:name="fréquence-des-stratégies-dadaptation"/>
     <w:p>
       <w:pPr>
         <w:pStyle w:val="Titre3"/>
@@ -31420,18 +31696,18 @@
           <wp:inline>
             <wp:extent cx="4620126" cy="3696101"/>
             <wp:effectExtent b="0" l="0" r="0" t="0"/>
-            <wp:docPr descr="" title="" id="562" name="Picture"/>
+            <wp:docPr descr="" title="" id="564" name="Picture"/>
             <a:graphic>
               <a:graphicData uri="http://schemas.openxmlformats.org/drawingml/2006/picture">
                 <pic:pic>
                   <pic:nvPicPr>
-                    <pic:cNvPr descr="06_securite_alimentaire_files/figure-docx/g5_strategies_likert-1.png" id="563" name="Picture"/>
+                    <pic:cNvPr descr="06_securite_alimentaire_files/figure-docx/g5_strategies_likert-1.png" id="565" name="Picture"/>
                     <pic:cNvPicPr>
                       <a:picLocks noChangeArrowheads="1" noChangeAspect="1"/>
                     </pic:cNvPicPr>
                   </pic:nvPicPr>
                   <pic:blipFill>
-                    <a:blip r:embed="rId561"/>
+                    <a:blip r:embed="rId563"/>
                     <a:stretch>
                       <a:fillRect/>
                     </a:stretch>
@@ -31458,8 +31734,8 @@
         </w:drawing>
       </w:r>
     </w:p>
-    <w:bookmarkEnd w:id="564"/>
-    <w:bookmarkStart w:id="574" w:name="X9cf7e1014deb83f27c62d34c9fba8f88243955e"/>
+    <w:bookmarkEnd w:id="566"/>
+    <w:bookmarkStart w:id="576" w:name="X9cf7e1014deb83f27c62d34c9fba8f88243955e"/>
     <w:p>
       <w:pPr>
         <w:pStyle w:val="Titre3"/>
@@ -31477,18 +31753,18 @@
           <wp:inline>
             <wp:extent cx="4620126" cy="3696101"/>
             <wp:effectExtent b="0" l="0" r="0" t="0"/>
-            <wp:docPr descr="Sources d’endettement alimentaire" title="" id="566" name="Picture"/>
+            <wp:docPr descr="Sources d’endettement alimentaire" title="" id="568" name="Picture"/>
             <a:graphic>
               <a:graphicData uri="http://schemas.openxmlformats.org/drawingml/2006/picture">
                 <pic:pic>
                   <pic:nvPicPr>
-                    <pic:cNvPr descr="06_securite_alimentaire_files/figure-docx/fig_sources_endettement-1.png" id="567" name="Picture"/>
+                    <pic:cNvPr descr="06_securite_alimentaire_files/figure-docx/fig_sources_endettement-1.png" id="569" name="Picture"/>
                     <pic:cNvPicPr>
                       <a:picLocks noChangeArrowheads="1" noChangeAspect="1"/>
                     </pic:cNvPicPr>
                   </pic:nvPicPr>
                   <pic:blipFill>
-                    <a:blip r:embed="rId565"/>
+                    <a:blip r:embed="rId567"/>
                     <a:stretch>
                       <a:fillRect/>
                     </a:stretch>
@@ -31532,18 +31808,18 @@
           <wp:inline>
             <wp:extent cx="4620126" cy="3696101"/>
             <wp:effectExtent b="0" l="0" r="0" t="0"/>
-            <wp:docPr descr="Sources d’emprunt d’aliments de base" title="" id="569" name="Picture"/>
+            <wp:docPr descr="Sources d’emprunt d’aliments de base" title="" id="571" name="Picture"/>
             <a:graphic>
               <a:graphicData uri="http://schemas.openxmlformats.org/drawingml/2006/picture">
                 <pic:pic>
                   <pic:nvPicPr>
-                    <pic:cNvPr descr="06_securite_alimentaire_files/figure-docx/fig_sources_emprunt-1.png" id="570" name="Picture"/>
+                    <pic:cNvPr descr="06_securite_alimentaire_files/figure-docx/fig_sources_emprunt-1.png" id="572" name="Picture"/>
                     <pic:cNvPicPr>
                       <a:picLocks noChangeArrowheads="1" noChangeAspect="1"/>
                     </pic:cNvPicPr>
                   </pic:nvPicPr>
                   <pic:blipFill>
-                    <a:blip r:embed="rId568"/>
+                    <a:blip r:embed="rId570"/>
                     <a:stretch>
                       <a:fillRect/>
                     </a:stretch>
@@ -31587,18 +31863,18 @@
           <wp:inline>
             <wp:extent cx="4620126" cy="3503595"/>
             <wp:effectExtent b="0" l="0" r="0" t="0"/>
-            <wp:docPr descr="" title="" id="572" name="Picture"/>
+            <wp:docPr descr="" title="" id="574" name="Picture"/>
             <a:graphic>
               <a:graphicData uri="http://schemas.openxmlformats.org/drawingml/2006/picture">
                 <pic:pic>
                   <pic:nvPicPr>
-                    <pic:cNvPr descr="06_securite_alimentaire_files/figure-docx/g6_top_strategies-1.png" id="573" name="Picture"/>
+                    <pic:cNvPr descr="06_securite_alimentaire_files/figure-docx/g6_top_strategies-1.png" id="575" name="Picture"/>
                     <pic:cNvPicPr>
                       <a:picLocks noChangeArrowheads="1" noChangeAspect="1"/>
                     </pic:cNvPicPr>
                   </pic:nvPicPr>
                   <pic:blipFill>
-                    <a:blip r:embed="rId571"/>
+                    <a:blip r:embed="rId573"/>
                     <a:stretch>
                       <a:fillRect/>
                     </a:stretch>
@@ -31625,9 +31901,9 @@
         </w:drawing>
       </w:r>
     </w:p>
-    <w:bookmarkEnd w:id="574"/>
-    <w:bookmarkEnd w:id="575"/>
-    <w:bookmarkStart w:id="579" w:name="X022980f631cd731cb72eb071d0b331cc128d08a"/>
+    <w:bookmarkEnd w:id="576"/>
+    <w:bookmarkEnd w:id="577"/>
+    <w:bookmarkStart w:id="581" w:name="X022980f631cd731cb72eb071d0b331cc128d08a"/>
     <w:p>
       <w:pPr>
         <w:pStyle w:val="Titre2"/>
@@ -32308,18 +32584,18 @@
           <wp:inline>
             <wp:extent cx="4620126" cy="3696101"/>
             <wp:effectExtent b="0" l="0" r="0" t="0"/>
-            <wp:docPr descr="" title="" id="577" name="Picture"/>
+            <wp:docPr descr="" title="" id="579" name="Picture"/>
             <a:graphic>
               <a:graphicData uri="http://schemas.openxmlformats.org/drawingml/2006/picture">
                 <pic:pic>
                   <pic:nvPicPr>
-                    <pic:cNvPr descr="06_securite_alimentaire_files/figure-docx/g7_csi_boxplot-1.png" id="578" name="Picture"/>
+                    <pic:cNvPr descr="06_securite_alimentaire_files/figure-docx/g7_csi_boxplot-1.png" id="580" name="Picture"/>
                     <pic:cNvPicPr>
                       <a:picLocks noChangeArrowheads="1" noChangeAspect="1"/>
                     </pic:cNvPicPr>
                   </pic:nvPicPr>
                   <pic:blipFill>
-                    <a:blip r:embed="rId576"/>
+                    <a:blip r:embed="rId578"/>
                     <a:stretch>
                       <a:fillRect/>
                     </a:stretch>
@@ -32346,8 +32622,8 @@
         </w:drawing>
       </w:r>
     </w:p>
-    <w:bookmarkEnd w:id="579"/>
-    <w:bookmarkStart w:id="586" w:name="sec-sa-multiyear"/>
+    <w:bookmarkEnd w:id="581"/>
+    <w:bookmarkStart w:id="588" w:name="sec-sa-multiyear"/>
     <w:p>
       <w:pPr>
         <w:pStyle w:val="Titre2"/>
@@ -32382,18 +32658,18 @@
           <wp:inline>
             <wp:extent cx="5969000" cy="3316111"/>
             <wp:effectExtent b="0" l="0" r="0" t="0"/>
-            <wp:docPr descr="Évolution de la durée moyenne de soudure (mois/ménage)" title="" id="581" name="Picture"/>
+            <wp:docPr descr="Évolution de la durée moyenne de soudure (mois/ménage)" title="" id="583" name="Picture"/>
             <a:graphic>
               <a:graphicData uri="http://schemas.openxmlformats.org/drawingml/2006/picture">
                 <pic:pic>
                   <pic:nvPicPr>
-                    <pic:cNvPr descr="06_securite_alimentaire_files/figure-docx/fig_sa_soudure_duration-1.png" id="582" name="Picture"/>
+                    <pic:cNvPr descr="06_securite_alimentaire_files/figure-docx/fig_sa_soudure_duration-1.png" id="584" name="Picture"/>
                     <pic:cNvPicPr>
                       <a:picLocks noChangeArrowheads="1" noChangeAspect="1"/>
                     </pic:cNvPicPr>
                   </pic:nvPicPr>
                   <pic:blipFill>
-                    <a:blip r:embed="rId580"/>
+                    <a:blip r:embed="rId582"/>
                     <a:stretch>
                       <a:fillRect/>
                     </a:stretch>
@@ -32437,18 +32713,18 @@
           <wp:inline>
             <wp:extent cx="5969000" cy="3316111"/>
             <wp:effectExtent b="0" l="0" r="0" t="0"/>
-            <wp:docPr descr="Évolution du pourcentage de ménages en soudure" title="" id="584" name="Picture"/>
+            <wp:docPr descr="Évolution du pourcentage de ménages en soudure" title="" id="586" name="Picture"/>
             <a:graphic>
               <a:graphicData uri="http://schemas.openxmlformats.org/drawingml/2006/picture">
                 <pic:pic>
                   <pic:nvPicPr>
-                    <pic:cNvPr descr="06_securite_alimentaire_files/figure-docx/fig_sa_pct_soudure-1.png" id="585" name="Picture"/>
+                    <pic:cNvPr descr="06_securite_alimentaire_files/figure-docx/fig_sa_pct_soudure-1.png" id="587" name="Picture"/>
                     <pic:cNvPicPr>
                       <a:picLocks noChangeArrowheads="1" noChangeAspect="1"/>
                     </pic:cNvPicPr>
                   </pic:nvPicPr>
                   <pic:blipFill>
-                    <a:blip r:embed="rId583"/>
+                    <a:blip r:embed="rId585"/>
                     <a:stretch>
                       <a:fillRect/>
                     </a:stretch>
@@ -32483,9 +32759,9 @@
         <w:t xml:space="preserve">Évolution du pourcentage de ménages en soudure</w:t>
       </w:r>
     </w:p>
-    <w:bookmarkEnd w:id="586"/>
-    <w:bookmarkEnd w:id="587"/>
-    <w:bookmarkStart w:id="714" w:name="X855e8d906f5a6acf967b2aed36312ae7fa0ee32"/>
+    <w:bookmarkEnd w:id="588"/>
+    <w:bookmarkEnd w:id="589"/>
+    <w:bookmarkStart w:id="716" w:name="X855e8d906f5a6acf967b2aed36312ae7fa0ee32"/>
     <w:p>
       <w:pPr>
         <w:pStyle w:val="Titre1"/>
@@ -32499,7 +32775,23 @@
         <w:pStyle w:val="FirstParagraph"/>
       </w:pPr>
       <w:r>
-        <w:t xml:space="preserve">Les deux observatoires sont situés à proximité d’aires protégées majeures : Pour Alaotra la Nouvelle Aire Protégée du lac Alaotra et le Corridor Ankeniheny Zahamena et pour Marovoay le Parc National d’Ankarafantsika. Ce chapitre analyse les représentations, les usages, les pratiques (notamment le feu) et les opinions des ménages concernant la protection de l’environnement.</w:t>
+        <w:t xml:space="preserve">Les deux observatoires sont situés à proximité d’aires protégées majeures : pour Alaotra la Nouvelle Aire Protégée du lac Alaotra et le Corridor Ankeniheny Zahamena, et pour Marovoay le Parc National d’Ankarafantsika. Ce chapitre analyse les représentations, les usages, les pratiques (notamment le feu) et les opinions des ménages concernant la protection de l’environnement.</w:t>
+      </w:r>
+    </w:p>
+    <w:p>
+      <w:pPr>
+        <w:pStyle w:val="Corpsdetexte"/>
+      </w:pPr>
+      <w:r>
+        <w:t xml:space="preserve">L’observatoire de Marovoay est situé à proximité du Parc National d’Ankarafantsika, dont les limites ont été étendues en 2002. Ce chapitre analyse les représentations, les usages, les pratiques (notamment le feu) et les opinions des ménages concernant la protection de l’environnement dans ce contexte de coexistence entre activités agricoles et conservation.</w:t>
+      </w:r>
+    </w:p>
+    <w:p>
+      <w:pPr>
+        <w:pStyle w:val="Corpsdetexte"/>
+      </w:pPr>
+      <w:r>
+        <w:t xml:space="preserve">L’observatoire de l’Alaotra est situé à proximité de la Nouvelle Aire Protégée du lac Alaotra et du Corridor forestier Ankeniheny-Zahamena. Ce chapitre analyse les représentations, les usages, les pratiques (notamment le feu) et les opinions des ménages concernant la protection de l’environnement.</w:t>
       </w:r>
     </w:p>
     <w:tbl>
@@ -32543,12 +32835,12 @@
                 <wp:inline>
                   <wp:extent cx="152400" cy="152400"/>
                   <wp:effectExtent b="0" l="0" r="0" t="0"/>
-                  <wp:docPr descr="" title="" id="588" name="Picture"/>
+                  <wp:docPr descr="" title="" id="590" name="Picture"/>
                   <a:graphic>
                     <a:graphicData uri="http://schemas.openxmlformats.org/drawingml/2006/picture">
                       <pic:pic>
                         <pic:nvPicPr>
-                          <pic:cNvPr descr="C:\Users\fbede\AppData\Local\Programs\Quarto\share\formats\docx\warning.png" id="589" name="Picture"/>
+                          <pic:cNvPr descr="C:\Users\fbede\AppData\Local\Programs\Quarto\share\formats\docx\warning.png" id="591" name="Picture"/>
                           <pic:cNvPicPr>
                             <a:picLocks noChangeArrowheads="1" noChangeAspect="1"/>
                           </pic:cNvPicPr>
@@ -32611,14 +32903,14 @@
               <w:spacing w:before="16" w:after="16"/>
             </w:pPr>
             <w:r>
-              <w:t xml:space="preserve">Les résultats présentés ci-dessous sont provisoires, et sont susceptibles de faire l’objet de corrections.</w:t>
+              <w:t xml:space="preserve">Les résultats présentés ci-dessous sont provisoires et pourront être ajustés ou enrichis par les informations supplémentaires recueillies lors des restitutions locales.</w:t>
             </w:r>
           </w:p>
           <w:p/>
         </w:tc>
       </w:tr>
     </w:tbl>
-    <w:bookmarkStart w:id="615" w:name="sec-representation"/>
+    <w:bookmarkStart w:id="617" w:name="sec-representation"/>
     <w:p>
       <w:pPr>
         <w:pStyle w:val="Titre2"/>
@@ -32627,7 +32919,7 @@
         <w:t xml:space="preserve">7.1 Représentation de la zone protégée par les ménages</w:t>
       </w:r>
     </w:p>
-    <w:bookmarkStart w:id="594" w:name="X4665de780bd1ca3fab6f12e5bee69cd08b80e0b"/>
+    <w:bookmarkStart w:id="596" w:name="X4665de780bd1ca3fab6f12e5bee69cd08b80e0b"/>
     <w:p>
       <w:pPr>
         <w:pStyle w:val="Titre3"/>
@@ -32674,7 +32966,7 @@
       <w:tr>
         <w:tc>
           <w:tcPr/>
-          <w:bookmarkStart w:id="593" w:name="fig-ressources-dispo"/>
+          <w:bookmarkStart w:id="595" w:name="fig-ressources-dispo"/>
           <w:p>
             <w:pPr>
               <w:jc w:val="center"/>
@@ -32698,18 +32990,18 @@
                 <wp:inline>
                   <wp:extent cx="5969000" cy="3581400"/>
                   <wp:effectExtent b="0" l="0" r="0" t="0"/>
-                  <wp:docPr descr="" title="" id="591" name="Picture"/>
+                  <wp:docPr descr="" title="" id="593" name="Picture"/>
                   <a:graphic>
                     <a:graphicData uri="http://schemas.openxmlformats.org/drawingml/2006/picture">
                       <pic:pic>
                         <pic:nvPicPr>
-                          <pic:cNvPr descr="07_rapport_environnement_files/figure-docx/fig-ressources-dispo-1.png" id="592" name="Picture"/>
+                          <pic:cNvPr descr="07_rapport_environnement_files/figure-docx/fig-ressources-dispo-1.png" id="594" name="Picture"/>
                           <pic:cNvPicPr>
                             <a:picLocks noChangeArrowheads="1" noChangeAspect="1"/>
                           </pic:cNvPicPr>
                         </pic:nvPicPr>
                         <pic:blipFill>
-                          <a:blip r:embed="rId590"/>
+                          <a:blip r:embed="rId592"/>
                           <a:stretch>
                             <a:fillRect/>
                           </a:stretch>
@@ -32736,12 +33028,12 @@
               </w:drawing>
             </w:r>
           </w:p>
-          <w:bookmarkEnd w:id="593"/>
+          <w:bookmarkEnd w:id="595"/>
         </w:tc>
       </w:tr>
     </w:tbl>
-    <w:bookmarkEnd w:id="594"/>
-    <w:bookmarkStart w:id="599" w:name="évolution-perçue-des-ressources"/>
+    <w:bookmarkEnd w:id="596"/>
+    <w:bookmarkStart w:id="601" w:name="évolution-perçue-des-ressources"/>
     <w:p>
       <w:pPr>
         <w:pStyle w:val="Titre3"/>
@@ -32788,7 +33080,7 @@
       <w:tr>
         <w:tc>
           <w:tcPr/>
-          <w:bookmarkStart w:id="598" w:name="fig-evolution-ressources"/>
+          <w:bookmarkStart w:id="600" w:name="fig-evolution-ressources"/>
           <w:p>
             <w:pPr>
               <w:jc w:val="center"/>
@@ -32812,18 +33104,18 @@
                 <wp:inline>
                   <wp:extent cx="5969000" cy="3581400"/>
                   <wp:effectExtent b="0" l="0" r="0" t="0"/>
-                  <wp:docPr descr="" title="" id="596" name="Picture"/>
+                  <wp:docPr descr="" title="" id="598" name="Picture"/>
                   <a:graphic>
                     <a:graphicData uri="http://schemas.openxmlformats.org/drawingml/2006/picture">
                       <pic:pic>
                         <pic:nvPicPr>
-                          <pic:cNvPr descr="07_rapport_environnement_files/figure-docx/fig-evolution-ressources-1.png" id="597" name="Picture"/>
+                          <pic:cNvPr descr="07_rapport_environnement_files/figure-docx/fig-evolution-ressources-1.png" id="599" name="Picture"/>
                           <pic:cNvPicPr>
                             <a:picLocks noChangeArrowheads="1" noChangeAspect="1"/>
                           </pic:cNvPicPr>
                         </pic:nvPicPr>
                         <pic:blipFill>
-                          <a:blip r:embed="rId595"/>
+                          <a:blip r:embed="rId597"/>
                           <a:stretch>
                             <a:fillRect/>
                           </a:stretch>
@@ -32850,12 +33142,12 @@
               </w:drawing>
             </w:r>
           </w:p>
-          <w:bookmarkEnd w:id="598"/>
+          <w:bookmarkEnd w:id="600"/>
         </w:tc>
       </w:tr>
     </w:tbl>
-    <w:bookmarkEnd w:id="599"/>
-    <w:bookmarkStart w:id="604" w:name="appartenance-perçue-de-la-zone"/>
+    <w:bookmarkEnd w:id="601"/>
+    <w:bookmarkStart w:id="606" w:name="appartenance-perçue-de-la-zone"/>
     <w:p>
       <w:pPr>
         <w:pStyle w:val="Titre3"/>
@@ -32902,7 +33194,7 @@
       <w:tr>
         <w:tc>
           <w:tcPr/>
-          <w:bookmarkStart w:id="603" w:name="fig-appartenance"/>
+          <w:bookmarkStart w:id="605" w:name="fig-appartenance"/>
           <w:p>
             <w:pPr>
               <w:jc w:val="center"/>
@@ -32926,18 +33218,18 @@
                 <wp:inline>
                   <wp:extent cx="5969000" cy="2784151"/>
                   <wp:effectExtent b="0" l="0" r="0" t="0"/>
-                  <wp:docPr descr="" title="" id="601" name="Picture"/>
+                  <wp:docPr descr="" title="" id="603" name="Picture"/>
                   <a:graphic>
                     <a:graphicData uri="http://schemas.openxmlformats.org/drawingml/2006/picture">
                       <pic:pic>
                         <pic:nvPicPr>
-                          <pic:cNvPr descr="07_rapport_environnement_files/figure-docx/fig-appartenance-1.png" id="602" name="Picture"/>
+                          <pic:cNvPr descr="07_rapport_environnement_files/figure-docx/fig-appartenance-1.png" id="604" name="Picture"/>
                           <pic:cNvPicPr>
                             <a:picLocks noChangeArrowheads="1" noChangeAspect="1"/>
                           </pic:cNvPicPr>
                         </pic:nvPicPr>
                         <pic:blipFill>
-                          <a:blip r:embed="rId600"/>
+                          <a:blip r:embed="rId602"/>
                           <a:stretch>
                             <a:fillRect/>
                           </a:stretch>
@@ -32964,12 +33256,12 @@
               </w:drawing>
             </w:r>
           </w:p>
-          <w:bookmarkEnd w:id="603"/>
+          <w:bookmarkEnd w:id="605"/>
         </w:tc>
       </w:tr>
     </w:tbl>
-    <w:bookmarkEnd w:id="604"/>
-    <w:bookmarkStart w:id="609" w:name="menaces-perçues-et-responsables"/>
+    <w:bookmarkEnd w:id="606"/>
+    <w:bookmarkStart w:id="611" w:name="menaces-perçues-et-responsables"/>
     <w:p>
       <w:pPr>
         <w:pStyle w:val="Titre3"/>
@@ -32999,7 +33291,7 @@
       <w:tr>
         <w:tc>
           <w:tcPr/>
-          <w:bookmarkStart w:id="605" w:name="tbl-menaces"/>
+          <w:bookmarkStart w:id="607" w:name="tbl-menaces"/>
           <w:p>
             <w:pPr>
               <w:jc w:val="center"/>
@@ -33874,7 +34166,7 @@
               </w:tc>
             </w:tr>
           </w:tbl>
-          <w:bookmarkEnd w:id="605"/>
+          <w:bookmarkEnd w:id="607"/>
           <w:p/>
         </w:tc>
       </w:tr>
@@ -33888,18 +34180,18 @@
           <wp:inline>
             <wp:extent cx="4620126" cy="7392202"/>
             <wp:effectExtent b="0" l="0" r="0" t="0"/>
-            <wp:docPr descr="Menaces perçues et responsables identifiés (% de Oui)" title="" id="607" name="Picture"/>
+            <wp:docPr descr="Menaces perçues et responsables identifiés (% de Oui)" title="" id="609" name="Picture"/>
             <a:graphic>
               <a:graphicData uri="http://schemas.openxmlformats.org/drawingml/2006/picture">
                 <pic:pic>
                   <pic:nvPicPr>
-                    <pic:cNvPr descr="07_rapport_environnement_files/figure-docx/fig_menaces-1.png" id="608" name="Picture"/>
+                    <pic:cNvPr descr="07_rapport_environnement_files/figure-docx/fig_menaces-1.png" id="610" name="Picture"/>
                     <pic:cNvPicPr>
                       <a:picLocks noChangeArrowheads="1" noChangeAspect="1"/>
                     </pic:cNvPicPr>
                   </pic:nvPicPr>
                   <pic:blipFill>
-                    <a:blip r:embed="rId606"/>
+                    <a:blip r:embed="rId608"/>
                     <a:stretch>
                       <a:fillRect/>
                     </a:stretch>
@@ -33934,8 +34226,8 @@
         <w:t xml:space="preserve">Menaces perçues et responsables identifiés (% de Oui)</w:t>
       </w:r>
     </w:p>
-    <w:bookmarkEnd w:id="609"/>
-    <w:bookmarkStart w:id="614" w:name="X111e78fde4bc41d7853240be4e0062dcf4cf407"/>
+    <w:bookmarkEnd w:id="611"/>
+    <w:bookmarkStart w:id="616" w:name="X111e78fde4bc41d7853240be4e0062dcf4cf407"/>
     <w:p>
       <w:pPr>
         <w:pStyle w:val="Titre3"/>
@@ -33980,7 +34272,7 @@
       <w:tr>
         <w:tc>
           <w:tcPr/>
-          <w:bookmarkStart w:id="613" w:name="fig-representation"/>
+          <w:bookmarkStart w:id="615" w:name="fig-representation"/>
           <w:p>
             <w:pPr>
               <w:jc w:val="center"/>
@@ -34004,18 +34296,18 @@
                 <wp:inline>
                   <wp:extent cx="5969000" cy="4116122"/>
                   <wp:effectExtent b="0" l="0" r="0" t="0"/>
-                  <wp:docPr descr="" title="" id="611" name="Picture"/>
+                  <wp:docPr descr="" title="" id="613" name="Picture"/>
                   <a:graphic>
                     <a:graphicData uri="http://schemas.openxmlformats.org/drawingml/2006/picture">
                       <pic:pic>
                         <pic:nvPicPr>
-                          <pic:cNvPr descr="07_rapport_environnement_files/figure-docx/fig-representation-1.png" id="612" name="Picture"/>
+                          <pic:cNvPr descr="07_rapport_environnement_files/figure-docx/fig-representation-1.png" id="614" name="Picture"/>
                           <pic:cNvPicPr>
                             <a:picLocks noChangeArrowheads="1" noChangeAspect="1"/>
                           </pic:cNvPicPr>
                         </pic:nvPicPr>
                         <pic:blipFill>
-                          <a:blip r:embed="rId610"/>
+                          <a:blip r:embed="rId612"/>
                           <a:stretch>
                             <a:fillRect/>
                           </a:stretch>
@@ -34042,13 +34334,13 @@
               </w:drawing>
             </w:r>
           </w:p>
-          <w:bookmarkEnd w:id="613"/>
+          <w:bookmarkEnd w:id="615"/>
         </w:tc>
       </w:tr>
     </w:tbl>
-    <w:bookmarkEnd w:id="614"/>
-    <w:bookmarkEnd w:id="615"/>
-    <w:bookmarkStart w:id="653" w:name="sec-exploitation"/>
+    <w:bookmarkEnd w:id="616"/>
+    <w:bookmarkEnd w:id="617"/>
+    <w:bookmarkStart w:id="655" w:name="sec-exploitation"/>
     <w:p>
       <w:pPr>
         <w:pStyle w:val="Titre2"/>
@@ -34057,7 +34349,7 @@
         <w:t xml:space="preserve">7.2 Exploitation forestière et usage de l’Aire protégée</w:t>
       </w:r>
     </w:p>
-    <w:bookmarkStart w:id="624" w:name="collecte-de-bois-et-charbon"/>
+    <w:bookmarkStart w:id="626" w:name="collecte-de-bois-et-charbon"/>
     <w:p>
       <w:pPr>
         <w:pStyle w:val="Titre3"/>
@@ -34156,7 +34448,7 @@
       <w:tr>
         <w:tc>
           <w:tcPr/>
-          <w:bookmarkStart w:id="619" w:name="fig-ef-produits"/>
+          <w:bookmarkStart w:id="621" w:name="fig-ef-produits"/>
           <w:p>
             <w:pPr>
               <w:jc w:val="center"/>
@@ -34180,18 +34472,18 @@
                 <wp:inline>
                   <wp:extent cx="5969000" cy="2652888"/>
                   <wp:effectExtent b="0" l="0" r="0" t="0"/>
-                  <wp:docPr descr="" title="" id="617" name="Picture"/>
+                  <wp:docPr descr="" title="" id="619" name="Picture"/>
                   <a:graphic>
                     <a:graphicData uri="http://schemas.openxmlformats.org/drawingml/2006/picture">
                       <pic:pic>
                         <pic:nvPicPr>
-                          <pic:cNvPr descr="07_rapport_environnement_files/figure-docx/fig-ef-produits-1.png" id="618" name="Picture"/>
+                          <pic:cNvPr descr="07_rapport_environnement_files/figure-docx/fig-ef-produits-1.png" id="620" name="Picture"/>
                           <pic:cNvPicPr>
                             <a:picLocks noChangeArrowheads="1" noChangeAspect="1"/>
                           </pic:cNvPicPr>
                         </pic:nvPicPr>
                         <pic:blipFill>
-                          <a:blip r:embed="rId616"/>
+                          <a:blip r:embed="rId618"/>
                           <a:stretch>
                             <a:fillRect/>
                           </a:stretch>
@@ -34218,7 +34510,7 @@
               </w:drawing>
             </w:r>
           </w:p>
-          <w:bookmarkEnd w:id="619"/>
+          <w:bookmarkEnd w:id="621"/>
         </w:tc>
       </w:tr>
     </w:tbl>
@@ -34235,7 +34527,7 @@
       <w:tr>
         <w:tc>
           <w:tcPr/>
-          <w:bookmarkStart w:id="623" w:name="fig-ef-origine"/>
+          <w:bookmarkStart w:id="625" w:name="fig-ef-origine"/>
           <w:p>
             <w:pPr>
               <w:jc w:val="center"/>
@@ -34259,18 +34551,18 @@
                 <wp:inline>
                   <wp:extent cx="5969000" cy="2652888"/>
                   <wp:effectExtent b="0" l="0" r="0" t="0"/>
-                  <wp:docPr descr="" title="" id="621" name="Picture"/>
+                  <wp:docPr descr="" title="" id="623" name="Picture"/>
                   <a:graphic>
                     <a:graphicData uri="http://schemas.openxmlformats.org/drawingml/2006/picture">
                       <pic:pic>
                         <pic:nvPicPr>
-                          <pic:cNvPr descr="07_rapport_environnement_files/figure-docx/fig-ef-origine-1.png" id="622" name="Picture"/>
+                          <pic:cNvPr descr="07_rapport_environnement_files/figure-docx/fig-ef-origine-1.png" id="624" name="Picture"/>
                           <pic:cNvPicPr>
                             <a:picLocks noChangeArrowheads="1" noChangeAspect="1"/>
                           </pic:cNvPicPr>
                         </pic:nvPicPr>
                         <pic:blipFill>
-                          <a:blip r:embed="rId620"/>
+                          <a:blip r:embed="rId622"/>
                           <a:stretch>
                             <a:fillRect/>
                           </a:stretch>
@@ -34297,12 +34589,12 @@
               </w:drawing>
             </w:r>
           </w:p>
-          <w:bookmarkEnd w:id="623"/>
+          <w:bookmarkEnd w:id="625"/>
         </w:tc>
       </w:tr>
     </w:tbl>
-    <w:bookmarkEnd w:id="624"/>
-    <w:bookmarkStart w:id="629" w:name="saisonnalité-de-la-collecte-forestière"/>
+    <w:bookmarkEnd w:id="626"/>
+    <w:bookmarkStart w:id="631" w:name="saisonnalité-de-la-collecte-forestière"/>
     <w:p>
       <w:pPr>
         <w:pStyle w:val="Titre3"/>
@@ -34332,7 +34624,7 @@
       <w:tr>
         <w:tc>
           <w:tcPr/>
-          <w:bookmarkStart w:id="628" w:name="fig-ef-saison"/>
+          <w:bookmarkStart w:id="630" w:name="fig-ef-saison"/>
           <w:p>
             <w:pPr>
               <w:jc w:val="center"/>
@@ -34356,18 +34648,18 @@
                 <wp:inline>
                   <wp:extent cx="5969000" cy="2984500"/>
                   <wp:effectExtent b="0" l="0" r="0" t="0"/>
-                  <wp:docPr descr="" title="" id="626" name="Picture"/>
+                  <wp:docPr descr="" title="" id="628" name="Picture"/>
                   <a:graphic>
                     <a:graphicData uri="http://schemas.openxmlformats.org/drawingml/2006/picture">
                       <pic:pic>
                         <pic:nvPicPr>
-                          <pic:cNvPr descr="07_rapport_environnement_files/figure-docx/fig-ef-saison-1.png" id="627" name="Picture"/>
+                          <pic:cNvPr descr="07_rapport_environnement_files/figure-docx/fig-ef-saison-1.png" id="629" name="Picture"/>
                           <pic:cNvPicPr>
                             <a:picLocks noChangeArrowheads="1" noChangeAspect="1"/>
                           </pic:cNvPicPr>
                         </pic:nvPicPr>
                         <pic:blipFill>
-                          <a:blip r:embed="rId625"/>
+                          <a:blip r:embed="rId627"/>
                           <a:stretch>
                             <a:fillRect/>
                           </a:stretch>
@@ -34394,12 +34686,12 @@
               </w:drawing>
             </w:r>
           </w:p>
-          <w:bookmarkEnd w:id="628"/>
+          <w:bookmarkEnd w:id="630"/>
         </w:tc>
       </w:tr>
     </w:tbl>
-    <w:bookmarkEnd w:id="629"/>
-    <w:bookmarkStart w:id="631" w:name="X8df5da6acadcfbdd6a5344ed8fbae1328a2e11b"/>
+    <w:bookmarkEnd w:id="631"/>
+    <w:bookmarkStart w:id="633" w:name="X8df5da6acadcfbdd6a5344ed8fbae1328a2e11b"/>
     <w:p>
       <w:pPr>
         <w:pStyle w:val="Titre3"/>
@@ -34429,7 +34721,7 @@
       <w:tr>
         <w:tc>
           <w:tcPr/>
-          <w:bookmarkStart w:id="630" w:name="tbl-ef-vente"/>
+          <w:bookmarkStart w:id="632" w:name="tbl-ef-vente"/>
           <w:p>
             <w:pPr>
               <w:jc w:val="center"/>
@@ -34892,13 +35184,13 @@
               </w:tc>
             </w:tr>
           </w:tbl>
-          <w:bookmarkEnd w:id="630"/>
+          <w:bookmarkEnd w:id="632"/>
           <w:p/>
         </w:tc>
       </w:tr>
     </w:tbl>
-    <w:bookmarkEnd w:id="631"/>
-    <w:bookmarkStart w:id="633" w:name="fréquentation-de-laire-protégée"/>
+    <w:bookmarkEnd w:id="633"/>
+    <w:bookmarkStart w:id="635" w:name="fréquentation-de-laire-protégée"/>
     <w:p>
       <w:pPr>
         <w:pStyle w:val="Titre3"/>
@@ -34960,7 +35252,7 @@
       <w:tr>
         <w:tc>
           <w:tcPr/>
-          <w:bookmarkStart w:id="632" w:name="tbl-frequentation"/>
+          <w:bookmarkStart w:id="634" w:name="tbl-frequentation"/>
           <w:p>
             <w:pPr>
               <w:jc w:val="center"/>
@@ -35293,13 +35585,13 @@
               </w:tc>
             </w:tr>
           </w:tbl>
-          <w:bookmarkEnd w:id="632"/>
+          <w:bookmarkEnd w:id="634"/>
           <w:p/>
         </w:tc>
       </w:tr>
     </w:tbl>
-    <w:bookmarkEnd w:id="633"/>
-    <w:bookmarkStart w:id="638" w:name="raisons-de-non-fréquentation"/>
+    <w:bookmarkEnd w:id="635"/>
+    <w:bookmarkStart w:id="640" w:name="raisons-de-non-fréquentation"/>
     <w:p>
       <w:pPr>
         <w:pStyle w:val="Titre3"/>
@@ -35329,7 +35621,7 @@
       <w:tr>
         <w:tc>
           <w:tcPr/>
-          <w:bookmarkStart w:id="637" w:name="fig-non-freq"/>
+          <w:bookmarkStart w:id="639" w:name="fig-non-freq"/>
           <w:p>
             <w:pPr>
               <w:jc w:val="center"/>
@@ -35353,18 +35645,18 @@
                 <wp:inline>
                   <wp:extent cx="5969000" cy="2514717"/>
                   <wp:effectExtent b="0" l="0" r="0" t="0"/>
-                  <wp:docPr descr="" title="" id="635" name="Picture"/>
+                  <wp:docPr descr="" title="" id="637" name="Picture"/>
                   <a:graphic>
                     <a:graphicData uri="http://schemas.openxmlformats.org/drawingml/2006/picture">
                       <pic:pic>
                         <pic:nvPicPr>
-                          <pic:cNvPr descr="07_rapport_environnement_files/figure-docx/fig-non-freq-1.png" id="636" name="Picture"/>
+                          <pic:cNvPr descr="07_rapport_environnement_files/figure-docx/fig-non-freq-1.png" id="638" name="Picture"/>
                           <pic:cNvPicPr>
                             <a:picLocks noChangeArrowheads="1" noChangeAspect="1"/>
                           </pic:cNvPicPr>
                         </pic:nvPicPr>
                         <pic:blipFill>
-                          <a:blip r:embed="rId634"/>
+                          <a:blip r:embed="rId636"/>
                           <a:stretch>
                             <a:fillRect/>
                           </a:stretch>
@@ -35391,12 +35683,12 @@
               </w:drawing>
             </w:r>
           </w:p>
-          <w:bookmarkEnd w:id="637"/>
+          <w:bookmarkEnd w:id="639"/>
         </w:tc>
       </w:tr>
     </w:tbl>
-    <w:bookmarkEnd w:id="638"/>
-    <w:bookmarkStart w:id="647" w:name="usages-de-laire-protégée"/>
+    <w:bookmarkEnd w:id="640"/>
+    <w:bookmarkStart w:id="649" w:name="usages-de-laire-protégée"/>
     <w:p>
       <w:pPr>
         <w:pStyle w:val="Titre3"/>
@@ -35460,7 +35752,7 @@
       <w:tr>
         <w:tc>
           <w:tcPr/>
-          <w:bookmarkStart w:id="642" w:name="fig-usages-ap"/>
+          <w:bookmarkStart w:id="644" w:name="fig-usages-ap"/>
           <w:p>
             <w:pPr>
               <w:jc w:val="center"/>
@@ -35484,18 +35776,18 @@
                 <wp:inline>
                   <wp:extent cx="5969000" cy="4116122"/>
                   <wp:effectExtent b="0" l="0" r="0" t="0"/>
-                  <wp:docPr descr="" title="" id="640" name="Picture"/>
+                  <wp:docPr descr="" title="" id="642" name="Picture"/>
                   <a:graphic>
                     <a:graphicData uri="http://schemas.openxmlformats.org/drawingml/2006/picture">
                       <pic:pic>
                         <pic:nvPicPr>
-                          <pic:cNvPr descr="07_rapport_environnement_files/figure-docx/fig-usages-ap-1.png" id="641" name="Picture"/>
+                          <pic:cNvPr descr="07_rapport_environnement_files/figure-docx/fig-usages-ap-1.png" id="643" name="Picture"/>
                           <pic:cNvPicPr>
                             <a:picLocks noChangeArrowheads="1" noChangeAspect="1"/>
                           </pic:cNvPicPr>
                         </pic:nvPicPr>
                         <pic:blipFill>
-                          <a:blip r:embed="rId639"/>
+                          <a:blip r:embed="rId641"/>
                           <a:stretch>
                             <a:fillRect/>
                           </a:stretch>
@@ -35522,7 +35814,7 @@
               </w:drawing>
             </w:r>
           </w:p>
-          <w:bookmarkEnd w:id="642"/>
+          <w:bookmarkEnd w:id="644"/>
         </w:tc>
       </w:tr>
     </w:tbl>
@@ -35539,7 +35831,7 @@
       <w:tr>
         <w:tc>
           <w:tcPr/>
-          <w:bookmarkStart w:id="646" w:name="fig-freq-usages"/>
+          <w:bookmarkStart w:id="648" w:name="fig-freq-usages"/>
           <w:p>
             <w:pPr>
               <w:jc w:val="center"/>
@@ -35563,18 +35855,18 @@
                 <wp:inline>
                   <wp:extent cx="5969000" cy="3581400"/>
                   <wp:effectExtent b="0" l="0" r="0" t="0"/>
-                  <wp:docPr descr="" title="" id="644" name="Picture"/>
+                  <wp:docPr descr="" title="" id="646" name="Picture"/>
                   <a:graphic>
                     <a:graphicData uri="http://schemas.openxmlformats.org/drawingml/2006/picture">
                       <pic:pic>
                         <pic:nvPicPr>
-                          <pic:cNvPr descr="07_rapport_environnement_files/figure-docx/fig-freq-usages-1.png" id="645" name="Picture"/>
+                          <pic:cNvPr descr="07_rapport_environnement_files/figure-docx/fig-freq-usages-1.png" id="647" name="Picture"/>
                           <pic:cNvPicPr>
                             <a:picLocks noChangeArrowheads="1" noChangeAspect="1"/>
                           </pic:cNvPicPr>
                         </pic:nvPicPr>
                         <pic:blipFill>
-                          <a:blip r:embed="rId643"/>
+                          <a:blip r:embed="rId645"/>
                           <a:stretch>
                             <a:fillRect/>
                           </a:stretch>
@@ -35601,12 +35893,12 @@
               </w:drawing>
             </w:r>
           </w:p>
-          <w:bookmarkEnd w:id="646"/>
+          <w:bookmarkEnd w:id="648"/>
         </w:tc>
       </w:tr>
     </w:tbl>
-    <w:bookmarkEnd w:id="647"/>
-    <w:bookmarkStart w:id="652" w:name="saisonnalité-de-la-fréquentation-de-lap"/>
+    <w:bookmarkEnd w:id="649"/>
+    <w:bookmarkStart w:id="654" w:name="saisonnalité-de-la-fréquentation-de-lap"/>
     <w:p>
       <w:pPr>
         <w:pStyle w:val="Titre3"/>
@@ -35636,7 +35928,7 @@
       <w:tr>
         <w:tc>
           <w:tcPr/>
-          <w:bookmarkStart w:id="651" w:name="fig-saison-ap"/>
+          <w:bookmarkStart w:id="653" w:name="fig-saison-ap"/>
           <w:p>
             <w:pPr>
               <w:jc w:val="center"/>
@@ -35660,18 +35952,18 @@
                 <wp:inline>
                   <wp:extent cx="5969000" cy="2984500"/>
                   <wp:effectExtent b="0" l="0" r="0" t="0"/>
-                  <wp:docPr descr="" title="" id="649" name="Picture"/>
+                  <wp:docPr descr="" title="" id="651" name="Picture"/>
                   <a:graphic>
                     <a:graphicData uri="http://schemas.openxmlformats.org/drawingml/2006/picture">
                       <pic:pic>
                         <pic:nvPicPr>
-                          <pic:cNvPr descr="07_rapport_environnement_files/figure-docx/fig-saison-ap-1.png" id="650" name="Picture"/>
+                          <pic:cNvPr descr="07_rapport_environnement_files/figure-docx/fig-saison-ap-1.png" id="652" name="Picture"/>
                           <pic:cNvPicPr>
                             <a:picLocks noChangeArrowheads="1" noChangeAspect="1"/>
                           </pic:cNvPicPr>
                         </pic:nvPicPr>
                         <pic:blipFill>
-                          <a:blip r:embed="rId648"/>
+                          <a:blip r:embed="rId650"/>
                           <a:stretch>
                             <a:fillRect/>
                           </a:stretch>
@@ -35698,13 +35990,13 @@
               </w:drawing>
             </w:r>
           </w:p>
-          <w:bookmarkEnd w:id="651"/>
+          <w:bookmarkEnd w:id="653"/>
         </w:tc>
       </w:tr>
     </w:tbl>
-    <w:bookmarkEnd w:id="652"/>
-    <w:bookmarkEnd w:id="653"/>
-    <w:bookmarkStart w:id="682" w:name="sec-feu"/>
+    <w:bookmarkEnd w:id="654"/>
+    <w:bookmarkEnd w:id="655"/>
+    <w:bookmarkStart w:id="684" w:name="sec-feu"/>
     <w:p>
       <w:pPr>
         <w:pStyle w:val="Titre2"/>
@@ -35713,7 +36005,7 @@
         <w:t xml:space="preserve">7.3 Feux de brousse</w:t>
       </w:r>
     </w:p>
-    <w:bookmarkStart w:id="658" w:name="opinions-sur-les-raisons-des-feux"/>
+    <w:bookmarkStart w:id="660" w:name="opinions-sur-les-raisons-des-feux"/>
     <w:p>
       <w:pPr>
         <w:pStyle w:val="Titre3"/>
@@ -35755,7 +36047,7 @@
       <w:tr>
         <w:tc>
           <w:tcPr/>
-          <w:bookmarkStart w:id="657" w:name="fig-raisons-feux"/>
+          <w:bookmarkStart w:id="659" w:name="fig-raisons-feux"/>
           <w:p>
             <w:pPr>
               <w:jc w:val="center"/>
@@ -35779,18 +36071,18 @@
                 <wp:inline>
                   <wp:extent cx="5969000" cy="3581400"/>
                   <wp:effectExtent b="0" l="0" r="0" t="0"/>
-                  <wp:docPr descr="" title="" id="655" name="Picture"/>
+                  <wp:docPr descr="" title="" id="657" name="Picture"/>
                   <a:graphic>
                     <a:graphicData uri="http://schemas.openxmlformats.org/drawingml/2006/picture">
                       <pic:pic>
                         <pic:nvPicPr>
-                          <pic:cNvPr descr="07_rapport_environnement_files/figure-docx/fig-raisons-feux-1.png" id="656" name="Picture"/>
+                          <pic:cNvPr descr="07_rapport_environnement_files/figure-docx/fig-raisons-feux-1.png" id="658" name="Picture"/>
                           <pic:cNvPicPr>
                             <a:picLocks noChangeArrowheads="1" noChangeAspect="1"/>
                           </pic:cNvPicPr>
                         </pic:nvPicPr>
                         <pic:blipFill>
-                          <a:blip r:embed="rId654"/>
+                          <a:blip r:embed="rId656"/>
                           <a:stretch>
                             <a:fillRect/>
                           </a:stretch>
@@ -35817,12 +36109,12 @@
               </w:drawing>
             </w:r>
           </w:p>
-          <w:bookmarkEnd w:id="657"/>
+          <w:bookmarkEnd w:id="659"/>
         </w:tc>
       </w:tr>
     </w:tbl>
-    <w:bookmarkEnd w:id="658"/>
-    <w:bookmarkStart w:id="663" w:name="pratique-du-feu"/>
+    <w:bookmarkEnd w:id="660"/>
+    <w:bookmarkStart w:id="665" w:name="pratique-du-feu"/>
     <w:p>
       <w:pPr>
         <w:pStyle w:val="Titre3"/>
@@ -35852,7 +36144,7 @@
       <w:tr>
         <w:tc>
           <w:tcPr/>
-          <w:bookmarkStart w:id="659" w:name="tbl-feux"/>
+          <w:bookmarkStart w:id="661" w:name="tbl-feux"/>
           <w:p>
             <w:pPr>
               <w:jc w:val="center"/>
@@ -36308,7 +36600,7 @@
               </w:tc>
             </w:tr>
           </w:tbl>
-          <w:bookmarkEnd w:id="659"/>
+          <w:bookmarkEnd w:id="661"/>
           <w:p/>
         </w:tc>
       </w:tr>
@@ -36322,18 +36614,18 @@
           <wp:inline>
             <wp:extent cx="4620126" cy="3696101"/>
             <wp:effectExtent b="0" l="0" r="0" t="0"/>
-            <wp:docPr descr="Pratique et perception des feux (% de Oui)" title="" id="661" name="Picture"/>
+            <wp:docPr descr="Pratique et perception des feux (% de Oui)" title="" id="663" name="Picture"/>
             <a:graphic>
               <a:graphicData uri="http://schemas.openxmlformats.org/drawingml/2006/picture">
                 <pic:pic>
                   <pic:nvPicPr>
-                    <pic:cNvPr descr="07_rapport_environnement_files/figure-docx/fig_feux-1.png" id="662" name="Picture"/>
+                    <pic:cNvPr descr="07_rapport_environnement_files/figure-docx/fig_feux-1.png" id="664" name="Picture"/>
                     <pic:cNvPicPr>
                       <a:picLocks noChangeArrowheads="1" noChangeAspect="1"/>
                     </pic:cNvPicPr>
                   </pic:nvPicPr>
                   <pic:blipFill>
-                    <a:blip r:embed="rId660"/>
+                    <a:blip r:embed="rId662"/>
                     <a:stretch>
                       <a:fillRect/>
                     </a:stretch>
@@ -36368,8 +36660,8 @@
         <w:t xml:space="preserve">Pratique et perception des feux (% de Oui)</w:t>
       </w:r>
     </w:p>
-    <w:bookmarkEnd w:id="663"/>
-    <w:bookmarkStart w:id="668" w:name="saisonnalité-des-feux"/>
+    <w:bookmarkEnd w:id="665"/>
+    <w:bookmarkStart w:id="670" w:name="saisonnalité-des-feux"/>
     <w:p>
       <w:pPr>
         <w:pStyle w:val="Titre3"/>
@@ -36399,7 +36691,7 @@
       <w:tr>
         <w:tc>
           <w:tcPr/>
-          <w:bookmarkStart w:id="667" w:name="fig-saison-feux"/>
+          <w:bookmarkStart w:id="669" w:name="fig-saison-feux"/>
           <w:p>
             <w:pPr>
               <w:jc w:val="center"/>
@@ -36423,18 +36715,18 @@
                 <wp:inline>
                   <wp:extent cx="5969000" cy="2387600"/>
                   <wp:effectExtent b="0" l="0" r="0" t="0"/>
-                  <wp:docPr descr="" title="" id="665" name="Picture"/>
+                  <wp:docPr descr="" title="" id="667" name="Picture"/>
                   <a:graphic>
                     <a:graphicData uri="http://schemas.openxmlformats.org/drawingml/2006/picture">
                       <pic:pic>
                         <pic:nvPicPr>
-                          <pic:cNvPr descr="07_rapport_environnement_files/figure-docx/fig-saison-feux-1.png" id="666" name="Picture"/>
+                          <pic:cNvPr descr="07_rapport_environnement_files/figure-docx/fig-saison-feux-1.png" id="668" name="Picture"/>
                           <pic:cNvPicPr>
                             <a:picLocks noChangeArrowheads="1" noChangeAspect="1"/>
                           </pic:cNvPicPr>
                         </pic:nvPicPr>
                         <pic:blipFill>
-                          <a:blip r:embed="rId664"/>
+                          <a:blip r:embed="rId666"/>
                           <a:stretch>
                             <a:fillRect/>
                           </a:stretch>
@@ -36461,12 +36753,12 @@
               </w:drawing>
             </w:r>
           </w:p>
-          <w:bookmarkEnd w:id="667"/>
+          <w:bookmarkEnd w:id="669"/>
         </w:tc>
       </w:tr>
     </w:tbl>
-    <w:bookmarkEnd w:id="668"/>
-    <w:bookmarkStart w:id="681" w:name="avis-sur-les-feux"/>
+    <w:bookmarkEnd w:id="670"/>
+    <w:bookmarkStart w:id="683" w:name="avis-sur-les-feux"/>
     <w:p>
       <w:pPr>
         <w:pStyle w:val="Titre3"/>
@@ -36496,7 +36788,7 @@
       <w:tr>
         <w:tc>
           <w:tcPr/>
-          <w:bookmarkStart w:id="672" w:name="fig-evol-feux"/>
+          <w:bookmarkStart w:id="674" w:name="fig-evol-feux"/>
           <w:p>
             <w:pPr>
               <w:jc w:val="center"/>
@@ -36520,18 +36812,18 @@
                 <wp:inline>
                   <wp:extent cx="5969000" cy="2652888"/>
                   <wp:effectExtent b="0" l="0" r="0" t="0"/>
-                  <wp:docPr descr="" title="" id="670" name="Picture"/>
+                  <wp:docPr descr="" title="" id="672" name="Picture"/>
                   <a:graphic>
                     <a:graphicData uri="http://schemas.openxmlformats.org/drawingml/2006/picture">
                       <pic:pic>
                         <pic:nvPicPr>
-                          <pic:cNvPr descr="07_rapport_environnement_files/figure-docx/fig-evol-feux-1.png" id="671" name="Picture"/>
+                          <pic:cNvPr descr="07_rapport_environnement_files/figure-docx/fig-evol-feux-1.png" id="673" name="Picture"/>
                           <pic:cNvPicPr>
                             <a:picLocks noChangeArrowheads="1" noChangeAspect="1"/>
                           </pic:cNvPicPr>
                         </pic:nvPicPr>
                         <pic:blipFill>
-                          <a:blip r:embed="rId669"/>
+                          <a:blip r:embed="rId671"/>
                           <a:stretch>
                             <a:fillRect/>
                           </a:stretch>
@@ -36558,7 +36850,7 @@
               </w:drawing>
             </w:r>
           </w:p>
-          <w:bookmarkEnd w:id="672"/>
+          <w:bookmarkEnd w:id="674"/>
         </w:tc>
       </w:tr>
     </w:tbl>
@@ -36575,7 +36867,7 @@
       <w:tr>
         <w:tc>
           <w:tcPr/>
-          <w:bookmarkStart w:id="676" w:name="fig-probleme-feux"/>
+          <w:bookmarkStart w:id="678" w:name="fig-probleme-feux"/>
           <w:p>
             <w:pPr>
               <w:jc w:val="center"/>
@@ -36599,18 +36891,18 @@
                 <wp:inline>
                   <wp:extent cx="5969000" cy="2652888"/>
                   <wp:effectExtent b="0" l="0" r="0" t="0"/>
-                  <wp:docPr descr="" title="" id="674" name="Picture"/>
+                  <wp:docPr descr="" title="" id="676" name="Picture"/>
                   <a:graphic>
                     <a:graphicData uri="http://schemas.openxmlformats.org/drawingml/2006/picture">
                       <pic:pic>
                         <pic:nvPicPr>
-                          <pic:cNvPr descr="07_rapport_environnement_files/figure-docx/fig-probleme-feux-1.png" id="675" name="Picture"/>
+                          <pic:cNvPr descr="07_rapport_environnement_files/figure-docx/fig-probleme-feux-1.png" id="677" name="Picture"/>
                           <pic:cNvPicPr>
                             <a:picLocks noChangeArrowheads="1" noChangeAspect="1"/>
                           </pic:cNvPicPr>
                         </pic:nvPicPr>
                         <pic:blipFill>
-                          <a:blip r:embed="rId673"/>
+                          <a:blip r:embed="rId675"/>
                           <a:stretch>
                             <a:fillRect/>
                           </a:stretch>
@@ -36637,7 +36929,7 @@
               </w:drawing>
             </w:r>
           </w:p>
-          <w:bookmarkEnd w:id="676"/>
+          <w:bookmarkEnd w:id="678"/>
         </w:tc>
       </w:tr>
     </w:tbl>
@@ -36654,7 +36946,7 @@
       <w:tr>
         <w:tc>
           <w:tcPr/>
-          <w:bookmarkStart w:id="680" w:name="fig-reglementation-feux"/>
+          <w:bookmarkStart w:id="682" w:name="fig-reglementation-feux"/>
           <w:p>
             <w:pPr>
               <w:jc w:val="center"/>
@@ -36678,18 +36970,18 @@
                 <wp:inline>
                   <wp:extent cx="5969000" cy="2984500"/>
                   <wp:effectExtent b="0" l="0" r="0" t="0"/>
-                  <wp:docPr descr="" title="" id="678" name="Picture"/>
+                  <wp:docPr descr="" title="" id="680" name="Picture"/>
                   <a:graphic>
                     <a:graphicData uri="http://schemas.openxmlformats.org/drawingml/2006/picture">
                       <pic:pic>
                         <pic:nvPicPr>
-                          <pic:cNvPr descr="07_rapport_environnement_files/figure-docx/fig-reglementation-feux-1.png" id="679" name="Picture"/>
+                          <pic:cNvPr descr="07_rapport_environnement_files/figure-docx/fig-reglementation-feux-1.png" id="681" name="Picture"/>
                           <pic:cNvPicPr>
                             <a:picLocks noChangeArrowheads="1" noChangeAspect="1"/>
                           </pic:cNvPicPr>
                         </pic:nvPicPr>
                         <pic:blipFill>
-                          <a:blip r:embed="rId677"/>
+                          <a:blip r:embed="rId679"/>
                           <a:stretch>
                             <a:fillRect/>
                           </a:stretch>
@@ -36716,13 +37008,13 @@
               </w:drawing>
             </w:r>
           </w:p>
-          <w:bookmarkEnd w:id="680"/>
+          <w:bookmarkEnd w:id="682"/>
         </w:tc>
       </w:tr>
     </w:tbl>
-    <w:bookmarkEnd w:id="681"/>
-    <w:bookmarkEnd w:id="682"/>
-    <w:bookmarkStart w:id="713" w:name="sec-protection"/>
+    <w:bookmarkEnd w:id="683"/>
+    <w:bookmarkEnd w:id="684"/>
+    <w:bookmarkStart w:id="715" w:name="sec-protection"/>
     <w:p>
       <w:pPr>
         <w:pStyle w:val="Titre2"/>
@@ -36731,7 +37023,7 @@
         <w:t xml:space="preserve">7.4 Protection de l’Aire protégée</w:t>
       </w:r>
     </w:p>
-    <w:bookmarkStart w:id="687" w:name="connaissance-de-laire-protégée"/>
+    <w:bookmarkStart w:id="689" w:name="connaissance-de-laire-protégée"/>
     <w:p>
       <w:pPr>
         <w:pStyle w:val="Titre3"/>
@@ -36761,7 +37053,7 @@
       <w:tr>
         <w:tc>
           <w:tcPr/>
-          <w:bookmarkStart w:id="683" w:name="tbl-connaissance-ap"/>
+          <w:bookmarkStart w:id="685" w:name="tbl-connaissance-ap"/>
           <w:p>
             <w:pPr>
               <w:jc w:val="center"/>
@@ -37052,7 +37344,7 @@
               </w:tc>
             </w:tr>
           </w:tbl>
-          <w:bookmarkEnd w:id="683"/>
+          <w:bookmarkEnd w:id="685"/>
           <w:p/>
         </w:tc>
       </w:tr>
@@ -37066,18 +37358,18 @@
           <wp:inline>
             <wp:extent cx="4620126" cy="3696101"/>
             <wp:effectExtent b="0" l="0" r="0" t="0"/>
-            <wp:docPr descr="Connaissance de l’Aire protégée et demande de protection (% de Oui)" title="" id="685" name="Picture"/>
+            <wp:docPr descr="Connaissance de l’Aire protégée et demande de protection (% de Oui)" title="" id="687" name="Picture"/>
             <a:graphic>
               <a:graphicData uri="http://schemas.openxmlformats.org/drawingml/2006/picture">
                 <pic:pic>
                   <pic:nvPicPr>
-                    <pic:cNvPr descr="07_rapport_environnement_files/figure-docx/fig_connaissance_ap-1.png" id="686" name="Picture"/>
+                    <pic:cNvPr descr="07_rapport_environnement_files/figure-docx/fig_connaissance_ap-1.png" id="688" name="Picture"/>
                     <pic:cNvPicPr>
                       <a:picLocks noChangeArrowheads="1" noChangeAspect="1"/>
                     </pic:cNvPicPr>
                   </pic:nvPicPr>
                   <pic:blipFill>
-                    <a:blip r:embed="rId684"/>
+                    <a:blip r:embed="rId686"/>
                     <a:stretch>
                       <a:fillRect/>
                     </a:stretch>
@@ -37112,8 +37404,8 @@
         <w:t xml:space="preserve">Connaissance de l’Aire protégée et demande de protection (% de Oui)</w:t>
       </w:r>
     </w:p>
-    <w:bookmarkEnd w:id="687"/>
-    <w:bookmarkStart w:id="692" w:name="impact-perçu-des-actions-de-lap"/>
+    <w:bookmarkEnd w:id="689"/>
+    <w:bookmarkStart w:id="694" w:name="impact-perçu-des-actions-de-lap"/>
     <w:p>
       <w:pPr>
         <w:pStyle w:val="Titre3"/>
@@ -37143,7 +37435,7 @@
       <w:tr>
         <w:tc>
           <w:tcPr/>
-          <w:bookmarkStart w:id="691" w:name="fig-jugement-ap"/>
+          <w:bookmarkStart w:id="693" w:name="fig-jugement-ap"/>
           <w:p>
             <w:pPr>
               <w:jc w:val="center"/>
@@ -37167,18 +37459,18 @@
                 <wp:inline>
                   <wp:extent cx="5969000" cy="2984500"/>
                   <wp:effectExtent b="0" l="0" r="0" t="0"/>
-                  <wp:docPr descr="" title="" id="689" name="Picture"/>
+                  <wp:docPr descr="" title="" id="691" name="Picture"/>
                   <a:graphic>
                     <a:graphicData uri="http://schemas.openxmlformats.org/drawingml/2006/picture">
                       <pic:pic>
                         <pic:nvPicPr>
-                          <pic:cNvPr descr="07_rapport_environnement_files/figure-docx/fig-jugement-ap-1.png" id="690" name="Picture"/>
+                          <pic:cNvPr descr="07_rapport_environnement_files/figure-docx/fig-jugement-ap-1.png" id="692" name="Picture"/>
                           <pic:cNvPicPr>
                             <a:picLocks noChangeArrowheads="1" noChangeAspect="1"/>
                           </pic:cNvPicPr>
                         </pic:nvPicPr>
                         <pic:blipFill>
-                          <a:blip r:embed="rId688"/>
+                          <a:blip r:embed="rId690"/>
                           <a:stretch>
                             <a:fillRect/>
                           </a:stretch>
@@ -37205,12 +37497,12 @@
               </w:drawing>
             </w:r>
           </w:p>
-          <w:bookmarkEnd w:id="691"/>
+          <w:bookmarkEnd w:id="693"/>
         </w:tc>
       </w:tr>
     </w:tbl>
-    <w:bookmarkEnd w:id="692"/>
-    <w:bookmarkStart w:id="697" w:name="gestionnaire-souhaité"/>
+    <w:bookmarkEnd w:id="694"/>
+    <w:bookmarkStart w:id="699" w:name="gestionnaire-souhaité"/>
     <w:p>
       <w:pPr>
         <w:pStyle w:val="Titre3"/>
@@ -37240,7 +37532,7 @@
       <w:tr>
         <w:tc>
           <w:tcPr/>
-          <w:bookmarkStart w:id="696" w:name="fig-gestionnaire"/>
+          <w:bookmarkStart w:id="698" w:name="fig-gestionnaire"/>
           <w:p>
             <w:pPr>
               <w:jc w:val="center"/>
@@ -37264,18 +37556,18 @@
                 <wp:inline>
                   <wp:extent cx="5969000" cy="3115762"/>
                   <wp:effectExtent b="0" l="0" r="0" t="0"/>
-                  <wp:docPr descr="" title="" id="694" name="Picture"/>
+                  <wp:docPr descr="" title="" id="696" name="Picture"/>
                   <a:graphic>
                     <a:graphicData uri="http://schemas.openxmlformats.org/drawingml/2006/picture">
                       <pic:pic>
                         <pic:nvPicPr>
-                          <pic:cNvPr descr="07_rapport_environnement_files/figure-docx/fig-gestionnaire-1.png" id="695" name="Picture"/>
+                          <pic:cNvPr descr="07_rapport_environnement_files/figure-docx/fig-gestionnaire-1.png" id="697" name="Picture"/>
                           <pic:cNvPicPr>
                             <a:picLocks noChangeArrowheads="1" noChangeAspect="1"/>
                           </pic:cNvPicPr>
                         </pic:nvPicPr>
                         <pic:blipFill>
-                          <a:blip r:embed="rId693"/>
+                          <a:blip r:embed="rId695"/>
                           <a:stretch>
                             <a:fillRect/>
                           </a:stretch>
@@ -37302,12 +37594,12 @@
               </w:drawing>
             </w:r>
           </w:p>
-          <w:bookmarkEnd w:id="696"/>
+          <w:bookmarkEnd w:id="698"/>
         </w:tc>
       </w:tr>
     </w:tbl>
-    <w:bookmarkEnd w:id="697"/>
-    <w:bookmarkStart w:id="702" w:name="mesures-de-protection-souhaitées"/>
+    <w:bookmarkEnd w:id="699"/>
+    <w:bookmarkStart w:id="704" w:name="mesures-de-protection-souhaitées"/>
     <w:p>
       <w:pPr>
         <w:pStyle w:val="Titre3"/>
@@ -37337,7 +37629,7 @@
       <w:tr>
         <w:tc>
           <w:tcPr/>
-          <w:bookmarkStart w:id="701" w:name="fig-mesures-protection"/>
+          <w:bookmarkStart w:id="703" w:name="fig-mesures-protection"/>
           <w:p>
             <w:pPr>
               <w:jc w:val="center"/>
@@ -37361,18 +37653,18 @@
                 <wp:inline>
                   <wp:extent cx="5969000" cy="4414572"/>
                   <wp:effectExtent b="0" l="0" r="0" t="0"/>
-                  <wp:docPr descr="" title="" id="699" name="Picture"/>
+                  <wp:docPr descr="" title="" id="701" name="Picture"/>
                   <a:graphic>
                     <a:graphicData uri="http://schemas.openxmlformats.org/drawingml/2006/picture">
                       <pic:pic>
                         <pic:nvPicPr>
-                          <pic:cNvPr descr="07_rapport_environnement_files/figure-docx/fig-mesures-protection-1.png" id="700" name="Picture"/>
+                          <pic:cNvPr descr="07_rapport_environnement_files/figure-docx/fig-mesures-protection-1.png" id="702" name="Picture"/>
                           <pic:cNvPicPr>
                             <a:picLocks noChangeArrowheads="1" noChangeAspect="1"/>
                           </pic:cNvPicPr>
                         </pic:nvPicPr>
                         <pic:blipFill>
-                          <a:blip r:embed="rId698"/>
+                          <a:blip r:embed="rId700"/>
                           <a:stretch>
                             <a:fillRect/>
                           </a:stretch>
@@ -37399,12 +37691,12 @@
               </w:drawing>
             </w:r>
           </w:p>
-          <w:bookmarkEnd w:id="701"/>
+          <w:bookmarkEnd w:id="703"/>
         </w:tc>
       </w:tr>
     </w:tbl>
-    <w:bookmarkEnd w:id="702"/>
-    <w:bookmarkStart w:id="707" w:name="Xb8ae756bccb17fd6df4bc4692a06ffe8634129b"/>
+    <w:bookmarkEnd w:id="704"/>
+    <w:bookmarkStart w:id="709" w:name="Xb8ae756bccb17fd6df4bc4692a06ffe8634129b"/>
     <w:p>
       <w:pPr>
         <w:pStyle w:val="Titre3"/>
@@ -37434,7 +37726,7 @@
       <w:tr>
         <w:tc>
           <w:tcPr/>
-          <w:bookmarkStart w:id="706" w:name="fig-priorite"/>
+          <w:bookmarkStart w:id="708" w:name="fig-priorite"/>
           <w:p>
             <w:pPr>
               <w:jc w:val="center"/>
@@ -37458,18 +37750,18 @@
                 <wp:inline>
                   <wp:extent cx="5969000" cy="2505736"/>
                   <wp:effectExtent b="0" l="0" r="0" t="0"/>
-                  <wp:docPr descr="" title="" id="704" name="Picture"/>
+                  <wp:docPr descr="" title="" id="706" name="Picture"/>
                   <a:graphic>
                     <a:graphicData uri="http://schemas.openxmlformats.org/drawingml/2006/picture">
                       <pic:pic>
                         <pic:nvPicPr>
-                          <pic:cNvPr descr="07_rapport_environnement_files/figure-docx/fig-priorite-1.png" id="705" name="Picture"/>
+                          <pic:cNvPr descr="07_rapport_environnement_files/figure-docx/fig-priorite-1.png" id="707" name="Picture"/>
                           <pic:cNvPicPr>
                             <a:picLocks noChangeArrowheads="1" noChangeAspect="1"/>
                           </pic:cNvPicPr>
                         </pic:nvPicPr>
                         <pic:blipFill>
-                          <a:blip r:embed="rId703"/>
+                          <a:blip r:embed="rId705"/>
                           <a:stretch>
                             <a:fillRect/>
                           </a:stretch>
@@ -37496,12 +37788,12 @@
               </w:drawing>
             </w:r>
           </w:p>
-          <w:bookmarkEnd w:id="706"/>
+          <w:bookmarkEnd w:id="708"/>
         </w:tc>
       </w:tr>
     </w:tbl>
-    <w:bookmarkEnd w:id="707"/>
-    <w:bookmarkStart w:id="712" w:name="connaissance-des-actions-de-protection"/>
+    <w:bookmarkEnd w:id="709"/>
+    <w:bookmarkStart w:id="714" w:name="connaissance-des-actions-de-protection"/>
     <w:p>
       <w:pPr>
         <w:pStyle w:val="Titre3"/>
@@ -37548,7 +37840,7 @@
       <w:tr>
         <w:tc>
           <w:tcPr/>
-          <w:bookmarkStart w:id="711" w:name="fig-actions-ap"/>
+          <w:bookmarkStart w:id="713" w:name="fig-actions-ap"/>
           <w:p>
             <w:pPr>
               <w:jc w:val="center"/>
@@ -37572,18 +37864,18 @@
                 <wp:inline>
                   <wp:extent cx="5969000" cy="4178300"/>
                   <wp:effectExtent b="0" l="0" r="0" t="0"/>
-                  <wp:docPr descr="" title="" id="709" name="Picture"/>
+                  <wp:docPr descr="" title="" id="711" name="Picture"/>
                   <a:graphic>
                     <a:graphicData uri="http://schemas.openxmlformats.org/drawingml/2006/picture">
                       <pic:pic>
                         <pic:nvPicPr>
-                          <pic:cNvPr descr="07_rapport_environnement_files/figure-docx/fig-actions-ap-1.png" id="710" name="Picture"/>
+                          <pic:cNvPr descr="07_rapport_environnement_files/figure-docx/fig-actions-ap-1.png" id="712" name="Picture"/>
                           <pic:cNvPicPr>
                             <a:picLocks noChangeArrowheads="1" noChangeAspect="1"/>
                           </pic:cNvPicPr>
                         </pic:nvPicPr>
                         <pic:blipFill>
-                          <a:blip r:embed="rId708"/>
+                          <a:blip r:embed="rId710"/>
                           <a:stretch>
                             <a:fillRect/>
                           </a:stretch>
@@ -37610,14 +37902,14 @@
               </w:drawing>
             </w:r>
           </w:p>
-          <w:bookmarkEnd w:id="711"/>
+          <w:bookmarkEnd w:id="713"/>
         </w:tc>
       </w:tr>
     </w:tbl>
-    <w:bookmarkEnd w:id="712"/>
-    <w:bookmarkEnd w:id="713"/>
     <w:bookmarkEnd w:id="714"/>
-    <w:bookmarkStart w:id="763" w:name="cataclysmes-et-catastrophes"/>
+    <w:bookmarkEnd w:id="715"/>
+    <w:bookmarkEnd w:id="716"/>
+    <w:bookmarkStart w:id="765" w:name="cataclysmes-et-catastrophes"/>
     <w:p>
       <w:pPr>
         <w:pStyle w:val="Titre1"/>
@@ -37729,12 +38021,12 @@
                 <wp:inline>
                   <wp:extent cx="152400" cy="152400"/>
                   <wp:effectExtent b="0" l="0" r="0" t="0"/>
-                  <wp:docPr descr="" title="" id="715" name="Picture"/>
+                  <wp:docPr descr="" title="" id="717" name="Picture"/>
                   <a:graphic>
                     <a:graphicData uri="http://schemas.openxmlformats.org/drawingml/2006/picture">
                       <pic:pic>
                         <pic:nvPicPr>
-                          <pic:cNvPr descr="C:\Users\fbede\AppData\Local\Programs\Quarto\share\formats\docx\warning.png" id="716" name="Picture"/>
+                          <pic:cNvPr descr="C:\Users\fbede\AppData\Local\Programs\Quarto\share\formats\docx\warning.png" id="718" name="Picture"/>
                           <pic:cNvPicPr>
                             <a:picLocks noChangeArrowheads="1" noChangeAspect="1"/>
                           </pic:cNvPicPr>
@@ -37797,14 +38089,14 @@
               <w:spacing w:before="16" w:after="16"/>
             </w:pPr>
             <w:r>
-              <w:t xml:space="preserve">Les résultats présentés ci-dessous sont provisoires, et sont susceptibles de faire l’objet de corrections.</w:t>
+              <w:t xml:space="preserve">Les résultats présentés ci-dessous sont provisoires et pourront être ajustés ou enrichis par les informations supplémentaires recueillies lors des restitutions locales.</w:t>
             </w:r>
           </w:p>
           <w:p/>
         </w:tc>
       </w:tr>
     </w:tbl>
-    <w:bookmarkStart w:id="723" w:name="prévalence-des-cataclysmes"/>
+    <w:bookmarkStart w:id="725" w:name="prévalence-des-cataclysmes"/>
     <w:p>
       <w:pPr>
         <w:pStyle w:val="Titre2"/>
@@ -37818,7 +38110,7 @@
         <w:pStyle w:val="FirstParagraph"/>
       </w:pPr>
       <w:r>
-        <w:t xml:space="preserve">L’exposition aux aléas climatiques et biologiques est très élevée dans les deux observatoires.</w:t>
+        <w:t xml:space="preserve">L’exposition aux aléas climatiques et biologiques est très élevée dans les zones rurales enquêtées.</w:t>
       </w:r>
     </w:p>
     <w:p>
@@ -37837,7 +38129,7 @@
         <w:t xml:space="preserve">A Marovoay, 71.1 % des ménages déclarent avoir été touchés par au moins un événement. Les ménages affectés subissent en moyenne 1.5 événements. Le cataclysme le plus fréquemment cité est « Sécheresse ».</w:t>
       </w:r>
     </w:p>
-    <w:bookmarkStart w:id="717" w:name="taux-dexposition-global"/>
+    <w:bookmarkStart w:id="719" w:name="taux-dexposition-global"/>
     <w:p>
       <w:pPr>
         <w:pStyle w:val="Titre3"/>
@@ -38094,11 +38386,11 @@
         <w:pStyle w:val="Corpsdetexte"/>
       </w:pPr>
       <w:r>
-        <w:t xml:space="preserve">Le taux d’exposition aux cataclysmes est très élevé dans les deux observatoires.</w:t>
-      </w:r>
-    </w:p>
-    <w:bookmarkEnd w:id="717"/>
-    <w:bookmarkStart w:id="721" w:name="prévalence-par-type-de-catastrophe"/>
+        <w:t xml:space="preserve">Le taux d’exposition aux cataclysmes est très élevé.</w:t>
+      </w:r>
+    </w:p>
+    <w:bookmarkEnd w:id="719"/>
+    <w:bookmarkStart w:id="723" w:name="prévalence-par-type-de-catastrophe"/>
     <w:p>
       <w:pPr>
         <w:pStyle w:val="Titre3"/>
@@ -38112,7 +38404,7 @@
         <w:pStyle w:val="FirstParagraph"/>
       </w:pPr>
       <w:r>
-        <w:t xml:space="preserve">La sécheresse est de loin le Catastrophe le plus fréquemment cité, suivi des maladies (cultures/élevage), des rats et des facteurs humains (vol, dégradation). Les cyclones et inondations ont touché un nombre plus limité de ménages dans ces deux observatoires pour cette campagne.</w:t>
+        <w:t xml:space="preserve">La sécheresse est de loin le cataclysme le plus fréquemment cité, suivi des maladies (cultures/élevage), des rats et des facteurs humains (vol, dégradation). Les cyclones et inondations ont touché un nombre plus limité de ménages pour cette campagne.</w:t>
       </w:r>
     </w:p>
     <w:p>
@@ -38124,18 +38416,18 @@
           <wp:inline>
             <wp:extent cx="4620126" cy="6371924"/>
             <wp:effectExtent b="0" l="0" r="0" t="0"/>
-            <wp:docPr descr="" title="" id="719" name="Picture"/>
+            <wp:docPr descr="" title="" id="721" name="Picture"/>
             <a:graphic>
               <a:graphicData uri="http://schemas.openxmlformats.org/drawingml/2006/picture">
                 <pic:pic>
                   <pic:nvPicPr>
-                    <pic:cNvPr descr="08_cataclysme_catastrophe_files/figure-docx/g1_prevalence_type-1.png" id="720" name="Picture"/>
+                    <pic:cNvPr descr="08_cataclysme_catastrophe_files/figure-docx/g1_prevalence_type-1.png" id="722" name="Picture"/>
                     <pic:cNvPicPr>
                       <a:picLocks noChangeArrowheads="1" noChangeAspect="1"/>
                     </pic:cNvPicPr>
                   </pic:nvPicPr>
                   <pic:blipFill>
-                    <a:blip r:embed="rId718"/>
+                    <a:blip r:embed="rId720"/>
                     <a:stretch>
                       <a:fillRect/>
                     </a:stretch>
@@ -38162,8 +38454,8 @@
         </w:drawing>
       </w:r>
     </w:p>
-    <w:bookmarkEnd w:id="721"/>
-    <w:bookmarkStart w:id="722" w:name="nombre-moyen-de-catastrophes-par-ménage"/>
+    <w:bookmarkEnd w:id="723"/>
+    <w:bookmarkStart w:id="724" w:name="nombre-moyen-de-catastrophes-par-ménage"/>
     <w:p>
       <w:pPr>
         <w:pStyle w:val="Titre3"/>
@@ -38654,9 +38946,9 @@
         </w:tc>
       </w:tr>
     </w:tbl>
-    <w:bookmarkEnd w:id="722"/>
-    <w:bookmarkEnd w:id="723"/>
-    <w:bookmarkStart w:id="737" w:name="sévérité-des-dégâts"/>
+    <w:bookmarkEnd w:id="724"/>
+    <w:bookmarkEnd w:id="725"/>
+    <w:bookmarkStart w:id="739" w:name="sévérité-des-dégâts"/>
     <w:p>
       <w:pPr>
         <w:pStyle w:val="Titre2"/>
@@ -38725,7 +39017,7 @@
         <w:t xml:space="preserve">: 1 = Aucun, 2 = Blessure/Maladie, 3 = Décès/Porté disparu, 4 = Manque de vivres</w:t>
       </w:r>
     </w:p>
-    <w:bookmarkStart w:id="727" w:name="dégâts-sur-le-logement"/>
+    <w:bookmarkStart w:id="729" w:name="dégâts-sur-le-logement"/>
     <w:p>
       <w:pPr>
         <w:pStyle w:val="Titre3"/>
@@ -38751,18 +39043,18 @@
           <wp:inline>
             <wp:extent cx="4620126" cy="3696101"/>
             <wp:effectExtent b="0" l="0" r="0" t="0"/>
-            <wp:docPr descr="Dégâts sur le logement par type de catastrophe" title="" id="725" name="Picture"/>
+            <wp:docPr descr="Dégâts sur le logement par type de catastrophe" title="" id="727" name="Picture"/>
             <a:graphic>
               <a:graphicData uri="http://schemas.openxmlformats.org/drawingml/2006/picture">
                 <pic:pic>
                   <pic:nvPicPr>
-                    <pic:cNvPr descr="08_cataclysme_catastrophe_files/figure-docx/fig_degats_logement-1.png" id="726" name="Picture"/>
+                    <pic:cNvPr descr="08_cataclysme_catastrophe_files/figure-docx/fig_degats_logement-1.png" id="728" name="Picture"/>
                     <pic:cNvPicPr>
                       <a:picLocks noChangeArrowheads="1" noChangeAspect="1"/>
                     </pic:cNvPicPr>
                   </pic:nvPicPr>
                   <pic:blipFill>
-                    <a:blip r:embed="rId724"/>
+                    <a:blip r:embed="rId726"/>
                     <a:stretch>
                       <a:fillRect/>
                     </a:stretch>
@@ -38797,8 +39089,8 @@
         <w:t xml:space="preserve">Dégâts sur le logement par type de catastrophe</w:t>
       </w:r>
     </w:p>
-    <w:bookmarkEnd w:id="727"/>
-    <w:bookmarkStart w:id="728" w:name="dégâts-sur-lélevage"/>
+    <w:bookmarkEnd w:id="729"/>
+    <w:bookmarkStart w:id="730" w:name="dégâts-sur-lélevage"/>
     <w:p>
       <w:pPr>
         <w:pStyle w:val="Titre3"/>
@@ -38815,8 +39107,8 @@
         <w:t xml:space="preserve">Les dégâts sur l’élevage sont particulièrement importants pour certains aléas : les maladies et la sécheresse peuvent entraîner des pertes significatives (catégorie « Beaucoup » ou « Destruction totale »).</w:t>
       </w:r>
     </w:p>
-    <w:bookmarkEnd w:id="728"/>
-    <w:bookmarkStart w:id="732" w:name="conséquences-sur-les-personnes"/>
+    <w:bookmarkEnd w:id="730"/>
+    <w:bookmarkStart w:id="734" w:name="conséquences-sur-les-personnes"/>
     <w:p>
       <w:pPr>
         <w:pStyle w:val="Titre3"/>
@@ -38834,18 +39126,18 @@
           <wp:inline>
             <wp:extent cx="4620126" cy="4706753"/>
             <wp:effectExtent b="0" l="0" r="0" t="0"/>
-            <wp:docPr descr="Conséquences des cataclysmes sur les personnes" title="" id="730" name="Picture"/>
+            <wp:docPr descr="Conséquences des cataclysmes sur les personnes" title="" id="732" name="Picture"/>
             <a:graphic>
               <a:graphicData uri="http://schemas.openxmlformats.org/drawingml/2006/picture">
                 <pic:pic>
                   <pic:nvPicPr>
-                    <pic:cNvPr descr="08_cataclysme_catastrophe_files/figure-docx/fig_degats_personnes-1.png" id="731" name="Picture"/>
+                    <pic:cNvPr descr="08_cataclysme_catastrophe_files/figure-docx/fig_degats_personnes-1.png" id="733" name="Picture"/>
                     <pic:cNvPicPr>
                       <a:picLocks noChangeArrowheads="1" noChangeAspect="1"/>
                     </pic:cNvPicPr>
                   </pic:nvPicPr>
                   <pic:blipFill>
-                    <a:blip r:embed="rId729"/>
+                    <a:blip r:embed="rId731"/>
                     <a:stretch>
                       <a:fillRect/>
                     </a:stretch>
@@ -38888,8 +39180,8 @@
         <w:t xml:space="preserve">La conséquence la plus répandue est le manque de vivres, directement lié aux pertes agricoles. Les décès et disparitions, bien que rares, sont signalés pour certains cataclysmes (inondations, cyclones).</w:t>
       </w:r>
     </w:p>
-    <w:bookmarkEnd w:id="732"/>
-    <w:bookmarkStart w:id="736" w:name="X8a171b41bcc09a3f8d1a3f452aa03aa06659af0"/>
+    <w:bookmarkEnd w:id="734"/>
+    <w:bookmarkStart w:id="738" w:name="X8a171b41bcc09a3f8d1a3f452aa03aa06659af0"/>
     <w:p>
       <w:pPr>
         <w:pStyle w:val="Titre3"/>
@@ -38907,18 +39199,18 @@
           <wp:inline>
             <wp:extent cx="4620126" cy="3696101"/>
             <wp:effectExtent b="0" l="0" r="0" t="0"/>
-            <wp:docPr descr="" title="" id="734" name="Picture"/>
+            <wp:docPr descr="" title="" id="736" name="Picture"/>
             <a:graphic>
               <a:graphicData uri="http://schemas.openxmlformats.org/drawingml/2006/picture">
                 <pic:pic>
                   <pic:nvPicPr>
-                    <pic:cNvPr descr="08_cataclysme_catastrophe_files/figure-docx/g2_severite_profil-1.png" id="735" name="Picture"/>
+                    <pic:cNvPr descr="08_cataclysme_catastrophe_files/figure-docx/g2_severite_profil-1.png" id="737" name="Picture"/>
                     <pic:cNvPicPr>
                       <a:picLocks noChangeArrowheads="1" noChangeAspect="1"/>
                     </pic:cNvPicPr>
                   </pic:nvPicPr>
                   <pic:blipFill>
-                    <a:blip r:embed="rId733"/>
+                    <a:blip r:embed="rId735"/>
                     <a:stretch>
                       <a:fillRect/>
                     </a:stretch>
@@ -38953,9 +39245,9 @@
         <w:t xml:space="preserve">Le graphique précédent révèle que la sévérité des dégâts sur l’élevage varie fortement selon le type de catastrophe. Les destructions totales sont surtout associées aux événements les plus violents (cyclones, inondations), tandis que les sécheresses et les maladies animales engendrent des pertes plus diffuses mais néanmoins significatives.</w:t>
       </w:r>
     </w:p>
-    <w:bookmarkEnd w:id="736"/>
-    <w:bookmarkEnd w:id="737"/>
-    <w:bookmarkStart w:id="741" w:name="saisonnalité-des-cataclysmes"/>
+    <w:bookmarkEnd w:id="738"/>
+    <w:bookmarkEnd w:id="739"/>
+    <w:bookmarkStart w:id="743" w:name="saisonnalité-des-cataclysmes"/>
     <w:p>
       <w:pPr>
         <w:pStyle w:val="Titre2"/>
@@ -38981,18 +39273,18 @@
           <wp:inline>
             <wp:extent cx="4620126" cy="3696101"/>
             <wp:effectExtent b="0" l="0" r="0" t="0"/>
-            <wp:docPr descr="" title="" id="739" name="Picture"/>
+            <wp:docPr descr="" title="" id="741" name="Picture"/>
             <a:graphic>
               <a:graphicData uri="http://schemas.openxmlformats.org/drawingml/2006/picture">
                 <pic:pic>
                   <pic:nvPicPr>
-                    <pic:cNvPr descr="08_cataclysme_catastrophe_files/figure-docx/g3_saisonnalite-1.png" id="740" name="Picture"/>
+                    <pic:cNvPr descr="08_cataclysme_catastrophe_files/figure-docx/g3_saisonnalite-1.png" id="742" name="Picture"/>
                     <pic:cNvPicPr>
                       <a:picLocks noChangeArrowheads="1" noChangeAspect="1"/>
                     </pic:cNvPicPr>
                   </pic:nvPicPr>
                   <pic:blipFill>
-                    <a:blip r:embed="rId738"/>
+                    <a:blip r:embed="rId740"/>
                     <a:stretch>
                       <a:fillRect/>
                     </a:stretch>
@@ -39027,8 +39319,8 @@
         <w:t xml:space="preserve">La majorité des cataclysmes surviennent pendant la période de soudure, ce qui amplifie leur impact sur la sécurité alimentaire des ménages. La sécheresse et les maladies, notamment, frappent souvent lorsque les stocks sont déjà au plus bas.</w:t>
       </w:r>
     </w:p>
-    <w:bookmarkEnd w:id="741"/>
-    <w:bookmarkStart w:id="758" w:name="dégâts-agricoles-par-culture"/>
+    <w:bookmarkEnd w:id="743"/>
+    <w:bookmarkStart w:id="760" w:name="dégâts-agricoles-par-culture"/>
     <w:p>
       <w:pPr>
         <w:pStyle w:val="Titre2"/>
@@ -39060,7 +39352,7 @@
         <w:t xml:space="preserve">détaille les dégâts subis par chaque culture, en distinguant les pertes sur les champs (en cours de croissance) et sur les stocks (après récolte). Cette information est cruciale pour évaluer l’impact réel sur la production alimentaire.</w:t>
       </w:r>
     </w:p>
-    <w:bookmarkStart w:id="745" w:name="cultures-les-plus-touchées"/>
+    <w:bookmarkStart w:id="747" w:name="cultures-les-plus-touchées"/>
     <w:p>
       <w:pPr>
         <w:pStyle w:val="Titre3"/>
@@ -39078,18 +39370,18 @@
           <wp:inline>
             <wp:extent cx="4620126" cy="3696101"/>
             <wp:effectExtent b="0" l="0" r="0" t="0"/>
-            <wp:docPr descr="Top 10 des cultures les plus touchées" title="" id="743" name="Picture"/>
+            <wp:docPr descr="Top 10 des cultures les plus touchées" title="" id="745" name="Picture"/>
             <a:graphic>
               <a:graphicData uri="http://schemas.openxmlformats.org/drawingml/2006/picture">
                 <pic:pic>
                   <pic:nvPicPr>
-                    <pic:cNvPr descr="08_cataclysme_catastrophe_files/figure-docx/fig_cultures_touchees-1.png" id="744" name="Picture"/>
+                    <pic:cNvPr descr="08_cataclysme_catastrophe_files/figure-docx/fig_cultures_touchees-1.png" id="746" name="Picture"/>
                     <pic:cNvPicPr>
                       <a:picLocks noChangeArrowheads="1" noChangeAspect="1"/>
                     </pic:cNvPicPr>
                   </pic:nvPicPr>
                   <pic:blipFill>
-                    <a:blip r:embed="rId742"/>
+                    <a:blip r:embed="rId744"/>
                     <a:stretch>
                       <a:fillRect/>
                     </a:stretch>
@@ -39132,8 +39424,8 @@
         <w:t xml:space="preserve">Le riz, culture vivrière dominante, est de loin la culture la plus exposée aux cataclysmes. Le haricot, le maïs et le manioc figurent également parmi les cultures les plus touchées.</w:t>
       </w:r>
     </w:p>
-    <w:bookmarkEnd w:id="745"/>
-    <w:bookmarkStart w:id="749" w:name="X761fe4265c538f6bafac6cdcff31c03acc14793"/>
+    <w:bookmarkEnd w:id="747"/>
+    <w:bookmarkStart w:id="751" w:name="X761fe4265c538f6bafac6cdcff31c03acc14793"/>
     <w:p>
       <w:pPr>
         <w:pStyle w:val="Titre3"/>
@@ -39159,18 +39451,18 @@
           <wp:inline>
             <wp:extent cx="4620126" cy="5544151"/>
             <wp:effectExtent b="0" l="0" r="0" t="0"/>
-            <wp:docPr descr="Gravité des dégâts sur les champs de riz" title="" id="747" name="Picture"/>
+            <wp:docPr descr="Gravité des dégâts sur les champs de riz" title="" id="749" name="Picture"/>
             <a:graphic>
               <a:graphicData uri="http://schemas.openxmlformats.org/drawingml/2006/picture">
                 <pic:pic>
                   <pic:nvPicPr>
-                    <pic:cNvPr descr="08_cataclysme_catastrophe_files/figure-docx/fig_degats_champs_riz-1.png" id="748" name="Picture"/>
+                    <pic:cNvPr descr="08_cataclysme_catastrophe_files/figure-docx/fig_degats_champs_riz-1.png" id="750" name="Picture"/>
                     <pic:cNvPicPr>
                       <a:picLocks noChangeArrowheads="1" noChangeAspect="1"/>
                     </pic:cNvPicPr>
                   </pic:nvPicPr>
                   <pic:blipFill>
-                    <a:blip r:embed="rId746"/>
+                    <a:blip r:embed="rId748"/>
                     <a:stretch>
                       <a:fillRect/>
                     </a:stretch>
@@ -39205,8 +39497,8 @@
         <w:t xml:space="preserve">Gravité des dégâts sur les champs de riz</w:t>
       </w:r>
     </w:p>
-    <w:bookmarkEnd w:id="749"/>
-    <w:bookmarkStart w:id="753" w:name="Xcf77f7ca95e8511826fa9c1eb4f3d1682b70b3d"/>
+    <w:bookmarkEnd w:id="751"/>
+    <w:bookmarkStart w:id="755" w:name="Xcf77f7ca95e8511826fa9c1eb4f3d1682b70b3d"/>
     <w:p>
       <w:pPr>
         <w:pStyle w:val="Titre3"/>
@@ -39224,18 +39516,18 @@
           <wp:inline>
             <wp:extent cx="4620126" cy="5544151"/>
             <wp:effectExtent b="0" l="0" r="0" t="0"/>
-            <wp:docPr descr="Gravité des dégâts sur les stocks de riz" title="" id="751" name="Picture"/>
+            <wp:docPr descr="Gravité des dégâts sur les stocks de riz" title="" id="753" name="Picture"/>
             <a:graphic>
               <a:graphicData uri="http://schemas.openxmlformats.org/drawingml/2006/picture">
                 <pic:pic>
                   <pic:nvPicPr>
-                    <pic:cNvPr descr="08_cataclysme_catastrophe_files/figure-docx/fig_degats_stocks_riz-1.png" id="752" name="Picture"/>
+                    <pic:cNvPr descr="08_cataclysme_catastrophe_files/figure-docx/fig_degats_stocks_riz-1.png" id="754" name="Picture"/>
                     <pic:cNvPicPr>
                       <a:picLocks noChangeArrowheads="1" noChangeAspect="1"/>
                     </pic:cNvPicPr>
                   </pic:nvPicPr>
                   <pic:blipFill>
-                    <a:blip r:embed="rId750"/>
+                    <a:blip r:embed="rId752"/>
                     <a:stretch>
                       <a:fillRect/>
                     </a:stretch>
@@ -39278,8 +39570,8 @@
         <w:t xml:space="preserve">Les dégâts sur les stocks, bien que moins fréquents que sur les champs, affectent directement les réserves alimentaires du ménage, en particulier lorsqu’ils surviennent en période de soudure. Les rats et les insectes nuisibles constituent les principales causes de pertes post-récolte, auxquelles s’ajoutent les conditions de stockage précaires face aux intempéries.</w:t>
       </w:r>
     </w:p>
-    <w:bookmarkEnd w:id="753"/>
-    <w:bookmarkStart w:id="757" w:name="Xc5153409833405fb69cd75dc36cbc4fc94497fa"/>
+    <w:bookmarkEnd w:id="755"/>
+    <w:bookmarkStart w:id="759" w:name="Xc5153409833405fb69cd75dc36cbc4fc94497fa"/>
     <w:p>
       <w:pPr>
         <w:pStyle w:val="Titre3"/>
@@ -39297,18 +39589,18 @@
           <wp:inline>
             <wp:extent cx="4620126" cy="3696101"/>
             <wp:effectExtent b="0" l="0" r="0" t="0"/>
-            <wp:docPr descr="" title="" id="755" name="Picture"/>
+            <wp:docPr descr="" title="" id="757" name="Picture"/>
             <a:graphic>
               <a:graphicData uri="http://schemas.openxmlformats.org/drawingml/2006/picture">
                 <pic:pic>
                   <pic:nvPicPr>
-                    <pic:cNvPr descr="08_cataclysme_catastrophe_files/figure-docx/g4_champs_vs_stocks-1.png" id="756" name="Picture"/>
+                    <pic:cNvPr descr="08_cataclysme_catastrophe_files/figure-docx/g4_champs_vs_stocks-1.png" id="758" name="Picture"/>
                     <pic:cNvPicPr>
                       <a:picLocks noChangeArrowheads="1" noChangeAspect="1"/>
                     </pic:cNvPicPr>
                   </pic:nvPicPr>
                   <pic:blipFill>
-                    <a:blip r:embed="rId754"/>
+                    <a:blip r:embed="rId756"/>
                     <a:stretch>
                       <a:fillRect/>
                     </a:stretch>
@@ -39343,9 +39635,9 @@
         <w:t xml:space="preserve">Les dégâts sur les champs (cultures en cours) sont systématiquement plus fréquents que les pertes de stocks. Toutefois, les pertes de stocks, même si elles concernent moins de ménages, ont un impact direct sur les réserves alimentaires disponibles.</w:t>
       </w:r>
     </w:p>
-    <w:bookmarkEnd w:id="757"/>
-    <w:bookmarkEnd w:id="758"/>
-    <w:bookmarkStart w:id="762" w:name="sec-cata-multiyear"/>
+    <w:bookmarkEnd w:id="759"/>
+    <w:bookmarkEnd w:id="760"/>
+    <w:bookmarkStart w:id="764" w:name="sec-cata-multiyear"/>
     <w:p>
       <w:pPr>
         <w:pStyle w:val="Titre2"/>
@@ -39380,18 +39672,18 @@
           <wp:inline>
             <wp:extent cx="5969000" cy="3316111"/>
             <wp:effectExtent b="0" l="0" r="0" t="0"/>
-            <wp:docPr descr="Évolution du pourcentage de ménages ayant subi au moins une catastrophe (2003–2025)" title="" id="760" name="Picture"/>
+            <wp:docPr descr="Évolution du pourcentage de ménages ayant subi au moins une catastrophe (2003–2025)" title="" id="762" name="Picture"/>
             <a:graphic>
               <a:graphicData uri="http://schemas.openxmlformats.org/drawingml/2006/picture">
                 <pic:pic>
                   <pic:nvPicPr>
-                    <pic:cNvPr descr="08_cataclysme_catastrophe_files/figure-docx/fig_cata_prevalence-1.png" id="761" name="Picture"/>
+                    <pic:cNvPr descr="08_cataclysme_catastrophe_files/figure-docx/fig_cata_prevalence-1.png" id="763" name="Picture"/>
                     <pic:cNvPicPr>
                       <a:picLocks noChangeArrowheads="1" noChangeAspect="1"/>
                     </pic:cNvPicPr>
                   </pic:nvPicPr>
                   <pic:blipFill>
-                    <a:blip r:embed="rId759"/>
+                    <a:blip r:embed="rId761"/>
                     <a:stretch>
                       <a:fillRect/>
                     </a:stretch>
@@ -39434,9 +39726,9 @@
         <w:t xml:space="preserve">L’évolution de la prévalence des catastrophes sur la période 2003–2025 met en évidence des fluctuations interannuelles importantes, avec des pics correspondant aux passages cycloniques majeurs et aux épisodes de sécheresse prolongée. La tendance de long terme, difficile à isoler des aléas ponctuels, mérite d’être mise en regard de l’évolution des pratiques d’adaptation décrites dans les chapitres précédents.</w:t>
       </w:r>
     </w:p>
-    <w:bookmarkEnd w:id="762"/>
-    <w:bookmarkEnd w:id="763"/>
-    <w:bookmarkStart w:id="811" w:name="X03cb89d846b4b88883df2a757e95414db7d381a"/>
+    <w:bookmarkEnd w:id="764"/>
+    <w:bookmarkEnd w:id="765"/>
+    <w:bookmarkStart w:id="813" w:name="X03cb89d846b4b88883df2a757e95414db7d381a"/>
     <w:p>
       <w:pPr>
         <w:pStyle w:val="Titre1"/>
@@ -39494,12 +39786,12 @@
                 <wp:inline>
                   <wp:extent cx="152400" cy="152400"/>
                   <wp:effectExtent b="0" l="0" r="0" t="0"/>
-                  <wp:docPr descr="" title="" id="764" name="Picture"/>
+                  <wp:docPr descr="" title="" id="766" name="Picture"/>
                   <a:graphic>
                     <a:graphicData uri="http://schemas.openxmlformats.org/drawingml/2006/picture">
                       <pic:pic>
                         <pic:nvPicPr>
-                          <pic:cNvPr descr="C:\Users\fbede\AppData\Local\Programs\Quarto\share\formats\docx\warning.png" id="765" name="Picture"/>
+                          <pic:cNvPr descr="C:\Users\fbede\AppData\Local\Programs\Quarto\share\formats\docx\warning.png" id="767" name="Picture"/>
                           <pic:cNvPicPr>
                             <a:picLocks noChangeArrowheads="1" noChangeAspect="1"/>
                           </pic:cNvPicPr>
@@ -39562,14 +39854,14 @@
               <w:spacing w:before="16" w:after="16"/>
             </w:pPr>
             <w:r>
-              <w:t xml:space="preserve">Les résultats présentés ci-dessous sont provisoires, et sont susceptibles de faire l’objet de corrections.</w:t>
+              <w:t xml:space="preserve">Les résultats présentés ci-dessous sont provisoires et pourront être ajustés ou enrichis par les informations supplémentaires recueillies lors des restitutions locales.</w:t>
             </w:r>
           </w:p>
           <w:p/>
         </w:tc>
       </w:tr>
     </w:tbl>
-    <w:bookmarkStart w:id="788" w:name="sec-insertion"/>
+    <w:bookmarkStart w:id="790" w:name="sec-insertion"/>
     <w:p>
       <w:pPr>
         <w:pStyle w:val="Titre2"/>
@@ -39578,7 +39870,7 @@
         <w:t xml:space="preserve">9.1 Insertion sociale</w:t>
       </w:r>
     </w:p>
-    <w:bookmarkStart w:id="767" w:name="appartenance-à-une-organisation"/>
+    <w:bookmarkStart w:id="769" w:name="appartenance-à-une-organisation"/>
     <w:p>
       <w:pPr>
         <w:pStyle w:val="Titre3"/>
@@ -39592,7 +39884,15 @@
         <w:pStyle w:val="FirstParagraph"/>
       </w:pPr>
       <w:r>
-        <w:t xml:space="preserve">Sur les 1026 ménages enquêtés, 450 (43.9 %) déclarent qu’au moins un de leurs membres appartient à une organisation ou association. La participation est nettement plus élevée à Marovoay qu’à Alaotra.</w:t>
+        <w:t xml:space="preserve">Sur les 1026 ménages enquêtés, 450 (43.9 %) déclarent qu’au moins un de leurs membres appartient à une organisation ou association.</w:t>
+      </w:r>
+    </w:p>
+    <w:p>
+      <w:pPr>
+        <w:pStyle w:val="Corpsdetexte"/>
+      </w:pPr>
+      <w:r>
+        <w:t xml:space="preserve">La participation est nettement plus élevée à Marovoay qu’à Alaotra.</w:t>
       </w:r>
     </w:p>
     <w:tbl>
@@ -39608,7 +39908,7 @@
       <w:tr>
         <w:tc>
           <w:tcPr/>
-          <w:bookmarkStart w:id="766" w:name="tbl-adhesion"/>
+          <w:bookmarkStart w:id="768" w:name="tbl-adhesion"/>
           <w:p>
             <w:pPr>
               <w:jc w:val="center"/>
@@ -39820,13 +40120,13 @@
               </w:tc>
             </w:tr>
           </w:tbl>
-          <w:bookmarkEnd w:id="766"/>
+          <w:bookmarkEnd w:id="768"/>
           <w:p/>
         </w:tc>
       </w:tr>
     </w:tbl>
-    <w:bookmarkEnd w:id="767"/>
-    <w:bookmarkStart w:id="772" w:name="nombre-dorganisations-par-ménage"/>
+    <w:bookmarkEnd w:id="769"/>
+    <w:bookmarkStart w:id="774" w:name="nombre-dorganisations-par-ménage"/>
     <w:p>
       <w:pPr>
         <w:pStyle w:val="Titre3"/>
@@ -39856,7 +40156,7 @@
       <w:tr>
         <w:tc>
           <w:tcPr/>
-          <w:bookmarkStart w:id="771" w:name="fig-nb-org"/>
+          <w:bookmarkStart w:id="773" w:name="fig-nb-org"/>
           <w:p>
             <w:pPr>
               <w:jc w:val="center"/>
@@ -39880,18 +40180,18 @@
                 <wp:inline>
                   <wp:extent cx="5969000" cy="3730624"/>
                   <wp:effectExtent b="0" l="0" r="0" t="0"/>
-                  <wp:docPr descr="" title="" id="769" name="Picture"/>
+                  <wp:docPr descr="" title="" id="771" name="Picture"/>
                   <a:graphic>
                     <a:graphicData uri="http://schemas.openxmlformats.org/drawingml/2006/picture">
                       <pic:pic>
                         <pic:nvPicPr>
-                          <pic:cNvPr descr="09_insertion_projet_files/figure-docx/fig-nb-org-1.png" id="770" name="Picture"/>
+                          <pic:cNvPr descr="09_insertion_projet_files/figure-docx/fig-nb-org-1.png" id="772" name="Picture"/>
                           <pic:cNvPicPr>
                             <a:picLocks noChangeArrowheads="1" noChangeAspect="1"/>
                           </pic:cNvPicPr>
                         </pic:nvPicPr>
                         <pic:blipFill>
-                          <a:blip r:embed="rId768"/>
+                          <a:blip r:embed="rId770"/>
                           <a:stretch>
                             <a:fillRect/>
                           </a:stretch>
@@ -39918,12 +40218,12 @@
               </w:drawing>
             </w:r>
           </w:p>
-          <w:bookmarkEnd w:id="771"/>
+          <w:bookmarkEnd w:id="773"/>
         </w:tc>
       </w:tr>
     </w:tbl>
-    <w:bookmarkEnd w:id="772"/>
-    <w:bookmarkStart w:id="777" w:name="type-dorganisation"/>
+    <w:bookmarkEnd w:id="774"/>
+    <w:bookmarkStart w:id="779" w:name="type-dorganisation"/>
     <w:p>
       <w:pPr>
         <w:pStyle w:val="Titre3"/>
@@ -39966,7 +40266,7 @@
       <w:tr>
         <w:tc>
           <w:tcPr/>
-          <w:bookmarkStart w:id="776" w:name="fig-type-org"/>
+          <w:bookmarkStart w:id="778" w:name="fig-type-org"/>
           <w:p>
             <w:pPr>
               <w:jc w:val="center"/>
@@ -39990,18 +40290,18 @@
                 <wp:inline>
                   <wp:extent cx="5969000" cy="3741929"/>
                   <wp:effectExtent b="0" l="0" r="0" t="0"/>
-                  <wp:docPr descr="" title="" id="774" name="Picture"/>
+                  <wp:docPr descr="" title="" id="776" name="Picture"/>
                   <a:graphic>
                     <a:graphicData uri="http://schemas.openxmlformats.org/drawingml/2006/picture">
                       <pic:pic>
                         <pic:nvPicPr>
-                          <pic:cNvPr descr="09_insertion_projet_files/figure-docx/fig-type-org-1.png" id="775" name="Picture"/>
+                          <pic:cNvPr descr="09_insertion_projet_files/figure-docx/fig-type-org-1.png" id="777" name="Picture"/>
                           <pic:cNvPicPr>
                             <a:picLocks noChangeArrowheads="1" noChangeAspect="1"/>
                           </pic:cNvPicPr>
                         </pic:nvPicPr>
                         <pic:blipFill>
-                          <a:blip r:embed="rId773"/>
+                          <a:blip r:embed="rId775"/>
                           <a:stretch>
                             <a:fillRect/>
                           </a:stretch>
@@ -40028,12 +40328,12 @@
               </w:drawing>
             </w:r>
           </w:p>
-          <w:bookmarkEnd w:id="776"/>
+          <w:bookmarkEnd w:id="778"/>
         </w:tc>
       </w:tr>
     </w:tbl>
-    <w:bookmarkEnd w:id="777"/>
-    <w:bookmarkStart w:id="782" w:name="qui-dans-le-ménage-est-membre"/>
+    <w:bookmarkEnd w:id="779"/>
+    <w:bookmarkStart w:id="784" w:name="qui-dans-le-ménage-est-membre"/>
     <w:p>
       <w:pPr>
         <w:pStyle w:val="Titre3"/>
@@ -40063,7 +40363,7 @@
       <w:tr>
         <w:tc>
           <w:tcPr/>
-          <w:bookmarkStart w:id="781" w:name="fig-qui-membre"/>
+          <w:bookmarkStart w:id="783" w:name="fig-qui-membre"/>
           <w:p>
             <w:pPr>
               <w:jc w:val="center"/>
@@ -40087,18 +40387,18 @@
                 <wp:inline>
                   <wp:extent cx="5969000" cy="1920581"/>
                   <wp:effectExtent b="0" l="0" r="0" t="0"/>
-                  <wp:docPr descr="" title="" id="779" name="Picture"/>
+                  <wp:docPr descr="" title="" id="781" name="Picture"/>
                   <a:graphic>
                     <a:graphicData uri="http://schemas.openxmlformats.org/drawingml/2006/picture">
                       <pic:pic>
                         <pic:nvPicPr>
-                          <pic:cNvPr descr="09_insertion_projet_files/figure-docx/fig-qui-membre-1.png" id="780" name="Picture"/>
+                          <pic:cNvPr descr="09_insertion_projet_files/figure-docx/fig-qui-membre-1.png" id="782" name="Picture"/>
                           <pic:cNvPicPr>
                             <a:picLocks noChangeArrowheads="1" noChangeAspect="1"/>
                           </pic:cNvPicPr>
                         </pic:nvPicPr>
                         <pic:blipFill>
-                          <a:blip r:embed="rId778"/>
+                          <a:blip r:embed="rId780"/>
                           <a:stretch>
                             <a:fillRect/>
                           </a:stretch>
@@ -40125,12 +40425,12 @@
               </w:drawing>
             </w:r>
           </w:p>
-          <w:bookmarkEnd w:id="781"/>
+          <w:bookmarkEnd w:id="783"/>
         </w:tc>
       </w:tr>
     </w:tbl>
-    <w:bookmarkEnd w:id="782"/>
-    <w:bookmarkStart w:id="787" w:name="niveau-de-responsabilité"/>
+    <w:bookmarkEnd w:id="784"/>
+    <w:bookmarkStart w:id="789" w:name="niveau-de-responsabilité"/>
     <w:p>
       <w:pPr>
         <w:pStyle w:val="Titre3"/>
@@ -40173,7 +40473,7 @@
       <w:tr>
         <w:tc>
           <w:tcPr/>
-          <w:bookmarkStart w:id="786" w:name="fig-responsabilite"/>
+          <w:bookmarkStart w:id="788" w:name="fig-responsabilite"/>
           <w:p>
             <w:pPr>
               <w:jc w:val="center"/>
@@ -40197,18 +40497,18 @@
                 <wp:inline>
                   <wp:extent cx="5969000" cy="3316111"/>
                   <wp:effectExtent b="0" l="0" r="0" t="0"/>
-                  <wp:docPr descr="" title="" id="784" name="Picture"/>
+                  <wp:docPr descr="" title="" id="786" name="Picture"/>
                   <a:graphic>
                     <a:graphicData uri="http://schemas.openxmlformats.org/drawingml/2006/picture">
                       <pic:pic>
                         <pic:nvPicPr>
-                          <pic:cNvPr descr="09_insertion_projet_files/figure-docx/fig-responsabilite-1.png" id="785" name="Picture"/>
+                          <pic:cNvPr descr="09_insertion_projet_files/figure-docx/fig-responsabilite-1.png" id="787" name="Picture"/>
                           <pic:cNvPicPr>
                             <a:picLocks noChangeArrowheads="1" noChangeAspect="1"/>
                           </pic:cNvPicPr>
                         </pic:nvPicPr>
                         <pic:blipFill>
-                          <a:blip r:embed="rId783"/>
+                          <a:blip r:embed="rId785"/>
                           <a:stretch>
                             <a:fillRect/>
                           </a:stretch>
@@ -40235,13 +40535,13 @@
               </w:drawing>
             </w:r>
           </w:p>
-          <w:bookmarkEnd w:id="786"/>
+          <w:bookmarkEnd w:id="788"/>
         </w:tc>
       </w:tr>
     </w:tbl>
-    <w:bookmarkEnd w:id="787"/>
-    <w:bookmarkEnd w:id="788"/>
-    <w:bookmarkStart w:id="804" w:name="sec-projets"/>
+    <w:bookmarkEnd w:id="789"/>
+    <w:bookmarkEnd w:id="790"/>
+    <w:bookmarkStart w:id="806" w:name="sec-projets"/>
     <w:p>
       <w:pPr>
         <w:pStyle w:val="Titre2"/>
@@ -40255,52 +40555,10 @@
         <w:pStyle w:val="FirstParagraph"/>
       </w:pPr>
       <w:r>
-        <w:t xml:space="preserve">Le questionnaire demande aux ménages s’ils ont bénéficié de projets ou de formations dans huit domaines. La variable</w:t>
-      </w:r>
-      <w:r>
-        <w:t xml:space="preserve"> </w:t>
-      </w:r>
-      <w:r>
-        <w:rPr>
-          <w:rStyle w:val="VerbatimChar"/>
-        </w:rPr>
-        <w:t xml:space="preserve">pro1</w:t>
-      </w:r>
-      <w:r>
-        <w:t xml:space="preserve"> </w:t>
-      </w:r>
-      <w:r>
-        <w:t xml:space="preserve">(dans</w:t>
-      </w:r>
-      <w:r>
-        <w:t xml:space="preserve"> </w:t>
-      </w:r>
-      <w:r>
-        <w:rPr>
-          <w:rStyle w:val="VerbatimChar"/>
-        </w:rPr>
-        <w:t xml:space="preserve">res_respg0</w:t>
-      </w:r>
-      <w:r>
-        <w:t xml:space="preserve">) indique si au moins un membre du ménage a bénéficié d’un projet, tandis que</w:t>
-      </w:r>
-      <w:r>
-        <w:t xml:space="preserve"> </w:t>
-      </w:r>
-      <w:r>
-        <w:rPr>
-          <w:rStyle w:val="VerbatimChar"/>
-        </w:rPr>
-        <w:t xml:space="preserve">res_pro</w:t>
-      </w:r>
-      <w:r>
-        <w:t xml:space="preserve"> </w:t>
-      </w:r>
-      <w:r>
-        <w:t xml:space="preserve">détaille les bénéficiaires par type de projet et leur source de financement.</w:t>
-      </w:r>
-    </w:p>
-    <w:bookmarkStart w:id="792" w:name="bénéficiaires-de-projets"/>
+        <w:t xml:space="preserve">Le questionnaire demande aux ménages s’ils ont bénéficié de projets ou de formations dans huit domaines : agriculture, élevage et pêche, nutrition, éducation et santé, environnement, tourisme, autres productions et travaux à haute intensité de main d’œuvre (HIMO).</w:t>
+      </w:r>
+    </w:p>
+    <w:bookmarkStart w:id="794" w:name="bénéficiaires-de-projets"/>
     <w:p>
       <w:pPr>
         <w:pStyle w:val="Titre3"/>
@@ -40314,7 +40572,7 @@
         <w:pStyle w:val="FirstParagraph"/>
       </w:pPr>
       <w:r>
-        <w:t xml:space="preserve">L’accès aux projets de développement reste inégal entre les deux sites.</w:t>
+        <w:t xml:space="preserve">L’accès aux projets de développement reste inégal selon les localités.</w:t>
       </w:r>
     </w:p>
     <w:p>
@@ -40342,18 +40600,18 @@
           <wp:inline>
             <wp:extent cx="4620126" cy="3696101"/>
             <wp:effectExtent b="0" l="0" r="0" t="0"/>
-            <wp:docPr descr="Ménages bénéficiaires de projets ou formations" title="" id="790" name="Picture"/>
+            <wp:docPr descr="Ménages bénéficiaires de projets ou formations" title="" id="792" name="Picture"/>
             <a:graphic>
               <a:graphicData uri="http://schemas.openxmlformats.org/drawingml/2006/picture">
                 <pic:pic>
                   <pic:nvPicPr>
-                    <pic:cNvPr descr="09_insertion_projet_files/figure-docx/fig_pro1-1.png" id="791" name="Picture"/>
+                    <pic:cNvPr descr="09_insertion_projet_files/figure-docx/fig_pro1-1.png" id="793" name="Picture"/>
                     <pic:cNvPicPr>
                       <a:picLocks noChangeArrowheads="1" noChangeAspect="1"/>
                     </pic:cNvPicPr>
                   </pic:nvPicPr>
                   <pic:blipFill>
-                    <a:blip r:embed="rId789"/>
+                    <a:blip r:embed="rId791"/>
                     <a:stretch>
                       <a:fillRect/>
                     </a:stretch>
@@ -40388,8 +40646,8 @@
         <w:t xml:space="preserve">Ménages bénéficiaires de projets ou formations</w:t>
       </w:r>
     </w:p>
-    <w:bookmarkEnd w:id="792"/>
-    <w:bookmarkStart w:id="797" w:name="taux-de-bénéficiaires-par-type-de-projet"/>
+    <w:bookmarkEnd w:id="794"/>
+    <w:bookmarkStart w:id="799" w:name="taux-de-bénéficiaires-par-type-de-projet"/>
     <w:p>
       <w:pPr>
         <w:pStyle w:val="Titre3"/>
@@ -40403,7 +40661,7 @@
         <w:pStyle w:val="FirstParagraph"/>
       </w:pPr>
       <w:r>
-        <w:t xml:space="preserve">L’éducation et la santé, la nutrition et l’agriculture sont les domaines pour lesquels les ménages bénéficient le plus de projets. Le tourisme reste totalement absent des deux observatoires.</w:t>
+        <w:t xml:space="preserve">L’éducation et la santé, la nutrition et l’agriculture sont les domaines pour lesquels les ménages bénéficient le plus de projets.</w:t>
       </w:r>
     </w:p>
     <w:tbl>
@@ -40419,7 +40677,7 @@
       <w:tr>
         <w:tc>
           <w:tcPr/>
-          <w:bookmarkStart w:id="796" w:name="fig-benef-type"/>
+          <w:bookmarkStart w:id="798" w:name="fig-benef-type"/>
           <w:p>
             <w:pPr>
               <w:jc w:val="center"/>
@@ -40443,18 +40701,18 @@
                 <wp:inline>
                   <wp:extent cx="5969000" cy="3040459"/>
                   <wp:effectExtent b="0" l="0" r="0" t="0"/>
-                  <wp:docPr descr="" title="" id="794" name="Picture"/>
+                  <wp:docPr descr="" title="" id="796" name="Picture"/>
                   <a:graphic>
                     <a:graphicData uri="http://schemas.openxmlformats.org/drawingml/2006/picture">
                       <pic:pic>
                         <pic:nvPicPr>
-                          <pic:cNvPr descr="09_insertion_projet_files/figure-docx/fig-benef-type-1.png" id="795" name="Picture"/>
+                          <pic:cNvPr descr="09_insertion_projet_files/figure-docx/fig-benef-type-1.png" id="797" name="Picture"/>
                           <pic:cNvPicPr>
                             <a:picLocks noChangeArrowheads="1" noChangeAspect="1"/>
                           </pic:cNvPicPr>
                         </pic:nvPicPr>
                         <pic:blipFill>
-                          <a:blip r:embed="rId793"/>
+                          <a:blip r:embed="rId795"/>
                           <a:stretch>
                             <a:fillRect/>
                           </a:stretch>
@@ -40481,12 +40739,12 @@
               </w:drawing>
             </w:r>
           </w:p>
-          <w:bookmarkEnd w:id="796"/>
+          <w:bookmarkEnd w:id="798"/>
         </w:tc>
       </w:tr>
     </w:tbl>
-    <w:bookmarkEnd w:id="797"/>
-    <w:bookmarkStart w:id="803" w:name="source-des-projets"/>
+    <w:bookmarkEnd w:id="799"/>
+    <w:bookmarkStart w:id="805" w:name="source-des-projets"/>
     <w:p>
       <w:pPr>
         <w:pStyle w:val="Titre3"/>
@@ -40516,7 +40774,7 @@
       <w:tr>
         <w:tc>
           <w:tcPr/>
-          <w:bookmarkStart w:id="801" w:name="fig-source-projet"/>
+          <w:bookmarkStart w:id="803" w:name="fig-source-projet"/>
           <w:p>
             <w:pPr>
               <w:jc w:val="center"/>
@@ -40540,18 +40798,18 @@
                 <wp:inline>
                   <wp:extent cx="5969000" cy="3581400"/>
                   <wp:effectExtent b="0" l="0" r="0" t="0"/>
-                  <wp:docPr descr="" title="" id="799" name="Picture"/>
+                  <wp:docPr descr="" title="" id="801" name="Picture"/>
                   <a:graphic>
                     <a:graphicData uri="http://schemas.openxmlformats.org/drawingml/2006/picture">
                       <pic:pic>
                         <pic:nvPicPr>
-                          <pic:cNvPr descr="09_insertion_projet_files/figure-docx/fig-source-projet-1.png" id="800" name="Picture"/>
+                          <pic:cNvPr descr="09_insertion_projet_files/figure-docx/fig-source-projet-1.png" id="802" name="Picture"/>
                           <pic:cNvPicPr>
                             <a:picLocks noChangeArrowheads="1" noChangeAspect="1"/>
                           </pic:cNvPicPr>
                         </pic:nvPicPr>
                         <pic:blipFill>
-                          <a:blip r:embed="rId798"/>
+                          <a:blip r:embed="rId800"/>
                           <a:stretch>
                             <a:fillRect/>
                           </a:stretch>
@@ -40578,7 +40836,7 @@
               </w:drawing>
             </w:r>
           </w:p>
-          <w:bookmarkEnd w:id="801"/>
+          <w:bookmarkEnd w:id="803"/>
         </w:tc>
       </w:tr>
     </w:tbl>
@@ -40595,7 +40853,7 @@
       <w:tr>
         <w:tc>
           <w:tcPr/>
-          <w:bookmarkStart w:id="802" w:name="tbl-source-global"/>
+          <w:bookmarkStart w:id="804" w:name="tbl-source-global"/>
           <w:p>
             <w:pPr>
               <w:jc w:val="center"/>
@@ -40927,14 +41185,14 @@
               </w:tc>
             </w:tr>
           </w:tbl>
-          <w:bookmarkEnd w:id="802"/>
+          <w:bookmarkEnd w:id="804"/>
           <w:p/>
         </w:tc>
       </w:tr>
     </w:tbl>
-    <w:bookmarkEnd w:id="803"/>
-    <w:bookmarkEnd w:id="804"/>
-    <w:bookmarkStart w:id="809" w:name="sec-croisement"/>
+    <w:bookmarkEnd w:id="805"/>
+    <w:bookmarkEnd w:id="806"/>
+    <w:bookmarkStart w:id="811" w:name="sec-croisement"/>
     <w:p>
       <w:pPr>
         <w:pStyle w:val="Titre2"/>
@@ -40980,7 +41238,7 @@
       <w:tr>
         <w:tc>
           <w:tcPr/>
-          <w:bookmarkStart w:id="805" w:name="tbl-croisement"/>
+          <w:bookmarkStart w:id="807" w:name="tbl-croisement"/>
           <w:p>
             <w:pPr>
               <w:jc w:val="center"/>
@@ -41232,7 +41490,7 @@
               </w:tc>
             </w:tr>
           </w:tbl>
-          <w:bookmarkEnd w:id="805"/>
+          <w:bookmarkEnd w:id="807"/>
           <w:p/>
         </w:tc>
       </w:tr>
@@ -41246,18 +41504,18 @@
           <wp:inline>
             <wp:extent cx="4620126" cy="3696101"/>
             <wp:effectExtent b="0" l="0" r="0" t="0"/>
-            <wp:docPr descr="Accès aux projets selon l’appartenance à une organisation" title="" id="807" name="Picture"/>
+            <wp:docPr descr="Accès aux projets selon l’appartenance à une organisation" title="" id="809" name="Picture"/>
             <a:graphic>
               <a:graphicData uri="http://schemas.openxmlformats.org/drawingml/2006/picture">
                 <pic:pic>
                   <pic:nvPicPr>
-                    <pic:cNvPr descr="09_insertion_projet_files/figure-docx/fig_croisement-1.png" id="808" name="Picture"/>
+                    <pic:cNvPr descr="09_insertion_projet_files/figure-docx/fig_croisement-1.png" id="810" name="Picture"/>
                     <pic:cNvPicPr>
                       <a:picLocks noChangeArrowheads="1" noChangeAspect="1"/>
                     </pic:cNvPicPr>
                   </pic:nvPicPr>
                   <pic:blipFill>
-                    <a:blip r:embed="rId806"/>
+                    <a:blip r:embed="rId808"/>
                     <a:stretch>
                       <a:fillRect/>
                     </a:stretch>
@@ -41292,8 +41550,8 @@
         <w:t xml:space="preserve">Accès aux projets selon l’appartenance à une organisation</w:t>
       </w:r>
     </w:p>
-    <w:bookmarkEnd w:id="809"/>
-    <w:bookmarkStart w:id="810" w:name="sec-pistes-insertion"/>
+    <w:bookmarkEnd w:id="811"/>
+    <w:bookmarkStart w:id="812" w:name="sec-pistes-insertion"/>
     <w:p>
       <w:pPr>
         <w:pStyle w:val="Titre2"/>
@@ -41399,9 +41657,9 @@
         <w:t xml:space="preserve">: les associations de femmes (code 17, liées au 8 mars) sont très présentes à Marovoay ; une analyse genrée de l’insertion sociale serait pertinente.</w:t>
       </w:r>
     </w:p>
-    <w:bookmarkEnd w:id="810"/>
-    <w:bookmarkEnd w:id="811"/>
-    <w:bookmarkStart w:id="838" w:name="évaluation-de-la-qualité-de-lenquête"/>
+    <w:bookmarkEnd w:id="812"/>
+    <w:bookmarkEnd w:id="813"/>
+    <w:bookmarkStart w:id="840" w:name="évaluation-de-la-qualité-de-lenquête"/>
     <w:p>
       <w:pPr>
         <w:pStyle w:val="Titre1"/>
@@ -41610,12 +41868,12 @@
                 <wp:inline>
                   <wp:extent cx="152400" cy="152400"/>
                   <wp:effectExtent b="0" l="0" r="0" t="0"/>
-                  <wp:docPr descr="" title="" id="812" name="Picture"/>
+                  <wp:docPr descr="" title="" id="814" name="Picture"/>
                   <a:graphic>
                     <a:graphicData uri="http://schemas.openxmlformats.org/drawingml/2006/picture">
                       <pic:pic>
                         <pic:nvPicPr>
-                          <pic:cNvPr descr="C:\Users\fbede\AppData\Local\Programs\Quarto\share\formats\docx\warning.png" id="813" name="Picture"/>
+                          <pic:cNvPr descr="C:\Users\fbede\AppData\Local\Programs\Quarto\share\formats\docx\warning.png" id="815" name="Picture"/>
                           <pic:cNvPicPr>
                             <a:picLocks noChangeArrowheads="1" noChangeAspect="1"/>
                           </pic:cNvPicPr>
@@ -41678,14 +41936,14 @@
               <w:spacing w:before="16" w:after="16"/>
             </w:pPr>
             <w:r>
-              <w:t xml:space="preserve">Les résultats présentés ci-dessous sont provisoires, et sont susceptibles de faire l’objet de corrections.</w:t>
+              <w:t xml:space="preserve">Les résultats présentés ci-dessous sont provisoires et pourront être ajustés ou enrichis par les informations supplémentaires recueillies lors des restitutions locales.</w:t>
             </w:r>
           </w:p>
           <w:p/>
         </w:tc>
       </w:tr>
     </w:tbl>
-    <w:bookmarkStart w:id="818" w:name="Xa4db8dd5ff569f230bca5343853834cca9e2941"/>
+    <w:bookmarkStart w:id="820" w:name="Xa4db8dd5ff569f230bca5343853834cca9e2941"/>
     <w:p>
       <w:pPr>
         <w:pStyle w:val="Titre2"/>
@@ -41757,7 +42015,7 @@
       <w:tr>
         <w:tc>
           <w:tcPr/>
-          <w:bookmarkStart w:id="817" w:name="fig-qualite"/>
+          <w:bookmarkStart w:id="819" w:name="fig-qualite"/>
           <w:p>
             <w:pPr>
               <w:jc w:val="center"/>
@@ -41781,18 +42039,18 @@
                 <wp:inline>
                   <wp:extent cx="5969000" cy="2984500"/>
                   <wp:effectExtent b="0" l="0" r="0" t="0"/>
-                  <wp:docPr descr="" title="" id="815" name="Picture"/>
+                  <wp:docPr descr="" title="" id="817" name="Picture"/>
                   <a:graphic>
                     <a:graphicData uri="http://schemas.openxmlformats.org/drawingml/2006/picture">
                       <pic:pic>
                         <pic:nvPicPr>
-                          <pic:cNvPr descr="10_enquete_qualite_files/figure-docx/fig-qualite-1.png" id="816" name="Picture"/>
+                          <pic:cNvPr descr="10_enquete_qualite_files/figure-docx/fig-qualite-1.png" id="818" name="Picture"/>
                           <pic:cNvPicPr>
                             <a:picLocks noChangeArrowheads="1" noChangeAspect="1"/>
                           </pic:cNvPicPr>
                         </pic:nvPicPr>
                         <pic:blipFill>
-                          <a:blip r:embed="rId814"/>
+                          <a:blip r:embed="rId816"/>
                           <a:stretch>
                             <a:fillRect/>
                           </a:stretch>
@@ -41819,12 +42077,12 @@
               </w:drawing>
             </w:r>
           </w:p>
-          <w:bookmarkEnd w:id="817"/>
+          <w:bookmarkEnd w:id="819"/>
         </w:tc>
       </w:tr>
     </w:tbl>
-    <w:bookmarkEnd w:id="818"/>
-    <w:bookmarkStart w:id="820" w:name="répondant"/>
+    <w:bookmarkEnd w:id="820"/>
+    <w:bookmarkStart w:id="822" w:name="répondant"/>
     <w:p>
       <w:pPr>
         <w:pStyle w:val="Titre2"/>
@@ -41865,7 +42123,7 @@
       <w:tr>
         <w:tc>
           <w:tcPr/>
-          <w:bookmarkStart w:id="819" w:name="tbl-repondant"/>
+          <w:bookmarkStart w:id="821" w:name="tbl-repondant"/>
           <w:p>
             <w:pPr>
               <w:jc w:val="center"/>
@@ -42202,13 +42460,13 @@
               </w:tc>
             </w:tr>
           </w:tbl>
-          <w:bookmarkEnd w:id="819"/>
+          <w:bookmarkEnd w:id="821"/>
           <w:p/>
         </w:tc>
       </w:tr>
     </w:tbl>
-    <w:bookmarkEnd w:id="820"/>
-    <w:bookmarkStart w:id="825" w:name="X2101bde4d2f525baec1852bd3c950f476bfe63c"/>
+    <w:bookmarkEnd w:id="822"/>
+    <w:bookmarkStart w:id="827" w:name="X2101bde4d2f525baec1852bd3c950f476bfe63c"/>
     <w:p>
       <w:pPr>
         <w:pStyle w:val="Titre2"/>
@@ -42299,7 +42557,7 @@
       <w:tr>
         <w:tc>
           <w:tcPr/>
-          <w:bookmarkStart w:id="824" w:name="fig-qual-reponse"/>
+          <w:bookmarkStart w:id="826" w:name="fig-qual-reponse"/>
           <w:p>
             <w:pPr>
               <w:jc w:val="center"/>
@@ -42323,18 +42581,18 @@
                 <wp:inline>
                   <wp:extent cx="5969000" cy="2984500"/>
                   <wp:effectExtent b="0" l="0" r="0" t="0"/>
-                  <wp:docPr descr="" title="" id="822" name="Picture"/>
+                  <wp:docPr descr="" title="" id="824" name="Picture"/>
                   <a:graphic>
                     <a:graphicData uri="http://schemas.openxmlformats.org/drawingml/2006/picture">
                       <pic:pic>
                         <pic:nvPicPr>
-                          <pic:cNvPr descr="10_enquete_qualite_files/figure-docx/fig-qual-reponse-1.png" id="823" name="Picture"/>
+                          <pic:cNvPr descr="10_enquete_qualite_files/figure-docx/fig-qual-reponse-1.png" id="825" name="Picture"/>
                           <pic:cNvPicPr>
                             <a:picLocks noChangeArrowheads="1" noChangeAspect="1"/>
                           </pic:cNvPicPr>
                         </pic:nvPicPr>
                         <pic:blipFill>
-                          <a:blip r:embed="rId821"/>
+                          <a:blip r:embed="rId823"/>
                           <a:stretch>
                             <a:fillRect/>
                           </a:stretch>
@@ -42361,12 +42619,12 @@
               </w:drawing>
             </w:r>
           </w:p>
-          <w:bookmarkEnd w:id="824"/>
+          <w:bookmarkEnd w:id="826"/>
         </w:tc>
       </w:tr>
     </w:tbl>
-    <w:bookmarkEnd w:id="825"/>
-    <w:bookmarkStart w:id="830" w:name="X9f66b319a86da89209272021c54dcd93697770e"/>
+    <w:bookmarkEnd w:id="827"/>
+    <w:bookmarkStart w:id="832" w:name="X9f66b319a86da89209272021c54dcd93697770e"/>
     <w:p>
       <w:pPr>
         <w:pStyle w:val="Titre2"/>
@@ -42457,7 +42715,7 @@
       <w:tr>
         <w:tc>
           <w:tcPr/>
-          <w:bookmarkStart w:id="829" w:name="fig-reaction"/>
+          <w:bookmarkStart w:id="831" w:name="fig-reaction"/>
           <w:p>
             <w:pPr>
               <w:jc w:val="center"/>
@@ -42481,18 +42739,18 @@
                 <wp:inline>
                   <wp:extent cx="5969000" cy="2984500"/>
                   <wp:effectExtent b="0" l="0" r="0" t="0"/>
-                  <wp:docPr descr="" title="" id="827" name="Picture"/>
+                  <wp:docPr descr="" title="" id="829" name="Picture"/>
                   <a:graphic>
                     <a:graphicData uri="http://schemas.openxmlformats.org/drawingml/2006/picture">
                       <pic:pic>
                         <pic:nvPicPr>
-                          <pic:cNvPr descr="10_enquete_qualite_files/figure-docx/fig-reaction-1.png" id="828" name="Picture"/>
+                          <pic:cNvPr descr="10_enquete_qualite_files/figure-docx/fig-reaction-1.png" id="830" name="Picture"/>
                           <pic:cNvPicPr>
                             <a:picLocks noChangeArrowheads="1" noChangeAspect="1"/>
                           </pic:cNvPicPr>
                         </pic:nvPicPr>
                         <pic:blipFill>
-                          <a:blip r:embed="rId826"/>
+                          <a:blip r:embed="rId828"/>
                           <a:stretch>
                             <a:fillRect/>
                           </a:stretch>
@@ -42519,12 +42777,12 @@
               </w:drawing>
             </w:r>
           </w:p>
-          <w:bookmarkEnd w:id="829"/>
+          <w:bookmarkEnd w:id="831"/>
         </w:tc>
       </w:tr>
     </w:tbl>
-    <w:bookmarkEnd w:id="830"/>
-    <w:bookmarkStart w:id="834" w:name="sec-codes-aberrants"/>
+    <w:bookmarkEnd w:id="832"/>
+    <w:bookmarkStart w:id="836" w:name="sec-codes-aberrants"/>
     <w:p>
       <w:pPr>
         <w:pStyle w:val="Titre2"/>
@@ -42574,12 +42832,12 @@
                 <wp:inline>
                   <wp:extent cx="152400" cy="152400"/>
                   <wp:effectExtent b="0" l="0" r="0" t="0"/>
-                  <wp:docPr descr="" title="" id="831" name="Picture"/>
+                  <wp:docPr descr="" title="" id="833" name="Picture"/>
                   <a:graphic>
                     <a:graphicData uri="http://schemas.openxmlformats.org/drawingml/2006/picture">
                       <pic:pic>
                         <pic:nvPicPr>
-                          <pic:cNvPr descr="C:\Users\fbede\AppData\Local\Programs\Quarto\share\formats\docx\warning.png" id="832" name="Picture"/>
+                          <pic:cNvPr descr="C:\Users\fbede\AppData\Local\Programs\Quarto\share\formats\docx\warning.png" id="834" name="Picture"/>
                           <pic:cNvPicPr>
                             <a:picLocks noChangeArrowheads="1" noChangeAspect="1"/>
                           </pic:cNvPicPr>
@@ -43024,7 +43282,7 @@
       <w:tr>
         <w:tc>
           <w:tcPr/>
-          <w:bookmarkStart w:id="833" w:name="tbl-codes-aberrants"/>
+          <w:bookmarkStart w:id="835" w:name="tbl-codes-aberrants"/>
           <w:p>
             <w:pPr>
               <w:jc w:val="center"/>
@@ -44818,13 +45076,13 @@
               </w:tc>
             </w:tr>
           </w:tbl>
-          <w:bookmarkEnd w:id="833"/>
+          <w:bookmarkEnd w:id="835"/>
           <w:p/>
         </w:tc>
       </w:tr>
     </w:tbl>
-    <w:bookmarkEnd w:id="834"/>
-    <w:bookmarkStart w:id="836" w:name="synthèse-croisée"/>
+    <w:bookmarkEnd w:id="836"/>
+    <w:bookmarkStart w:id="838" w:name="synthèse-croisée"/>
     <w:p>
       <w:pPr>
         <w:pStyle w:val="Titre2"/>
@@ -44895,7 +45153,7 @@
       <w:tr>
         <w:tc>
           <w:tcPr/>
-          <w:bookmarkStart w:id="835" w:name="tbl-synthese-qualite"/>
+          <w:bookmarkStart w:id="837" w:name="tbl-synthese-qualite"/>
           <w:p>
             <w:pPr>
               <w:jc w:val="center"/>
@@ -45324,13 +45582,13 @@
               </w:tc>
             </w:tr>
           </w:tbl>
-          <w:bookmarkEnd w:id="835"/>
+          <w:bookmarkEnd w:id="837"/>
           <w:p/>
         </w:tc>
       </w:tr>
     </w:tbl>
-    <w:bookmarkEnd w:id="836"/>
-    <w:bookmarkStart w:id="837" w:name="remarques-générales"/>
+    <w:bookmarkEnd w:id="838"/>
+    <w:bookmarkStart w:id="839" w:name="remarques-générales"/>
     <w:p>
       <w:pPr>
         <w:pStyle w:val="Titre2"/>
@@ -45362,9 +45620,9 @@
         <w:t xml:space="preserve">recueille les remarques libres de l’enquêteur en fin d’entretien. Sur les 1026 ménages, 857 comportent une remarque substantielle (hors « RAS »). Ces remarques, rédigées en malgache, signalent notamment des difficultés rencontrées lors de l’entretien (répondant pressé, absences répétées, méfiance) ou apportent des précisions sur la situation du ménage.</w:t>
       </w:r>
     </w:p>
-    <w:bookmarkEnd w:id="837"/>
-    <w:bookmarkEnd w:id="838"/>
-    <w:bookmarkStart w:id="899" w:name="sec-representativite"/>
+    <w:bookmarkEnd w:id="839"/>
+    <w:bookmarkEnd w:id="840"/>
+    <w:bookmarkStart w:id="901" w:name="sec-representativite"/>
     <w:p>
       <w:pPr>
         <w:pStyle w:val="Titre1"/>
@@ -45414,12 +45672,12 @@
                 <wp:inline>
                   <wp:extent cx="152400" cy="152400"/>
                   <wp:effectExtent b="0" l="0" r="0" t="0"/>
-                  <wp:docPr descr="" title="" id="839" name="Picture"/>
+                  <wp:docPr descr="" title="" id="841" name="Picture"/>
                   <a:graphic>
                     <a:graphicData uri="http://schemas.openxmlformats.org/drawingml/2006/picture">
                       <pic:pic>
                         <pic:nvPicPr>
-                          <pic:cNvPr descr="C:\Users\fbede\AppData\Local\Programs\Quarto\share\formats\docx\warning.png" id="840" name="Picture"/>
+                          <pic:cNvPr descr="C:\Users\fbede\AppData\Local\Programs\Quarto\share\formats\docx\warning.png" id="842" name="Picture"/>
                           <pic:cNvPicPr>
                             <a:picLocks noChangeArrowheads="1" noChangeAspect="1"/>
                           </pic:cNvPicPr>
@@ -45482,7 +45740,7 @@
               <w:spacing w:before="16" w:after="16"/>
             </w:pPr>
             <w:r>
-              <w:t xml:space="preserve">Les résultats présentés ci-dessous sont provisoires et susceptibles de corrections.</w:t>
+              <w:t xml:space="preserve">Les résultats présentés ci-dessous sont provisoires et pourront être ajustés ou enrichis par les informations supplémentaires recueillies lors des restitutions locales.</w:t>
             </w:r>
           </w:p>
           <w:p/>
@@ -45638,7 +45896,7 @@
         <w:t xml:space="preserve">.</w:t>
       </w:r>
     </w:p>
-    <w:bookmarkStart w:id="850" w:name="plan-de-sondage-et-poids-de-base"/>
+    <w:bookmarkStart w:id="852" w:name="plan-de-sondage-et-poids-de-base"/>
     <w:p>
       <w:pPr>
         <w:pStyle w:val="Titre2"/>
@@ -45647,7 +45905,7 @@
         <w:t xml:space="preserve">11.1 Plan de sondage et poids de base</w:t>
       </w:r>
     </w:p>
-    <w:bookmarkStart w:id="841" w:name="structure-de-léchantillon"/>
+    <w:bookmarkStart w:id="843" w:name="structure-de-léchantillon"/>
     <w:p>
       <w:pPr>
         <w:pStyle w:val="Titre3"/>
@@ -45681,8 +45939,8 @@
         <w:t xml:space="preserve">.</w:t>
       </w:r>
     </w:p>
-    <w:bookmarkEnd w:id="841"/>
-    <w:bookmarkStart w:id="847" w:name="taux-de-sondage-par-site"/>
+    <w:bookmarkEnd w:id="843"/>
+    <w:bookmarkStart w:id="849" w:name="taux-de-sondage-par-site"/>
     <w:p>
       <w:pPr>
         <w:pStyle w:val="Titre3"/>
@@ -45852,7 +46110,7 @@
       <w:tr>
         <w:tc>
           <w:tcPr/>
-          <w:bookmarkStart w:id="842" w:name="tbl-sampling-rates"/>
+          <w:bookmarkStart w:id="844" w:name="tbl-sampling-rates"/>
           <w:p>
             <w:pPr>
               <w:jc w:val="center"/>
@@ -46702,7 +46960,7 @@
               </w:tc>
             </w:tr>
           </w:tbl>
-          <w:bookmarkEnd w:id="842"/>
+          <w:bookmarkEnd w:id="844"/>
           <w:p/>
         </w:tc>
       </w:tr>
@@ -46720,7 +46978,7 @@
       <w:tr>
         <w:tc>
           <w:tcPr/>
-          <w:bookmarkStart w:id="846" w:name="fig-sampling-rates"/>
+          <w:bookmarkStart w:id="848" w:name="fig-sampling-rates"/>
           <w:p>
             <w:pPr>
               <w:jc w:val="center"/>
@@ -46744,18 +47002,18 @@
                 <wp:inline>
                   <wp:extent cx="4620126" cy="5544151"/>
                   <wp:effectExtent b="0" l="0" r="0" t="0"/>
-                  <wp:docPr descr="" title="" id="844" name="Picture"/>
+                  <wp:docPr descr="" title="" id="846" name="Picture"/>
                   <a:graphic>
                     <a:graphicData uri="http://schemas.openxmlformats.org/drawingml/2006/picture">
                       <pic:pic>
                         <pic:nvPicPr>
-                          <pic:cNvPr descr="11_representativite_ponderation_files/figure-docx/fig-sampling-rates-1.png" id="845" name="Picture"/>
+                          <pic:cNvPr descr="11_representativite_ponderation_files/figure-docx/fig-sampling-rates-1.png" id="847" name="Picture"/>
                           <pic:cNvPicPr>
                             <a:picLocks noChangeArrowheads="1" noChangeAspect="1"/>
                           </pic:cNvPicPr>
                         </pic:nvPicPr>
                         <pic:blipFill>
-                          <a:blip r:embed="rId843"/>
+                          <a:blip r:embed="rId845"/>
                           <a:stretch>
                             <a:fillRect/>
                           </a:stretch>
@@ -46782,12 +47040,12 @@
               </w:drawing>
             </w:r>
           </w:p>
-          <w:bookmarkEnd w:id="846"/>
+          <w:bookmarkEnd w:id="848"/>
         </w:tc>
       </w:tr>
     </w:tbl>
-    <w:bookmarkEnd w:id="847"/>
-    <w:bookmarkStart w:id="849" w:name="estimations-pondérées-vs.-non-pondérées"/>
+    <w:bookmarkEnd w:id="849"/>
+    <w:bookmarkStart w:id="851" w:name="estimations-pondérées-vs.-non-pondérées"/>
     <w:p>
       <w:pPr>
         <w:pStyle w:val="Titre3"/>
@@ -46840,7 +47098,7 @@
       <w:tr>
         <w:tc>
           <w:tcPr/>
-          <w:bookmarkStart w:id="848" w:name="tbl-weighted-hh-size"/>
+          <w:bookmarkStart w:id="850" w:name="tbl-weighted-hh-size"/>
           <w:p>
             <w:pPr>
               <w:jc w:val="center"/>
@@ -47157,14 +47415,14 @@
               </w:tc>
             </w:tr>
           </w:tbl>
-          <w:bookmarkEnd w:id="848"/>
+          <w:bookmarkEnd w:id="850"/>
           <w:p/>
         </w:tc>
       </w:tr>
     </w:tbl>
-    <w:bookmarkEnd w:id="849"/>
-    <w:bookmarkEnd w:id="850"/>
-    <w:bookmarkStart w:id="864" w:name="évaluation-de-la-représentativité"/>
+    <w:bookmarkEnd w:id="851"/>
+    <w:bookmarkEnd w:id="852"/>
+    <w:bookmarkStart w:id="866" w:name="évaluation-de-la-représentativité"/>
     <w:p>
       <w:pPr>
         <w:pStyle w:val="Titre2"/>
@@ -47243,12 +47501,12 @@
                 <wp:inline>
                   <wp:extent cx="152400" cy="152400"/>
                   <wp:effectExtent b="0" l="0" r="0" t="0"/>
-                  <wp:docPr descr="" title="" id="851" name="Picture"/>
+                  <wp:docPr descr="" title="" id="853" name="Picture"/>
                   <a:graphic>
                     <a:graphicData uri="http://schemas.openxmlformats.org/drawingml/2006/picture">
                       <pic:pic>
                         <pic:nvPicPr>
-                          <pic:cNvPr descr="C:\Users\fbede\AppData\Local\Programs\Quarto\share\formats\docx\note.png" id="852" name="Picture"/>
+                          <pic:cNvPr descr="C:\Users\fbede\AppData\Local\Programs\Quarto\share\formats\docx\note.png" id="854" name="Picture"/>
                           <pic:cNvPicPr>
                             <a:picLocks noChangeArrowheads="1" noChangeAspect="1"/>
                           </pic:cNvPicPr>
@@ -47446,7 +47704,7 @@
         </w:tc>
       </w:tr>
     </w:tbl>
-    <w:bookmarkStart w:id="854" w:name="indicateurs-démographiques-de-base"/>
+    <w:bookmarkStart w:id="856" w:name="indicateurs-démographiques-de-base"/>
     <w:p>
       <w:pPr>
         <w:pStyle w:val="Titre3"/>
@@ -47468,7 +47726,7 @@
       <w:tr>
         <w:tc>
           <w:tcPr/>
-          <w:bookmarkStart w:id="853" w:name="tbl-rgph-comparison"/>
+          <w:bookmarkStart w:id="855" w:name="tbl-rgph-comparison"/>
           <w:p>
             <w:pPr>
               <w:jc w:val="center"/>
@@ -47991,13 +48249,13 @@
               </w:tc>
             </w:tr>
           </w:tbl>
-          <w:bookmarkEnd w:id="853"/>
+          <w:bookmarkEnd w:id="855"/>
           <w:p/>
         </w:tc>
       </w:tr>
     </w:tbl>
-    <w:bookmarkEnd w:id="854"/>
-    <w:bookmarkStart w:id="856" w:name="X7cfdc3782747f68123b71219fbcb51cda350668"/>
+    <w:bookmarkEnd w:id="856"/>
+    <w:bookmarkStart w:id="858" w:name="X7cfdc3782747f68123b71219fbcb51cda350668"/>
     <w:p>
       <w:pPr>
         <w:pStyle w:val="Titre3"/>
@@ -48027,7 +48285,7 @@
       <w:tr>
         <w:tc>
           <w:tcPr/>
-          <w:bookmarkStart w:id="855" w:name="tbl-extended-comparison"/>
+          <w:bookmarkStart w:id="857" w:name="tbl-extended-comparison"/>
           <w:p>
             <w:pPr>
               <w:jc w:val="center"/>
@@ -48713,7 +48971,7 @@
               </w:tc>
             </w:tr>
           </w:tbl>
-          <w:bookmarkEnd w:id="855"/>
+          <w:bookmarkEnd w:id="857"/>
           <w:p/>
         </w:tc>
       </w:tr>
@@ -48814,8 +49072,8 @@
         <w:t xml:space="preserve">: des écarts importants apparaissent sur les matériaux de construction (murs en dur, terre/pisé), reflet possible de la couverture géographique différente entre les sites OR et l’ensemble des communes RGPH. L’accès à l’eau améliorée est plus élevé dans l’OR que dans le RGPH, possiblement en raison d’améliorations intervenues entre 2018 et 2025.</w:t>
       </w:r>
     </w:p>
-    <w:bookmarkEnd w:id="856"/>
-    <w:bookmarkStart w:id="861" w:name="pyramides-des-âges"/>
+    <w:bookmarkEnd w:id="858"/>
+    <w:bookmarkStart w:id="863" w:name="pyramides-des-âges"/>
     <w:p>
       <w:pPr>
         <w:pStyle w:val="Titre3"/>
@@ -48837,7 +49095,7 @@
       <w:tr>
         <w:tc>
           <w:tcPr/>
-          <w:bookmarkStart w:id="860" w:name="fig-rgph-age-pyramid"/>
+          <w:bookmarkStart w:id="862" w:name="fig-rgph-age-pyramid"/>
           <w:p>
             <w:pPr>
               <w:jc w:val="center"/>
@@ -48861,18 +49119,18 @@
                 <wp:inline>
                   <wp:extent cx="5969000" cy="3581400"/>
                   <wp:effectExtent b="0" l="0" r="0" t="0"/>
-                  <wp:docPr descr="" title="" id="858" name="Picture"/>
+                  <wp:docPr descr="" title="" id="860" name="Picture"/>
                   <a:graphic>
                     <a:graphicData uri="http://schemas.openxmlformats.org/drawingml/2006/picture">
                       <pic:pic>
                         <pic:nvPicPr>
-                          <pic:cNvPr descr="11_representativite_ponderation_files/figure-docx/fig-rgph-age-pyramid-1.png" id="859" name="Picture"/>
+                          <pic:cNvPr descr="11_representativite_ponderation_files/figure-docx/fig-rgph-age-pyramid-1.png" id="861" name="Picture"/>
                           <pic:cNvPicPr>
                             <a:picLocks noChangeArrowheads="1" noChangeAspect="1"/>
                           </pic:cNvPicPr>
                         </pic:nvPicPr>
                         <pic:blipFill>
-                          <a:blip r:embed="rId857"/>
+                          <a:blip r:embed="rId859"/>
                           <a:stretch>
                             <a:fillRect/>
                           </a:stretch>
@@ -48899,12 +49157,12 @@
               </w:drawing>
             </w:r>
           </w:p>
-          <w:bookmarkEnd w:id="860"/>
+          <w:bookmarkEnd w:id="862"/>
         </w:tc>
       </w:tr>
     </w:tbl>
-    <w:bookmarkEnd w:id="861"/>
-    <w:bookmarkStart w:id="863" w:name="détail-communal"/>
+    <w:bookmarkEnd w:id="863"/>
+    <w:bookmarkStart w:id="865" w:name="détail-communal"/>
     <w:p>
       <w:pPr>
         <w:pStyle w:val="Titre3"/>
@@ -48934,7 +49192,7 @@
       <w:tr>
         <w:tc>
           <w:tcPr/>
-          <w:bookmarkStart w:id="862" w:name="tbl-communes"/>
+          <w:bookmarkStart w:id="864" w:name="tbl-communes"/>
           <w:p>
             <w:pPr>
               <w:jc w:val="center"/>
@@ -50417,14 +50675,14 @@
               </w:tc>
             </w:tr>
           </w:tbl>
-          <w:bookmarkEnd w:id="862"/>
+          <w:bookmarkEnd w:id="864"/>
           <w:p/>
         </w:tc>
       </w:tr>
     </w:tbl>
-    <w:bookmarkEnd w:id="863"/>
-    <w:bookmarkEnd w:id="864"/>
-    <w:bookmarkStart w:id="887" w:name="méthodes-de-correction"/>
+    <w:bookmarkEnd w:id="865"/>
+    <w:bookmarkEnd w:id="866"/>
+    <w:bookmarkStart w:id="889" w:name="méthodes-de-correction"/>
     <w:p>
       <w:pPr>
         <w:pStyle w:val="Titre2"/>
@@ -50592,7 +50850,7 @@
         <w:t xml:space="preserve">.</w:t>
       </w:r>
     </w:p>
-    <w:bookmarkStart w:id="866" w:name="X605732ceafd3d8e1745f82f9aee93bcf884dc84"/>
+    <w:bookmarkStart w:id="868" w:name="X605732ceafd3d8e1745f82f9aee93bcf884dc84"/>
     <w:p>
       <w:pPr>
         <w:pStyle w:val="Titre3"/>
@@ -50631,7 +50889,7 @@
       <w:tr>
         <w:tc>
           <w:tcPr/>
-          <w:bookmarkStart w:id="865" w:name="tbl-post-strat"/>
+          <w:bookmarkStart w:id="867" w:name="tbl-post-strat"/>
           <w:p>
             <w:pPr>
               <w:jc w:val="center"/>
@@ -50948,7 +51206,7 @@
               </w:tc>
             </w:tr>
           </w:tbl>
-          <w:bookmarkEnd w:id="865"/>
+          <w:bookmarkEnd w:id="867"/>
           <w:p/>
         </w:tc>
       </w:tr>
@@ -50961,8 +51219,8 @@
         <w:t xml:space="preserve">La post-stratification modifie très légèrement les estimations ponctuelles et réduit marginalement l’erreur standard. L’impact limité s’explique par le fait que la proportion de femmes CM dans l’échantillon OR est déjà proche de celle du RGPH.</w:t>
       </w:r>
     </w:p>
-    <w:bookmarkEnd w:id="866"/>
-    <w:bookmarkStart w:id="868" w:name="calage-sur-marges-calibration"/>
+    <w:bookmarkEnd w:id="868"/>
+    <w:bookmarkStart w:id="870" w:name="calage-sur-marges-calibration"/>
     <w:p>
       <w:pPr>
         <w:pStyle w:val="Titre3"/>
@@ -51001,7 +51259,7 @@
       <w:tr>
         <w:tc>
           <w:tcPr/>
-          <w:bookmarkStart w:id="867" w:name="tbl-calibration"/>
+          <w:bookmarkStart w:id="869" w:name="tbl-calibration"/>
           <w:p>
             <w:pPr>
               <w:jc w:val="center"/>
@@ -51428,7 +51686,7 @@
               </w:tc>
             </w:tr>
           </w:tbl>
-          <w:bookmarkEnd w:id="867"/>
+          <w:bookmarkEnd w:id="869"/>
           <w:p/>
         </w:tc>
       </w:tr>
@@ -51441,8 +51699,8 @@
         <w:t xml:space="preserve">Comme attendu, calage et post-stratification produisent des résultats identiques avec une seule variable binaire. L’intérêt du calage apparaîtrait avec plusieurs variables simultanées (sexe × classe d’âge du CM, taille du ménage, etc.), permettant de corriger des biais multidimensionnels en un seul ajustement.</w:t>
       </w:r>
     </w:p>
-    <w:bookmarkEnd w:id="868"/>
-    <w:bookmarkStart w:id="872" w:name="Xe78546f05516088558e60b1e71b7aafd4e5d89a"/>
+    <w:bookmarkEnd w:id="870"/>
+    <w:bookmarkStart w:id="874" w:name="Xe78546f05516088558e60b1e71b7aafd4e5d89a"/>
     <w:p>
       <w:pPr>
         <w:pStyle w:val="Titre3"/>
@@ -51854,7 +52112,7 @@
       <w:tr>
         <w:tc>
           <w:tcPr/>
-          <w:bookmarkStart w:id="869" w:name="tbl-fay-herriot"/>
+          <w:bookmarkStart w:id="871" w:name="tbl-fay-herriot"/>
           <w:p>
             <w:pPr>
               <w:jc w:val="center"/>
@@ -52780,7 +53038,7 @@
               </w:tc>
             </w:tr>
           </w:tbl>
-          <w:bookmarkEnd w:id="869"/>
+          <w:bookmarkEnd w:id="871"/>
           <w:p/>
         </w:tc>
       </w:tr>
@@ -52834,12 +53092,12 @@
                 <wp:inline>
                   <wp:extent cx="152400" cy="152400"/>
                   <wp:effectExtent b="0" l="0" r="0" t="0"/>
-                  <wp:docPr descr="" title="" id="870" name="Picture"/>
+                  <wp:docPr descr="" title="" id="872" name="Picture"/>
                   <a:graphic>
                     <a:graphicData uri="http://schemas.openxmlformats.org/drawingml/2006/picture">
                       <pic:pic>
                         <pic:nvPicPr>
-                          <pic:cNvPr descr="C:\Users\fbede\AppData\Local\Programs\Quarto\share\formats\docx\note.png" id="871" name="Picture"/>
+                          <pic:cNvPr descr="C:\Users\fbede\AppData\Local\Programs\Quarto\share\formats\docx\note.png" id="873" name="Picture"/>
                           <pic:cNvPicPr>
                             <a:picLocks noChangeArrowheads="1" noChangeAspect="1"/>
                           </pic:cNvPicPr>
@@ -52977,8 +53235,8 @@
         </w:tc>
       </w:tr>
     </w:tbl>
-    <w:bookmarkEnd w:id="872"/>
-    <w:bookmarkStart w:id="886" w:name="sources-de-données-auxiliaires"/>
+    <w:bookmarkEnd w:id="874"/>
+    <w:bookmarkStart w:id="888" w:name="sources-de-données-auxiliaires"/>
     <w:p>
       <w:pPr>
         <w:pStyle w:val="Titre3"/>
@@ -53024,7 +53282,7 @@
       <w:tr>
         <w:tc>
           <w:tcPr/>
-          <w:bookmarkStart w:id="881" w:name="tbl-aux-data"/>
+          <w:bookmarkStart w:id="883" w:name="tbl-aux-data"/>
           <w:p>
             <w:pPr>
               <w:jc w:val="center"/>
@@ -53112,7 +53370,7 @@
                     <w:pStyle w:val="Compact"/>
                     <w:jc w:val="center"/>
                   </w:pPr>
-                  <w:hyperlink r:id="rId873">
+                  <w:hyperlink r:id="rId875">
                     <w:r>
                       <w:rPr>
                         <w:rStyle w:val="Lienhypertexte"/>
@@ -53167,7 +53425,7 @@
                     <w:pStyle w:val="Compact"/>
                     <w:jc w:val="center"/>
                   </w:pPr>
-                  <w:hyperlink r:id="rId874">
+                  <w:hyperlink r:id="rId876">
                     <w:r>
                       <w:rPr>
                         <w:rStyle w:val="Lienhypertexte"/>
@@ -53222,7 +53480,7 @@
                     <w:pStyle w:val="Compact"/>
                     <w:jc w:val="center"/>
                   </w:pPr>
-                  <w:hyperlink r:id="rId875">
+                  <w:hyperlink r:id="rId877">
                     <w:r>
                       <w:rPr>
                         <w:rStyle w:val="Lienhypertexte"/>
@@ -53277,7 +53535,7 @@
                     <w:pStyle w:val="Compact"/>
                     <w:jc w:val="center"/>
                   </w:pPr>
-                  <w:hyperlink r:id="rId876">
+                  <w:hyperlink r:id="rId878">
                     <w:r>
                       <w:rPr>
                         <w:rStyle w:val="Lienhypertexte"/>
@@ -53332,7 +53590,7 @@
                     <w:pStyle w:val="Compact"/>
                     <w:jc w:val="center"/>
                   </w:pPr>
-                  <w:hyperlink r:id="rId877">
+                  <w:hyperlink r:id="rId879">
                     <w:r>
                       <w:rPr>
                         <w:rStyle w:val="Lienhypertexte"/>
@@ -53387,7 +53645,7 @@
                     <w:pStyle w:val="Compact"/>
                     <w:jc w:val="center"/>
                   </w:pPr>
-                  <w:hyperlink r:id="rId878">
+                  <w:hyperlink r:id="rId880">
                     <w:r>
                       <w:rPr>
                         <w:rStyle w:val="Lienhypertexte"/>
@@ -53442,7 +53700,7 @@
                     <w:pStyle w:val="Compact"/>
                     <w:jc w:val="center"/>
                   </w:pPr>
-                  <w:hyperlink r:id="rId879">
+                  <w:hyperlink r:id="rId881">
                     <w:r>
                       <w:rPr>
                         <w:rStyle w:val="Lienhypertexte"/>
@@ -53497,7 +53755,7 @@
                     <w:pStyle w:val="Compact"/>
                     <w:jc w:val="center"/>
                   </w:pPr>
-                  <w:hyperlink r:id="rId880">
+                  <w:hyperlink r:id="rId882">
                     <w:r>
                       <w:rPr>
                         <w:rStyle w:val="Lienhypertexte"/>
@@ -53545,7 +53803,7 @@
               </w:tc>
             </w:tr>
           </w:tbl>
-          <w:bookmarkEnd w:id="881"/>
+          <w:bookmarkEnd w:id="883"/>
           <w:p/>
         </w:tc>
       </w:tr>
@@ -53560,7 +53818,7 @@
       <w:r>
         <w:t xml:space="preserve"> </w:t>
       </w:r>
-      <w:hyperlink r:id="rId882">
+      <w:hyperlink r:id="rId884">
         <w:r>
           <w:rPr>
             <w:rStyle w:val="Lienhypertexte"/>
@@ -53629,18 +53887,18 @@
                 <wp:inline>
                   <wp:extent cx="152400" cy="152400"/>
                   <wp:effectExtent b="0" l="0" r="0" t="0"/>
-                  <wp:docPr descr="" title="" id="884" name="Picture"/>
+                  <wp:docPr descr="" title="" id="886" name="Picture"/>
                   <a:graphic>
                     <a:graphicData uri="http://schemas.openxmlformats.org/drawingml/2006/picture">
                       <pic:pic>
                         <pic:nvPicPr>
-                          <pic:cNvPr descr="C:\Users\fbede\AppData\Local\Programs\Quarto\share\formats\docx\tip.png" id="885" name="Picture"/>
+                          <pic:cNvPr descr="C:\Users\fbede\AppData\Local\Programs\Quarto\share\formats\docx\tip.png" id="887" name="Picture"/>
                           <pic:cNvPicPr>
                             <a:picLocks noChangeArrowheads="1" noChangeAspect="1"/>
                           </pic:cNvPicPr>
                         </pic:nvPicPr>
                         <pic:blipFill>
-                          <a:blip r:embed="rId883"/>
+                          <a:blip r:embed="rId885"/>
                           <a:stretch>
                             <a:fillRect/>
                           </a:stretch>
@@ -53777,9 +54035,9 @@
         </w:tc>
       </w:tr>
     </w:tbl>
-    <w:bookmarkEnd w:id="886"/>
-    <w:bookmarkEnd w:id="887"/>
-    <w:bookmarkStart w:id="898" w:name="X7a269d1967e3ae6cdeb58dce462253f7c787d96"/>
+    <w:bookmarkEnd w:id="888"/>
+    <w:bookmarkEnd w:id="889"/>
+    <w:bookmarkStart w:id="900" w:name="X7a269d1967e3ae6cdeb58dce462253f7c787d96"/>
     <w:p>
       <w:pPr>
         <w:pStyle w:val="Titre2"/>
@@ -53788,7 +54046,7 @@
         <w:t xml:space="preserve">11.4 Dérive du panel et recalibration historique</w:t>
       </w:r>
     </w:p>
-    <w:bookmarkStart w:id="889" w:name="structure-historique-du-panel-19952015"/>
+    <w:bookmarkStart w:id="891" w:name="structure-historique-du-panel-19952015"/>
     <w:p>
       <w:pPr>
         <w:pStyle w:val="Titre3"/>
@@ -53834,7 +54092,7 @@
       <w:tr>
         <w:tc>
           <w:tcPr/>
-          <w:bookmarkStart w:id="888" w:name="tbl-hist-panel"/>
+          <w:bookmarkStart w:id="890" w:name="tbl-hist-panel"/>
           <w:p>
             <w:pPr>
               <w:jc w:val="center"/>
@@ -55927,13 +56185,13 @@
               </w:tc>
             </w:tr>
           </w:tbl>
-          <w:bookmarkEnd w:id="888"/>
+          <w:bookmarkEnd w:id="890"/>
           <w:p/>
         </w:tc>
       </w:tr>
     </w:tbl>
-    <w:bookmarkEnd w:id="889"/>
-    <w:bookmarkStart w:id="894" w:name="X3b399964e7606f709b56baf713c0a6da2057e39"/>
+    <w:bookmarkEnd w:id="891"/>
+    <w:bookmarkStart w:id="896" w:name="X3b399964e7606f709b56baf713c0a6da2057e39"/>
     <w:p>
       <w:pPr>
         <w:pStyle w:val="Titre3"/>
@@ -55979,7 +56237,7 @@
       <w:tr>
         <w:tc>
           <w:tcPr/>
-          <w:bookmarkStart w:id="893" w:name="fig-panel-drift"/>
+          <w:bookmarkStart w:id="895" w:name="fig-panel-drift"/>
           <w:p>
             <w:pPr>
               <w:jc w:val="center"/>
@@ -56003,18 +56261,18 @@
                 <wp:inline>
                   <wp:extent cx="5969000" cy="3316111"/>
                   <wp:effectExtent b="0" l="0" r="0" t="0"/>
-                  <wp:docPr descr="" title="" id="891" name="Picture"/>
+                  <wp:docPr descr="" title="" id="893" name="Picture"/>
                   <a:graphic>
                     <a:graphicData uri="http://schemas.openxmlformats.org/drawingml/2006/picture">
                       <pic:pic>
                         <pic:nvPicPr>
-                          <pic:cNvPr descr="11_representativite_ponderation_files/figure-docx/fig-panel-drift-1.png" id="892" name="Picture"/>
+                          <pic:cNvPr descr="11_representativite_ponderation_files/figure-docx/fig-panel-drift-1.png" id="894" name="Picture"/>
                           <pic:cNvPicPr>
                             <a:picLocks noChangeArrowheads="1" noChangeAspect="1"/>
                           </pic:cNvPicPr>
                         </pic:nvPicPr>
                         <pic:blipFill>
-                          <a:blip r:embed="rId890"/>
+                          <a:blip r:embed="rId892"/>
                           <a:stretch>
                             <a:fillRect/>
                           </a:stretch>
@@ -56041,7 +56299,7 @@
               </w:drawing>
             </w:r>
           </w:p>
-          <w:bookmarkEnd w:id="893"/>
+          <w:bookmarkEnd w:id="895"/>
         </w:tc>
       </w:tr>
     </w:tbl>
@@ -56067,7 +56325,7 @@
         <w:t xml:space="preserve"> </w:t>
       </w:r>
       <w:r>
-        <w:t xml:space="preserve">montre que l’âge moyen du chef de ménage a augmenté d’environ 3 ans entre 1999 et 2014, passant de ~45 à ~48 ans pour les deux observatoires. Le renouvellement de 2025 ramène l’âge moyen autour de 45–46 ans, plus proche de la structure de la population.</w:t>
+        <w:t xml:space="preserve">montre que l’âge moyen du chef de ménage a augmenté d’environ 3 ans entre 1999 et 2014, passant de ~45 à ~48 ans. Le renouvellement de 2025 ramène l’âge moyen autour de 45–46 ans, plus proche de la structure de la population.</w:t>
       </w:r>
     </w:p>
     <w:p>
@@ -56141,8 +56399,8 @@
         <w:t xml:space="preserve">: une partie des évolutions observées dans les indicateurs entre 1999 et 2014 reflète le vieillissement de la cohorte, et non des changements réels dans la population.</w:t>
       </w:r>
     </w:p>
-    <w:bookmarkEnd w:id="894"/>
-    <w:bookmarkStart w:id="897" w:name="cadre-de-recalibration-historique"/>
+    <w:bookmarkEnd w:id="896"/>
+    <w:bookmarkStart w:id="899" w:name="cadre-de-recalibration-historique"/>
     <w:p>
       <w:pPr>
         <w:pStyle w:val="Titre3"/>
@@ -56346,12 +56604,12 @@
                 <wp:inline>
                   <wp:extent cx="152400" cy="152400"/>
                   <wp:effectExtent b="0" l="0" r="0" t="0"/>
-                  <wp:docPr descr="" title="" id="895" name="Picture"/>
+                  <wp:docPr descr="" title="" id="897" name="Picture"/>
                   <a:graphic>
                     <a:graphicData uri="http://schemas.openxmlformats.org/drawingml/2006/picture">
                       <pic:pic>
                         <pic:nvPicPr>
-                          <pic:cNvPr descr="C:\Users\fbede\AppData\Local\Programs\Quarto\share\formats\docx\warning.png" id="896" name="Picture"/>
+                          <pic:cNvPr descr="C:\Users\fbede\AppData\Local\Programs\Quarto\share\formats\docx\warning.png" id="898" name="Picture"/>
                           <pic:cNvPicPr>
                             <a:picLocks noChangeArrowheads="1" noChangeAspect="1"/>
                           </pic:cNvPicPr>
@@ -56494,10 +56752,10 @@
         </w:tc>
       </w:tr>
     </w:tbl>
-    <w:bookmarkEnd w:id="897"/>
-    <w:bookmarkEnd w:id="898"/>
     <w:bookmarkEnd w:id="899"/>
-    <w:bookmarkStart w:id="913" w:name="bibliographie"/>
+    <w:bookmarkEnd w:id="900"/>
+    <w:bookmarkEnd w:id="901"/>
+    <w:bookmarkStart w:id="915" w:name="bibliographie"/>
     <w:p>
       <w:pPr>
         <w:pStyle w:val="Titre1"/>
@@ -56506,8 +56764,8 @@
         <w:t xml:space="preserve">Bibliographie</w:t>
       </w:r>
     </w:p>
-    <w:bookmarkStart w:id="912" w:name="refs"/>
-    <w:bookmarkStart w:id="901" w:name="ref-deville1992"/>
+    <w:bookmarkStart w:id="914" w:name="refs"/>
+    <w:bookmarkStart w:id="903" w:name="ref-deville1992"/>
     <w:p>
       <w:pPr>
         <w:pStyle w:val="Bibliographie"/>
@@ -56543,7 +56801,7 @@
       <w:r>
         <w:t xml:space="preserve"> </w:t>
       </w:r>
-      <w:hyperlink r:id="rId900">
+      <w:hyperlink r:id="rId902">
         <w:r>
           <w:rPr>
             <w:rStyle w:val="Lienhypertexte"/>
@@ -56555,8 +56813,8 @@
         <w:t xml:space="preserve">.</w:t>
       </w:r>
     </w:p>
-    <w:bookmarkEnd w:id="901"/>
-    <w:bookmarkStart w:id="903" w:name="ref-fay1979"/>
+    <w:bookmarkEnd w:id="903"/>
+    <w:bookmarkStart w:id="905" w:name="ref-fay1979"/>
     <w:p>
       <w:pPr>
         <w:pStyle w:val="Bibliographie"/>
@@ -56604,7 +56862,7 @@
       <w:r>
         <w:t xml:space="preserve"> </w:t>
       </w:r>
-      <w:hyperlink r:id="rId902">
+      <w:hyperlink r:id="rId904">
         <w:r>
           <w:rPr>
             <w:rStyle w:val="Lienhypertexte"/>
@@ -56616,8 +56874,8 @@
         <w:t xml:space="preserve">.</w:t>
       </w:r>
     </w:p>
-    <w:bookmarkEnd w:id="903"/>
-    <w:bookmarkStart w:id="904" w:name="ref-instat2020rgph"/>
+    <w:bookmarkEnd w:id="905"/>
+    <w:bookmarkStart w:id="906" w:name="ref-instat2020rgph"/>
     <w:p>
       <w:pPr>
         <w:pStyle w:val="Bibliographie"/>
@@ -56635,8 +56893,8 @@
         <w:t xml:space="preserve">. Antananarivo, Madagascar: Institut National de la Statistique.</w:t>
       </w:r>
     </w:p>
-    <w:bookmarkEnd w:id="904"/>
-    <w:bookmarkStart w:id="905" w:name="ref-kish1965"/>
+    <w:bookmarkEnd w:id="906"/>
+    <w:bookmarkStart w:id="907" w:name="ref-kish1965"/>
     <w:p>
       <w:pPr>
         <w:pStyle w:val="Bibliographie"/>
@@ -56658,8 +56916,8 @@
         <w:t xml:space="preserve">. New York: John Wiley &amp; Sons.</w:t>
       </w:r>
     </w:p>
-    <w:bookmarkEnd w:id="905"/>
-    <w:bookmarkStart w:id="906" w:name="ref-lohr2022"/>
+    <w:bookmarkEnd w:id="907"/>
+    <w:bookmarkStart w:id="908" w:name="ref-lohr2022"/>
     <w:p>
       <w:pPr>
         <w:pStyle w:val="Bibliographie"/>
@@ -56681,8 +56939,8 @@
         <w:t xml:space="preserve">. 3rd éd. Boca Raton: CRC Press.</w:t>
       </w:r>
     </w:p>
-    <w:bookmarkEnd w:id="906"/>
-    <w:bookmarkStart w:id="908" w:name="ref-lumley2004"/>
+    <w:bookmarkEnd w:id="908"/>
+    <w:bookmarkStart w:id="910" w:name="ref-lumley2004"/>
     <w:p>
       <w:pPr>
         <w:pStyle w:val="Bibliographie"/>
@@ -56718,7 +56976,7 @@
       <w:r>
         <w:t xml:space="preserve"> </w:t>
       </w:r>
-      <w:hyperlink r:id="rId907">
+      <w:hyperlink r:id="rId909">
         <w:r>
           <w:rPr>
             <w:rStyle w:val="Lienhypertexte"/>
@@ -56730,8 +56988,8 @@
         <w:t xml:space="preserve">.</w:t>
       </w:r>
     </w:p>
-    <w:bookmarkEnd w:id="908"/>
-    <w:bookmarkStart w:id="909" w:name="ref-lumley2010"/>
+    <w:bookmarkEnd w:id="910"/>
+    <w:bookmarkStart w:id="911" w:name="ref-lumley2010"/>
     <w:p>
       <w:pPr>
         <w:pStyle w:val="Bibliographie"/>
@@ -56767,8 +57025,8 @@
         <w:t xml:space="preserve">. Hoboken, NJ: John Wiley &amp; Sons.</w:t>
       </w:r>
     </w:p>
-    <w:bookmarkEnd w:id="909"/>
-    <w:bookmarkStart w:id="910" w:name="ref-rao2015"/>
+    <w:bookmarkEnd w:id="911"/>
+    <w:bookmarkStart w:id="912" w:name="ref-rao2015"/>
     <w:p>
       <w:pPr>
         <w:pStyle w:val="Bibliographie"/>
@@ -56790,8 +57048,8 @@
         <w:t xml:space="preserve">. 2nd éd. Hoboken, NJ: John Wiley &amp; Sons.</w:t>
       </w:r>
     </w:p>
-    <w:bookmarkEnd w:id="910"/>
-    <w:bookmarkStart w:id="911" w:name="ref-sarndal2003"/>
+    <w:bookmarkEnd w:id="912"/>
+    <w:bookmarkStart w:id="913" w:name="ref-sarndal2003"/>
     <w:p>
       <w:pPr>
         <w:pStyle w:val="Bibliographie"/>
@@ -56813,9 +57071,9 @@
         <w:t xml:space="preserve">. New York: Springer-Verlag.</w:t>
       </w:r>
     </w:p>
-    <w:bookmarkEnd w:id="911"/>
-    <w:bookmarkEnd w:id="912"/>
     <w:bookmarkEnd w:id="913"/>
+    <w:bookmarkEnd w:id="914"/>
+    <w:bookmarkEnd w:id="915"/>
     <w:sectPr>
       <w:footnotePr>
         <w:numRestart w:val="eachSect"/>

--- a/docs/rapport-consolide.docx
+++ b/docs/rapport-consolide.docx
@@ -63,7 +63,7 @@
         <w:pStyle w:val="Date"/>
       </w:pPr>
       <w:r>
-        <w:t xml:space="preserve">2026-06-11</w:t>
+        <w:t xml:space="preserve">2026-06-29</w:t>
       </w:r>
     </w:p>
     <w:p xmlns:w="http://schemas.openxmlformats.org/wordprocessingml/2006/main" xmlns:r="http://schemas.openxmlformats.org/officeDocument/2006/relationships" xmlns:wp="http://schemas.openxmlformats.org/drawingml/2006/wordprocessingDrawing" xmlns:a="http://schemas.openxmlformats.org/drawingml/2006/main" xmlns:pic="http://schemas.openxmlformats.org/drawingml/2006/picture">
@@ -353,7 +353,7 @@
                     <a:graphicData uri="http://schemas.openxmlformats.org/drawingml/2006/picture">
                       <pic:pic>
                         <pic:nvPicPr>
-                          <pic:cNvPr descr="C:\PROGRA~1\Quarto\share\formats\docx\warning.png" id="175" name="Picture"/>
+                          <pic:cNvPr descr="c:\PROGRA~1\Positron\RESOUR~1\app\quarto\share\formats\docx\warning.png" id="175" name="Picture"/>
                           <pic:cNvPicPr>
                             <a:picLocks noChangeArrowheads="1" noChangeAspect="1"/>
                           </pic:cNvPicPr>
@@ -674,7 +674,7 @@
                     <a:graphicData uri="http://schemas.openxmlformats.org/drawingml/2006/picture">
                       <pic:pic>
                         <pic:nvPicPr>
-                          <pic:cNvPr descr="C:\PROGRA~1\Quarto\share\formats\docx\note.png" id="179" name="Picture"/>
+                          <pic:cNvPr descr="c:\PROGRA~1\Positron\RESOUR~1\app\quarto\share\formats\docx\note.png" id="179" name="Picture"/>
                           <pic:cNvPicPr>
                             <a:picLocks noChangeArrowheads="1" noChangeAspect="1"/>
                           </pic:cNvPicPr>
@@ -957,7 +957,7 @@
                     <w:jc w:val="center"/>
                   </w:pPr>
                   <w:r>
-                    <w:t xml:space="preserve">Alaotra</w:t>
+                    <w:t xml:space="preserve">Marovoay</w:t>
                   </w:r>
                 </w:p>
               </w:tc>
@@ -970,7 +970,7 @@
                     <w:jc w:val="center"/>
                   </w:pPr>
                   <w:r>
-                    <w:t xml:space="preserve">507</w:t>
+                    <w:t xml:space="preserve">519</w:t>
                   </w:r>
                 </w:p>
               </w:tc>
@@ -983,7 +983,7 @@
                     <w:jc w:val="center"/>
                   </w:pPr>
                   <w:r>
-                    <w:t xml:space="preserve">1 975</w:t>
+                    <w:t xml:space="preserve">2 297</w:t>
                   </w:r>
                 </w:p>
               </w:tc>
@@ -998,7 +998,7 @@
                     <w:jc w:val="center"/>
                   </w:pPr>
                   <w:r>
-                    <w:t xml:space="preserve">Marovoay</w:t>
+                    <w:t xml:space="preserve">Alaotra</w:t>
                   </w:r>
                 </w:p>
               </w:tc>
@@ -1011,7 +1011,7 @@
                     <w:jc w:val="center"/>
                   </w:pPr>
                   <w:r>
-                    <w:t xml:space="preserve">519</w:t>
+                    <w:t xml:space="preserve">507</w:t>
                   </w:r>
                 </w:p>
               </w:tc>
@@ -1024,7 +1024,7 @@
                     <w:jc w:val="center"/>
                   </w:pPr>
                   <w:r>
-                    <w:t xml:space="preserve">2 297</w:t>
+                    <w:t xml:space="preserve">1 975</w:t>
                   </w:r>
                 </w:p>
               </w:tc>
@@ -1082,10 +1082,6 @@
                     <w:jc w:val="center"/>
                   </w:pPr>
                   <w:r>
-                    <w:rPr>
-                      <w:b/>
-                      <w:bCs/>
-                    </w:rPr>
                     <w:t xml:space="preserve">Source : Enquête auprès des OR 2025</w:t>
                   </w:r>
                 </w:p>
@@ -1429,10 +1425,6 @@
                     <w:jc w:val="center"/>
                   </w:pPr>
                   <w:r>
-                    <w:rPr>
-                      <w:b/>
-                      <w:bCs/>
-                    </w:rPr>
                     <w:t xml:space="preserve">Source : Synthèse Dénombrement OR 2025 &amp; Enquête auprès des OR 2025</w:t>
                   </w:r>
                 </w:p>
@@ -2197,10 +2189,6 @@
                     <w:jc w:val="center"/>
                   </w:pPr>
                   <w:r>
-                    <w:rPr>
-                      <w:b/>
-                      <w:bCs/>
-                    </w:rPr>
                     <w:t xml:space="preserve">Source : Enquête auprès des OR 2025</w:t>
                   </w:r>
                 </w:p>
@@ -2603,10 +2591,6 @@
                     <w:jc w:val="center"/>
                   </w:pPr>
                   <w:r>
-                    <w:rPr>
-                      <w:b/>
-                      <w:bCs/>
-                    </w:rPr>
                     <w:t xml:space="preserve">Source : Enquête auprès des OR 2025</w:t>
                   </w:r>
                 </w:p>
@@ -2697,7 +2681,7 @@
                     <a:graphicData uri="http://schemas.openxmlformats.org/drawingml/2006/picture">
                       <pic:pic>
                         <pic:nvPicPr>
-                          <pic:cNvPr descr="C:\PROGRA~1\Quarto\share\formats\docx\warning.png" id="199" name="Picture"/>
+                          <pic:cNvPr descr="c:\PROGRA~1\Positron\RESOUR~1\app\quarto\share\formats\docx\warning.png" id="199" name="Picture"/>
                           <pic:cNvPicPr>
                             <a:picLocks noChangeArrowheads="1" noChangeAspect="1"/>
                           </pic:cNvPicPr>
@@ -3520,427 +3504,6 @@
         <w:t xml:space="preserve">Sur le plan conjugal, 73 % des CM vivent en couple (mariés ou en concubinage).</w:t>
       </w:r>
     </w:p>
-    <w:tbl>
-      <w:tblPr>
-        <w:tblStyle w:val="Table"/>
-        <w:tblW w:type="auto" w:w="0"/>
-        <w:tblLook w:firstRow="1" w:lastRow="1" w:firstColumn="0" w:lastColumn="0" w:noHBand="0" w:noVBand="0" w:val="0020"/>
-      </w:tblPr>
-      <w:tblGrid>
-        <w:gridCol w:w="2640"/>
-        <w:gridCol w:w="2640"/>
-        <w:gridCol w:w="2640"/>
-      </w:tblGrid>
-      <w:tr>
-        <w:trPr>
-          <w:tblHeader w:val="on"/>
-        </w:trPr>
-        <w:tc>
-          <w:tcPr>
-            <w:gridSpan w:val="3"/>
-          </w:tcPr>
-          <w:p>
-            <w:pPr>
-              <w:pStyle w:val="Compact"/>
-              <w:jc w:val="center"/>
-            </w:pPr>
-            <w:r>
-              <w:t xml:space="preserve">Caractéristiques des chefs de ménage</w:t>
-            </w:r>
-            <w:r>
-              <w:rPr>
-                <w:vertAlign w:val="superscript"/>
-              </w:rPr>
-              <w:t xml:space="preserve">1</w:t>
-            </w:r>
-          </w:p>
-        </w:tc>
-      </w:tr>
-      <w:tr>
-        <w:trPr>
-          <w:tblHeader w:val="on"/>
-        </w:trPr>
-        <w:tc>
-          <w:tcPr/>
-          <w:p>
-            <w:pPr>
-              <w:pStyle w:val="Compact"/>
-              <w:jc w:val="left"/>
-            </w:pPr>
-            <w:r>
-              <w:t xml:space="preserve">Catégorie</w:t>
-            </w:r>
-          </w:p>
-        </w:tc>
-        <w:tc>
-          <w:tcPr/>
-          <w:p>
-            <w:pPr>
-              <w:pStyle w:val="Compact"/>
-              <w:jc w:val="right"/>
-            </w:pPr>
-            <w:r>
-              <w:t xml:space="preserve">Alaotra</w:t>
-            </w:r>
-          </w:p>
-        </w:tc>
-        <w:tc>
-          <w:tcPr/>
-          <w:p>
-            <w:pPr>
-              <w:pStyle w:val="Compact"/>
-              <w:jc w:val="right"/>
-            </w:pPr>
-            <w:r>
-              <w:t xml:space="preserve">Marovoay</w:t>
-            </w:r>
-          </w:p>
-        </w:tc>
-      </w:tr>
-      <w:tr>
-        <w:tc>
-          <w:tcPr>
-            <w:gridSpan w:val="3"/>
-          </w:tcPr>
-          <w:p>
-            <w:pPr>
-              <w:pStyle w:val="Compact"/>
-              <w:jc w:val="left"/>
-            </w:pPr>
-            <w:r>
-              <w:t xml:space="preserve">Sexe</w:t>
-            </w:r>
-          </w:p>
-        </w:tc>
-      </w:tr>
-      <w:tr>
-        <w:tc>
-          <w:tcPr/>
-          <w:p>
-            <w:pPr>
-              <w:pStyle w:val="Compact"/>
-              <w:jc w:val="left"/>
-            </w:pPr>
-            <w:r>
-              <w:t xml:space="preserve">Femme</w:t>
-            </w:r>
-          </w:p>
-        </w:tc>
-        <w:tc>
-          <w:tcPr/>
-          <w:p>
-            <w:pPr>
-              <w:pStyle w:val="Compact"/>
-              <w:jc w:val="right"/>
-            </w:pPr>
-            <w:r>
-              <w:t xml:space="preserve">21.7%</w:t>
-            </w:r>
-          </w:p>
-        </w:tc>
-        <w:tc>
-          <w:tcPr/>
-          <w:p>
-            <w:pPr>
-              <w:pStyle w:val="Compact"/>
-              <w:jc w:val="right"/>
-            </w:pPr>
-            <w:r>
-              <w:t xml:space="preserve">22%</w:t>
-            </w:r>
-          </w:p>
-        </w:tc>
-      </w:tr>
-      <w:tr>
-        <w:tc>
-          <w:tcPr/>
-          <w:p>
-            <w:pPr>
-              <w:pStyle w:val="Compact"/>
-              <w:jc w:val="left"/>
-            </w:pPr>
-            <w:r>
-              <w:t xml:space="preserve">Homme</w:t>
-            </w:r>
-          </w:p>
-        </w:tc>
-        <w:tc>
-          <w:tcPr/>
-          <w:p>
-            <w:pPr>
-              <w:pStyle w:val="Compact"/>
-              <w:jc w:val="right"/>
-            </w:pPr>
-            <w:r>
-              <w:t xml:space="preserve">78.3%</w:t>
-            </w:r>
-          </w:p>
-        </w:tc>
-        <w:tc>
-          <w:tcPr/>
-          <w:p>
-            <w:pPr>
-              <w:pStyle w:val="Compact"/>
-              <w:jc w:val="right"/>
-            </w:pPr>
-            <w:r>
-              <w:t xml:space="preserve">78%</w:t>
-            </w:r>
-          </w:p>
-        </w:tc>
-      </w:tr>
-      <w:tr>
-        <w:tc>
-          <w:tcPr>
-            <w:gridSpan w:val="3"/>
-          </w:tcPr>
-          <w:p>
-            <w:pPr>
-              <w:pStyle w:val="Compact"/>
-              <w:jc w:val="left"/>
-            </w:pPr>
-            <w:r>
-              <w:t xml:space="preserve">Âge</w:t>
-            </w:r>
-          </w:p>
-        </w:tc>
-      </w:tr>
-      <w:tr>
-        <w:tc>
-          <w:tcPr/>
-          <w:p>
-            <w:pPr>
-              <w:pStyle w:val="Compact"/>
-              <w:jc w:val="left"/>
-            </w:pPr>
-            <w:r>
-              <w:t xml:space="preserve">Minimum</w:t>
-            </w:r>
-          </w:p>
-        </w:tc>
-        <w:tc>
-          <w:tcPr/>
-          <w:p>
-            <w:pPr>
-              <w:pStyle w:val="Compact"/>
-              <w:jc w:val="right"/>
-            </w:pPr>
-            <w:r>
-              <w:t xml:space="preserve">16</w:t>
-            </w:r>
-          </w:p>
-        </w:tc>
-        <w:tc>
-          <w:tcPr/>
-          <w:p>
-            <w:pPr>
-              <w:pStyle w:val="Compact"/>
-              <w:jc w:val="right"/>
-            </w:pPr>
-            <w:r>
-              <w:t xml:space="preserve">18</w:t>
-            </w:r>
-          </w:p>
-        </w:tc>
-      </w:tr>
-      <w:tr>
-        <w:tc>
-          <w:tcPr/>
-          <w:p>
-            <w:pPr>
-              <w:pStyle w:val="Compact"/>
-              <w:jc w:val="left"/>
-            </w:pPr>
-            <w:r>
-              <w:t xml:space="preserve">Mode</w:t>
-            </w:r>
-          </w:p>
-        </w:tc>
-        <w:tc>
-          <w:tcPr/>
-          <w:p>
-            <w:pPr>
-              <w:pStyle w:val="Compact"/>
-              <w:jc w:val="right"/>
-            </w:pPr>
-            <w:r>
-              <w:t xml:space="preserve">27</w:t>
-            </w:r>
-          </w:p>
-        </w:tc>
-        <w:tc>
-          <w:tcPr/>
-          <w:p>
-            <w:pPr>
-              <w:pStyle w:val="Compact"/>
-              <w:jc w:val="right"/>
-            </w:pPr>
-            <w:r>
-              <w:t xml:space="preserve">36</w:t>
-            </w:r>
-          </w:p>
-        </w:tc>
-      </w:tr>
-      <w:tr>
-        <w:tc>
-          <w:tcPr/>
-          <w:p>
-            <w:pPr>
-              <w:pStyle w:val="Compact"/>
-              <w:jc w:val="left"/>
-            </w:pPr>
-            <w:r>
-              <w:t xml:space="preserve">Médiane</w:t>
-            </w:r>
-          </w:p>
-        </w:tc>
-        <w:tc>
-          <w:tcPr/>
-          <w:p>
-            <w:pPr>
-              <w:pStyle w:val="Compact"/>
-              <w:jc w:val="right"/>
-            </w:pPr>
-            <w:r>
-              <w:t xml:space="preserve">43</w:t>
-            </w:r>
-          </w:p>
-        </w:tc>
-        <w:tc>
-          <w:tcPr/>
-          <w:p>
-            <w:pPr>
-              <w:pStyle w:val="Compact"/>
-              <w:jc w:val="right"/>
-            </w:pPr>
-            <w:r>
-              <w:t xml:space="preserve">45</w:t>
-            </w:r>
-          </w:p>
-        </w:tc>
-      </w:tr>
-      <w:tr>
-        <w:tc>
-          <w:tcPr/>
-          <w:p>
-            <w:pPr>
-              <w:pStyle w:val="Compact"/>
-              <w:jc w:val="left"/>
-            </w:pPr>
-            <w:r>
-              <w:t xml:space="preserve">Moyenne</w:t>
-            </w:r>
-          </w:p>
-        </w:tc>
-        <w:tc>
-          <w:tcPr/>
-          <w:p>
-            <w:pPr>
-              <w:pStyle w:val="Compact"/>
-              <w:jc w:val="right"/>
-            </w:pPr>
-            <w:r>
-              <w:t xml:space="preserve">45</w:t>
-            </w:r>
-          </w:p>
-        </w:tc>
-        <w:tc>
-          <w:tcPr/>
-          <w:p>
-            <w:pPr>
-              <w:pStyle w:val="Compact"/>
-              <w:jc w:val="right"/>
-            </w:pPr>
-            <w:r>
-              <w:t xml:space="preserve">46</w:t>
-            </w:r>
-          </w:p>
-        </w:tc>
-      </w:tr>
-      <w:tr>
-        <w:tc>
-          <w:tcPr/>
-          <w:p>
-            <w:pPr>
-              <w:pStyle w:val="Compact"/>
-              <w:jc w:val="left"/>
-            </w:pPr>
-            <w:r>
-              <w:t xml:space="preserve">Maximum</w:t>
-            </w:r>
-          </w:p>
-        </w:tc>
-        <w:tc>
-          <w:tcPr/>
-          <w:p>
-            <w:pPr>
-              <w:pStyle w:val="Compact"/>
-              <w:jc w:val="right"/>
-            </w:pPr>
-            <w:r>
-              <w:t xml:space="preserve">90</w:t>
-            </w:r>
-          </w:p>
-        </w:tc>
-        <w:tc>
-          <w:tcPr/>
-          <w:p>
-            <w:pPr>
-              <w:pStyle w:val="Compact"/>
-              <w:jc w:val="right"/>
-            </w:pPr>
-            <w:r>
-              <w:t xml:space="preserve">96</w:t>
-            </w:r>
-          </w:p>
-        </w:tc>
-      </w:tr>
-      <w:tr>
-        <w:tc>
-          <w:tcPr>
-            <w:gridSpan w:val="3"/>
-          </w:tcPr>
-          <w:p>
-            <w:pPr>
-              <w:pStyle w:val="Compact"/>
-              <w:jc w:val="left"/>
-            </w:pPr>
-            <w:r>
-              <w:rPr>
-                <w:vertAlign w:val="superscript"/>
-              </w:rPr>
-              <w:t xml:space="preserve">1</w:t>
-            </w:r>
-            <w:r>
-              <w:t xml:space="preserve"> </w:t>
-            </w:r>
-            <w:r>
-              <w:t xml:space="preserve">Sexe : effectifs et pourcentages. Âge : statistiques descriptives.</w:t>
-            </w:r>
-          </w:p>
-        </w:tc>
-      </w:tr>
-      <w:tr>
-        <w:tc>
-          <w:tcPr>
-            <w:gridSpan w:val="3"/>
-          </w:tcPr>
-          <w:p>
-            <w:pPr>
-              <w:pStyle w:val="Compact"/>
-              <w:jc w:val="left"/>
-            </w:pPr>
-            <w:r>
-              <w:rPr>
-                <w:b/>
-                <w:bCs/>
-              </w:rPr>
-              <w:t xml:space="preserve">Source : Enquête auprès des OR 2025</w:t>
-            </w:r>
-          </w:p>
-        </w:tc>
-      </w:tr>
-    </w:tbl>
     <w:p>
       <w:pPr>
         <w:pStyle w:val="CaptionedFigure"/>
@@ -4467,10 +4030,6 @@
               <w:jc w:val="center"/>
             </w:pPr>
             <w:r>
-              <w:rPr>
-                <w:b/>
-                <w:bCs/>
-              </w:rPr>
               <w:t xml:space="preserve">Source : Enquête auprès des OR 2025</w:t>
             </w:r>
           </w:p>
@@ -4786,10 +4345,6 @@
               <w:jc w:val="center"/>
             </w:pPr>
             <w:r>
-              <w:rPr>
-                <w:b/>
-                <w:bCs/>
-              </w:rPr>
               <w:t xml:space="preserve">Source : Enquête auprès des OR 2025</w:t>
             </w:r>
           </w:p>
@@ -5162,427 +4717,6 @@
         <w:t xml:space="preserve">À Marovoay, les autres membres du ménage forment une population majoritairement féminine et jeune avec 58.8 % de femmes et 41.1 % d’hommes.Les indicateurs d’âge révèlent un profil démographique caractéristique des populations rurales en croissance. La population affiche une grande jeunesse avec un âge moyen de 18 ans et un âge médian de 14 ans. Pour les membres de 12 ans et plus, la prédominance des mariages selon la tradition (40.3 %) et du célibat (41.3 %) témoigne du maintien des pratiques matrimoniales coutumières.</w:t>
       </w:r>
     </w:p>
-    <w:tbl>
-      <w:tblPr>
-        <w:tblStyle w:val="Table"/>
-        <w:tblW w:type="auto" w:w="0"/>
-        <w:tblLook w:firstRow="1" w:lastRow="1" w:firstColumn="0" w:lastColumn="0" w:noHBand="0" w:noVBand="0" w:val="0020"/>
-      </w:tblPr>
-      <w:tblGrid>
-        <w:gridCol w:w="2640"/>
-        <w:gridCol w:w="2640"/>
-        <w:gridCol w:w="2640"/>
-      </w:tblGrid>
-      <w:tr>
-        <w:trPr>
-          <w:tblHeader w:val="on"/>
-        </w:trPr>
-        <w:tc>
-          <w:tcPr>
-            <w:gridSpan w:val="3"/>
-          </w:tcPr>
-          <w:p>
-            <w:pPr>
-              <w:pStyle w:val="Compact"/>
-              <w:jc w:val="center"/>
-            </w:pPr>
-            <w:r>
-              <w:t xml:space="preserve">Caractéristiques des autres membres de ménage</w:t>
-            </w:r>
-            <w:r>
-              <w:rPr>
-                <w:vertAlign w:val="superscript"/>
-              </w:rPr>
-              <w:t xml:space="preserve">1</w:t>
-            </w:r>
-          </w:p>
-        </w:tc>
-      </w:tr>
-      <w:tr>
-        <w:trPr>
-          <w:tblHeader w:val="on"/>
-        </w:trPr>
-        <w:tc>
-          <w:tcPr/>
-          <w:p>
-            <w:pPr>
-              <w:pStyle w:val="Compact"/>
-              <w:jc w:val="left"/>
-            </w:pPr>
-            <w:r>
-              <w:t xml:space="preserve">Catégorie</w:t>
-            </w:r>
-          </w:p>
-        </w:tc>
-        <w:tc>
-          <w:tcPr/>
-          <w:p>
-            <w:pPr>
-              <w:pStyle w:val="Compact"/>
-              <w:jc w:val="right"/>
-            </w:pPr>
-            <w:r>
-              <w:t xml:space="preserve">Alaotra</w:t>
-            </w:r>
-          </w:p>
-        </w:tc>
-        <w:tc>
-          <w:tcPr/>
-          <w:p>
-            <w:pPr>
-              <w:pStyle w:val="Compact"/>
-              <w:jc w:val="right"/>
-            </w:pPr>
-            <w:r>
-              <w:t xml:space="preserve">Marovoay</w:t>
-            </w:r>
-          </w:p>
-        </w:tc>
-      </w:tr>
-      <w:tr>
-        <w:tc>
-          <w:tcPr>
-            <w:gridSpan w:val="3"/>
-          </w:tcPr>
-          <w:p>
-            <w:pPr>
-              <w:pStyle w:val="Compact"/>
-              <w:jc w:val="left"/>
-            </w:pPr>
-            <w:r>
-              <w:t xml:space="preserve">Sexe</w:t>
-            </w:r>
-          </w:p>
-        </w:tc>
-      </w:tr>
-      <w:tr>
-        <w:tc>
-          <w:tcPr/>
-          <w:p>
-            <w:pPr>
-              <w:pStyle w:val="Compact"/>
-              <w:jc w:val="left"/>
-            </w:pPr>
-            <w:r>
-              <w:t xml:space="preserve">Femme</w:t>
-            </w:r>
-          </w:p>
-        </w:tc>
-        <w:tc>
-          <w:tcPr/>
-          <w:p>
-            <w:pPr>
-              <w:pStyle w:val="Compact"/>
-              <w:jc w:val="right"/>
-            </w:pPr>
-            <w:r>
-              <w:t xml:space="preserve">60%</w:t>
-            </w:r>
-          </w:p>
-        </w:tc>
-        <w:tc>
-          <w:tcPr/>
-          <w:p>
-            <w:pPr>
-              <w:pStyle w:val="Compact"/>
-              <w:jc w:val="right"/>
-            </w:pPr>
-            <w:r>
-              <w:t xml:space="preserve">58.9%</w:t>
-            </w:r>
-          </w:p>
-        </w:tc>
-      </w:tr>
-      <w:tr>
-        <w:tc>
-          <w:tcPr/>
-          <w:p>
-            <w:pPr>
-              <w:pStyle w:val="Compact"/>
-              <w:jc w:val="left"/>
-            </w:pPr>
-            <w:r>
-              <w:t xml:space="preserve">Homme</w:t>
-            </w:r>
-          </w:p>
-        </w:tc>
-        <w:tc>
-          <w:tcPr/>
-          <w:p>
-            <w:pPr>
-              <w:pStyle w:val="Compact"/>
-              <w:jc w:val="right"/>
-            </w:pPr>
-            <w:r>
-              <w:t xml:space="preserve">40%</w:t>
-            </w:r>
-          </w:p>
-        </w:tc>
-        <w:tc>
-          <w:tcPr/>
-          <w:p>
-            <w:pPr>
-              <w:pStyle w:val="Compact"/>
-              <w:jc w:val="right"/>
-            </w:pPr>
-            <w:r>
-              <w:t xml:space="preserve">41.1%</w:t>
-            </w:r>
-          </w:p>
-        </w:tc>
-      </w:tr>
-      <w:tr>
-        <w:tc>
-          <w:tcPr>
-            <w:gridSpan w:val="3"/>
-          </w:tcPr>
-          <w:p>
-            <w:pPr>
-              <w:pStyle w:val="Compact"/>
-              <w:jc w:val="left"/>
-            </w:pPr>
-            <w:r>
-              <w:t xml:space="preserve">Âge</w:t>
-            </w:r>
-          </w:p>
-        </w:tc>
-      </w:tr>
-      <w:tr>
-        <w:tc>
-          <w:tcPr/>
-          <w:p>
-            <w:pPr>
-              <w:pStyle w:val="Compact"/>
-              <w:jc w:val="left"/>
-            </w:pPr>
-            <w:r>
-              <w:t xml:space="preserve">Minimum</w:t>
-            </w:r>
-          </w:p>
-        </w:tc>
-        <w:tc>
-          <w:tcPr/>
-          <w:p>
-            <w:pPr>
-              <w:pStyle w:val="Compact"/>
-              <w:jc w:val="right"/>
-            </w:pPr>
-            <w:r>
-              <w:t xml:space="preserve">0</w:t>
-            </w:r>
-          </w:p>
-        </w:tc>
-        <w:tc>
-          <w:tcPr/>
-          <w:p>
-            <w:pPr>
-              <w:pStyle w:val="Compact"/>
-              <w:jc w:val="right"/>
-            </w:pPr>
-            <w:r>
-              <w:t xml:space="preserve">0</w:t>
-            </w:r>
-          </w:p>
-        </w:tc>
-      </w:tr>
-      <w:tr>
-        <w:tc>
-          <w:tcPr/>
-          <w:p>
-            <w:pPr>
-              <w:pStyle w:val="Compact"/>
-              <w:jc w:val="left"/>
-            </w:pPr>
-            <w:r>
-              <w:t xml:space="preserve">Mode</w:t>
-            </w:r>
-          </w:p>
-        </w:tc>
-        <w:tc>
-          <w:tcPr/>
-          <w:p>
-            <w:pPr>
-              <w:pStyle w:val="Compact"/>
-              <w:jc w:val="right"/>
-            </w:pPr>
-            <w:r>
-              <w:t xml:space="preserve">0</w:t>
-            </w:r>
-          </w:p>
-        </w:tc>
-        <w:tc>
-          <w:tcPr/>
-          <w:p>
-            <w:pPr>
-              <w:pStyle w:val="Compact"/>
-              <w:jc w:val="right"/>
-            </w:pPr>
-            <w:r>
-              <w:t xml:space="preserve">12</w:t>
-            </w:r>
-          </w:p>
-        </w:tc>
-      </w:tr>
-      <w:tr>
-        <w:tc>
-          <w:tcPr/>
-          <w:p>
-            <w:pPr>
-              <w:pStyle w:val="Compact"/>
-              <w:jc w:val="left"/>
-            </w:pPr>
-            <w:r>
-              <w:t xml:space="preserve">Médiane</w:t>
-            </w:r>
-          </w:p>
-        </w:tc>
-        <w:tc>
-          <w:tcPr/>
-          <w:p>
-            <w:pPr>
-              <w:pStyle w:val="Compact"/>
-              <w:jc w:val="right"/>
-            </w:pPr>
-            <w:r>
-              <w:t xml:space="preserve">15</w:t>
-            </w:r>
-          </w:p>
-        </w:tc>
-        <w:tc>
-          <w:tcPr/>
-          <w:p>
-            <w:pPr>
-              <w:pStyle w:val="Compact"/>
-              <w:jc w:val="right"/>
-            </w:pPr>
-            <w:r>
-              <w:t xml:space="preserve">14</w:t>
-            </w:r>
-          </w:p>
-        </w:tc>
-      </w:tr>
-      <w:tr>
-        <w:tc>
-          <w:tcPr/>
-          <w:p>
-            <w:pPr>
-              <w:pStyle w:val="Compact"/>
-              <w:jc w:val="left"/>
-            </w:pPr>
-            <w:r>
-              <w:t xml:space="preserve">Moyenne</w:t>
-            </w:r>
-          </w:p>
-        </w:tc>
-        <w:tc>
-          <w:tcPr/>
-          <w:p>
-            <w:pPr>
-              <w:pStyle w:val="Compact"/>
-              <w:jc w:val="right"/>
-            </w:pPr>
-            <w:r>
-              <w:t xml:space="preserve">19</w:t>
-            </w:r>
-          </w:p>
-        </w:tc>
-        <w:tc>
-          <w:tcPr/>
-          <w:p>
-            <w:pPr>
-              <w:pStyle w:val="Compact"/>
-              <w:jc w:val="right"/>
-            </w:pPr>
-            <w:r>
-              <w:t xml:space="preserve">18</w:t>
-            </w:r>
-          </w:p>
-        </w:tc>
-      </w:tr>
-      <w:tr>
-        <w:tc>
-          <w:tcPr/>
-          <w:p>
-            <w:pPr>
-              <w:pStyle w:val="Compact"/>
-              <w:jc w:val="left"/>
-            </w:pPr>
-            <w:r>
-              <w:t xml:space="preserve">Maximum</w:t>
-            </w:r>
-          </w:p>
-        </w:tc>
-        <w:tc>
-          <w:tcPr/>
-          <w:p>
-            <w:pPr>
-              <w:pStyle w:val="Compact"/>
-              <w:jc w:val="right"/>
-            </w:pPr>
-            <w:r>
-              <w:t xml:space="preserve">93</w:t>
-            </w:r>
-          </w:p>
-        </w:tc>
-        <w:tc>
-          <w:tcPr/>
-          <w:p>
-            <w:pPr>
-              <w:pStyle w:val="Compact"/>
-              <w:jc w:val="right"/>
-            </w:pPr>
-            <w:r>
-              <w:t xml:space="preserve">99</w:t>
-            </w:r>
-          </w:p>
-        </w:tc>
-      </w:tr>
-      <w:tr>
-        <w:tc>
-          <w:tcPr>
-            <w:gridSpan w:val="3"/>
-          </w:tcPr>
-          <w:p>
-            <w:pPr>
-              <w:pStyle w:val="Compact"/>
-              <w:jc w:val="left"/>
-            </w:pPr>
-            <w:r>
-              <w:rPr>
-                <w:vertAlign w:val="superscript"/>
-              </w:rPr>
-              <w:t xml:space="preserve">1</w:t>
-            </w:r>
-            <w:r>
-              <w:t xml:space="preserve"> </w:t>
-            </w:r>
-            <w:r>
-              <w:t xml:space="preserve">Sexe : pourcentages. Âge : statistiques descriptives.</w:t>
-            </w:r>
-          </w:p>
-        </w:tc>
-      </w:tr>
-      <w:tr>
-        <w:tc>
-          <w:tcPr>
-            <w:gridSpan w:val="3"/>
-          </w:tcPr>
-          <w:p>
-            <w:pPr>
-              <w:pStyle w:val="Compact"/>
-              <w:jc w:val="left"/>
-            </w:pPr>
-            <w:r>
-              <w:rPr>
-                <w:b/>
-                <w:bCs/>
-              </w:rPr>
-              <w:t xml:space="preserve">Source : Enquête auprès des OR 2025</w:t>
-            </w:r>
-          </w:p>
-        </w:tc>
-      </w:tr>
-    </w:tbl>
     <w:p>
       <w:pPr>
         <w:pStyle w:val="CaptionedFigure"/>
@@ -6183,10 +5317,6 @@
               <w:jc w:val="center"/>
             </w:pPr>
             <w:r>
-              <w:rPr>
-                <w:b/>
-                <w:bCs/>
-              </w:rPr>
               <w:t xml:space="preserve">Source : Enquête auprès des OR 2025</w:t>
             </w:r>
           </w:p>
@@ -6462,10 +5592,6 @@
               <w:jc w:val="left"/>
             </w:pPr>
             <w:r>
-              <w:rPr>
-                <w:b/>
-                <w:bCs/>
-              </w:rPr>
               <w:t xml:space="preserve">Source : Enquête auprès des OR 2025</w:t>
             </w:r>
           </w:p>
@@ -8971,10 +8097,6 @@
               <w:jc w:val="left"/>
             </w:pPr>
             <w:r>
-              <w:rPr>
-                <w:b/>
-                <w:bCs/>
-              </w:rPr>
               <w:t xml:space="preserve">Source : Enquête auprès des OR 2025</w:t>
             </w:r>
           </w:p>
@@ -9385,7 +8507,7 @@
                     <a:graphicData uri="http://schemas.openxmlformats.org/drawingml/2006/picture">
                       <pic:pic>
                         <pic:nvPicPr>
-                          <pic:cNvPr descr="C:\PROGRA~1\Quarto\share\formats\docx\caution.png" id="297" name="Picture"/>
+                          <pic:cNvPr descr="c:\PROGRA~1\Positron\RESOUR~1\app\quarto\share\formats\docx\caution.png" id="297" name="Picture"/>
                           <pic:cNvPicPr>
                             <a:picLocks noChangeArrowheads="1" noChangeAspect="1"/>
                           </pic:cNvPicPr>
@@ -9854,7 +8976,7 @@
                     <a:graphicData uri="http://schemas.openxmlformats.org/drawingml/2006/picture">
                       <pic:pic>
                         <pic:nvPicPr>
-                          <pic:cNvPr descr="C:\PROGRA~1\Quarto\share\formats\docx\warning.png" id="313" name="Picture"/>
+                          <pic:cNvPr descr="c:\PROGRA~1\Positron\RESOUR~1\app\quarto\share\formats\docx\warning.png" id="313" name="Picture"/>
                           <pic:cNvPicPr>
                             <a:picLocks noChangeArrowheads="1" noChangeAspect="1"/>
                           </pic:cNvPicPr>
@@ -10604,10 +9726,6 @@
               <w:jc w:val="left"/>
             </w:pPr>
             <w:r>
-              <w:rPr>
-                <w:b/>
-                <w:bCs/>
-              </w:rPr>
               <w:t xml:space="preserve">Source : Enquête auprès des OR 2025</w:t>
             </w:r>
           </w:p>
@@ -11458,10 +10576,6 @@
                     <w:jc w:val="center"/>
                   </w:pPr>
                   <w:r>
-                    <w:rPr>
-                      <w:b/>
-                      <w:bCs/>
-                    </w:rPr>
                     <w:t xml:space="preserve">Source : Enquête auprès des OR 2025</w:t>
                   </w:r>
                 </w:p>
@@ -12129,10 +11243,6 @@
               <w:jc w:val="left"/>
             </w:pPr>
             <w:r>
-              <w:rPr>
-                <w:b/>
-                <w:bCs/>
-              </w:rPr>
               <w:t xml:space="preserve">Source : Enquête auprès des OR 2025</w:t>
             </w:r>
           </w:p>
@@ -12474,10 +11584,6 @@
               <w:jc w:val="left"/>
             </w:pPr>
             <w:r>
-              <w:rPr>
-                <w:b/>
-                <w:bCs/>
-              </w:rPr>
               <w:t xml:space="preserve">Source : Enquête auprès des OR 2025</w:t>
             </w:r>
           </w:p>
@@ -13149,10 +12255,6 @@
               <w:jc w:val="left"/>
             </w:pPr>
             <w:r>
-              <w:rPr>
-                <w:b/>
-                <w:bCs/>
-              </w:rPr>
               <w:t xml:space="preserve">Source : Enquête auprès des OR 2025</w:t>
             </w:r>
           </w:p>
@@ -13614,10 +12716,6 @@
               <w:jc w:val="left"/>
             </w:pPr>
             <w:r>
-              <w:rPr>
-                <w:b/>
-                <w:bCs/>
-              </w:rPr>
               <w:t xml:space="preserve">Source : Enquête auprès des OR 2025</w:t>
             </w:r>
           </w:p>
@@ -13952,7 +13050,7 @@
                     <a:graphicData uri="http://schemas.openxmlformats.org/drawingml/2006/picture">
                       <pic:pic>
                         <pic:nvPicPr>
-                          <pic:cNvPr descr="C:\PROGRA~1\Quarto\share\formats\docx\note.png" id="392" name="Picture"/>
+                          <pic:cNvPr descr="c:\PROGRA~1\Positron\RESOUR~1\app\quarto\share\formats\docx\note.png" id="392" name="Picture"/>
                           <pic:cNvPicPr>
                             <a:picLocks noChangeArrowheads="1" noChangeAspect="1"/>
                           </pic:cNvPicPr>
@@ -14988,7 +14086,7 @@
                     <a:graphicData uri="http://schemas.openxmlformats.org/drawingml/2006/picture">
                       <pic:pic>
                         <pic:nvPicPr>
-                          <pic:cNvPr descr="C:\PROGRA~1\Quarto\share\formats\docx\warning.png" id="437" name="Picture"/>
+                          <pic:cNvPr descr="c:\PROGRA~1\Positron\RESOUR~1\app\quarto\share\formats\docx\warning.png" id="437" name="Picture"/>
                           <pic:cNvPicPr>
                             <a:picLocks noChangeArrowheads="1" noChangeAspect="1"/>
                           </pic:cNvPicPr>
@@ -18767,7 +17865,7 @@
                     <a:graphicData uri="http://schemas.openxmlformats.org/drawingml/2006/picture">
                       <pic:pic>
                         <pic:nvPicPr>
-                          <pic:cNvPr descr="C:\PROGRA~1\Quarto\share\formats\docx\warning.png" id="522" name="Picture"/>
+                          <pic:cNvPr descr="c:\PROGRA~1\Positron\RESOUR~1\app\quarto\share\formats\docx\warning.png" id="522" name="Picture"/>
                           <pic:cNvPicPr>
                             <a:picLocks noChangeArrowheads="1" noChangeAspect="1"/>
                           </pic:cNvPicPr>
@@ -28444,7 +27542,7 @@
                     <a:graphicData uri="http://schemas.openxmlformats.org/drawingml/2006/picture">
                       <pic:pic>
                         <pic:nvPicPr>
-                          <pic:cNvPr descr="C:\PROGRA~1\Quarto\share\formats\docx\warning.png" id="683" name="Picture"/>
+                          <pic:cNvPr descr="c:\PROGRA~1\Positron\RESOUR~1\app\quarto\share\formats\docx\warning.png" id="683" name="Picture"/>
                           <pic:cNvPicPr>
                             <a:picLocks noChangeArrowheads="1" noChangeAspect="1"/>
                           </pic:cNvPicPr>
@@ -33101,7 +32199,7 @@
                     <a:graphicData uri="http://schemas.openxmlformats.org/drawingml/2006/picture">
                       <pic:pic>
                         <pic:nvPicPr>
-                          <pic:cNvPr descr="C:\PROGRA~1\Quarto\share\formats\docx\warning.png" id="743" name="Picture"/>
+                          <pic:cNvPr descr="c:\PROGRA~1\Positron\RESOUR~1\app\quarto\share\formats\docx\warning.png" id="743" name="Picture"/>
                           <pic:cNvPicPr>
                             <a:picLocks noChangeArrowheads="1" noChangeAspect="1"/>
                           </pic:cNvPicPr>
@@ -34489,10 +33587,6 @@
                     <w:jc w:val="center"/>
                   </w:pPr>
                   <w:r>
-                    <w:rPr>
-                      <w:b/>
-                      <w:bCs/>
-                    </w:rPr>
                     <w:t xml:space="preserve">Source : Enquête auprès des OR 2025</w:t>
                   </w:r>
                 </w:p>
@@ -35623,10 +34717,6 @@
                     <w:jc w:val="center"/>
                   </w:pPr>
                   <w:r>
-                    <w:rPr>
-                      <w:b/>
-                      <w:bCs/>
-                    </w:rPr>
                     <w:t xml:space="preserve">Source : Enquête auprès des OR 2025</w:t>
                   </w:r>
                 </w:p>
@@ -36048,10 +35138,6 @@
                     <w:jc w:val="center"/>
                   </w:pPr>
                   <w:r>
-                    <w:rPr>
-                      <w:b/>
-                      <w:bCs/>
-                    </w:rPr>
                     <w:t xml:space="preserve">Source : Enquête auprès des OR 2025</w:t>
                   </w:r>
                 </w:p>
@@ -37167,10 +36253,6 @@
                     <w:jc w:val="center"/>
                   </w:pPr>
                   <w:r>
-                    <w:rPr>
-                      <w:b/>
-                      <w:bCs/>
-                    </w:rPr>
                     <w:t xml:space="preserve">Source : Enquête auprès des OR 2025</w:t>
                   </w:r>
                 </w:p>
@@ -38013,10 +37095,6 @@
                     <w:jc w:val="center"/>
                   </w:pPr>
                   <w:r>
-                    <w:rPr>
-                      <w:b/>
-                      <w:bCs/>
-                    </w:rPr>
                     <w:t xml:space="preserve">Source : Enquête auprès des OR 2025</w:t>
                   </w:r>
                 </w:p>
@@ -38817,7 +37895,7 @@
                     <a:graphicData uri="http://schemas.openxmlformats.org/drawingml/2006/picture">
                       <pic:pic>
                         <pic:nvPicPr>
-                          <pic:cNvPr descr="C:\PROGRA~1\Quarto\share\formats\docx\warning.png" id="870" name="Picture"/>
+                          <pic:cNvPr descr="c:\PROGRA~1\Positron\RESOUR~1\app\quarto\share\formats\docx\warning.png" id="870" name="Picture"/>
                           <pic:cNvPicPr>
                             <a:picLocks noChangeArrowheads="1" noChangeAspect="1"/>
                           </pic:cNvPicPr>
@@ -40250,7 +39328,7 @@
                     <a:graphicData uri="http://schemas.openxmlformats.org/drawingml/2006/picture">
                       <pic:pic>
                         <pic:nvPicPr>
-                          <pic:cNvPr descr="C:\PROGRA~1\Quarto\share\formats\docx\warning.png" id="918" name="Picture"/>
+                          <pic:cNvPr descr="c:\PROGRA~1\Positron\RESOUR~1\app\quarto\share\formats\docx\warning.png" id="918" name="Picture"/>
                           <pic:cNvPicPr>
                             <a:picLocks noChangeArrowheads="1" noChangeAspect="1"/>
                           </pic:cNvPicPr>

--- a/docs/rapport-consolide.docx
+++ b/docs/rapport-consolide.docx
@@ -63,7 +63,7 @@
         <w:pStyle w:val="Date"/>
       </w:pPr>
       <w:r>
-        <w:t xml:space="preserve">2026-06-29</w:t>
+        <w:t xml:space="preserve">2026-07-08</w:t>
       </w:r>
     </w:p>
     <w:p xmlns:w="http://schemas.openxmlformats.org/wordprocessingml/2006/main" xmlns:r="http://schemas.openxmlformats.org/officeDocument/2006/relationships" xmlns:wp="http://schemas.openxmlformats.org/drawingml/2006/wordprocessingDrawing" xmlns:a="http://schemas.openxmlformats.org/drawingml/2006/main" xmlns:pic="http://schemas.openxmlformats.org/drawingml/2006/picture">
@@ -502,22 +502,6 @@
         <w:pStyle w:val="Corpsdetexte"/>
       </w:pPr>
       <w:r>
-        <w:t xml:space="preserve">Les enquêtes de l’observatoire rural de Marovoay ont été menées de manière régulière entre 1995 et 2014, avec une seule interruption l’année 2009 en raison de la crise politique qui a secoué le pays. La campagne 2025, réalisée par le projet BETSAKA, renoue avec ce suivi après une interruption de plus de dix ans. L’enquête conserve les instruments et la méthodologie des campagnes antérieures, tout en reprenant des ajustements faits dans le cadre de l’observatoire du Makay en 2022 et 2024, et en les adaptant au contexte actuel.</w:t>
-      </w:r>
-    </w:p>
-    <w:p>
-      <w:pPr>
-        <w:pStyle w:val="Corpsdetexte"/>
-      </w:pPr>
-      <w:r>
-        <w:t xml:space="preserve">Les enquêtes de l’observatoire rural d’Alaotra ont été menées de manière régulière entre 1999 et 2014, avec une seule interruption l’année 2009 en raison de la crise politique qui a secoué le pays. La campagne 2025, réalisée par le projet BETSAKA, renoue avec ce suivi après une interruption de plus de dix ans. L’enquête conserve les instruments et la méthodologie des campagnes antérieures, tout en reprenant des ajustements faits dans le cadre de l’observatoire du Makay en 2022 et 2024, et en les adaptant au contexte actuel.</w:t>
-      </w:r>
-    </w:p>
-    <w:p>
-      <w:pPr>
-        <w:pStyle w:val="Corpsdetexte"/>
-      </w:pPr>
-      <w:r>
         <w:t xml:space="preserve">Les principales modifications du questionnaire concernent :</w:t>
       </w:r>
     </w:p>
@@ -540,7 +524,7 @@
         </w:numPr>
       </w:pPr>
       <w:r>
-        <w:t xml:space="preserve">l’introduction de nouveaux modules sur les feux (S), le rapport des ménages ruraux avec l’environnement (RM-UM-AP).</w:t>
+        <w:t xml:space="preserve">l’introduction de nouveaux modules sur les évènements climatiques extrêmes (CC), la sécurité alimentaire (SA-SSA), feux (S), le rapport des ménages ruraux avec l’environnement (RM-UM-AP).</w:t>
       </w:r>
     </w:p>
     <w:p>
@@ -840,7 +824,45 @@
         <w:pStyle w:val="FirstParagraph"/>
       </w:pPr>
       <w:r>
-        <w:t xml:space="preserve">Au total, 507 ménages enquêtés à Alaotra, pour 1 975 individus. A Marovoay, 519 ménages ont été enquêtés pour 2 297 individus.</w:t>
+        <w:t xml:space="preserve">A Alaotra, 507 ménages sont enquêtés pour 1 975 individus.</w:t>
+      </w:r>
+    </w:p>
+    <w:p>
+      <w:pPr>
+        <w:pStyle w:val="Corpsdetexte"/>
+      </w:pPr>
+      <w:r>
+        <w:t xml:space="preserve">:::: {.content-hidden when-profile=</w:t>
+      </w:r>
+      <w:r>
+        <w:t xml:space="preserve">“alaotra”</w:t>
+      </w:r>
+      <w:r>
+        <w:t xml:space="preserve">}</w:t>
+      </w:r>
+      <w:r>
+        <w:t xml:space="preserve"> </w:t>
+      </w:r>
+      <w:r>
+        <w:t xml:space="preserve">::: obs-marovoay</w:t>
+      </w:r>
+      <w:r>
+        <w:t xml:space="preserve"> </w:t>
+      </w:r>
+      <w:r>
+        <w:t xml:space="preserve">A Marovoay, 519 ménages ont été enquêtés pour 2 297 individus.</w:t>
+      </w:r>
+      <w:r>
+        <w:t xml:space="preserve"> </w:t>
+      </w:r>
+      <w:r>
+        <w:t xml:space="preserve">:::</w:t>
+      </w:r>
+      <w:r>
+        <w:t xml:space="preserve"> </w:t>
+      </w:r>
+      <w:r>
+        <w:t xml:space="preserve">::::</w:t>
       </w:r>
     </w:p>
     <w:p>
@@ -5003,32 +5025,6 @@
         <w:pStyle w:val="FirstParagraph"/>
       </w:pPr>
       <w:r>
-        <w:rPr>
-          <w:b/>
-          <w:bCs/>
-        </w:rPr>
-        <w:t xml:space="preserve">FIGURE ET INTERPRETATION POUR</w:t>
-      </w:r>
-      <w:r>
-        <w:rPr>
-          <w:b/>
-          <w:bCs/>
-        </w:rPr>
-        <w:t xml:space="preserve"> </w:t>
-      </w:r>
-      <w:r>
-        <w:rPr>
-          <w:b/>
-          <w:bCs/>
-        </w:rPr>
-        <w:t xml:space="preserve">“APTITUDE A LA LECTURE DES AUTRES MEMBRES”</w:t>
-      </w:r>
-    </w:p>
-    <w:p>
-      <w:pPr>
-        <w:pStyle w:val="Corpsdetexte"/>
-      </w:pPr>
-      <w:r>
         <w:t xml:space="preserve">A Alaotra, les femmes affichent une maîtrise de la lecture supérieure à celle des hommes avec une maitrise de 76.5 % contre 69.5 % respectivement. Les personnes lisant avec effort représentent 7.5 % des femmes et 9.0 % des hommes. L’absence totale de capacité de lecture concerne 15.9 % des femmes et 21.6 % des hommes.</w:t>
       </w:r>
     </w:p>
@@ -5414,13 +5410,13 @@
         <w:t xml:space="preserve">Le taux de scolarisation des enfants de 6 à 14 ans constitue un indicateur clé du développement humain et de l’investissement des ménages dans l’éducation.</w:t>
       </w:r>
     </w:p>
-    <w:bookmarkStart w:id="276" w:name="X6d9aa1dd44c1ac9e432add0b434b8dafb589d26"/>
+    <w:bookmarkStart w:id="276" w:name="X018eed9deeb686660e0600abc5f043ef00d6169"/>
     <w:p>
       <w:pPr>
         <w:pStyle w:val="Titre4"/>
       </w:pPr>
       <w:r>
-        <w:t xml:space="preserve">2.3.3.1 Taux de scolarisation des enfants de 6 à 14 ans</w:t>
+        <w:t xml:space="preserve">2.3.3.1 Taux net de scolarisation des enfants de 6 à 14 ans</w:t>
       </w:r>
     </w:p>
     <w:p>
@@ -5428,15 +5424,15 @@
         <w:pStyle w:val="FirstParagraph"/>
       </w:pPr>
       <w:r>
-        <w:t xml:space="preserve">Dans l’Alaotra, le taux de scolarisation s’élève à 93.7 %.</w:t>
-      </w:r>
-    </w:p>
-    <w:p>
-      <w:pPr>
-        <w:pStyle w:val="Corpsdetexte"/>
-      </w:pPr>
-      <w:r>
-        <w:t xml:space="preserve">Dans Marovoay, le taux de scolarisation s’élève à 81.7 %.</w:t>
+        <w:t xml:space="preserve">Dans l’Alaotra, le taux net de scolarisation s’élève à 93.7 %.</w:t>
+      </w:r>
+    </w:p>
+    <w:p>
+      <w:pPr>
+        <w:pStyle w:val="Corpsdetexte"/>
+      </w:pPr>
+      <w:r>
+        <w:t xml:space="preserve">Dans Marovoay, le taux net de scolarisation s’élève à 81.7 %.</w:t>
       </w:r>
     </w:p>
     <w:tbl>
